--- a/development/CSMP_BoundaryRedesign.docx
+++ b/development/CSMP_BoundaryRedesign.docx
@@ -1,47 +1,49 @@
 
 <file path=word/document.xml><?xml version="1.0" encoding="utf-8"?>
-<w:document xmlns:r="http://schemas.openxmlformats.org/officeDocument/2006/relationships" xmlns:wp="http://schemas.openxmlformats.org/drawingml/2006/wordprocessingDrawing" xmlns:w="http://schemas.openxmlformats.org/wordprocessingml/2006/main" xmlns:w10="urn:schemas-microsoft-com:office:word" xmlns:w14="http://schemas.microsoft.com/office/word/2010/wordml" xmlns:wps="http://schemas.microsoft.com/office/word/2010/wordprocessingShape" xmlns:wpg="http://schemas.microsoft.com/office/word/2010/wordprocessingGroup" xmlns:mc="http://schemas.openxmlformats.org/markup-compatibility/2006" xmlns:v="urn:schemas-microsoft-com:vml" xmlns:o="urn:schemas-microsoft-com:office:office" xmlns:m="http://schemas.openxmlformats.org/officeDocument/2006/math" mc:Ignorable="w14">
+<w:document xmlns:wpc="http://schemas.microsoft.com/office/word/2010/wordprocessingCanvas" xmlns:cx="http://schemas.microsoft.com/office/drawing/2014/chartex" xmlns:cx1="http://schemas.microsoft.com/office/drawing/2015/9/8/chartex" xmlns:cx2="http://schemas.microsoft.com/office/drawing/2015/10/21/chartex" xmlns:cx3="http://schemas.microsoft.com/office/drawing/2016/5/9/chartex" xmlns:cx4="http://schemas.microsoft.com/office/drawing/2016/5/10/chartex" xmlns:cx5="http://schemas.microsoft.com/office/drawing/2016/5/11/chartex" xmlns:cx6="http://schemas.microsoft.com/office/drawing/2016/5/12/chartex" xmlns:cx7="http://schemas.microsoft.com/office/drawing/2016/5/13/chartex" xmlns:cx8="http://schemas.microsoft.com/office/drawing/2016/5/14/chartex" xmlns:mc="http://schemas.openxmlformats.org/markup-compatibility/2006" xmlns:aink="http://schemas.microsoft.com/office/drawing/2016/ink" xmlns:am3d="http://schemas.microsoft.com/office/drawing/2017/model3d" xmlns:o="urn:schemas-microsoft-com:office:office" xmlns:r="http://schemas.openxmlformats.org/officeDocument/2006/relationships" xmlns:m="http://schemas.openxmlformats.org/officeDocument/2006/math" xmlns:v="urn:schemas-microsoft-com:vml" xmlns:wp14="http://schemas.microsoft.com/office/word/2010/wordprocessingDrawing" xmlns:wp="http://schemas.openxmlformats.org/drawingml/2006/wordprocessingDrawing" xmlns:w10="urn:schemas-microsoft-com:office:word" xmlns:w="http://schemas.openxmlformats.org/wordprocessingml/2006/main" xmlns:w14="http://schemas.microsoft.com/office/word/2010/wordml" xmlns:w15="http://schemas.microsoft.com/office/word/2012/wordml" xmlns:w16cid="http://schemas.microsoft.com/office/word/2016/wordml/cid" xmlns:w16se="http://schemas.microsoft.com/office/word/2015/wordml/symex" xmlns:wpg="http://schemas.microsoft.com/office/word/2010/wordprocessingGroup" xmlns:wpi="http://schemas.microsoft.com/office/word/2010/wordprocessingInk" xmlns:wne="http://schemas.microsoft.com/office/word/2006/wordml" xmlns:wps="http://schemas.microsoft.com/office/word/2010/wordprocessingShape" mc:Ignorable="w14 w15 w16se w16cid wp14">
   <w:background w:color="FFFFFF"/>
   <w:body>
     <w:p>
       <w:pPr>
         <w:pStyle w:val="Heading"/>
-        <w:bidi w:val="0"/>
-      </w:pPr>
-      <w:r>
-        <w:rPr>
-          <w:rtl w:val="0"/>
-        </w:rPr>
-        <w:t>CSMP  Boundary -  SplitBoundary Redesign</w:t>
-      </w:r>
-    </w:p>
-    <w:p>
-      <w:pPr>
-        <w:pStyle w:val="Body"/>
-        <w:bidi w:val="0"/>
-      </w:pPr>
-    </w:p>
-    <w:p>
-      <w:pPr>
-        <w:pStyle w:val="Body"/>
-        <w:bidi w:val="0"/>
-        <w:rPr>
-          <w:i w:val="1"/>
-          <w:iCs w:val="1"/>
-        </w:rPr>
-      </w:pPr>
-      <w:r>
-        <w:rPr>
-          <w:rtl w:val="0"/>
-        </w:rPr>
+      </w:pPr>
+      <w:proofErr w:type="gramStart"/>
+      <w:r>
+        <w:t>CSMP  Boundary</w:t>
+      </w:r>
+      <w:proofErr w:type="gramEnd"/>
+      <w:r>
+        <w:t xml:space="preserve"> -  </w:t>
+      </w:r>
+      <w:proofErr w:type="spellStart"/>
+      <w:r>
+        <w:t>SplitBoundary</w:t>
+      </w:r>
+      <w:proofErr w:type="spellEnd"/>
+      <w:r>
+        <w:t xml:space="preserve"> Redesign</w:t>
+      </w:r>
+    </w:p>
+    <w:p>
+      <w:pPr>
+        <w:pStyle w:val="Body"/>
+      </w:pPr>
+    </w:p>
+    <w:p>
+      <w:pPr>
+        <w:pStyle w:val="Body"/>
+        <w:rPr>
+          <w:i/>
+          <w:iCs/>
+        </w:rPr>
+      </w:pPr>
+      <w:r>
         <w:t xml:space="preserve">Outside of CSMP: Boundary construction in ANSYS - split boundaries are created there, get imported into CSMP and matching elements are searched for by post-processing </w:t>
       </w:r>
       <w:r>
         <w:rPr>
-          <w:i w:val="1"/>
-          <w:iCs w:val="1"/>
-          <w:rtl w:val="0"/>
-          <w:lang w:val="en-US"/>
+          <w:i/>
+          <w:iCs/>
         </w:rPr>
         <w:t>(use this as a way to unit-test CSMP internal algorithms).</w:t>
       </w:r>
@@ -49,19 +51,17 @@
     <w:p>
       <w:pPr>
         <w:pStyle w:val="Body"/>
-        <w:bidi w:val="0"/>
-      </w:pPr>
-    </w:p>
-    <w:p>
-      <w:pPr>
-        <w:pStyle w:val="Body"/>
-        <w:bidi w:val="0"/>
-      </w:pPr>
-      <w:r>
-        <w:rPr>
-          <w:rtl w:val="0"/>
-        </w:rPr>
-        <w:t>Inside of CSMP: Boundary construction in 3 different scenarios:</w:t>
+      </w:pPr>
+    </w:p>
+    <w:p>
+      <w:pPr>
+        <w:pStyle w:val="Body"/>
+      </w:pPr>
+      <w:r>
+        <w:t>Inside of CSMP: Boundary cons</w:t>
+      </w:r>
+      <w:r>
+        <w:t>truction in 3 different scenarios:</w:t>
       </w:r>
     </w:p>
     <w:p>
@@ -73,20 +73,26 @@
         </w:numPr>
         <w:spacing w:before="60" w:after="100"/>
         <w:rPr>
-          <w:b w:val="1"/>
-          <w:bCs w:val="1"/>
-          <w:lang w:val="en-US"/>
-        </w:rPr>
-      </w:pPr>
-      <w:r>
-        <w:rPr>
-          <w:b w:val="1"/>
-          <w:bCs w:val="1"/>
-          <w:rtl w:val="0"/>
-          <w:lang w:val="en-US"/>
-        </w:rPr>
-        <w:t>Around a volumetric region: CreateAround</w:t>
-      </w:r>
+          <w:b/>
+          <w:bCs/>
+        </w:rPr>
+      </w:pPr>
+      <w:r>
+        <w:rPr>
+          <w:b/>
+          <w:bCs/>
+        </w:rPr>
+        <w:t xml:space="preserve">Around a volumetric region: </w:t>
+      </w:r>
+      <w:proofErr w:type="spellStart"/>
+      <w:r>
+        <w:rPr>
+          <w:b/>
+          <w:bCs/>
+        </w:rPr>
+        <w:t>CreateAround</w:t>
+      </w:r>
+      <w:proofErr w:type="spellEnd"/>
     </w:p>
     <w:p>
       <w:pPr>
@@ -96,15 +102,8 @@
           <w:numId w:val="1"/>
         </w:numPr>
         <w:spacing w:before="60" w:after="100"/>
-        <w:rPr>
-          <w:lang w:val="en-US"/>
-        </w:rPr>
-      </w:pPr>
-      <w:r>
-        <w:rPr>
-          <w:rtl w:val="0"/>
-          <w:lang w:val="en-US"/>
-        </w:rPr>
+      </w:pPr>
+      <w:r>
         <w:t>outside: around model; this must work even if the volumetric region is non-unique</w:t>
       </w:r>
     </w:p>
@@ -116,16 +115,12 @@
           <w:numId w:val="1"/>
         </w:numPr>
         <w:spacing w:before="60" w:after="100"/>
-        <w:rPr>
-          <w:lang w:val="en-US"/>
-        </w:rPr>
-      </w:pPr>
-      <w:r>
-        <w:rPr>
-          <w:rtl w:val="0"/>
-          <w:lang w:val="en-US"/>
-        </w:rPr>
-        <w:t>inside: around a region that is inside or shares only one side with the outside boundary of the model</w:t>
+      </w:pPr>
+      <w:r>
+        <w:t>inside: around a region that is inside or shares only one side with the outside boundary of the mo</w:t>
+      </w:r>
+      <w:r>
+        <w:t>del</w:t>
       </w:r>
     </w:p>
     <w:p>
@@ -137,19 +132,32 @@
         </w:numPr>
         <w:spacing w:before="60" w:after="100"/>
         <w:rPr>
-          <w:b w:val="1"/>
-          <w:bCs w:val="1"/>
-          <w:lang w:val="en-US"/>
-        </w:rPr>
-      </w:pPr>
-      <w:r>
-        <w:rPr>
-          <w:b w:val="1"/>
-          <w:bCs w:val="1"/>
-          <w:rtl w:val="0"/>
-          <w:lang w:val="en-US"/>
-        </w:rPr>
-        <w:t>(Overlap) between volumetric regions: Create(Boundary)Between</w:t>
+          <w:b/>
+          <w:bCs/>
+        </w:rPr>
+      </w:pPr>
+      <w:r>
+        <w:rPr>
+          <w:b/>
+          <w:bCs/>
+        </w:rPr>
+        <w:t xml:space="preserve">(Overlap) between volumetric regions: </w:t>
+      </w:r>
+      <w:proofErr w:type="gramStart"/>
+      <w:r>
+        <w:rPr>
+          <w:b/>
+          <w:bCs/>
+        </w:rPr>
+        <w:t>Create(</w:t>
+      </w:r>
+      <w:proofErr w:type="gramEnd"/>
+      <w:r>
+        <w:rPr>
+          <w:b/>
+          <w:bCs/>
+        </w:rPr>
+        <w:t>Boundary)Between</w:t>
       </w:r>
     </w:p>
     <w:p>
@@ -161,39 +169,34 @@
         </w:numPr>
         <w:spacing w:before="60" w:after="100"/>
         <w:rPr>
-          <w:b w:val="1"/>
-          <w:bCs w:val="1"/>
-          <w:color w:val="008e00"/>
-          <w:lang w:val="en-US"/>
-        </w:rPr>
-      </w:pPr>
-      <w:r>
-        <w:rPr>
-          <w:b w:val="1"/>
-          <w:bCs w:val="1"/>
-          <w:color w:val="008e00"/>
-          <w:rtl w:val="0"/>
-          <w:lang w:val="en-US"/>
+          <w:b/>
+          <w:bCs/>
+          <w:color w:val="008E00"/>
+        </w:rPr>
+      </w:pPr>
+      <w:r>
+        <w:rPr>
+          <w:b/>
+          <w:bCs/>
+          <w:color w:val="008E00"/>
         </w:rPr>
         <w:t xml:space="preserve">From a lower dimensional region: </w:t>
       </w:r>
-      <w:r>
-        <w:rPr>
-          <w:b w:val="1"/>
-          <w:bCs w:val="1"/>
-          <w:color w:val="008e00"/>
-          <w:rtl w:val="0"/>
-          <w:lang w:val="en-US"/>
+      <w:proofErr w:type="spellStart"/>
+      <w:r>
+        <w:rPr>
+          <w:b/>
+          <w:bCs/>
+          <w:color w:val="008E00"/>
         </w:rPr>
         <w:t>CreateInternalBoundaryFrom</w:t>
       </w:r>
-      <w:r>
-        <w:rPr>
-          <w:b w:val="1"/>
-          <w:bCs w:val="1"/>
-          <w:color w:val="008e00"/>
-          <w:rtl w:val="0"/>
-          <w:lang w:val="en-US"/>
+      <w:proofErr w:type="spellEnd"/>
+      <w:r>
+        <w:rPr>
+          <w:b/>
+          <w:bCs/>
+          <w:color w:val="008E00"/>
         </w:rPr>
         <w:t xml:space="preserve"> (contains technology useful for other operations)</w:t>
       </w:r>
@@ -207,17 +210,14 @@
         </w:numPr>
         <w:spacing w:before="60" w:after="100"/>
         <w:rPr>
-          <w:b w:val="1"/>
-          <w:bCs w:val="1"/>
-          <w:lang w:val="en-US"/>
-        </w:rPr>
-      </w:pPr>
-      <w:r>
-        <w:rPr>
-          <w:b w:val="1"/>
-          <w:bCs w:val="1"/>
-          <w:rtl w:val="0"/>
-          <w:lang w:val="en-US"/>
+          <w:b/>
+          <w:bCs/>
+        </w:rPr>
+      </w:pPr>
+      <w:r>
+        <w:rPr>
+          <w:b/>
+          <w:bCs/>
         </w:rPr>
         <w:t>Connection of nodes with elements, faces, and interfaces</w:t>
       </w:r>
@@ -231,51 +231,49 @@
         </w:numPr>
         <w:spacing w:before="60" w:after="100"/>
         <w:rPr>
-          <w:b w:val="1"/>
-          <w:bCs w:val="1"/>
-          <w:lang w:val="en-US"/>
-        </w:rPr>
-      </w:pPr>
-      <w:r>
-        <w:rPr>
-          <w:b w:val="1"/>
-          <w:bCs w:val="1"/>
-          <w:rtl w:val="0"/>
-          <w:lang w:val="en-US"/>
-        </w:rPr>
-        <w:t>Compute dip and dip direction of boundaries</w:t>
-      </w:r>
-    </w:p>
-    <w:p>
-      <w:pPr>
-        <w:pStyle w:val="Body"/>
-        <w:spacing w:before="60" w:after="100"/>
-        <w:rPr>
-          <w:b w:val="1"/>
-          <w:bCs w:val="1"/>
-          <w:color w:val="008e00"/>
-        </w:rPr>
-      </w:pPr>
-    </w:p>
-    <w:p>
-      <w:pPr>
-        <w:pStyle w:val="Body"/>
-        <w:spacing w:before="60" w:after="100"/>
-      </w:pPr>
-      <w:r>
-        <w:rPr>
-          <w:b w:val="1"/>
-          <w:bCs w:val="1"/>
-          <w:rtl w:val="0"/>
-          <w:lang w:val="en-US"/>
+          <w:b/>
+          <w:bCs/>
+        </w:rPr>
+      </w:pPr>
+      <w:r>
+        <w:rPr>
+          <w:b/>
+          <w:bCs/>
+        </w:rPr>
+        <w:t>Compute dip and dip dir</w:t>
+      </w:r>
+      <w:r>
+        <w:rPr>
+          <w:b/>
+          <w:bCs/>
+        </w:rPr>
+        <w:t>ection of boundaries</w:t>
+      </w:r>
+    </w:p>
+    <w:p>
+      <w:pPr>
+        <w:pStyle w:val="Body"/>
+        <w:spacing w:before="60" w:after="100"/>
+        <w:rPr>
+          <w:b/>
+          <w:bCs/>
+          <w:color w:val="008E00"/>
+        </w:rPr>
+      </w:pPr>
+    </w:p>
+    <w:p>
+      <w:pPr>
+        <w:pStyle w:val="Body"/>
+        <w:spacing w:before="60" w:after="100"/>
+      </w:pPr>
+      <w:r>
+        <w:rPr>
+          <w:b/>
+          <w:bCs/>
         </w:rPr>
         <w:t>Conventions</w:t>
       </w:r>
       <w:r>
-        <w:rPr>
-          <w:rtl w:val="0"/>
-          <w:lang w:val="en-US"/>
-        </w:rPr>
         <w:t xml:space="preserve"> that the boundary functionality relies on:</w:t>
       </w:r>
     </w:p>
@@ -287,16 +285,17 @@
           <w:numId w:val="3"/>
         </w:numPr>
         <w:spacing w:before="60" w:after="100"/>
-        <w:rPr>
-          <w:lang w:val="en-US"/>
-        </w:rPr>
-      </w:pPr>
-      <w:r>
-        <w:rPr>
-          <w:rtl w:val="0"/>
-          <w:lang w:val="en-US"/>
-        </w:rPr>
-        <w:t xml:space="preserve">Boundaries are dimension minus  &gt;1 regions (by analogy with the BOX_BOUNDARY naming conventions, edges are also Boundary objects) </w:t>
+      </w:pPr>
+      <w:r>
+        <w:t xml:space="preserve">Boundaries are dimension </w:t>
+      </w:r>
+      <w:proofErr w:type="gramStart"/>
+      <w:r>
+        <w:t>minus  &gt;</w:t>
+      </w:r>
+      <w:proofErr w:type="gramEnd"/>
+      <w:r>
+        <w:t xml:space="preserve">1 regions (by analogy with the BOX_BOUNDARY naming conventions, edges are also Boundary objects) </w:t>
       </w:r>
     </w:p>
     <w:p>
@@ -307,16 +306,12 @@
           <w:numId w:val="3"/>
         </w:numPr>
         <w:spacing w:before="60" w:after="100"/>
-        <w:rPr>
-          <w:lang w:val="en-US"/>
-        </w:rPr>
-      </w:pPr>
-      <w:r>
-        <w:rPr>
-          <w:rtl w:val="0"/>
-          <w:lang w:val="en-US"/>
-        </w:rPr>
-        <w:t>Nodes know their parent elements, but not their parent faces or interfaces</w:t>
+      </w:pPr>
+      <w:r>
+        <w:t xml:space="preserve">Nodes know their parent elements, but not their </w:t>
+      </w:r>
+      <w:r>
+        <w:t>parent faces or interfaces</w:t>
       </w:r>
     </w:p>
     <w:p>
@@ -327,16 +322,22 @@
           <w:numId w:val="3"/>
         </w:numPr>
         <w:spacing w:before="60" w:after="100"/>
-        <w:rPr>
-          <w:lang w:val="en-US"/>
-        </w:rPr>
-      </w:pPr>
-      <w:r>
-        <w:rPr>
-          <w:rtl w:val="0"/>
-          <w:lang w:val="en-US"/>
-        </w:rPr>
-        <w:t>Normals to elements are outward pointing; it follows that the normals at the model boundaries are outward pointing as well</w:t>
+      </w:pPr>
+      <w:proofErr w:type="spellStart"/>
+      <w:r>
+        <w:t>Normals</w:t>
+      </w:r>
+      <w:proofErr w:type="spellEnd"/>
+      <w:r>
+        <w:t xml:space="preserve"> to elements are outward pointing; it follows that the </w:t>
+      </w:r>
+      <w:proofErr w:type="spellStart"/>
+      <w:r>
+        <w:t>normals</w:t>
+      </w:r>
+      <w:proofErr w:type="spellEnd"/>
+      <w:r>
+        <w:t xml:space="preserve"> at the model boundaries are outward pointing as well</w:t>
       </w:r>
     </w:p>
     <w:p>
@@ -347,44 +348,17 @@
           <w:numId w:val="3"/>
         </w:numPr>
         <w:spacing w:before="60" w:after="100"/>
-        <w:rPr>
-          <w:lang w:val="en-US"/>
-        </w:rPr>
-      </w:pPr>
-      <w:r>
-        <w:rPr>
-          <w:rtl w:val="0"/>
-          <w:lang w:val="en-US"/>
-        </w:rPr>
-        <w:t>T</w:t>
-      </w:r>
-      <w:r>
-        <w:rPr>
-          <w:rtl w:val="0"/>
-          <w:lang w:val="en-US"/>
-        </w:rPr>
-        <w:t xml:space="preserve">he normals of Face objects </w:t>
-      </w:r>
-      <w:r>
-        <w:rPr>
-          <w:rtl w:val="0"/>
-          <w:lang w:val="en-US"/>
-        </w:rPr>
-        <w:t>at</w:t>
-      </w:r>
-      <w:r>
-        <w:rPr>
-          <w:rtl w:val="0"/>
-          <w:lang w:val="en-US"/>
-        </w:rPr>
-        <w:t xml:space="preserve"> a boundary </w:t>
-      </w:r>
-      <w:r>
-        <w:rPr>
-          <w:rtl w:val="0"/>
-          <w:lang w:val="en-US"/>
-        </w:rPr>
-        <w:t>point in the same direction</w:t>
+      </w:pPr>
+      <w:r>
+        <w:t xml:space="preserve">The </w:t>
+      </w:r>
+      <w:proofErr w:type="spellStart"/>
+      <w:r>
+        <w:t>normals</w:t>
+      </w:r>
+      <w:proofErr w:type="spellEnd"/>
+      <w:r>
+        <w:t xml:space="preserve"> of Face objects at a boundary point in the same direction</w:t>
       </w:r>
     </w:p>
     <w:p>
@@ -395,16 +369,28 @@
           <w:numId w:val="3"/>
         </w:numPr>
         <w:spacing w:before="60" w:after="100"/>
-        <w:rPr>
-          <w:lang w:val="en-US"/>
-        </w:rPr>
-      </w:pPr>
-      <w:r>
-        <w:rPr>
-          <w:rtl w:val="0"/>
-          <w:lang w:val="en-US"/>
-        </w:rPr>
-        <w:t>On the outside model boundary, Face objects only have one neighbour. This higher-dimensional neighbour is defined to lie on the inside of the Face object</w:t>
+      </w:pPr>
+      <w:r>
+        <w:t xml:space="preserve">On the outside model boundary, Face </w:t>
+      </w:r>
+      <w:r>
+        <w:t xml:space="preserve">objects only have one </w:t>
+      </w:r>
+      <w:proofErr w:type="spellStart"/>
+      <w:r>
+        <w:t>neighbour</w:t>
+      </w:r>
+      <w:proofErr w:type="spellEnd"/>
+      <w:r>
+        <w:t xml:space="preserve">. This higher-dimensional </w:t>
+      </w:r>
+      <w:proofErr w:type="spellStart"/>
+      <w:r>
+        <w:t>neighbour</w:t>
+      </w:r>
+      <w:proofErr w:type="spellEnd"/>
+      <w:r>
+        <w:t xml:space="preserve"> is defined to lie on the inside of the Face object</w:t>
       </w:r>
     </w:p>
     <w:p>
@@ -415,15 +401,8 @@
           <w:numId w:val="3"/>
         </w:numPr>
         <w:spacing w:before="60" w:after="100"/>
-        <w:rPr>
-          <w:lang w:val="en-US"/>
-        </w:rPr>
-      </w:pPr>
-      <w:r>
-        <w:rPr>
-          <w:rtl w:val="0"/>
-          <w:lang w:val="en-US"/>
-        </w:rPr>
+      </w:pPr>
+      <w:r>
         <w:t xml:space="preserve">The inside of a Face object lies on the opposite side of where its normal points to </w:t>
       </w:r>
     </w:p>
@@ -435,16 +414,20 @@
           <w:numId w:val="3"/>
         </w:numPr>
         <w:spacing w:before="60" w:after="100"/>
-        <w:rPr>
-          <w:lang w:val="en-US"/>
-        </w:rPr>
-      </w:pPr>
-      <w:r>
-        <w:rPr>
-          <w:rtl w:val="0"/>
-          <w:lang w:val="en-US"/>
-        </w:rPr>
-        <w:t>If retained, these boundary-parent regions can be connected with the newly created Face or InterFace objects to achieve additional functionality</w:t>
+      </w:pPr>
+      <w:r>
+        <w:t>If retained, these boundary-parent regions can be con</w:t>
+      </w:r>
+      <w:r>
+        <w:t xml:space="preserve">nected with the newly created Face or </w:t>
+      </w:r>
+      <w:proofErr w:type="spellStart"/>
+      <w:r>
+        <w:t>InterFace</w:t>
+      </w:r>
+      <w:proofErr w:type="spellEnd"/>
+      <w:r>
+        <w:t xml:space="preserve"> objects to achieve additional functionality</w:t>
       </w:r>
     </w:p>
     <w:p>
@@ -455,15 +438,8 @@
           <w:numId w:val="3"/>
         </w:numPr>
         <w:spacing w:before="60" w:after="100"/>
-        <w:rPr>
-          <w:lang w:val="en-US"/>
-        </w:rPr>
-      </w:pPr>
-      <w:r>
-        <w:rPr>
-          <w:rtl w:val="0"/>
-          <w:lang w:val="en-US"/>
-        </w:rPr>
+      </w:pPr>
+      <w:r>
         <w:t>Boundaries are decomposed into patches; any patch (=sub-boundary) juxtaposes 1 or 2 materials against one another and has a corresponding unique name</w:t>
       </w:r>
     </w:p>
@@ -475,16 +451,12 @@
           <w:numId w:val="3"/>
         </w:numPr>
         <w:spacing w:before="60" w:after="100"/>
-        <w:rPr>
-          <w:lang w:val="en-US"/>
-        </w:rPr>
-      </w:pPr>
-      <w:r>
-        <w:rPr>
-          <w:rtl w:val="0"/>
-          <w:lang w:val="en-US"/>
-        </w:rPr>
-        <w:t>The relationship to the parent geologic object is retained and conveyed via the boundary name:</w:t>
+      </w:pPr>
+      <w:r>
+        <w:t>The relationsh</w:t>
+      </w:r>
+      <w:r>
+        <w:t>ip to the parent geologic object is retained and conveyed via the boundary name:</w:t>
       </w:r>
     </w:p>
     <w:p>
@@ -495,29 +467,17 @@
           <w:numId w:val="3"/>
         </w:numPr>
         <w:spacing w:before="60" w:after="100"/>
-        <w:rPr>
-          <w:lang w:val="en-US"/>
-        </w:rPr>
-      </w:pPr>
-      <w:r>
-        <w:rPr>
-          <w:rtl w:val="0"/>
-          <w:lang w:val="en-US"/>
-        </w:rPr>
+      </w:pPr>
+      <w:r>
         <w:t xml:space="preserve">Example: </w:t>
       </w:r>
       <w:r>
         <w:rPr>
-          <w:rtl w:val="0"/>
-          <w:lang w:val="de-DE"/>
+          <w:lang w:val="en-AU"/>
         </w:rPr>
         <w:t>NORMAL_FAULT_BOUNDARY2_LAYER_BOTTOM_LAYER_RESERVOIR</w:t>
       </w:r>
       <w:r>
-        <w:rPr>
-          <w:rtl w:val="0"/>
-          <w:lang w:val="en-US"/>
-        </w:rPr>
         <w:t xml:space="preserve">: </w:t>
       </w:r>
     </w:p>
@@ -529,15 +489,8 @@
           <w:numId w:val="3"/>
         </w:numPr>
         <w:spacing w:before="60" w:after="100"/>
-        <w:rPr>
-          <w:lang w:val="en-US"/>
-        </w:rPr>
-      </w:pPr>
-      <w:r>
-        <w:rPr>
-          <w:rtl w:val="0"/>
-          <w:lang w:val="en-US"/>
-        </w:rPr>
+      </w:pPr>
+      <w:r>
         <w:t xml:space="preserve">the normal fault is the parent region of the BOUNDARY (this string must be part of the name), </w:t>
       </w:r>
     </w:p>
@@ -549,15 +502,8 @@
           <w:numId w:val="3"/>
         </w:numPr>
         <w:spacing w:before="60" w:after="100"/>
-        <w:rPr>
-          <w:lang w:val="en-US"/>
-        </w:rPr>
-      </w:pPr>
-      <w:r>
-        <w:rPr>
-          <w:rtl w:val="0"/>
-          <w:lang w:val="en-US"/>
-        </w:rPr>
+      </w:pPr>
+      <w:r>
         <w:t>the # signifies the number of the boundary (else the name might not be unique)</w:t>
       </w:r>
     </w:p>
@@ -569,16 +515,12 @@
           <w:numId w:val="3"/>
         </w:numPr>
         <w:spacing w:before="60" w:after="100"/>
-        <w:rPr>
-          <w:lang w:val="en-US"/>
-        </w:rPr>
-      </w:pPr>
-      <w:r>
-        <w:rPr>
-          <w:rtl w:val="0"/>
-          <w:lang w:val="en-US"/>
-        </w:rPr>
-        <w:t>the following names are those of the regions adjacent to the boundary, defining its facing direction</w:t>
+      </w:pPr>
+      <w:r>
+        <w:t>the following names are those of the regions adjacent to the boundary, defining it</w:t>
+      </w:r>
+      <w:r>
+        <w:t>s facing direction</w:t>
       </w:r>
     </w:p>
     <w:p>
@@ -589,15 +531,8 @@
           <w:numId w:val="3"/>
         </w:numPr>
         <w:spacing w:before="60" w:after="100"/>
-        <w:rPr>
-          <w:lang w:val="en-US"/>
-        </w:rPr>
-      </w:pPr>
-      <w:r>
-        <w:rPr>
-          <w:rtl w:val="0"/>
-          <w:lang w:val="en-US"/>
-        </w:rPr>
+      </w:pPr>
+      <w:r>
         <w:t>the first named region is on the inside and the second on the outside of the boundary</w:t>
       </w:r>
     </w:p>
@@ -609,15 +544,9 @@
           <w:numId w:val="3"/>
         </w:numPr>
         <w:spacing w:before="60" w:after="100"/>
-        <w:rPr>
-          <w:lang w:val="en-US"/>
-        </w:rPr>
-      </w:pPr>
-      <w:r>
-        <w:rPr>
-          <w:rtl w:val="0"/>
-          <w:lang w:val="en-US"/>
-        </w:rPr>
+      </w:pPr>
+      <w:r>
+        <w:lastRenderedPageBreak/>
         <w:t>1D models cannot contain boundaries</w:t>
       </w:r>
     </w:p>
@@ -629,16 +558,17 @@
           <w:numId w:val="3"/>
         </w:numPr>
         <w:spacing w:before="60" w:after="100"/>
-        <w:rPr>
-          <w:lang w:val="en-US"/>
-        </w:rPr>
-      </w:pPr>
-      <w:r>
-        <w:rPr>
-          <w:rtl w:val="0"/>
-          <w:lang w:val="en-US"/>
-        </w:rPr>
-        <w:t>The existence of Boundary objects is optional, use Boundaries() to see whether some exist</w:t>
+      </w:pPr>
+      <w:r>
+        <w:t xml:space="preserve">The existence of Boundary objects is optional, use </w:t>
+      </w:r>
+      <w:proofErr w:type="gramStart"/>
+      <w:r>
+        <w:t>Boundaries(</w:t>
+      </w:r>
+      <w:proofErr w:type="gramEnd"/>
+      <w:r>
+        <w:t>) to see whether some exist</w:t>
       </w:r>
     </w:p>
     <w:p>
@@ -649,69 +579,52 @@
           <w:numId w:val="3"/>
         </w:numPr>
         <w:spacing w:before="60" w:after="100"/>
-        <w:rPr>
-          <w:lang w:val="en-US"/>
-        </w:rPr>
-      </w:pPr>
-      <w:r>
-        <w:rPr>
-          <w:rtl w:val="0"/>
-          <w:lang w:val="en-US"/>
-        </w:rPr>
-        <w:t>Lower-dimensional elements within a boundary are part of it. Example: line-elements where surface representations of fractures touch a model boundary.</w:t>
-      </w:r>
-    </w:p>
-    <w:p>
-      <w:pPr>
-        <w:pStyle w:val="Body"/>
-        <w:spacing w:before="60" w:after="100"/>
-        <w:rPr>
-          <w:color w:val="ff2600"/>
-        </w:rPr>
-      </w:pPr>
-    </w:p>
-    <w:p>
-      <w:pPr>
-        <w:pStyle w:val="Body"/>
-        <w:spacing w:before="60" w:after="100"/>
-        <w:rPr>
-          <w:i w:val="1"/>
-          <w:iCs w:val="1"/>
-          <w:color w:val="ff2600"/>
-        </w:rPr>
-      </w:pPr>
-    </w:p>
-    <w:p>
-      <w:pPr>
-        <w:pStyle w:val="Body"/>
-        <w:spacing w:before="60" w:after="100"/>
-        <w:rPr>
-          <w:i w:val="1"/>
-          <w:iCs w:val="1"/>
-          <w:color w:val="ff2600"/>
-        </w:rPr>
-      </w:pPr>
-      <w:r>
-        <w:rPr>
-          <w:i w:val="1"/>
-          <w:iCs w:val="1"/>
-          <w:color w:val="ff2600"/>
-          <w:rtl w:val="0"/>
-          <w:lang w:val="en-US"/>
+      </w:pPr>
+      <w:r>
+        <w:t>Lower-dimensional element</w:t>
+      </w:r>
+      <w:r>
+        <w:t>s within a boundary are part of it. Example: line-elements where surface representations of fractures touch a model boundary.</w:t>
+      </w:r>
+    </w:p>
+    <w:p>
+      <w:pPr>
+        <w:pStyle w:val="Body"/>
+        <w:spacing w:before="60" w:after="100"/>
+        <w:rPr>
+          <w:color w:val="FF2600"/>
+        </w:rPr>
+      </w:pPr>
+    </w:p>
+    <w:p>
+      <w:pPr>
+        <w:pStyle w:val="Body"/>
+        <w:spacing w:before="60" w:after="100"/>
+        <w:rPr>
+          <w:i/>
+          <w:iCs/>
+          <w:color w:val="FF2600"/>
+        </w:rPr>
+      </w:pPr>
+    </w:p>
+    <w:p>
+      <w:pPr>
+        <w:pStyle w:val="Body"/>
+        <w:spacing w:before="60" w:after="100"/>
+        <w:rPr>
+          <w:i/>
+          <w:iCs/>
+          <w:color w:val="FF2600"/>
+        </w:rPr>
+      </w:pPr>
+      <w:r>
+        <w:rPr>
+          <w:i/>
+          <w:iCs/>
+          <w:color w:val="FF2600"/>
         </w:rPr>
         <w:t>Notes:</w:t>
       </w:r>
-    </w:p>
-    <w:p>
-      <w:pPr>
-        <w:pStyle w:val="Body"/>
-        <w:spacing w:before="60" w:after="100"/>
-        <w:rPr>
-          <w:i w:val="1"/>
-          <w:iCs w:val="1"/>
-          <w:color w:val="ff2600"/>
-        </w:rPr>
-      </w:pPr>
     </w:p>
     <w:p>
       <w:pPr>
@@ -721,44 +634,12 @@
           <w:numId w:val="3"/>
         </w:numPr>
         <w:spacing w:before="60" w:after="100"/>
-        <w:rPr>
-          <w:lang w:val="en-US"/>
-        </w:rPr>
-      </w:pPr>
-      <w:r>
-        <w:rPr>
-          <w:rtl w:val="0"/>
-          <w:lang w:val="en-US"/>
-        </w:rPr>
-        <w:t xml:space="preserve">The region </w:t>
-      </w:r>
-      <w:r>
-        <w:rPr>
-          <w:rtl w:val="0"/>
-          <w:lang w:val="en-US"/>
-        </w:rPr>
-        <w:t>“</w:t>
-      </w:r>
-      <w:r>
-        <w:rPr>
-          <w:rtl w:val="0"/>
-          <w:lang w:val="en-US"/>
-        </w:rPr>
-        <w:t>Model</w:t>
-      </w:r>
-      <w:r>
-        <w:rPr>
-          <w:rtl w:val="0"/>
-          <w:lang w:val="en-US"/>
-        </w:rPr>
-        <w:t xml:space="preserve">” </w:t>
-      </w:r>
-      <w:r>
-        <w:rPr>
-          <w:rtl w:val="0"/>
-          <w:lang w:val="en-US"/>
-        </w:rPr>
-        <w:t>which is the default computation domain is non-unique if there are unique regions that partition the model</w:t>
+      </w:pPr>
+      <w:r>
+        <w:t xml:space="preserve">The region “Model” which is the default computation domain is non-unique if there are unique regions that </w:t>
+      </w:r>
+      <w:r>
+        <w:t>partition the model</w:t>
       </w:r>
     </w:p>
     <w:p>
@@ -769,64 +650,33 @@
           <w:numId w:val="3"/>
         </w:numPr>
         <w:spacing w:before="60" w:after="100"/>
-        <w:rPr>
-          <w:lang w:val="en-US"/>
-        </w:rPr>
-      </w:pPr>
-      <w:r>
-        <w:rPr>
-          <w:rtl w:val="0"/>
-          <w:lang w:val="en-US"/>
-        </w:rPr>
-        <w:t xml:space="preserve">Region objects that have been converted to Boundaries or SplitBoundaries will no longer reside in the </w:t>
-      </w:r>
-      <w:r>
-        <w:rPr>
-          <w:rtl w:val="0"/>
-          <w:lang w:val="en-US"/>
-        </w:rPr>
-        <w:t>“</w:t>
-      </w:r>
-      <w:r>
-        <w:rPr>
-          <w:rtl w:val="0"/>
-          <w:lang w:val="en-US"/>
-        </w:rPr>
-        <w:t>Model</w:t>
-      </w:r>
-      <w:r>
-        <w:rPr>
-          <w:rtl w:val="0"/>
-          <w:lang w:val="en-US"/>
-        </w:rPr>
-        <w:t xml:space="preserve">” </w:t>
-      </w:r>
-      <w:r>
-        <w:rPr>
-          <w:rtl w:val="0"/>
-          <w:lang w:val="en-US"/>
-        </w:rPr>
-        <w:t>region, but are moved into the non-unique region map or even deleted (optionally)</w:t>
-      </w:r>
-    </w:p>
-    <w:p>
-      <w:pPr>
-        <w:pStyle w:val="Body"/>
-        <w:spacing w:before="60" w:after="100"/>
-      </w:pPr>
-    </w:p>
-    <w:p>
-      <w:pPr>
-        <w:pStyle w:val="Body"/>
-        <w:spacing w:before="60" w:after="100"/>
-      </w:pPr>
-      <w:r>
-        <w:rPr>
-          <w:rFonts w:ascii="Arial Unicode MS" w:cs="Arial Unicode MS" w:hAnsi="Arial Unicode MS" w:eastAsia="Arial Unicode MS"/>
-          <w:b w:val="0"/>
-          <w:bCs w:val="0"/>
-          <w:i w:val="0"/>
-          <w:iCs w:val="0"/>
+      </w:pPr>
+      <w:r>
+        <w:t xml:space="preserve">Region objects that have been converted to Boundaries or </w:t>
+      </w:r>
+      <w:proofErr w:type="spellStart"/>
+      <w:r>
+        <w:t>SplitBoundaries</w:t>
+      </w:r>
+      <w:proofErr w:type="spellEnd"/>
+      <w:r>
+        <w:t xml:space="preserve"> will no longer reside in the “Model” region, but are moved into the non-unique region map or even deleted (optionally)</w:t>
+      </w:r>
+    </w:p>
+    <w:p>
+      <w:pPr>
+        <w:pStyle w:val="Body"/>
+        <w:spacing w:before="60" w:after="100"/>
+      </w:pPr>
+    </w:p>
+    <w:p>
+      <w:pPr>
+        <w:pStyle w:val="Body"/>
+        <w:spacing w:before="60" w:after="100"/>
+      </w:pPr>
+      <w:r>
+        <w:rPr>
+          <w:rFonts w:ascii="Arial Unicode MS" w:hAnsi="Arial Unicode MS"/>
         </w:rPr>
         <w:br w:type="page"/>
       </w:r>
@@ -838,19 +688,17 @@
       </w:pPr>
       <w:r>
         <w:rPr>
-          <w:b w:val="1"/>
-          <w:bCs w:val="1"/>
-          <w:rtl w:val="0"/>
-          <w:lang w:val="en-US"/>
-        </w:rPr>
+          <w:b/>
+          <w:bCs/>
+        </w:rPr>
+        <w:lastRenderedPageBreak/>
         <w:t>Assumptions</w:t>
       </w:r>
       <w:r>
-        <w:rPr>
-          <w:rtl w:val="0"/>
-          <w:lang w:val="en-US"/>
-        </w:rPr>
-        <w:t xml:space="preserve"> one can rely on when building boundaries:</w:t>
+        <w:t xml:space="preserve"> one can rely on when building</w:t>
+      </w:r>
+      <w:r>
+        <w:t xml:space="preserve"> boundaries:</w:t>
       </w:r>
     </w:p>
     <w:p>
@@ -861,15 +709,8 @@
           <w:numId w:val="3"/>
         </w:numPr>
         <w:spacing w:before="60" w:after="100"/>
-        <w:rPr>
-          <w:lang w:val="en-US"/>
-        </w:rPr>
-      </w:pPr>
-      <w:r>
-        <w:rPr>
-          <w:rtl w:val="0"/>
-          <w:lang w:val="en-US"/>
-        </w:rPr>
+      </w:pPr>
+      <w:r>
         <w:t>Boundary construction from pre-exiting regions can rely on their validity (=correctly identified interior and perimeter, etc.)</w:t>
       </w:r>
     </w:p>
@@ -881,16 +722,25 @@
           <w:numId w:val="3"/>
         </w:numPr>
         <w:spacing w:before="60" w:after="100"/>
-        <w:rPr>
-          <w:lang w:val="en-US"/>
-        </w:rPr>
-      </w:pPr>
-      <w:r>
-        <w:rPr>
-          <w:rtl w:val="0"/>
-          <w:lang w:val="en-US"/>
-        </w:rPr>
-        <w:t>SplitBoundary objects are created from Boundary objects to avoid the duplication of functionality. Thus, SplitBoundary construction always starts with a valid Boundary object</w:t>
+      </w:pPr>
+      <w:proofErr w:type="spellStart"/>
+      <w:r>
+        <w:t>SplitBoundary</w:t>
+      </w:r>
+      <w:proofErr w:type="spellEnd"/>
+      <w:r>
+        <w:t xml:space="preserve"> objects are created from Boundary objects to avoid the duplication of functionality. Thus, </w:t>
+      </w:r>
+      <w:proofErr w:type="spellStart"/>
+      <w:r>
+        <w:t>SplitBounda</w:t>
+      </w:r>
+      <w:r>
+        <w:t>ry</w:t>
+      </w:r>
+      <w:proofErr w:type="spellEnd"/>
+      <w:r>
+        <w:t xml:space="preserve"> construction always starts with a valid Boundary object</w:t>
       </w:r>
     </w:p>
     <w:p>
@@ -901,16 +751,20 @@
           <w:numId w:val="3"/>
         </w:numPr>
         <w:spacing w:before="60" w:after="100"/>
-        <w:rPr>
-          <w:lang w:val="en-US"/>
-        </w:rPr>
-      </w:pPr>
-      <w:r>
-        <w:rPr>
-          <w:rtl w:val="0"/>
-          <w:lang w:val="en-US"/>
-        </w:rPr>
-        <w:t>The normals of elements in any lower-dimensional region from which the boundary is constructed all point into the same direction (this can be verified in ANSYS checking the surface orientations of the elements); we therefore rely on ANSYS to get this right.</w:t>
+      </w:pPr>
+      <w:r>
+        <w:t xml:space="preserve">The </w:t>
+      </w:r>
+      <w:proofErr w:type="spellStart"/>
+      <w:r>
+        <w:t>normals</w:t>
+      </w:r>
+      <w:proofErr w:type="spellEnd"/>
+      <w:r>
+        <w:t xml:space="preserve"> of elements in any lower-dimensional region from which the boundary is constructed all point into the same direction (this can be verified in ANSYS checking the surface orientations of </w:t>
+      </w:r>
+      <w:r>
+        <w:t>the elements); we therefore rely on ANSYS to get this right.</w:t>
       </w:r>
     </w:p>
     <w:p>
@@ -921,16 +775,14 @@
           <w:numId w:val="3"/>
         </w:numPr>
         <w:spacing w:before="60" w:after="100"/>
-        <w:rPr>
-          <w:lang w:val="en-US"/>
-        </w:rPr>
-      </w:pPr>
-      <w:r>
-        <w:rPr>
-          <w:rtl w:val="0"/>
-          <w:lang w:val="en-US"/>
-        </w:rPr>
-        <w:t>Neighbouring higher-dimensional regions must be node matched</w:t>
+      </w:pPr>
+      <w:proofErr w:type="spellStart"/>
+      <w:r>
+        <w:t>Neighbouring</w:t>
+      </w:r>
+      <w:proofErr w:type="spellEnd"/>
+      <w:r>
+        <w:t xml:space="preserve"> higher-dimensional regions must be node matched</w:t>
       </w:r>
     </w:p>
     <w:p>
@@ -943,59 +795,40 @@
         <w:spacing w:before="60" w:after="100"/>
         <w:rPr>
           <w:color w:val="929292"/>
-          <w:lang w:val="en-US"/>
         </w:rPr>
       </w:pPr>
       <w:r>
         <w:rPr>
           <w:color w:val="929292"/>
-          <w:rtl w:val="0"/>
-          <w:lang w:val="en-US"/>
-        </w:rPr>
-        <w:t xml:space="preserve">The region </w:t>
+        </w:rPr>
+        <w:t>The region “All Elements” contains all elements and nodes except for regions that have already been converted into boundaries and will</w:t>
       </w:r>
       <w:r>
         <w:rPr>
           <w:color w:val="929292"/>
-          <w:rtl w:val="0"/>
-          <w:lang w:val="en-US"/>
-        </w:rPr>
-        <w:t>“</w:t>
-      </w:r>
+        </w:rPr>
+        <w:t xml:space="preserve"> reside in the non-unique regions map. - deprecate - rely on </w:t>
+      </w:r>
+      <w:proofErr w:type="spellStart"/>
       <w:r>
         <w:rPr>
           <w:color w:val="929292"/>
-          <w:rtl w:val="0"/>
-          <w:lang w:val="en-US"/>
-        </w:rPr>
-        <w:t>All Elements</w:t>
-      </w:r>
+        </w:rPr>
+        <w:t>MeshManager</w:t>
+      </w:r>
+      <w:proofErr w:type="spellEnd"/>
       <w:r>
         <w:rPr>
           <w:color w:val="929292"/>
-          <w:rtl w:val="0"/>
-          <w:lang w:val="en-US"/>
-        </w:rPr>
-        <w:t xml:space="preserve">” </w:t>
-      </w:r>
-      <w:r>
-        <w:rPr>
-          <w:color w:val="929292"/>
-          <w:rtl w:val="0"/>
-          <w:lang w:val="en-US"/>
-        </w:rPr>
-        <w:t>contains all elements and nodes except for regions that have already been converted into boundaries and will reside in the non-unique regions map. - deprecate - rely on MeshManager instead?</w:t>
-      </w:r>
-    </w:p>
-    <w:p>
-      <w:pPr>
-        <w:pStyle w:val="Body"/>
-        <w:bidi w:val="0"/>
-      </w:pPr>
-      <w:r>
-        <w:rPr>
-          <w:rtl w:val="0"/>
-        </w:rPr>
+        </w:rPr>
+        <w:t xml:space="preserve"> instead?</w:t>
+      </w:r>
+    </w:p>
+    <w:p>
+      <w:pPr>
+        <w:pStyle w:val="Body"/>
+      </w:pPr>
+      <w:r>
         <w:t xml:space="preserve">In any case, </w:t>
       </w:r>
     </w:p>
@@ -1007,16 +840,17 @@
           <w:numId w:val="3"/>
         </w:numPr>
         <w:spacing w:before="60" w:after="100"/>
-        <w:rPr>
-          <w:lang w:val="en-US"/>
-        </w:rPr>
-      </w:pPr>
-      <w:r>
-        <w:rPr>
-          <w:rtl w:val="0"/>
-          <w:lang w:val="en-US"/>
-        </w:rPr>
-        <w:t>the segmentation of a boundary by neighbouring volumetric regions must be considered.</w:t>
+      </w:pPr>
+      <w:r>
+        <w:t xml:space="preserve">the segmentation of a boundary by </w:t>
+      </w:r>
+      <w:proofErr w:type="spellStart"/>
+      <w:r>
+        <w:t>neighbouring</w:t>
+      </w:r>
+      <w:proofErr w:type="spellEnd"/>
+      <w:r>
+        <w:t xml:space="preserve"> volumetric regions must be considered.</w:t>
       </w:r>
     </w:p>
     <w:p>
@@ -1027,15 +861,8 @@
           <w:numId w:val="3"/>
         </w:numPr>
         <w:spacing w:before="60" w:after="100"/>
-        <w:rPr>
-          <w:lang w:val="en-US"/>
-        </w:rPr>
-      </w:pPr>
-      <w:r>
-        <w:rPr>
-          <w:rtl w:val="0"/>
-          <w:lang w:val="en-US"/>
-        </w:rPr>
+      </w:pPr>
+      <w:r>
         <w:t>Boundary names must be unique</w:t>
       </w:r>
     </w:p>
@@ -1047,28 +874,44 @@
           <w:numId w:val="3"/>
         </w:numPr>
         <w:spacing w:before="60" w:after="100"/>
-        <w:rPr>
-          <w:lang w:val="en-US"/>
-        </w:rPr>
-      </w:pPr>
-      <w:r>
-        <w:rPr>
-          <w:rtl w:val="0"/>
-          <w:lang w:val="en-US"/>
-        </w:rPr>
-        <w:t>Boundary names must indicate the direction into which the face normals point, i.e. where the inside and outside are (inside=first neighbour region name - outside second neighbour region name)</w:t>
-      </w:r>
-    </w:p>
-    <w:p>
-      <w:pPr>
-        <w:pStyle w:val="Body"/>
-        <w:spacing w:before="60" w:after="100"/>
-      </w:pPr>
-      <w:r>
-        <w:rPr>
-          <w:rtl w:val="0"/>
-          <w:lang w:val="en-US"/>
-        </w:rPr>
+      </w:pPr>
+      <w:r>
+        <w:t>Boundary names must indicate the direction i</w:t>
+      </w:r>
+      <w:r>
+        <w:t xml:space="preserve">nto which the face </w:t>
+      </w:r>
+      <w:proofErr w:type="spellStart"/>
+      <w:r>
+        <w:t>normals</w:t>
+      </w:r>
+      <w:proofErr w:type="spellEnd"/>
+      <w:r>
+        <w:t xml:space="preserve"> point, i.e. where the inside and outside are (inside=first </w:t>
+      </w:r>
+      <w:proofErr w:type="spellStart"/>
+      <w:r>
+        <w:t>neighbour</w:t>
+      </w:r>
+      <w:proofErr w:type="spellEnd"/>
+      <w:r>
+        <w:t xml:space="preserve"> region name - outside second </w:t>
+      </w:r>
+      <w:proofErr w:type="spellStart"/>
+      <w:r>
+        <w:t>neighbour</w:t>
+      </w:r>
+      <w:proofErr w:type="spellEnd"/>
+      <w:r>
+        <w:t xml:space="preserve"> region name)</w:t>
+      </w:r>
+    </w:p>
+    <w:p>
+      <w:pPr>
+        <w:pStyle w:val="Body"/>
+        <w:spacing w:before="60" w:after="100"/>
+      </w:pPr>
+      <w:r>
         <w:t>Fault boundaries (extra functionality):</w:t>
       </w:r>
     </w:p>
@@ -1080,24 +923,15 @@
           <w:numId w:val="3"/>
         </w:numPr>
         <w:spacing w:before="60" w:after="100"/>
-        <w:rPr>
-          <w:lang w:val="en-US"/>
-        </w:rPr>
-      </w:pPr>
-      <w:r>
-        <w:rPr>
-          <w:rtl w:val="0"/>
-          <w:lang w:val="en-US"/>
-        </w:rPr>
+      </w:pPr>
+      <w:r>
         <w:t xml:space="preserve">One should be able to use the average normal direction to find the dip direction and dip of a boundary. </w:t>
       </w:r>
       <w:r>
         <w:rPr>
-          <w:i w:val="1"/>
-          <w:iCs w:val="1"/>
-          <w:color w:val="0432ff"/>
-          <w:rtl w:val="0"/>
-          <w:lang w:val="en-US"/>
+          <w:i/>
+          <w:iCs/>
+          <w:color w:val="0432FF"/>
         </w:rPr>
         <w:t>Implement method that does this!</w:t>
       </w:r>
@@ -1110,46 +944,42 @@
           <w:numId w:val="3"/>
         </w:numPr>
         <w:spacing w:before="60" w:after="100"/>
-        <w:rPr>
-          <w:lang w:val="en-US"/>
-        </w:rPr>
-      </w:pPr>
-      <w:r>
-        <w:rPr>
-          <w:rtl w:val="0"/>
-          <w:lang w:val="en-US"/>
-        </w:rPr>
-        <w:t>For subhorizontal faults one should be able to determine what is top and what is bottom.</w:t>
-      </w:r>
-    </w:p>
-    <w:p>
-      <w:pPr>
-        <w:pStyle w:val="Body"/>
-        <w:spacing w:before="60" w:after="100"/>
-      </w:pPr>
-      <w:r>
-        <w:rPr>
-          <w:rtl w:val="0"/>
-          <w:lang w:val="en-US"/>
-        </w:rPr>
-        <w:t>For boundaries with &gt;45o face-to-face changes in orientation give the user feedback.</w:t>
-      </w:r>
-    </w:p>
-    <w:p>
-      <w:pPr>
-        <w:pStyle w:val="Body"/>
-        <w:spacing w:before="60" w:after="100"/>
-      </w:pPr>
-    </w:p>
-    <w:p>
-      <w:pPr>
-        <w:pStyle w:val="Heading Red"/>
-        <w:bidi w:val="0"/>
-      </w:pPr>
-      <w:r>
-        <w:rPr>
-          <w:rtl w:val="0"/>
-        </w:rPr>
+      </w:pPr>
+      <w:r>
+        <w:t xml:space="preserve">For </w:t>
+      </w:r>
+      <w:proofErr w:type="spellStart"/>
+      <w:r>
+        <w:t>subhorizontal</w:t>
+      </w:r>
+      <w:proofErr w:type="spellEnd"/>
+      <w:r>
+        <w:t xml:space="preserve"> faults one should be able to determine what is top and what is bottom.</w:t>
+      </w:r>
+    </w:p>
+    <w:p>
+      <w:pPr>
+        <w:pStyle w:val="Body"/>
+        <w:spacing w:before="60" w:after="100"/>
+      </w:pPr>
+      <w:r>
+        <w:t>For boundaries with &gt;45o face-</w:t>
+      </w:r>
+      <w:r>
+        <w:t>to-face changes in orientation give the user feedback.</w:t>
+      </w:r>
+    </w:p>
+    <w:p>
+      <w:pPr>
+        <w:pStyle w:val="Body"/>
+        <w:spacing w:before="60" w:after="100"/>
+      </w:pPr>
+    </w:p>
+    <w:p>
+      <w:pPr>
+        <w:pStyle w:val="HeadingRed"/>
+      </w:pPr>
+      <w:r>
         <w:t>Boundary Creation Algorithms</w:t>
       </w:r>
     </w:p>
@@ -1159,10 +989,6 @@
         <w:spacing w:before="60" w:after="100"/>
       </w:pPr>
       <w:r>
-        <w:rPr>
-          <w:rtl w:val="0"/>
-          <w:lang w:val="en-US"/>
-        </w:rPr>
         <w:t>SKM 30/3/2016</w:t>
       </w:r>
     </w:p>
@@ -1172,10 +998,6 @@
         <w:spacing w:before="60" w:after="100"/>
       </w:pPr>
       <w:r>
-        <w:rPr>
-          <w:rtl w:val="0"/>
-          <w:lang w:val="en-US"/>
-        </w:rPr>
         <w:t>Any new boundary will consist of as many boundary segments as the parent region juxtaposes against one another; therefore:</w:t>
       </w:r>
     </w:p>
@@ -1187,31 +1009,38 @@
           <w:numId w:val="5"/>
         </w:numPr>
         <w:spacing w:before="60" w:after="100"/>
-        <w:rPr>
-          <w:lang w:val="en-US"/>
-        </w:rPr>
-      </w:pPr>
-      <w:r>
-        <w:rPr>
-          <w:rtl w:val="0"/>
-          <w:lang w:val="en-US"/>
-        </w:rPr>
-        <w:t xml:space="preserve">Verify the region object from which the boundary shall be created, and diagnose which type of boundary this will become (internal vs. external); determine the number of boundary segments (sub-boundaries) that the new boundary will consist of. The output of this step will be a map of </w:t>
-      </w:r>
-      <w:r>
-        <w:rPr>
-          <w:b w:val="1"/>
-          <w:bCs w:val="1"/>
-          <w:rtl w:val="0"/>
-          <w:lang w:val="en-US"/>
-        </w:rPr>
-        <w:t>FaceConstructionData</w:t>
-      </w:r>
-      <w:r>
-        <w:rPr>
-          <w:rtl w:val="0"/>
-          <w:lang w:val="en-US"/>
-        </w:rPr>
+      </w:pPr>
+      <w:r>
+        <w:t>Verify the region object from whic</w:t>
+      </w:r>
+      <w:r>
+        <w:t xml:space="preserve">h the boundary shall be </w:t>
+      </w:r>
+      <w:proofErr w:type="gramStart"/>
+      <w:r>
+        <w:t>created, and</w:t>
+      </w:r>
+      <w:proofErr w:type="gramEnd"/>
+      <w:r>
+        <w:t xml:space="preserve"> diagnose which type of boundary this will become (internal vs. external); determine the number of boundary segments (sub-boundaries) that the new boundary will consist of. The output of this step will be a map of </w:t>
+      </w:r>
+      <w:proofErr w:type="spellStart"/>
+      <w:r>
+        <w:rPr>
+          <w:b/>
+          <w:bCs/>
+        </w:rPr>
+        <w:t>FaceCo</w:t>
+      </w:r>
+      <w:r>
+        <w:rPr>
+          <w:b/>
+          <w:bCs/>
+        </w:rPr>
+        <w:t>nstructionData</w:t>
+      </w:r>
+      <w:proofErr w:type="spellEnd"/>
+      <w:r>
         <w:t xml:space="preserve"> in which the names of the new boundary segments are the keys.</w:t>
       </w:r>
     </w:p>
@@ -1223,16 +1052,17 @@
           <w:numId w:val="5"/>
         </w:numPr>
         <w:spacing w:before="60" w:after="100"/>
-        <w:rPr>
-          <w:lang w:val="en-US"/>
-        </w:rPr>
-      </w:pPr>
-      <w:r>
-        <w:rPr>
-          <w:rtl w:val="0"/>
-          <w:lang w:val="en-US"/>
-        </w:rPr>
-        <w:t xml:space="preserve">In the MeshManager object, </w:t>
+      </w:pPr>
+      <w:r>
+        <w:t xml:space="preserve">In the </w:t>
+      </w:r>
+      <w:proofErr w:type="spellStart"/>
+      <w:r>
+        <w:t>MeshManager</w:t>
+      </w:r>
+      <w:proofErr w:type="spellEnd"/>
+      <w:r>
+        <w:t xml:space="preserve"> object, </w:t>
       </w:r>
     </w:p>
     <w:p>
@@ -1243,15 +1073,8 @@
           <w:numId w:val="5"/>
         </w:numPr>
         <w:spacing w:before="60" w:after="100"/>
-        <w:rPr>
-          <w:lang w:val="en-US"/>
-        </w:rPr>
-      </w:pPr>
-      <w:r>
-        <w:rPr>
-          <w:rtl w:val="0"/>
-          <w:lang w:val="en-US"/>
-        </w:rPr>
+      </w:pPr>
+      <w:r>
         <w:t>create all required face objects</w:t>
       </w:r>
     </w:p>
@@ -1263,30 +1086,33 @@
           <w:numId w:val="5"/>
         </w:numPr>
         <w:spacing w:before="60" w:after="100"/>
-        <w:rPr>
-          <w:lang w:val="en-US"/>
-        </w:rPr>
-      </w:pPr>
-      <w:r>
-        <w:rPr>
-          <w:rtl w:val="0"/>
-          <w:lang w:val="en-US"/>
-        </w:rPr>
-        <w:t>connect them with one another (neighbors); Boundary::E</w:t>
-      </w:r>
-      <w:r>
-        <w:rPr>
-          <w:rtl w:val="0"/>
-          <w:lang w:val="en-US"/>
-        </w:rPr>
-        <w:t>stablishNeighborConnectivity( std::vector&lt;Face&lt;dim&gt;*&gt;&amp; );</w:t>
-      </w:r>
-      <w:r>
-        <w:rPr>
-          <w:rtl w:val="0"/>
-          <w:lang w:val="en-US"/>
-        </w:rPr>
-        <w:t xml:space="preserve"> this is important because any ModelSubDomain creation relies on this connectivity during identification of interior and perimeter.</w:t>
+      </w:pPr>
+      <w:r>
+        <w:t xml:space="preserve">connect them with one another (neighbors); </w:t>
+      </w:r>
+      <w:proofErr w:type="gramStart"/>
+      <w:r>
+        <w:t>Boundary::</w:t>
+      </w:r>
+      <w:proofErr w:type="spellStart"/>
+      <w:proofErr w:type="gramEnd"/>
+      <w:r>
+        <w:t>EstablishNeighborConnectivity</w:t>
+      </w:r>
+      <w:proofErr w:type="spellEnd"/>
+      <w:r>
+        <w:t>( std::vector&lt;Face&lt;dim&gt;*&gt;&amp; ); this i</w:t>
+      </w:r>
+      <w:r>
+        <w:t xml:space="preserve">s important because any </w:t>
+      </w:r>
+      <w:proofErr w:type="spellStart"/>
+      <w:r>
+        <w:t>ModelSubDomain</w:t>
+      </w:r>
+      <w:proofErr w:type="spellEnd"/>
+      <w:r>
+        <w:t xml:space="preserve"> creation relies on this connectivity during identification of interior and perimeter.</w:t>
       </w:r>
     </w:p>
     <w:p>
@@ -1297,30 +1123,45 @@
           <w:numId w:val="5"/>
         </w:numPr>
         <w:spacing w:before="60" w:after="100"/>
-        <w:rPr>
-          <w:lang w:val="en-US"/>
-        </w:rPr>
-      </w:pPr>
-      <w:r>
-        <w:rPr>
-          <w:rtl w:val="0"/>
-          <w:lang w:val="en-US"/>
-        </w:rPr>
-        <w:t>Create the Boundary segments, one-by-one from the map&lt;bname,</w:t>
-      </w:r>
-      <w:r>
-        <w:rPr>
-          <w:rtl w:val="0"/>
+      </w:pPr>
+      <w:r>
+        <w:t>Create the Boundary segments, one-by-one from the map&lt;</w:t>
+      </w:r>
+      <w:proofErr w:type="spellStart"/>
+      <w:r>
+        <w:t>bname</w:t>
+      </w:r>
+      <w:proofErr w:type="spellEnd"/>
+      <w:r>
+        <w:t>,</w:t>
+      </w:r>
+      <w:r>
+        <w:rPr>
           <w:lang w:val="fr-FR"/>
         </w:rPr>
-        <w:t xml:space="preserve"> FaceConstructionData</w:t>
-      </w:r>
-      <w:r>
-        <w:rPr>
-          <w:rtl w:val="0"/>
-          <w:lang w:val="en-US"/>
-        </w:rPr>
-        <w:t>&gt;; this involves connecting the faces to their higher dimensional neighbours.</w:t>
+        <w:t xml:space="preserve"> </w:t>
+      </w:r>
+      <w:proofErr w:type="spellStart"/>
+      <w:r>
+        <w:rPr>
+          <w:lang w:val="fr-FR"/>
+        </w:rPr>
+        <w:t>FaceConstructionData</w:t>
+      </w:r>
+      <w:proofErr w:type="spellEnd"/>
+      <w:r>
+        <w:t>&gt;; this involves connecting the faces to their hig</w:t>
+      </w:r>
+      <w:r>
+        <w:t xml:space="preserve">her dimensional </w:t>
+      </w:r>
+      <w:proofErr w:type="spellStart"/>
+      <w:r>
+        <w:t>neighbours</w:t>
+      </w:r>
+      <w:proofErr w:type="spellEnd"/>
+      <w:r>
+        <w:t>.</w:t>
       </w:r>
     </w:p>
     <w:p>
@@ -1331,25 +1172,24 @@
           <w:numId w:val="5"/>
         </w:numPr>
         <w:spacing w:before="60" w:after="100"/>
-        <w:rPr>
-          <w:lang w:val="en-US"/>
-        </w:rPr>
-      </w:pPr>
-      <w:r>
-        <w:rPr>
-          <w:rtl w:val="0"/>
-          <w:lang w:val="en-US"/>
-        </w:rPr>
+      </w:pPr>
+      <w:r>
+        <w:lastRenderedPageBreak/>
         <w:t xml:space="preserve">If the Face objects were constructed from lower-dimensional Element objects, for the nodes located on the new boundary, </w:t>
       </w:r>
       <w:r>
         <w:rPr>
-          <w:i w:val="1"/>
-          <w:iCs w:val="1"/>
-          <w:rtl w:val="0"/>
-          <w:lang w:val="en-US"/>
-        </w:rPr>
-        <w:t>recreate the parent element vectors so that they no longer include neither the elements from which the Boundary was created nor the new faces.</w:t>
+          <w:i/>
+          <w:iCs/>
+        </w:rPr>
+        <w:t>recreate the parent element vectors so that they no longer include neither the elements from which the Bound</w:t>
+      </w:r>
+      <w:r>
+        <w:rPr>
+          <w:i/>
+          <w:iCs/>
+        </w:rPr>
+        <w:t>ary was created nor the new faces.</w:t>
       </w:r>
     </w:p>
     <w:p>
@@ -1360,47 +1200,14 @@
           <w:numId w:val="5"/>
         </w:numPr>
         <w:spacing w:before="60" w:after="100"/>
-        <w:rPr>
-          <w:lang w:val="en-US"/>
-        </w:rPr>
-      </w:pPr>
-      <w:r>
-        <w:rPr>
-          <w:rtl w:val="0"/>
-          <w:lang w:val="en-US"/>
-        </w:rPr>
-        <w:t xml:space="preserve">If it is lower-dimensional, remove the parent region of the boundary </w:t>
-      </w:r>
-      <w:r>
-        <w:rPr>
-          <w:rtl w:val="0"/>
-          <w:lang w:val="en-US"/>
-        </w:rPr>
-        <w:t xml:space="preserve">from </w:t>
-      </w:r>
-      <w:r>
-        <w:rPr>
-          <w:rtl w:val="0"/>
-        </w:rPr>
-        <w:t>“</w:t>
-      </w:r>
-      <w:r>
-        <w:rPr>
-          <w:rtl w:val="0"/>
-        </w:rPr>
-        <w:t>Model</w:t>
-      </w:r>
-      <w:r>
-        <w:rPr>
-          <w:rtl w:val="0"/>
-        </w:rPr>
-        <w:t>”</w:t>
-      </w:r>
-      <w:r>
-        <w:rPr>
-          <w:rtl w:val="0"/>
-          <w:lang w:val="en-US"/>
-        </w:rPr>
+      </w:pPr>
+      <w:r>
+        <w:t xml:space="preserve">If it is lower-dimensional, remove the parent region of the boundary from </w:t>
+      </w:r>
+      <w:r>
+        <w:t>“Model”</w:t>
+      </w:r>
+      <w:r>
         <w:t xml:space="preserve"> and into the non-unique list of regions so that it does not get included into computations.</w:t>
       </w:r>
     </w:p>
@@ -1412,16 +1219,12 @@
           <w:numId w:val="5"/>
         </w:numPr>
         <w:spacing w:before="60" w:after="100"/>
-        <w:rPr>
-          <w:lang w:val="en-US"/>
-        </w:rPr>
-      </w:pPr>
-      <w:r>
-        <w:rPr>
-          <w:rtl w:val="0"/>
-          <w:lang w:val="en-US"/>
-        </w:rPr>
-        <w:t>Assign BOX_BOUNDARY flags to new nodes if any.</w:t>
+      </w:pPr>
+      <w:r>
+        <w:t xml:space="preserve">Assign BOX_BOUNDARY flags to new nodes if </w:t>
+      </w:r>
+      <w:r>
+        <w:t>any.</w:t>
       </w:r>
     </w:p>
     <w:p>
@@ -1432,15 +1235,8 @@
           <w:numId w:val="5"/>
         </w:numPr>
         <w:spacing w:before="60" w:after="100"/>
-        <w:rPr>
-          <w:lang w:val="en-US"/>
-        </w:rPr>
-      </w:pPr>
-      <w:r>
-        <w:rPr>
-          <w:rtl w:val="0"/>
-          <w:lang w:val="en-US"/>
-        </w:rPr>
+      </w:pPr>
+      <w:r>
         <w:t>(optional) remove the parent region if no longer required.</w:t>
       </w:r>
     </w:p>
@@ -1456,10 +1252,6 @@
         <w:spacing w:before="60" w:after="100"/>
       </w:pPr>
       <w:r>
-        <w:rPr>
-          <w:rtl w:val="0"/>
-          <w:lang w:val="en-US"/>
-        </w:rPr>
         <w:t>Methods Involved;</w:t>
       </w:r>
     </w:p>
@@ -1474,9 +1266,9 @@
         <w:pStyle w:val="Body"/>
         <w:spacing w:before="60" w:after="100"/>
         <w:rPr>
-          <w:rFonts w:ascii="Courier" w:cs="Courier" w:hAnsi="Courier" w:eastAsia="Courier"/>
-          <w:b w:val="1"/>
-          <w:bCs w:val="1"/>
+          <w:rFonts w:ascii="Courier" w:eastAsia="Courier" w:hAnsi="Courier" w:cs="Courier"/>
+          <w:b/>
+          <w:bCs/>
           <w:sz w:val="16"/>
           <w:szCs w:val="16"/>
         </w:rPr>
@@ -1484,85 +1276,78 @@
       <w:r>
         <w:rPr>
           <w:rFonts w:ascii="Courier" w:hAnsi="Courier"/>
-          <w:b w:val="1"/>
-          <w:bCs w:val="1"/>
+          <w:b/>
+          <w:bCs/>
           <w:sz w:val="16"/>
           <w:szCs w:val="16"/>
-          <w:rtl w:val="0"/>
-          <w:lang w:val="en-US"/>
-        </w:rPr>
-        <w:t xml:space="preserve">   bool RemoveFromRegion( const char* non_unique_region, </w:t>
-      </w:r>
-    </w:p>
-    <w:p>
-      <w:pPr>
-        <w:pStyle w:val="Body"/>
-        <w:spacing w:before="60" w:after="100"/>
-        <w:rPr>
-          <w:rFonts w:ascii="Courier" w:cs="Courier" w:hAnsi="Courier" w:eastAsia="Courier"/>
-          <w:b w:val="1"/>
-          <w:bCs w:val="1"/>
+        </w:rPr>
+        <w:t xml:space="preserve">   bool </w:t>
+      </w:r>
+      <w:proofErr w:type="spellStart"/>
+      <w:proofErr w:type="gramStart"/>
+      <w:r>
+        <w:rPr>
+          <w:rFonts w:ascii="Courier" w:hAnsi="Courier"/>
+          <w:b/>
+          <w:bCs/>
           <w:sz w:val="16"/>
           <w:szCs w:val="16"/>
         </w:rPr>
-      </w:pPr>
+        <w:t>RemoveFromRegion</w:t>
+      </w:r>
+      <w:proofErr w:type="spellEnd"/>
       <w:r>
         <w:rPr>
           <w:rFonts w:ascii="Courier" w:hAnsi="Courier"/>
-          <w:b w:val="1"/>
-          <w:bCs w:val="1"/>
+          <w:b/>
+          <w:bCs/>
           <w:sz w:val="16"/>
           <w:szCs w:val="16"/>
-          <w:rtl w:val="0"/>
-          <w:lang w:val="en-US"/>
-        </w:rPr>
-        <w:t xml:space="preserve">                          </w:t>
-      </w:r>
+        </w:rPr>
+        <w:t>( const</w:t>
+      </w:r>
+      <w:proofErr w:type="gramEnd"/>
       <w:r>
         <w:rPr>
           <w:rFonts w:ascii="Courier" w:hAnsi="Courier"/>
-          <w:b w:val="1"/>
-          <w:bCs w:val="1"/>
+          <w:b/>
+          <w:bCs/>
           <w:sz w:val="16"/>
           <w:szCs w:val="16"/>
-          <w:rtl w:val="0"/>
-          <w:lang w:val="en-US"/>
-        </w:rPr>
-        <w:t>const char* region_to_substract );</w:t>
-      </w:r>
-    </w:p>
-    <w:p>
-      <w:pPr>
-        <w:pStyle w:val="Body"/>
-        <w:spacing w:before="60" w:after="100"/>
-        <w:rPr>
-          <w:rFonts w:ascii="Courier" w:cs="Courier" w:hAnsi="Courier" w:eastAsia="Courier"/>
-          <w:b w:val="1"/>
-          <w:bCs w:val="1"/>
+        </w:rPr>
+        <w:t xml:space="preserve"> char* </w:t>
+      </w:r>
+      <w:proofErr w:type="spellStart"/>
+      <w:r>
+        <w:rPr>
+          <w:rFonts w:ascii="Courier" w:hAnsi="Courier"/>
+          <w:b/>
+          <w:bCs/>
           <w:sz w:val="16"/>
           <w:szCs w:val="16"/>
         </w:rPr>
-      </w:pPr>
+        <w:t>non_unique_region</w:t>
+      </w:r>
+      <w:proofErr w:type="spellEnd"/>
       <w:r>
         <w:rPr>
           <w:rFonts w:ascii="Courier" w:hAnsi="Courier"/>
-          <w:b w:val="1"/>
-          <w:bCs w:val="1"/>
+          <w:b/>
+          <w:bCs/>
           <w:sz w:val="16"/>
           <w:szCs w:val="16"/>
-          <w:rtl w:val="0"/>
-        </w:rPr>
-        <w:t xml:space="preserve">    </w:t>
-      </w:r>
-    </w:p>
-    <w:p>
-      <w:pPr>
-        <w:pStyle w:val="Body"/>
-        <w:spacing w:before="60" w:after="100"/>
-        <w:rPr>
-          <w:rFonts w:ascii="Courier" w:cs="Courier" w:hAnsi="Courier" w:eastAsia="Courier"/>
-          <w:b w:val="1"/>
-          <w:bCs w:val="1"/>
+        </w:rPr>
+        <w:t xml:space="preserve">, </w:t>
+      </w:r>
+    </w:p>
+    <w:p>
+      <w:pPr>
+        <w:pStyle w:val="Body"/>
+        <w:spacing w:before="60" w:after="100"/>
+        <w:rPr>
+          <w:rFonts w:ascii="Courier" w:eastAsia="Courier" w:hAnsi="Courier" w:cs="Courier"/>
+          <w:b/>
+          <w:bCs/>
           <w:sz w:val="16"/>
           <w:szCs w:val="16"/>
         </w:rPr>
@@ -1570,81 +1355,245 @@
       <w:r>
         <w:rPr>
           <w:rFonts w:ascii="Courier" w:hAnsi="Courier"/>
-          <w:b w:val="1"/>
-          <w:bCs w:val="1"/>
+          <w:b/>
+          <w:bCs/>
           <w:sz w:val="16"/>
           <w:szCs w:val="16"/>
-          <w:rtl w:val="0"/>
-          <w:lang w:val="en-US"/>
-        </w:rPr>
-        <w:t xml:space="preserve">    /// moves region to from the unique- to the non-unique regions map</w:t>
-      </w:r>
-    </w:p>
-    <w:p>
-      <w:pPr>
-        <w:pStyle w:val="Body"/>
-        <w:spacing w:before="60" w:after="100"/>
-        <w:rPr>
-          <w:rFonts w:ascii="Courier" w:cs="Courier" w:hAnsi="Courier" w:eastAsia="Courier"/>
-          <w:b w:val="1"/>
-          <w:bCs w:val="1"/>
+        </w:rPr>
+        <w:t xml:space="preserve">                          const char* </w:t>
+      </w:r>
+      <w:proofErr w:type="spellStart"/>
+      <w:r>
+        <w:rPr>
+          <w:rFonts w:ascii="Courier" w:hAnsi="Courier"/>
+          <w:b/>
+          <w:bCs/>
           <w:sz w:val="16"/>
           <w:szCs w:val="16"/>
         </w:rPr>
-      </w:pPr>
+        <w:t>region_to_</w:t>
+      </w:r>
+      <w:proofErr w:type="gramStart"/>
       <w:r>
         <w:rPr>
           <w:rFonts w:ascii="Courier" w:hAnsi="Courier"/>
-          <w:b w:val="1"/>
-          <w:bCs w:val="1"/>
+          <w:b/>
+          <w:bCs/>
           <w:sz w:val="16"/>
           <w:szCs w:val="16"/>
-          <w:rtl w:val="0"/>
-        </w:rPr>
-        <w:t xml:space="preserve">    bool MoveTo</w:t>
-      </w:r>
+        </w:rPr>
+        <w:t>substract</w:t>
+      </w:r>
+      <w:proofErr w:type="spellEnd"/>
       <w:r>
         <w:rPr>
           <w:rFonts w:ascii="Courier" w:hAnsi="Courier"/>
-          <w:b w:val="1"/>
-          <w:bCs w:val="1"/>
+          <w:b/>
+          <w:bCs/>
           <w:sz w:val="16"/>
           <w:szCs w:val="16"/>
-          <w:rtl w:val="0"/>
-          <w:lang w:val="en-US"/>
-        </w:rPr>
-        <w:t>Non</w:t>
-      </w:r>
+        </w:rPr>
+        <w:t xml:space="preserve"> )</w:t>
+      </w:r>
+      <w:proofErr w:type="gramEnd"/>
       <w:r>
         <w:rPr>
           <w:rFonts w:ascii="Courier" w:hAnsi="Courier"/>
-          <w:b w:val="1"/>
-          <w:bCs w:val="1"/>
+          <w:b/>
+          <w:bCs/>
           <w:sz w:val="16"/>
           <w:szCs w:val="16"/>
-          <w:rtl w:val="0"/>
+        </w:rPr>
+        <w:t>;</w:t>
+      </w:r>
+    </w:p>
+    <w:p>
+      <w:pPr>
+        <w:pStyle w:val="Body"/>
+        <w:spacing w:before="60" w:after="100"/>
+        <w:rPr>
+          <w:rFonts w:ascii="Courier" w:eastAsia="Courier" w:hAnsi="Courier" w:cs="Courier"/>
+          <w:b/>
+          <w:bCs/>
+          <w:sz w:val="16"/>
+          <w:szCs w:val="16"/>
+        </w:rPr>
+      </w:pPr>
+      <w:r>
+        <w:rPr>
+          <w:rFonts w:ascii="Courier" w:hAnsi="Courier"/>
+          <w:b/>
+          <w:bCs/>
+          <w:sz w:val="16"/>
+          <w:szCs w:val="16"/>
+        </w:rPr>
+        <w:t xml:space="preserve">    </w:t>
+      </w:r>
+    </w:p>
+    <w:p>
+      <w:pPr>
+        <w:pStyle w:val="Body"/>
+        <w:spacing w:before="60" w:after="100"/>
+        <w:rPr>
+          <w:rFonts w:ascii="Courier" w:eastAsia="Courier" w:hAnsi="Courier" w:cs="Courier"/>
+          <w:b/>
+          <w:bCs/>
+          <w:sz w:val="16"/>
+          <w:szCs w:val="16"/>
+        </w:rPr>
+      </w:pPr>
+      <w:r>
+        <w:rPr>
+          <w:rFonts w:ascii="Courier" w:hAnsi="Courier"/>
+          <w:b/>
+          <w:bCs/>
+          <w:sz w:val="16"/>
+          <w:szCs w:val="16"/>
+        </w:rPr>
+        <w:t xml:space="preserve">    /// moves region to from the unique- to the </w:t>
+      </w:r>
+      <w:r>
+        <w:rPr>
+          <w:rFonts w:ascii="Courier" w:hAnsi="Courier"/>
+          <w:b/>
+          <w:bCs/>
+          <w:sz w:val="16"/>
+          <w:szCs w:val="16"/>
+        </w:rPr>
+        <w:t>non-unique regions map</w:t>
+      </w:r>
+    </w:p>
+    <w:p>
+      <w:pPr>
+        <w:pStyle w:val="Body"/>
+        <w:spacing w:before="60" w:after="100"/>
+        <w:rPr>
+          <w:rFonts w:ascii="Courier" w:eastAsia="Courier" w:hAnsi="Courier" w:cs="Courier"/>
+          <w:b/>
+          <w:bCs/>
+          <w:sz w:val="16"/>
+          <w:szCs w:val="16"/>
+        </w:rPr>
+      </w:pPr>
+      <w:r>
+        <w:rPr>
+          <w:rFonts w:ascii="Courier" w:hAnsi="Courier"/>
+          <w:b/>
+          <w:bCs/>
+          <w:sz w:val="16"/>
+          <w:szCs w:val="16"/>
+        </w:rPr>
+        <w:t xml:space="preserve">    bool </w:t>
+      </w:r>
+      <w:proofErr w:type="spellStart"/>
+      <w:proofErr w:type="gramStart"/>
+      <w:r>
+        <w:rPr>
+          <w:rFonts w:ascii="Courier" w:hAnsi="Courier"/>
+          <w:b/>
+          <w:bCs/>
+          <w:sz w:val="16"/>
+          <w:szCs w:val="16"/>
+        </w:rPr>
+        <w:t>MoveTo</w:t>
+      </w:r>
+      <w:r>
+        <w:rPr>
+          <w:rFonts w:ascii="Courier" w:hAnsi="Courier"/>
+          <w:b/>
+          <w:bCs/>
+          <w:sz w:val="16"/>
+          <w:szCs w:val="16"/>
+        </w:rPr>
+        <w:t>Non</w:t>
+      </w:r>
+      <w:r>
+        <w:rPr>
+          <w:rFonts w:ascii="Courier" w:hAnsi="Courier"/>
+          <w:b/>
+          <w:bCs/>
+          <w:sz w:val="16"/>
+          <w:szCs w:val="16"/>
           <w:lang w:val="fr-FR"/>
         </w:rPr>
-        <w:t>UniqueRegions( const char* unique_region );</w:t>
-      </w:r>
-    </w:p>
-    <w:p>
-      <w:pPr>
-        <w:pStyle w:val="Body"/>
-        <w:spacing w:before="60" w:after="100"/>
-      </w:pPr>
-    </w:p>
-    <w:p>
-      <w:pPr>
-        <w:pStyle w:val="Body"/>
-        <w:bidi w:val="0"/>
-      </w:pPr>
-      <w:r>
-        <w:rPr>
-          <w:b w:val="1"/>
-          <w:bCs w:val="1"/>
-          <w:rtl w:val="0"/>
-          <w:lang w:val="en-US"/>
+        <w:t>UniqueRegions</w:t>
+      </w:r>
+      <w:proofErr w:type="spellEnd"/>
+      <w:r>
+        <w:rPr>
+          <w:rFonts w:ascii="Courier" w:hAnsi="Courier"/>
+          <w:b/>
+          <w:bCs/>
+          <w:sz w:val="16"/>
+          <w:szCs w:val="16"/>
+          <w:lang w:val="fr-FR"/>
+        </w:rPr>
+        <w:t xml:space="preserve">( </w:t>
+      </w:r>
+      <w:proofErr w:type="spellStart"/>
+      <w:r>
+        <w:rPr>
+          <w:rFonts w:ascii="Courier" w:hAnsi="Courier"/>
+          <w:b/>
+          <w:bCs/>
+          <w:sz w:val="16"/>
+          <w:szCs w:val="16"/>
+          <w:lang w:val="fr-FR"/>
+        </w:rPr>
+        <w:t>const</w:t>
+      </w:r>
+      <w:proofErr w:type="spellEnd"/>
+      <w:proofErr w:type="gramEnd"/>
+      <w:r>
+        <w:rPr>
+          <w:rFonts w:ascii="Courier" w:hAnsi="Courier"/>
+          <w:b/>
+          <w:bCs/>
+          <w:sz w:val="16"/>
+          <w:szCs w:val="16"/>
+          <w:lang w:val="fr-FR"/>
+        </w:rPr>
+        <w:t xml:space="preserve"> char* </w:t>
+      </w:r>
+      <w:proofErr w:type="spellStart"/>
+      <w:r>
+        <w:rPr>
+          <w:rFonts w:ascii="Courier" w:hAnsi="Courier"/>
+          <w:b/>
+          <w:bCs/>
+          <w:sz w:val="16"/>
+          <w:szCs w:val="16"/>
+          <w:lang w:val="fr-FR"/>
+        </w:rPr>
+        <w:t>unique_region</w:t>
+      </w:r>
+      <w:proofErr w:type="spellEnd"/>
+      <w:r>
+        <w:rPr>
+          <w:rFonts w:ascii="Courier" w:hAnsi="Courier"/>
+          <w:b/>
+          <w:bCs/>
+          <w:sz w:val="16"/>
+          <w:szCs w:val="16"/>
+          <w:lang w:val="fr-FR"/>
+        </w:rPr>
+        <w:t xml:space="preserve"> );</w:t>
+      </w:r>
+    </w:p>
+    <w:p>
+      <w:pPr>
+        <w:pStyle w:val="Body"/>
+        <w:spacing w:before="60" w:after="100"/>
+      </w:pPr>
+    </w:p>
+    <w:p>
+      <w:pPr>
+        <w:pStyle w:val="Body"/>
+      </w:pPr>
+      <w:r>
+        <w:rPr>
+          <w:b/>
+          <w:bCs/>
         </w:rPr>
         <w:t>Notes on boundary creation</w:t>
       </w:r>
@@ -1657,24 +1606,15 @@
           <w:numId w:val="6"/>
         </w:numPr>
         <w:spacing w:before="60" w:after="100"/>
-        <w:rPr>
-          <w:lang w:val="en-US"/>
-        </w:rPr>
-      </w:pPr>
-      <w:r>
-        <w:rPr>
-          <w:i w:val="1"/>
-          <w:iCs w:val="1"/>
-          <w:rtl w:val="0"/>
-          <w:lang w:val="en-US"/>
+      </w:pPr>
+      <w:r>
+        <w:rPr>
+          <w:i/>
+          <w:iCs/>
         </w:rPr>
         <w:t>From higher dimensional elements</w:t>
       </w:r>
       <w:r>
-        <w:rPr>
-          <w:rtl w:val="0"/>
-          <w:lang w:val="en-US"/>
-        </w:rPr>
         <w:t xml:space="preserve"> using Box boundary flags or relationship with higher-dimensional regions to create names </w:t>
       </w:r>
     </w:p>
@@ -1687,17 +1627,62 @@
         </w:numPr>
         <w:spacing w:before="60" w:after="100"/>
         <w:rPr>
-          <w:color w:val="008f51"/>
-          <w:lang w:val="en-US"/>
-        </w:rPr>
-      </w:pPr>
-      <w:r>
-        <w:rPr>
-          <w:color w:val="008f51"/>
-          <w:rtl w:val="0"/>
-          <w:lang w:val="en-US"/>
-        </w:rPr>
-        <w:t>Create Face objects where higher-dimensional elements have no neighbours (this is done via the MeshManager, which is the sole responsible for managing Face and InterFace object)</w:t>
+          <w:color w:val="008F51"/>
+        </w:rPr>
+      </w:pPr>
+      <w:r>
+        <w:rPr>
+          <w:color w:val="008F51"/>
+        </w:rPr>
+        <w:t xml:space="preserve">Create Face objects where higher-dimensional elements have no </w:t>
+      </w:r>
+      <w:proofErr w:type="spellStart"/>
+      <w:r>
+        <w:rPr>
+          <w:color w:val="008F51"/>
+        </w:rPr>
+        <w:t>neighbours</w:t>
+      </w:r>
+      <w:proofErr w:type="spellEnd"/>
+      <w:r>
+        <w:rPr>
+          <w:color w:val="008F51"/>
+        </w:rPr>
+        <w:t xml:space="preserve"> (this is done via the </w:t>
+      </w:r>
+      <w:proofErr w:type="spellStart"/>
+      <w:r>
+        <w:rPr>
+          <w:color w:val="008F51"/>
+        </w:rPr>
+        <w:t>MeshManager</w:t>
+      </w:r>
+      <w:proofErr w:type="spellEnd"/>
+      <w:r>
+        <w:rPr>
+          <w:color w:val="008F51"/>
+        </w:rPr>
+        <w:t xml:space="preserve">, which is the sole responsible for managing Face and </w:t>
+      </w:r>
+      <w:proofErr w:type="spellStart"/>
+      <w:r>
+        <w:rPr>
+          <w:color w:val="008F51"/>
+        </w:rPr>
+        <w:t>Inter</w:t>
+      </w:r>
+      <w:r>
+        <w:rPr>
+          <w:color w:val="008F51"/>
+        </w:rPr>
+        <w:t>Face</w:t>
+      </w:r>
+      <w:proofErr w:type="spellEnd"/>
+      <w:r>
+        <w:rPr>
+          <w:color w:val="008F51"/>
+        </w:rPr>
+        <w:t xml:space="preserve"> object)</w:t>
       </w:r>
     </w:p>
     <w:p>
@@ -1708,16 +1693,17 @@
           <w:numId w:val="5"/>
         </w:numPr>
         <w:spacing w:before="60" w:after="100"/>
-        <w:rPr>
-          <w:lang w:val="en-US"/>
-        </w:rPr>
-      </w:pPr>
-      <w:r>
-        <w:rPr>
-          <w:rtl w:val="0"/>
-          <w:lang w:val="en-US"/>
-        </w:rPr>
-        <w:t>Numbering (in VSet Face objects come after elements, and interfaces after faces)</w:t>
+      </w:pPr>
+      <w:r>
+        <w:t xml:space="preserve">Numbering (in </w:t>
+      </w:r>
+      <w:proofErr w:type="spellStart"/>
+      <w:r>
+        <w:t>VSet</w:t>
+      </w:r>
+      <w:proofErr w:type="spellEnd"/>
+      <w:r>
+        <w:t xml:space="preserve"> Face objects come after elements, and interfaces after faces)</w:t>
       </w:r>
     </w:p>
     <w:p>
@@ -1728,15 +1714,8 @@
           <w:numId w:val="5"/>
         </w:numPr>
         <w:spacing w:before="60" w:after="100"/>
-        <w:rPr>
-          <w:lang w:val="en-US"/>
-        </w:rPr>
-      </w:pPr>
-      <w:r>
-        <w:rPr>
-          <w:rtl w:val="0"/>
-          <w:lang w:val="en-US"/>
-        </w:rPr>
+      </w:pPr>
+      <w:r>
         <w:t>Connect to parent higher-dimensional elements</w:t>
       </w:r>
     </w:p>
@@ -1748,15 +1727,8 @@
           <w:numId w:val="5"/>
         </w:numPr>
         <w:spacing w:before="60" w:after="100"/>
-        <w:rPr>
-          <w:lang w:val="en-US"/>
-        </w:rPr>
-      </w:pPr>
-      <w:r>
-        <w:rPr>
-          <w:rtl w:val="0"/>
-          <w:lang w:val="en-US"/>
-        </w:rPr>
+      </w:pPr>
+      <w:r>
         <w:t>Make keys from node ids or pointers and find affiliation by local searching</w:t>
       </w:r>
     </w:p>
@@ -1768,24 +1740,22 @@
           <w:numId w:val="5"/>
         </w:numPr>
         <w:spacing w:before="60" w:after="100"/>
-        <w:rPr>
-          <w:lang w:val="en-US"/>
-        </w:rPr>
-      </w:pPr>
-      <w:r>
-        <w:rPr>
-          <w:i w:val="1"/>
-          <w:iCs w:val="1"/>
-          <w:rtl w:val="0"/>
-          <w:lang w:val="en-US"/>
-        </w:rPr>
-        <w:t>From named pre-existing equidimensional regions</w:t>
-      </w:r>
-      <w:r>
-        <w:rPr>
-          <w:rtl w:val="0"/>
-          <w:lang w:val="en-US"/>
-        </w:rPr>
+      </w:pPr>
+      <w:r>
+        <w:rPr>
+          <w:i/>
+          <w:iCs/>
+        </w:rPr>
+        <w:t xml:space="preserve">From named pre-existing equidimensional </w:t>
+      </w:r>
+      <w:r>
+        <w:rPr>
+          <w:i/>
+          <w:iCs/>
+        </w:rPr>
+        <w:t>regions</w:t>
+      </w:r>
+      <w:r>
         <w:t xml:space="preserve">: surfaces and lines, only in 2 or 3D </w:t>
       </w:r>
     </w:p>
@@ -1797,15 +1767,8 @@
           <w:numId w:val="5"/>
         </w:numPr>
         <w:spacing w:before="60" w:after="100"/>
-        <w:rPr>
-          <w:lang w:val="en-US"/>
-        </w:rPr>
-      </w:pPr>
-      <w:r>
-        <w:rPr>
-          <w:rtl w:val="0"/>
-          <w:lang w:val="en-US"/>
-        </w:rPr>
+      </w:pPr>
+      <w:r>
         <w:t>Convert elements to Face, and Face to Interface objects</w:t>
       </w:r>
     </w:p>
@@ -1817,16 +1780,17 @@
           <w:numId w:val="5"/>
         </w:numPr>
         <w:spacing w:before="60" w:after="100"/>
-        <w:rPr>
-          <w:lang w:val="en-US"/>
-        </w:rPr>
-      </w:pPr>
-      <w:r>
-        <w:rPr>
-          <w:rtl w:val="0"/>
-          <w:lang w:val="en-US"/>
-        </w:rPr>
-        <w:t>Find higher dimensional neighbours via shared face nodes</w:t>
+      </w:pPr>
+      <w:r>
+        <w:t xml:space="preserve">Find higher dimensional </w:t>
+      </w:r>
+      <w:proofErr w:type="spellStart"/>
+      <w:r>
+        <w:t>neighbours</w:t>
+      </w:r>
+      <w:proofErr w:type="spellEnd"/>
+      <w:r>
+        <w:t xml:space="preserve"> via shared face nodes</w:t>
       </w:r>
     </w:p>
     <w:p>
@@ -1837,16 +1801,17 @@
           <w:numId w:val="5"/>
         </w:numPr>
         <w:spacing w:before="60" w:after="100"/>
-        <w:rPr>
-          <w:lang w:val="en-US"/>
-        </w:rPr>
-      </w:pPr>
-      <w:r>
-        <w:rPr>
-          <w:rtl w:val="0"/>
-          <w:lang w:val="en-US"/>
-        </w:rPr>
-        <w:t>Rebuild neighbour connectivity</w:t>
+      </w:pPr>
+      <w:r>
+        <w:t xml:space="preserve">Rebuild </w:t>
+      </w:r>
+      <w:proofErr w:type="spellStart"/>
+      <w:r>
+        <w:t>neighbour</w:t>
+      </w:r>
+      <w:proofErr w:type="spellEnd"/>
+      <w:r>
+        <w:t xml:space="preserve"> connectivity</w:t>
       </w:r>
     </w:p>
     <w:p>
@@ -1857,34 +1822,33 @@
           <w:numId w:val="5"/>
         </w:numPr>
         <w:spacing w:before="60" w:after="100"/>
-        <w:rPr>
-          <w:lang w:val="en-US"/>
-        </w:rPr>
-      </w:pPr>
-      <w:r>
-        <w:rPr>
-          <w:rtl w:val="0"/>
-          <w:lang w:val="en-US"/>
-        </w:rPr>
+      </w:pPr>
+      <w:r>
         <w:t>Identify perimeter etc.</w:t>
       </w:r>
     </w:p>
     <w:p>
       <w:pPr>
         <w:pStyle w:val="Body"/>
-        <w:bidi w:val="0"/>
-      </w:pPr>
-    </w:p>
-    <w:p>
-      <w:pPr>
-        <w:pStyle w:val="Body"/>
-        <w:bidi w:val="0"/>
-      </w:pPr>
-      <w:r>
-        <w:rPr>
-          <w:rtl w:val="0"/>
-        </w:rPr>
-        <w:t>Former approach encoded into RegionInterface (Phillip):</w:t>
+      </w:pPr>
+    </w:p>
+    <w:p>
+      <w:pPr>
+        <w:pStyle w:val="Body"/>
+      </w:pPr>
+      <w:r>
+        <w:t xml:space="preserve">Former approach encoded into </w:t>
+      </w:r>
+      <w:proofErr w:type="spellStart"/>
+      <w:r>
+        <w:t>RegionInterf</w:t>
+      </w:r>
+      <w:r>
+        <w:t>ace</w:t>
+      </w:r>
+      <w:proofErr w:type="spellEnd"/>
+      <w:r>
+        <w:t xml:space="preserve"> (Phillip):</w:t>
       </w:r>
     </w:p>
     <w:p>
@@ -1894,13 +1858,19 @@
           <w:ilvl w:val="0"/>
           <w:numId w:val="3"/>
         </w:numPr>
-        <w:bidi w:val="0"/>
-      </w:pPr>
-      <w:r>
-        <w:rPr>
-          <w:rtl w:val="0"/>
-        </w:rPr>
-        <w:t>AddFaces() - around model</w:t>
+      </w:pPr>
+      <w:proofErr w:type="spellStart"/>
+      <w:proofErr w:type="gramStart"/>
+      <w:r>
+        <w:t>AddFaces</w:t>
+      </w:r>
+      <w:proofErr w:type="spellEnd"/>
+      <w:r>
+        <w:t>(</w:t>
+      </w:r>
+      <w:proofErr w:type="gramEnd"/>
+      <w:r>
+        <w:t>) - around model</w:t>
       </w:r>
     </w:p>
     <w:p>
@@ -1910,13 +1880,19 @@
           <w:ilvl w:val="0"/>
           <w:numId w:val="3"/>
         </w:numPr>
-        <w:bidi w:val="0"/>
-      </w:pPr>
-      <w:r>
-        <w:rPr>
-          <w:rtl w:val="0"/>
-        </w:rPr>
-        <w:t>InsertBoundary() - between regions, from pre-existing lower dimensional region, from face list</w:t>
+      </w:pPr>
+      <w:proofErr w:type="spellStart"/>
+      <w:proofErr w:type="gramStart"/>
+      <w:r>
+        <w:t>InsertBoundary</w:t>
+      </w:r>
+      <w:proofErr w:type="spellEnd"/>
+      <w:r>
+        <w:t>(</w:t>
+      </w:r>
+      <w:proofErr w:type="gramEnd"/>
+      <w:r>
+        <w:t>) - between regions, from pre-existing lower dimensional region, from face list</w:t>
       </w:r>
     </w:p>
     <w:p>
@@ -1926,13 +1902,19 @@
           <w:ilvl w:val="0"/>
           <w:numId w:val="3"/>
         </w:numPr>
-        <w:bidi w:val="0"/>
-      </w:pPr>
-      <w:r>
-        <w:rPr>
-          <w:rtl w:val="0"/>
-        </w:rPr>
-        <w:t>DivideBoundary()</w:t>
+      </w:pPr>
+      <w:proofErr w:type="spellStart"/>
+      <w:proofErr w:type="gramStart"/>
+      <w:r>
+        <w:t>DivideBoundary</w:t>
+      </w:r>
+      <w:proofErr w:type="spellEnd"/>
+      <w:r>
+        <w:t>(</w:t>
+      </w:r>
+      <w:proofErr w:type="gramEnd"/>
+      <w:r>
+        <w:t>)</w:t>
       </w:r>
     </w:p>
     <w:p>
@@ -1942,148 +1924,150 @@
           <w:ilvl w:val="0"/>
           <w:numId w:val="3"/>
         </w:numPr>
-        <w:bidi w:val="0"/>
-      </w:pPr>
-      <w:r>
-        <w:rPr>
-          <w:rtl w:val="0"/>
-        </w:rPr>
-        <w:t>RegionBetween( const char* group1, const char* group2, const char* region_between )</w:t>
-      </w:r>
-      <w:r>
-        <w:rPr>
-          <w:rtl w:val="0"/>
-        </w:rPr>
-        <w:t xml:space="preserve"> - Roman</w:t>
-      </w:r>
-    </w:p>
-    <w:p>
-      <w:pPr>
-        <w:pStyle w:val="Body"/>
-        <w:spacing w:before="60" w:after="100"/>
-      </w:pPr>
-    </w:p>
-    <w:p>
-      <w:pPr>
-        <w:pStyle w:val="Body"/>
-        <w:spacing w:before="60" w:after="100"/>
-      </w:pPr>
-    </w:p>
-    <w:p>
-      <w:pPr>
-        <w:pStyle w:val="Body"/>
-        <w:bidi w:val="0"/>
-      </w:pPr>
-    </w:p>
-    <w:p>
-      <w:pPr>
-        <w:pStyle w:val="Heading 2"/>
-        <w:bidi w:val="0"/>
-      </w:pPr>
-      <w:r>
-        <w:rPr>
-          <w:rtl w:val="0"/>
-        </w:rPr>
+      </w:pPr>
+      <w:proofErr w:type="spellStart"/>
+      <w:proofErr w:type="gramStart"/>
+      <w:r>
+        <w:t>RegionBetween</w:t>
+      </w:r>
+      <w:proofErr w:type="spellEnd"/>
+      <w:r>
+        <w:t>( const</w:t>
+      </w:r>
+      <w:proofErr w:type="gramEnd"/>
+      <w:r>
+        <w:t xml:space="preserve"> char* group1, const char* group2, const char* </w:t>
+      </w:r>
+      <w:proofErr w:type="spellStart"/>
+      <w:r>
+        <w:t>region_between</w:t>
+      </w:r>
+      <w:proofErr w:type="spellEnd"/>
+      <w:r>
+        <w:t xml:space="preserve"> ) - Roman</w:t>
+      </w:r>
+    </w:p>
+    <w:p>
+      <w:pPr>
+        <w:pStyle w:val="Body"/>
+        <w:spacing w:before="60" w:after="100"/>
+      </w:pPr>
+    </w:p>
+    <w:p>
+      <w:pPr>
+        <w:pStyle w:val="Body"/>
+        <w:spacing w:before="60" w:after="100"/>
+      </w:pPr>
+    </w:p>
+    <w:p>
+      <w:pPr>
+        <w:pStyle w:val="Body"/>
+      </w:pPr>
+    </w:p>
+    <w:p>
+      <w:pPr>
+        <w:pStyle w:val="Heading2"/>
+      </w:pPr>
+      <w:proofErr w:type="spellStart"/>
+      <w:r>
+        <w:t>CreateIn</w:t>
+      </w:r>
+      <w:r>
+        <w:t>ternalBoundaryFrom</w:t>
+      </w:r>
+      <w:proofErr w:type="spellEnd"/>
+      <w:r>
+        <w:t xml:space="preserve"> (lower dimensional region)</w:t>
+      </w:r>
+    </w:p>
+    <w:p>
+      <w:pPr>
+        <w:pStyle w:val="Body"/>
+      </w:pPr>
+      <w:proofErr w:type="spellStart"/>
+      <w:proofErr w:type="gramStart"/>
+      <w:r>
         <w:t>CreateInternalBoundaryFrom</w:t>
       </w:r>
-      <w:r>
-        <w:rPr>
-          <w:rtl w:val="0"/>
-        </w:rPr>
-        <w:t xml:space="preserve"> (lower dimensional region)</w:t>
-      </w:r>
-    </w:p>
-    <w:p>
-      <w:pPr>
-        <w:pStyle w:val="Body"/>
-        <w:bidi w:val="0"/>
-      </w:pPr>
-      <w:r>
-        <w:rPr>
-          <w:rtl w:val="0"/>
-        </w:rPr>
-        <w:t>CreateInternalBoundaryFrom</w:t>
-      </w:r>
-      <w:r>
-        <w:rPr>
-          <w:rtl w:val="0"/>
-        </w:rPr>
-        <w:t xml:space="preserve">() </w:t>
-      </w:r>
-      <w:r>
-        <w:rPr>
-          <w:color w:val="008e00"/>
-          <w:rtl w:val="0"/>
-          <w:lang w:val="en-US"/>
+      <w:proofErr w:type="spellEnd"/>
+      <w:r>
+        <w:t>(</w:t>
+      </w:r>
+      <w:proofErr w:type="gramEnd"/>
+      <w:r>
+        <w:t xml:space="preserve">) </w:t>
+      </w:r>
+      <w:r>
+        <w:rPr>
+          <w:color w:val="008E00"/>
         </w:rPr>
         <w:t>implemented by SKM 6/2016,</w:t>
       </w:r>
       <w:r>
-        <w:rPr>
-          <w:rtl w:val="0"/>
-        </w:rPr>
         <w:t xml:space="preserve"> </w:t>
       </w:r>
     </w:p>
     <w:p>
       <w:pPr>
         <w:pStyle w:val="Body"/>
-        <w:bidi w:val="0"/>
-      </w:pPr>
-      <w:r>
-        <w:rPr>
-          <w:rtl w:val="0"/>
-        </w:rPr>
+      </w:pPr>
+      <w:r>
         <w:t xml:space="preserve">test case in </w:t>
       </w:r>
-      <w:r>
-        <w:rPr>
-          <w:b w:val="1"/>
-          <w:bCs w:val="1"/>
-          <w:rtl w:val="0"/>
-          <w:lang w:val="en-US"/>
+      <w:proofErr w:type="spellStart"/>
+      <w:r>
+        <w:rPr>
+          <w:b/>
+          <w:bCs/>
         </w:rPr>
         <w:t>BoundaryInterface_Test</w:t>
       </w:r>
-    </w:p>
-    <w:p>
-      <w:pPr>
-        <w:pStyle w:val="Body"/>
-        <w:bidi w:val="0"/>
-      </w:pPr>
-    </w:p>
-    <w:p>
-      <w:pPr>
-        <w:pStyle w:val="C++ code"/>
-        <w:bidi w:val="0"/>
-      </w:pPr>
-      <w:r>
-        <w:rPr>
-          <w:rtl w:val="0"/>
-        </w:rPr>
+      <w:proofErr w:type="spellEnd"/>
+    </w:p>
+    <w:p>
+      <w:pPr>
+        <w:pStyle w:val="Body"/>
+      </w:pPr>
+    </w:p>
+    <w:p>
+      <w:pPr>
+        <w:pStyle w:val="Ccode"/>
+      </w:pPr>
+      <w:r>
+        <w:lastRenderedPageBreak/>
         <w:t xml:space="preserve">Use node-to-parent relationship to find the higher dimensional elements that will share a face with the Face:  use    </w:t>
       </w:r>
+      <w:proofErr w:type="spellStart"/>
+      <w:proofErr w:type="gramStart"/>
       <w:r>
         <w:rPr>
           <w:rFonts w:ascii="Courier" w:hAnsi="Courier"/>
-          <w:b w:val="1"/>
-          <w:bCs w:val="1"/>
+          <w:b/>
+          <w:bCs/>
           <w:sz w:val="20"/>
           <w:szCs w:val="20"/>
-          <w:rtl w:val="0"/>
-          <w:lang w:val="en-US"/>
-        </w:rPr>
-        <w:t>higherDimensionalNeighbors(</w:t>
-      </w:r>
+        </w:rPr>
+        <w:t>higherDimensionalNeighbors</w:t>
+      </w:r>
+      <w:proofErr w:type="spellEnd"/>
       <w:r>
         <w:rPr>
           <w:rFonts w:ascii="Courier" w:hAnsi="Courier"/>
-          <w:b w:val="1"/>
-          <w:bCs w:val="1"/>
+          <w:b/>
+          <w:bCs/>
           <w:sz w:val="20"/>
           <w:szCs w:val="20"/>
-          <w:rtl w:val="0"/>
-          <w:lang w:val="en-US"/>
+        </w:rPr>
+        <w:t>(</w:t>
+      </w:r>
+      <w:proofErr w:type="gramEnd"/>
+      <w:r>
+        <w:rPr>
+          <w:rFonts w:ascii="Courier" w:hAnsi="Courier"/>
+          <w:b/>
+          <w:bCs/>
+          <w:sz w:val="20"/>
+          <w:szCs w:val="20"/>
         </w:rPr>
         <w:t>)</w:t>
       </w:r>
@@ -2091,7 +2075,6 @@
     <w:p>
       <w:pPr>
         <w:pStyle w:val="Body"/>
-        <w:bidi w:val="0"/>
       </w:pPr>
     </w:p>
     <w:p>
@@ -2102,16 +2085,12 @@
           <w:numId w:val="7"/>
         </w:numPr>
         <w:spacing w:before="60" w:after="100"/>
-        <w:rPr>
-          <w:lang w:val="en-US"/>
-        </w:rPr>
-      </w:pPr>
-      <w:r>
-        <w:rPr>
-          <w:rtl w:val="0"/>
-          <w:lang w:val="en-US"/>
-        </w:rPr>
-        <w:t xml:space="preserve">Verify input lower-dimensional region object from which the boundary shall be created: must be lower dimensional and must lie inside of model </w:t>
+      </w:pPr>
+      <w:r>
+        <w:t>Verify input lower-dimensional region object from which the boundary shall be created: must be lower dimensi</w:t>
+      </w:r>
+      <w:r>
+        <w:t xml:space="preserve">onal and must lie inside of model </w:t>
       </w:r>
     </w:p>
     <w:p>
@@ -2122,16 +2101,17 @@
           <w:numId w:val="5"/>
         </w:numPr>
         <w:spacing w:before="60" w:after="100"/>
-        <w:rPr>
-          <w:lang w:val="en-US"/>
-        </w:rPr>
-      </w:pPr>
-      <w:r>
-        <w:rPr>
-          <w:rtl w:val="0"/>
-          <w:lang w:val="en-US"/>
-        </w:rPr>
-        <w:t>Determine the number of boundary segments (sub-boundaries) that the new boundary will consist of. The output of this step will be a map of FaceConstructionData in which the names of the new boundary segments are the keys.</w:t>
+      </w:pPr>
+      <w:r>
+        <w:t xml:space="preserve">Determine the number of boundary segments (sub-boundaries) that the new boundary will consist of. The output of this step will be a map of </w:t>
+      </w:r>
+      <w:proofErr w:type="spellStart"/>
+      <w:r>
+        <w:t>FaceConstructionData</w:t>
+      </w:r>
+      <w:proofErr w:type="spellEnd"/>
+      <w:r>
+        <w:t xml:space="preserve"> in which the names of the new boundary segments are the keys.</w:t>
       </w:r>
     </w:p>
     <w:p>
@@ -2142,16 +2122,17 @@
           <w:numId w:val="5"/>
         </w:numPr>
         <w:spacing w:before="60" w:after="100"/>
-        <w:rPr>
-          <w:lang w:val="en-US"/>
-        </w:rPr>
-      </w:pPr>
-      <w:r>
-        <w:rPr>
-          <w:rtl w:val="0"/>
-          <w:lang w:val="en-US"/>
-        </w:rPr>
-        <w:t xml:space="preserve">In the MeshManager object, </w:t>
+      </w:pPr>
+      <w:r>
+        <w:t xml:space="preserve">In the </w:t>
+      </w:r>
+      <w:proofErr w:type="spellStart"/>
+      <w:r>
+        <w:t>MeshManager</w:t>
+      </w:r>
+      <w:proofErr w:type="spellEnd"/>
+      <w:r>
+        <w:t xml:space="preserve"> object, </w:t>
       </w:r>
     </w:p>
     <w:p>
@@ -2162,15 +2143,8 @@
           <w:numId w:val="5"/>
         </w:numPr>
         <w:spacing w:before="60" w:after="100"/>
-        <w:rPr>
-          <w:lang w:val="en-US"/>
-        </w:rPr>
-      </w:pPr>
-      <w:r>
-        <w:rPr>
-          <w:rtl w:val="0"/>
-          <w:lang w:val="en-US"/>
-        </w:rPr>
+      </w:pPr>
+      <w:r>
         <w:t>create all required face objects</w:t>
       </w:r>
     </w:p>
@@ -2182,30 +2156,33 @@
           <w:numId w:val="5"/>
         </w:numPr>
         <w:spacing w:before="60" w:after="100"/>
-        <w:rPr>
-          <w:lang w:val="en-US"/>
-        </w:rPr>
-      </w:pPr>
-      <w:r>
-        <w:rPr>
-          <w:rtl w:val="0"/>
-          <w:lang w:val="en-US"/>
-        </w:rPr>
-        <w:t>connect them with one another (neighbors); Boundary::E</w:t>
-      </w:r>
-      <w:r>
-        <w:rPr>
-          <w:rtl w:val="0"/>
-          <w:lang w:val="en-US"/>
-        </w:rPr>
-        <w:t>stablishNeighborConnectivity( std::vector&lt;Face&lt;dim&gt;*&gt;&amp; );</w:t>
-      </w:r>
-      <w:r>
-        <w:rPr>
-          <w:rtl w:val="0"/>
-          <w:lang w:val="en-US"/>
-        </w:rPr>
-        <w:t xml:space="preserve"> this is important because any ModelSubDomain creation relies on this connectivity during identification of interior and perimeter.</w:t>
+      </w:pPr>
+      <w:r>
+        <w:t xml:space="preserve">connect them with one another (neighbors); </w:t>
+      </w:r>
+      <w:proofErr w:type="gramStart"/>
+      <w:r>
+        <w:t>Boundary::</w:t>
+      </w:r>
+      <w:proofErr w:type="spellStart"/>
+      <w:proofErr w:type="gramEnd"/>
+      <w:r>
+        <w:t>EstablishNeighborConnectivity</w:t>
+      </w:r>
+      <w:proofErr w:type="spellEnd"/>
+      <w:r>
+        <w:t xml:space="preserve">( std::vector&lt;Face&lt;dim&gt;*&gt;&amp; ); this is important because any </w:t>
+      </w:r>
+      <w:proofErr w:type="spellStart"/>
+      <w:r>
+        <w:t>ModelSubDomain</w:t>
+      </w:r>
+      <w:proofErr w:type="spellEnd"/>
+      <w:r>
+        <w:t xml:space="preserve"> creation relies on this connectivity </w:t>
+      </w:r>
+      <w:r>
+        <w:t>during identification of interior and perimeter.</w:t>
       </w:r>
     </w:p>
     <w:p>
@@ -2216,30 +2193,42 @@
           <w:numId w:val="5"/>
         </w:numPr>
         <w:spacing w:before="60" w:after="100"/>
-        <w:rPr>
-          <w:lang w:val="en-US"/>
-        </w:rPr>
-      </w:pPr>
-      <w:r>
-        <w:rPr>
-          <w:rtl w:val="0"/>
-          <w:lang w:val="en-US"/>
-        </w:rPr>
-        <w:t>Create the Boundary segments, one-by-one from the map&lt;bname,</w:t>
-      </w:r>
-      <w:r>
-        <w:rPr>
-          <w:rtl w:val="0"/>
+      </w:pPr>
+      <w:r>
+        <w:t>Create the Boundary segments, one-by-one from the map&lt;</w:t>
+      </w:r>
+      <w:proofErr w:type="spellStart"/>
+      <w:r>
+        <w:t>bname</w:t>
+      </w:r>
+      <w:proofErr w:type="spellEnd"/>
+      <w:r>
+        <w:t>,</w:t>
+      </w:r>
+      <w:r>
+        <w:rPr>
           <w:lang w:val="fr-FR"/>
         </w:rPr>
-        <w:t xml:space="preserve"> FaceConstructionData</w:t>
-      </w:r>
-      <w:r>
-        <w:rPr>
-          <w:rtl w:val="0"/>
-          <w:lang w:val="en-US"/>
-        </w:rPr>
-        <w:t>&gt;; this involves connecting the faces to their higher dimensional neighbours.</w:t>
+        <w:t xml:space="preserve"> </w:t>
+      </w:r>
+      <w:proofErr w:type="spellStart"/>
+      <w:r>
+        <w:rPr>
+          <w:lang w:val="fr-FR"/>
+        </w:rPr>
+        <w:t>FaceConstructionData</w:t>
+      </w:r>
+      <w:proofErr w:type="spellEnd"/>
+      <w:r>
+        <w:t xml:space="preserve">&gt;; this involves connecting the faces to their higher dimensional </w:t>
+      </w:r>
+      <w:proofErr w:type="spellStart"/>
+      <w:r>
+        <w:t>neighbours</w:t>
+      </w:r>
+      <w:proofErr w:type="spellEnd"/>
+      <w:r>
+        <w:t>.</w:t>
       </w:r>
     </w:p>
     <w:p>
@@ -2250,16 +2239,12 @@
           <w:numId w:val="5"/>
         </w:numPr>
         <w:spacing w:before="60" w:after="100"/>
-        <w:rPr>
-          <w:lang w:val="en-US"/>
-        </w:rPr>
-      </w:pPr>
-      <w:r>
-        <w:rPr>
-          <w:rtl w:val="0"/>
-          <w:lang w:val="en-US"/>
-        </w:rPr>
-        <w:t>If the Face objects were constructed from lower-dimensional Elements - for nodes located on the new boundary - update / recreate the parent element vectors so that these no longer include neither the elements from which the Boundary was created nor the new faces.</w:t>
+      </w:pPr>
+      <w:r>
+        <w:t>If the Face objects were constructed from lower-</w:t>
+      </w:r>
+      <w:r>
+        <w:t>dimensional Elements - for nodes located on the new boundary - update / recreate the parent element vectors so that these no longer include neither the elements from which the Boundary was created nor the new faces.</w:t>
       </w:r>
     </w:p>
     <w:p>
@@ -2270,47 +2255,17 @@
           <w:numId w:val="5"/>
         </w:numPr>
         <w:spacing w:before="60" w:after="100"/>
-        <w:rPr>
-          <w:lang w:val="en-US"/>
-        </w:rPr>
-      </w:pPr>
-      <w:r>
-        <w:rPr>
-          <w:rtl w:val="0"/>
-          <w:lang w:val="en-US"/>
-        </w:rPr>
-        <w:t xml:space="preserve">Remove the parent region of the boundary </w:t>
-      </w:r>
-      <w:r>
-        <w:rPr>
-          <w:rtl w:val="0"/>
-          <w:lang w:val="en-US"/>
-        </w:rPr>
-        <w:t xml:space="preserve">from </w:t>
-      </w:r>
-      <w:r>
-        <w:rPr>
-          <w:rtl w:val="0"/>
-        </w:rPr>
-        <w:t>“</w:t>
-      </w:r>
-      <w:r>
-        <w:rPr>
-          <w:rtl w:val="0"/>
-        </w:rPr>
-        <w:t>Model</w:t>
-      </w:r>
-      <w:r>
-        <w:rPr>
-          <w:rtl w:val="0"/>
-        </w:rPr>
-        <w:t>”</w:t>
-      </w:r>
-      <w:r>
-        <w:rPr>
-          <w:rtl w:val="0"/>
-          <w:lang w:val="en-US"/>
-        </w:rPr>
+      </w:pPr>
+      <w:r>
+        <w:t>Remove the parent region of the boundary</w:t>
+      </w:r>
+      <w:r>
+        <w:t xml:space="preserve"> from </w:t>
+      </w:r>
+      <w:r>
+        <w:t>“Model”</w:t>
+      </w:r>
+      <w:r>
         <w:t xml:space="preserve"> and into the non-unique list of regions so that it does not get included into computations.</w:t>
       </w:r>
     </w:p>
@@ -2322,15 +2277,8 @@
           <w:numId w:val="5"/>
         </w:numPr>
         <w:spacing w:before="60" w:after="100"/>
-        <w:rPr>
-          <w:lang w:val="en-US"/>
-        </w:rPr>
-      </w:pPr>
-      <w:r>
-        <w:rPr>
-          <w:rtl w:val="0"/>
-          <w:lang w:val="en-US"/>
-        </w:rPr>
+      </w:pPr>
+      <w:r>
         <w:t>Assign BOX_BOUNDARY flags to new nodes if any.</w:t>
       </w:r>
     </w:p>
@@ -2342,15 +2290,8 @@
           <w:numId w:val="5"/>
         </w:numPr>
         <w:spacing w:before="60" w:after="100"/>
-        <w:rPr>
-          <w:lang w:val="en-US"/>
-        </w:rPr>
-      </w:pPr>
-      <w:r>
-        <w:rPr>
-          <w:rtl w:val="0"/>
-          <w:lang w:val="en-US"/>
-        </w:rPr>
+      </w:pPr>
+      <w:r>
         <w:t>(optional) remove parent region (including its elements) if no longer required.</w:t>
       </w:r>
     </w:p>
@@ -2374,28 +2315,40 @@
     </w:p>
     <w:p>
       <w:pPr>
-        <w:pStyle w:val="Heading 2"/>
-        <w:bidi w:val="0"/>
-      </w:pPr>
-      <w:r>
-        <w:rPr>
-          <w:rtl w:val="0"/>
-        </w:rPr>
-        <w:t>CreateBetween( const char* inside_vol, const char* outside )</w:t>
-      </w:r>
-    </w:p>
-    <w:p>
-      <w:pPr>
-        <w:pStyle w:val="Body"/>
-        <w:rPr>
-          <w:color w:val="ff2600"/>
-        </w:rPr>
-      </w:pPr>
-      <w:r>
-        <w:rPr>
-          <w:color w:val="ff2600"/>
-          <w:rtl w:val="0"/>
-          <w:lang w:val="en-US"/>
+        <w:pStyle w:val="Heading2"/>
+      </w:pPr>
+      <w:proofErr w:type="spellStart"/>
+      <w:proofErr w:type="gramStart"/>
+      <w:r>
+        <w:t>CreateBetween</w:t>
+      </w:r>
+      <w:proofErr w:type="spellEnd"/>
+      <w:r>
+        <w:t>( const</w:t>
+      </w:r>
+      <w:proofErr w:type="gramEnd"/>
+      <w:r>
+        <w:t xml:space="preserve"> char* </w:t>
+      </w:r>
+      <w:proofErr w:type="spellStart"/>
+      <w:r>
+        <w:t>inside_vol</w:t>
+      </w:r>
+      <w:proofErr w:type="spellEnd"/>
+      <w:r>
+        <w:t>, const char* outside )</w:t>
+      </w:r>
+    </w:p>
+    <w:p>
+      <w:pPr>
+        <w:pStyle w:val="Body"/>
+        <w:rPr>
+          <w:color w:val="FF2600"/>
+        </w:rPr>
+      </w:pPr>
+      <w:r>
+        <w:rPr>
+          <w:color w:val="FF2600"/>
         </w:rPr>
         <w:t>To be refactored.</w:t>
       </w:r>
@@ -2403,18 +2356,13 @@
     <w:p>
       <w:pPr>
         <w:pStyle w:val="Body"/>
-        <w:bidi w:val="0"/>
-      </w:pPr>
-    </w:p>
-    <w:p>
-      <w:pPr>
-        <w:pStyle w:val="Body"/>
-        <w:bidi w:val="0"/>
-      </w:pPr>
-      <w:r>
-        <w:rPr>
-          <w:rtl w:val="0"/>
-        </w:rPr>
+      </w:pPr>
+    </w:p>
+    <w:p>
+      <w:pPr>
+        <w:pStyle w:val="Body"/>
+      </w:pPr>
+      <w:r>
         <w:t>Conditions to check:</w:t>
       </w:r>
     </w:p>
@@ -2426,15 +2374,8 @@
           <w:numId w:val="3"/>
         </w:numPr>
         <w:spacing w:before="60" w:after="100"/>
-        <w:rPr>
-          <w:lang w:val="en-US"/>
-        </w:rPr>
-      </w:pPr>
-      <w:r>
-        <w:rPr>
-          <w:rtl w:val="0"/>
-          <w:lang w:val="en-US"/>
-        </w:rPr>
+      </w:pPr>
+      <w:r>
         <w:t>form Boundary from unique regions only (space exclusive regions only)</w:t>
       </w:r>
     </w:p>
@@ -2446,33 +2387,32 @@
           <w:numId w:val="3"/>
         </w:numPr>
         <w:spacing w:before="60" w:after="100"/>
-        <w:rPr>
-          <w:lang w:val="en-US"/>
-        </w:rPr>
-      </w:pPr>
-      <w:r>
-        <w:rPr>
-          <w:rtl w:val="0"/>
-          <w:lang w:val="en-US"/>
-        </w:rPr>
-        <w:t xml:space="preserve">the resulting boundary will be inside the model; therefore, each Face must have 2 higher dimensional neighbours </w:t>
-      </w:r>
-    </w:p>
-    <w:p>
-      <w:pPr>
-        <w:pStyle w:val="Body"/>
-        <w:bidi w:val="0"/>
-      </w:pPr>
-    </w:p>
-    <w:p>
-      <w:pPr>
-        <w:pStyle w:val="Body"/>
-        <w:bidi w:val="0"/>
-      </w:pPr>
-      <w:r>
-        <w:rPr>
-          <w:rtl w:val="0"/>
-        </w:rPr>
+      </w:pPr>
+      <w:r>
+        <w:t xml:space="preserve">the resulting boundary will be inside the model; therefore, each Face must have 2 higher dimensional </w:t>
+      </w:r>
+      <w:proofErr w:type="spellStart"/>
+      <w:r>
+        <w:t>neig</w:t>
+      </w:r>
+      <w:r>
+        <w:t>hbours</w:t>
+      </w:r>
+      <w:proofErr w:type="spellEnd"/>
+      <w:r>
+        <w:t xml:space="preserve"> </w:t>
+      </w:r>
+    </w:p>
+    <w:p>
+      <w:pPr>
+        <w:pStyle w:val="Body"/>
+      </w:pPr>
+    </w:p>
+    <w:p>
+      <w:pPr>
+        <w:pStyle w:val="Body"/>
+      </w:pPr>
+      <w:r>
         <w:t>Construction:</w:t>
       </w:r>
     </w:p>
@@ -2484,16 +2424,20 @@
           <w:numId w:val="8"/>
         </w:numPr>
         <w:spacing w:before="60" w:after="100"/>
-        <w:rPr>
-          <w:lang w:val="en-US"/>
-        </w:rPr>
-      </w:pPr>
-      <w:r>
-        <w:rPr>
-          <w:rtl w:val="0"/>
-          <w:lang w:val="en-US"/>
-        </w:rPr>
-        <w:t>Find elements that are shared between the 2 unique target regions, if any: issue WARNING and return if the regions do not touch or interpenetrate each other (use method of RegionInterface to determine this), Consider only the perimeter faces of elements in the adjacent regions.</w:t>
+      </w:pPr>
+      <w:r>
+        <w:t xml:space="preserve">Find elements that are shared between the 2 unique target regions, if any: issue WARNING and return if the regions do not touch or interpenetrate each other (use method of </w:t>
+      </w:r>
+      <w:proofErr w:type="spellStart"/>
+      <w:r>
+        <w:t>RegionInterface</w:t>
+      </w:r>
+      <w:proofErr w:type="spellEnd"/>
+      <w:r>
+        <w:t xml:space="preserve"> to determine this), Consider only the </w:t>
+      </w:r>
+      <w:r>
+        <w:t>perimeter faces of elements in the adjacent regions.</w:t>
       </w:r>
     </w:p>
     <w:p>
@@ -2504,43 +2448,35 @@
           <w:numId w:val="5"/>
         </w:numPr>
         <w:spacing w:before="60" w:after="100"/>
-        <w:rPr>
-          <w:lang w:val="en-US"/>
-        </w:rPr>
-      </w:pPr>
-      <w:r>
-        <w:rPr>
-          <w:rtl w:val="0"/>
-          <w:lang w:val="en-US"/>
-        </w:rPr>
-        <w:t xml:space="preserve">size_t </w:t>
-      </w:r>
-      <w:r>
-        <w:rPr>
-          <w:rtl w:val="0"/>
-          <w:lang w:val="en-US"/>
-        </w:rPr>
-        <w:t>shared</w:t>
-      </w:r>
-      <w:r>
-        <w:rPr>
-          <w:rtl w:val="0"/>
-          <w:lang w:val="en-US"/>
-        </w:rPr>
-        <w:t>Perimeter</w:t>
-      </w:r>
-      <w:r>
-        <w:rPr>
-          <w:rtl w:val="0"/>
-        </w:rPr>
+      </w:pPr>
+      <w:proofErr w:type="spellStart"/>
+      <w:r>
+        <w:t>size_t</w:t>
+      </w:r>
+      <w:proofErr w:type="spellEnd"/>
+      <w:r>
+        <w:t xml:space="preserve"> </w:t>
+      </w:r>
+      <w:proofErr w:type="spellStart"/>
+      <w:r>
+        <w:t>sharedPerimeter</w:t>
+      </w:r>
+      <w:r>
         <w:t>Nodes</w:t>
       </w:r>
-      <w:r>
-        <w:rPr>
-          <w:rtl w:val="0"/>
-          <w:lang w:val="en-US"/>
-        </w:rPr>
-        <w:t>(subdomain,subdomain) may be a quick way to check whether regions touch each other</w:t>
+      <w:proofErr w:type="spellEnd"/>
+      <w:r>
+        <w:t>(</w:t>
+      </w:r>
+      <w:proofErr w:type="spellStart"/>
+      <w:proofErr w:type="gramStart"/>
+      <w:r>
+        <w:t>subdomain,subdomain</w:t>
+      </w:r>
+      <w:proofErr w:type="spellEnd"/>
+      <w:proofErr w:type="gramEnd"/>
+      <w:r>
+        <w:t>) may be a quick way to check whether regions touch each other</w:t>
       </w:r>
     </w:p>
     <w:p>
@@ -2551,32 +2487,24 @@
           <w:numId w:val="5"/>
         </w:numPr>
         <w:spacing w:before="60" w:after="100"/>
-        <w:rPr>
-          <w:lang w:val="en-US"/>
-        </w:rPr>
-      </w:pPr>
-      <w:r>
-        <w:rPr>
-          <w:rtl w:val="0"/>
-          <w:lang w:val="en-US"/>
-        </w:rPr>
+      </w:pPr>
+      <w:r>
         <w:t xml:space="preserve">Find the touching faces of the contacting elements and create </w:t>
       </w:r>
-      <w:r>
-        <w:rPr>
-          <w:b w:val="1"/>
-          <w:bCs w:val="1"/>
-          <w:rtl w:val="0"/>
-          <w:lang w:val="en-US"/>
+      <w:proofErr w:type="spellStart"/>
+      <w:r>
+        <w:rPr>
+          <w:b/>
+          <w:bCs/>
         </w:rPr>
         <w:t>FaceConstructionData</w:t>
       </w:r>
-      <w:r>
-        <w:rPr>
-          <w:rtl w:val="0"/>
-          <w:lang w:val="en-US"/>
-        </w:rPr>
-        <w:t xml:space="preserve"> object from them</w:t>
+      <w:proofErr w:type="spellEnd"/>
+      <w:r>
+        <w:t xml:space="preserve"> object fro</w:t>
+      </w:r>
+      <w:r>
+        <w:t>m them</w:t>
       </w:r>
     </w:p>
     <w:p>
@@ -2587,15 +2515,8 @@
           <w:numId w:val="3"/>
         </w:numPr>
         <w:spacing w:before="60" w:after="100"/>
-        <w:rPr>
-          <w:lang w:val="en-US"/>
-        </w:rPr>
-      </w:pPr>
-      <w:r>
-        <w:rPr>
-          <w:rtl w:val="0"/>
-          <w:lang w:val="en-US"/>
-        </w:rPr>
+      </w:pPr>
+      <w:r>
         <w:t>decide which way the normal should point; start with region that shall become the inside. It will be the one passed as first argument to the method</w:t>
       </w:r>
     </w:p>
@@ -2607,16 +2528,13 @@
           <w:numId w:val="3"/>
         </w:numPr>
         <w:spacing w:before="60" w:after="100"/>
-        <w:rPr>
-          <w:lang w:val="en-US"/>
-        </w:rPr>
-      </w:pPr>
-      <w:r>
-        <w:rPr>
-          <w:rtl w:val="0"/>
-          <w:lang w:val="en-US"/>
-        </w:rPr>
-        <w:t>the node numbering of the Face objects will be in the same sense of orientation as that of the nodes of the faces of the volumetric elements on the inside</w:t>
+      </w:pPr>
+      <w:r>
+        <w:lastRenderedPageBreak/>
+        <w:t xml:space="preserve">the node numbering of the Face objects will be in the same sense of orientation as that of the nodes </w:t>
+      </w:r>
+      <w:r>
+        <w:t>of the faces of the volumetric elements on the inside</w:t>
       </w:r>
     </w:p>
     <w:p>
@@ -2627,15 +2545,8 @@
           <w:numId w:val="3"/>
         </w:numPr>
         <w:spacing w:before="60" w:after="100"/>
-        <w:rPr>
-          <w:lang w:val="en-US"/>
-        </w:rPr>
-      </w:pPr>
-      <w:r>
-        <w:rPr>
-          <w:rtl w:val="0"/>
-          <w:lang w:val="en-US"/>
-        </w:rPr>
+      </w:pPr>
+      <w:r>
         <w:t>Thus, the normal will point from the first to the second of the volumetric parent regions</w:t>
       </w:r>
     </w:p>
@@ -2647,16 +2558,17 @@
           <w:numId w:val="5"/>
         </w:numPr>
         <w:spacing w:before="60" w:after="100"/>
-        <w:rPr>
-          <w:lang w:val="en-US"/>
-        </w:rPr>
-      </w:pPr>
-      <w:r>
-        <w:rPr>
-          <w:rtl w:val="0"/>
-          <w:lang w:val="en-US"/>
-        </w:rPr>
-        <w:t>Build Face objects in MeshManager and interconnect them</w:t>
+      </w:pPr>
+      <w:r>
+        <w:t xml:space="preserve">Build Face objects in </w:t>
+      </w:r>
+      <w:proofErr w:type="spellStart"/>
+      <w:r>
+        <w:t>MeshManager</w:t>
+      </w:r>
+      <w:proofErr w:type="spellEnd"/>
+      <w:r>
+        <w:t xml:space="preserve"> and interconnect them</w:t>
       </w:r>
     </w:p>
     <w:p>
@@ -2667,78 +2579,70 @@
           <w:numId w:val="5"/>
         </w:numPr>
         <w:spacing w:before="60" w:after="100"/>
-        <w:rPr>
-          <w:lang w:val="en-US"/>
-        </w:rPr>
       </w:pPr>
       <w:r>
         <w:rPr>
           <w:color w:val="919191"/>
-          <w:rtl w:val="0"/>
-          <w:lang w:val="en-US"/>
-        </w:rPr>
-        <w:t>An update of the node connectivity is not necessary because faces do not belong to node parents</w:t>
-      </w:r>
-      <w:r>
-        <w:rPr>
-          <w:rtl w:val="0"/>
-          <w:lang w:val="en-US"/>
-        </w:rPr>
+        </w:rPr>
+        <w:t>An update of the node connectivity is not necessary beca</w:t>
+      </w:r>
+      <w:r>
+        <w:rPr>
+          <w:color w:val="919191"/>
+        </w:rPr>
+        <w:t>use faces do not belong to node parents</w:t>
+      </w:r>
+      <w:r>
         <w:t xml:space="preserve"> </w:t>
       </w:r>
     </w:p>
     <w:p>
       <w:pPr>
         <w:pStyle w:val="Body"/>
-        <w:bidi w:val="0"/>
-      </w:pPr>
-    </w:p>
-    <w:p>
-      <w:pPr>
-        <w:pStyle w:val="Body"/>
-        <w:bidi w:val="0"/>
-      </w:pPr>
-    </w:p>
-    <w:p>
-      <w:pPr>
-        <w:pStyle w:val="Heading 2"/>
-        <w:bidi w:val="0"/>
-      </w:pPr>
-      <w:r>
-        <w:rPr>
-          <w:rtl w:val="0"/>
-        </w:rPr>
-        <w:t>CreateAround(volumetric region)</w:t>
-      </w:r>
-    </w:p>
-    <w:p>
-      <w:pPr>
-        <w:pStyle w:val="Body"/>
-        <w:bidi w:val="0"/>
-      </w:pPr>
-      <w:r>
-        <w:rPr>
-          <w:rtl w:val="0"/>
-        </w:rPr>
+      </w:pPr>
+    </w:p>
+    <w:p>
+      <w:pPr>
+        <w:pStyle w:val="Body"/>
+      </w:pPr>
+    </w:p>
+    <w:p>
+      <w:pPr>
+        <w:pStyle w:val="Heading2"/>
+      </w:pPr>
+      <w:proofErr w:type="spellStart"/>
+      <w:proofErr w:type="gramStart"/>
+      <w:r>
+        <w:t>CreateAround</w:t>
+      </w:r>
+      <w:proofErr w:type="spellEnd"/>
+      <w:r>
+        <w:t>(</w:t>
+      </w:r>
+      <w:proofErr w:type="gramEnd"/>
+      <w:r>
+        <w:t>volumetric region)</w:t>
+      </w:r>
+    </w:p>
+    <w:p>
+      <w:pPr>
+        <w:pStyle w:val="Body"/>
+      </w:pPr>
+      <w:r>
         <w:t>Not implemented yet, but needed for model and any volumetric region inside</w:t>
       </w:r>
     </w:p>
     <w:p>
       <w:pPr>
         <w:pStyle w:val="Body"/>
-        <w:bidi w:val="0"/>
-      </w:pPr>
-      <w:r>
-        <w:rPr>
-          <w:rtl w:val="0"/>
-        </w:rPr>
+      </w:pPr>
+      <w:r>
         <w:t>2 options:</w:t>
       </w:r>
     </w:p>
     <w:p>
       <w:pPr>
         <w:pStyle w:val="Body"/>
-        <w:bidi w:val="0"/>
       </w:pPr>
     </w:p>
     <w:p>
@@ -2749,15 +2653,8 @@
           <w:numId w:val="9"/>
         </w:numPr>
         <w:spacing w:before="60" w:after="100"/>
-        <w:rPr>
-          <w:lang w:val="en-US"/>
-        </w:rPr>
-      </w:pPr>
-      <w:r>
-        <w:rPr>
-          <w:rtl w:val="0"/>
-          <w:lang w:val="en-US"/>
-        </w:rPr>
+      </w:pPr>
+      <w:r>
         <w:t>outside: around model; this must work even if the volumetric region is non-unique</w:t>
       </w:r>
     </w:p>
@@ -2769,55 +2666,44 @@
           <w:numId w:val="9"/>
         </w:numPr>
         <w:spacing w:before="60" w:after="100"/>
-        <w:rPr>
-          <w:lang w:val="en-US"/>
-        </w:rPr>
-      </w:pPr>
-      <w:r>
-        <w:rPr>
-          <w:rtl w:val="0"/>
-          <w:lang w:val="en-US"/>
-        </w:rPr>
-        <w:t>inside: around a region that is inside or shares only one side with the outside boundary of the model</w:t>
-      </w:r>
-    </w:p>
-    <w:p>
-      <w:pPr>
-        <w:pStyle w:val="Body"/>
-        <w:spacing w:before="60" w:after="100"/>
-        <w:rPr>
-          <w:b w:val="1"/>
-          <w:bCs w:val="1"/>
-        </w:rPr>
-      </w:pPr>
-    </w:p>
-    <w:p>
-      <w:pPr>
-        <w:pStyle w:val="Body"/>
-        <w:bidi w:val="0"/>
-      </w:pPr>
-    </w:p>
-    <w:p>
-      <w:pPr>
-        <w:pStyle w:val="Body"/>
-        <w:bidi w:val="0"/>
-      </w:pPr>
-    </w:p>
-    <w:p>
-      <w:pPr>
-        <w:pStyle w:val="Body"/>
-        <w:bidi w:val="0"/>
-      </w:pPr>
-    </w:p>
-    <w:p>
-      <w:pPr>
-        <w:pStyle w:val="Heading 2"/>
-        <w:bidi w:val="0"/>
-      </w:pPr>
-      <w:r>
-        <w:rPr>
-          <w:rtl w:val="0"/>
-        </w:rPr>
+      </w:pPr>
+      <w:r>
+        <w:t xml:space="preserve">inside: </w:t>
+      </w:r>
+      <w:r>
+        <w:t>around a region that is inside or shares only one side with the outside boundary of the model</w:t>
+      </w:r>
+    </w:p>
+    <w:p>
+      <w:pPr>
+        <w:pStyle w:val="Body"/>
+        <w:spacing w:before="60" w:after="100"/>
+        <w:rPr>
+          <w:b/>
+          <w:bCs/>
+        </w:rPr>
+      </w:pPr>
+    </w:p>
+    <w:p>
+      <w:pPr>
+        <w:pStyle w:val="Body"/>
+      </w:pPr>
+    </w:p>
+    <w:p>
+      <w:pPr>
+        <w:pStyle w:val="Body"/>
+      </w:pPr>
+    </w:p>
+    <w:p>
+      <w:pPr>
+        <w:pStyle w:val="Body"/>
+      </w:pPr>
+    </w:p>
+    <w:p>
+      <w:pPr>
+        <w:pStyle w:val="Heading2"/>
+      </w:pPr>
+      <w:r>
         <w:t>Edge Objects</w:t>
       </w:r>
     </w:p>
@@ -2825,14 +2711,12 @@
       <w:pPr>
         <w:pStyle w:val="Body"/>
         <w:rPr>
-          <w:color w:val="ff2600"/>
-        </w:rPr>
-      </w:pPr>
-      <w:r>
-        <w:rPr>
-          <w:color w:val="ff2600"/>
-          <w:rtl w:val="0"/>
-          <w:lang w:val="en-US"/>
+          <w:color w:val="FF2600"/>
+        </w:rPr>
+      </w:pPr>
+      <w:r>
+        <w:rPr>
+          <w:color w:val="FF2600"/>
         </w:rPr>
         <w:t>Are such entities (dim-2) elements needed? - if so, only a 3D implementation is needed.</w:t>
       </w:r>
@@ -2840,214 +2724,182 @@
     <w:p>
       <w:pPr>
         <w:pStyle w:val="Body"/>
-        <w:bidi w:val="0"/>
-      </w:pPr>
-    </w:p>
-    <w:p>
-      <w:pPr>
-        <w:pStyle w:val="Body"/>
-        <w:bidi w:val="0"/>
-      </w:pPr>
-      <w:r>
-        <w:rPr>
-          <w:rtl w:val="0"/>
-        </w:rPr>
-        <w:t>Dimension-2 elements that sit between boundaries.</w:t>
-      </w:r>
-    </w:p>
-    <w:p>
-      <w:pPr>
-        <w:pStyle w:val="Body"/>
-        <w:bidi w:val="0"/>
-      </w:pPr>
-      <w:r>
-        <w:rPr>
-          <w:rtl w:val="0"/>
-        </w:rPr>
-        <w:t>2 options:  FormFrom(line elements),  InsertBetween()  boundaries that share an edge (detect)</w:t>
-      </w:r>
-    </w:p>
-    <w:p>
-      <w:pPr>
-        <w:pStyle w:val="Body"/>
-        <w:bidi w:val="0"/>
-      </w:pPr>
-      <w:r>
-        <w:rPr>
-          <w:rtl w:val="0"/>
-        </w:rPr>
+      </w:pPr>
+    </w:p>
+    <w:p>
+      <w:pPr>
+        <w:pStyle w:val="Body"/>
+      </w:pPr>
+      <w:r>
+        <w:t xml:space="preserve">Dimension-2 elements that sit between </w:t>
+      </w:r>
+      <w:r>
+        <w:t>boundaries.</w:t>
+      </w:r>
+    </w:p>
+    <w:p>
+      <w:pPr>
+        <w:pStyle w:val="Body"/>
+      </w:pPr>
+      <w:r>
+        <w:t xml:space="preserve">2 options:  </w:t>
+      </w:r>
+      <w:proofErr w:type="spellStart"/>
+      <w:proofErr w:type="gramStart"/>
+      <w:r>
+        <w:t>FormFrom</w:t>
+      </w:r>
+      <w:proofErr w:type="spellEnd"/>
+      <w:r>
+        <w:t>(</w:t>
+      </w:r>
+      <w:proofErr w:type="gramEnd"/>
+      <w:r>
+        <w:t xml:space="preserve">line elements),  </w:t>
+      </w:r>
+      <w:proofErr w:type="spellStart"/>
+      <w:r>
+        <w:t>InsertBetween</w:t>
+      </w:r>
+      <w:proofErr w:type="spellEnd"/>
+      <w:r>
+        <w:t>()  boundaries that share an edge (detect)</w:t>
+      </w:r>
+    </w:p>
+    <w:p>
+      <w:pPr>
+        <w:pStyle w:val="Body"/>
+      </w:pPr>
+      <w:r>
         <w:t>For the efficient assignment of boundary conditions.</w:t>
       </w:r>
     </w:p>
     <w:p>
       <w:pPr>
         <w:pStyle w:val="Body"/>
-        <w:bidi w:val="0"/>
-      </w:pPr>
-    </w:p>
-    <w:p>
-      <w:pPr>
-        <w:pStyle w:val="Body"/>
-        <w:bidi w:val="0"/>
-      </w:pPr>
-    </w:p>
-    <w:p>
-      <w:pPr>
-        <w:pStyle w:val="Heading 2"/>
-        <w:bidi w:val="0"/>
-      </w:pPr>
-      <w:r>
-        <w:rPr>
-          <w:rtl w:val="0"/>
-        </w:rPr>
+      </w:pPr>
+    </w:p>
+    <w:p>
+      <w:pPr>
+        <w:pStyle w:val="Body"/>
+      </w:pPr>
+    </w:p>
+    <w:p>
+      <w:pPr>
+        <w:pStyle w:val="Heading2"/>
+      </w:pPr>
+      <w:r>
         <w:t>All Calculations</w:t>
       </w:r>
     </w:p>
     <w:p>
       <w:pPr>
         <w:pStyle w:val="Body"/>
-        <w:bidi w:val="0"/>
-      </w:pPr>
-    </w:p>
-    <w:p>
-      <w:pPr>
-        <w:pStyle w:val="Body"/>
-        <w:bidi w:val="0"/>
-      </w:pPr>
-      <w:r>
-        <w:rPr>
-          <w:rtl w:val="0"/>
-        </w:rPr>
+      </w:pPr>
+    </w:p>
+    <w:p>
+      <w:pPr>
+        <w:pStyle w:val="Body"/>
+      </w:pPr>
+      <w:r>
         <w:t xml:space="preserve">Add </w:t>
       </w:r>
       <w:r>
         <w:rPr>
-          <w:b w:val="1"/>
-          <w:bCs w:val="1"/>
-          <w:rtl w:val="0"/>
-          <w:lang w:val="en-US"/>
+          <w:b/>
+          <w:bCs/>
         </w:rPr>
         <w:t>conversion constructor</w:t>
       </w:r>
       <w:r>
-        <w:rPr>
-          <w:rtl w:val="0"/>
-        </w:rPr>
-        <w:t xml:space="preserve"> to Face  so it can be constructed from surface/line element</w:t>
-      </w:r>
-    </w:p>
-    <w:p>
-      <w:pPr>
-        <w:pStyle w:val="Body"/>
-        <w:bidi w:val="0"/>
-      </w:pPr>
-    </w:p>
-    <w:p>
-      <w:pPr>
-        <w:pStyle w:val="Body"/>
-        <w:bidi w:val="0"/>
-      </w:pPr>
-      <w:r>
-        <w:rPr>
-          <w:rtl w:val="0"/>
-        </w:rPr>
-        <w:t>Accumulate ALL the lower-dimensional elements that shall be removed first and then use Scott Meyers erase(remove()) paradigm,</w:t>
-      </w:r>
-    </w:p>
-    <w:p>
-      <w:pPr>
-        <w:pStyle w:val="Body"/>
-        <w:bidi w:val="0"/>
-      </w:pPr>
-    </w:p>
-    <w:p>
-      <w:pPr>
-        <w:pStyle w:val="Body"/>
-        <w:bidi w:val="0"/>
-      </w:pPr>
-    </w:p>
-    <w:p>
-      <w:pPr>
-        <w:pStyle w:val="Heading Red"/>
-        <w:bidi w:val="0"/>
-      </w:pPr>
-      <w:r>
-        <w:rPr>
-          <w:rtl w:val="0"/>
-        </w:rPr>
+        <w:t xml:space="preserve"> to </w:t>
+      </w:r>
+      <w:proofErr w:type="gramStart"/>
+      <w:r>
+        <w:t>Face  so</w:t>
+      </w:r>
+      <w:proofErr w:type="gramEnd"/>
+      <w:r>
+        <w:t xml:space="preserve"> it can be constructed from surface/lin</w:t>
+      </w:r>
+      <w:r>
+        <w:t>e element</w:t>
+      </w:r>
+    </w:p>
+    <w:p>
+      <w:pPr>
+        <w:pStyle w:val="Body"/>
+      </w:pPr>
+    </w:p>
+    <w:p>
+      <w:pPr>
+        <w:pStyle w:val="Body"/>
+      </w:pPr>
+      <w:r>
+        <w:t>Accumulate ALL the lower-dimensional elements that shall be removed first and then use Scott Meyers erase(</w:t>
+      </w:r>
+      <w:proofErr w:type="gramStart"/>
+      <w:r>
+        <w:t>remove(</w:t>
+      </w:r>
+      <w:proofErr w:type="gramEnd"/>
+      <w:r>
+        <w:t>)) paradigm,</w:t>
+      </w:r>
+    </w:p>
+    <w:p>
+      <w:pPr>
+        <w:pStyle w:val="Body"/>
+      </w:pPr>
+    </w:p>
+    <w:p>
+      <w:pPr>
+        <w:pStyle w:val="Body"/>
+      </w:pPr>
+    </w:p>
+    <w:p>
+      <w:pPr>
+        <w:pStyle w:val="HeadingRed"/>
+      </w:pPr>
+      <w:r>
         <w:t>Issues &amp; Bug Fixes</w:t>
       </w:r>
     </w:p>
     <w:p>
       <w:pPr>
         <w:pStyle w:val="Body"/>
-        <w:bidi w:val="0"/>
-      </w:pPr>
-    </w:p>
-    <w:p>
-      <w:pPr>
-        <w:pStyle w:val="Body"/>
-        <w:bidi w:val="0"/>
-      </w:pPr>
-      <w:r>
-        <w:rPr>
-          <w:rtl w:val="0"/>
-        </w:rPr>
-        <w:t xml:space="preserve">The </w:t>
-      </w:r>
-      <w:r>
-        <w:rPr>
-          <w:rtl w:val="0"/>
-        </w:rPr>
-        <w:t>“</w:t>
-      </w:r>
-      <w:r>
-        <w:rPr>
-          <w:rtl w:val="0"/>
-        </w:rPr>
-        <w:t>All Elements</w:t>
-      </w:r>
-      <w:r>
-        <w:rPr>
-          <w:rtl w:val="0"/>
-        </w:rPr>
-        <w:t xml:space="preserve">” </w:t>
-      </w:r>
-      <w:r>
-        <w:rPr>
-          <w:rtl w:val="0"/>
-        </w:rPr>
-        <w:t>region may not be needed anymore; check and eliminate if possible</w:t>
-      </w:r>
-    </w:p>
-    <w:p>
-      <w:pPr>
-        <w:pStyle w:val="Body"/>
-        <w:bidi w:val="0"/>
-      </w:pPr>
-    </w:p>
-    <w:p>
-      <w:pPr>
-        <w:pStyle w:val="Body"/>
-        <w:bidi w:val="0"/>
-      </w:pPr>
-      <w:r>
-        <w:rPr>
-          <w:rtl w:val="0"/>
-        </w:rPr>
-        <w:t>When lower-dimensional regions are decomposed in boundary patches each of these has a perimeter around them. The only way to get the perimeter of the original surface is by retaining it in the computations.</w:t>
-      </w:r>
-    </w:p>
-    <w:p>
-      <w:pPr>
-        <w:pStyle w:val="Body"/>
-        <w:spacing w:before="60" w:after="100"/>
-      </w:pPr>
-      <w:r>
-        <w:rPr>
-          <w:rtl w:val="0"/>
-          <w:lang w:val="en-US"/>
-        </w:rPr>
+      </w:pPr>
+    </w:p>
+    <w:p>
+      <w:pPr>
+        <w:pStyle w:val="Body"/>
+      </w:pPr>
+      <w:r>
+        <w:t>The “All Elements” region may not be needed anymore; check and eliminate if possible</w:t>
+      </w:r>
+    </w:p>
+    <w:p>
+      <w:pPr>
+        <w:pStyle w:val="Body"/>
+      </w:pPr>
+    </w:p>
+    <w:p>
+      <w:pPr>
+        <w:pStyle w:val="Body"/>
+      </w:pPr>
+      <w:r>
+        <w:t>When lower-</w:t>
+      </w:r>
+      <w:r>
+        <w:t>dimensional regions are decomposed in boundary patches each of these has a perimeter around them. The only way to get the perimeter of the original surface is by retaining it in the computations.</w:t>
+      </w:r>
+    </w:p>
+    <w:p>
+      <w:pPr>
+        <w:pStyle w:val="Body"/>
+        <w:spacing w:before="60" w:after="100"/>
+      </w:pPr>
+      <w:r>
         <w:t xml:space="preserve">Code cleanup: </w:t>
       </w:r>
     </w:p>
@@ -3060,15 +2912,48 @@
         </w:numPr>
         <w:spacing w:before="60" w:after="100"/>
         <w:rPr>
-          <w:lang w:val="en-US"/>
-        </w:rPr>
-      </w:pPr>
-      <w:r>
-        <w:rPr>
-          <w:rtl w:val="0"/>
-          <w:lang w:val="en-US"/>
-        </w:rPr>
-        <w:t xml:space="preserve">remove ElementRemeshingTraits from Element. It does not add needed capabilities and rests on the misunderstanding that ModelSubDomain manage their Element and Node objects. </w:t>
+          <w:color w:val="D9D9D9" w:themeColor="background1" w:themeShade="D9"/>
+        </w:rPr>
+      </w:pPr>
+      <w:r>
+        <w:rPr>
+          <w:color w:val="D9D9D9" w:themeColor="background1" w:themeShade="D9"/>
+        </w:rPr>
+        <w:t xml:space="preserve">remove </w:t>
+      </w:r>
+      <w:proofErr w:type="spellStart"/>
+      <w:r>
+        <w:rPr>
+          <w:color w:val="D9D9D9" w:themeColor="background1" w:themeShade="D9"/>
+        </w:rPr>
+        <w:t>ElementRemeshingTraits</w:t>
+      </w:r>
+      <w:proofErr w:type="spellEnd"/>
+      <w:r>
+        <w:rPr>
+          <w:color w:val="D9D9D9" w:themeColor="background1" w:themeShade="D9"/>
+        </w:rPr>
+        <w:t xml:space="preserve"> from Element. I</w:t>
+      </w:r>
+      <w:r>
+        <w:rPr>
+          <w:color w:val="D9D9D9" w:themeColor="background1" w:themeShade="D9"/>
+        </w:rPr>
+        <w:t xml:space="preserve">t does not add needed capabilities and rests on the misunderstanding that </w:t>
+      </w:r>
+      <w:proofErr w:type="spellStart"/>
+      <w:r>
+        <w:rPr>
+          <w:color w:val="D9D9D9" w:themeColor="background1" w:themeShade="D9"/>
+        </w:rPr>
+        <w:t>ModelSubDomain</w:t>
+      </w:r>
+      <w:proofErr w:type="spellEnd"/>
+      <w:r>
+        <w:rPr>
+          <w:color w:val="D9D9D9" w:themeColor="background1" w:themeShade="D9"/>
+        </w:rPr>
+        <w:t xml:space="preserve"> manage their Element and Node objects. </w:t>
       </w:r>
     </w:p>
     <w:p>
@@ -3080,13 +2965,12 @@
         </w:numPr>
         <w:spacing w:before="60" w:after="100"/>
         <w:rPr>
-          <w:lang w:val="en-US"/>
-        </w:rPr>
-      </w:pPr>
-      <w:r>
-        <w:rPr>
-          <w:rtl w:val="0"/>
-          <w:lang w:val="en-US"/>
+          <w:color w:val="D9D9D9" w:themeColor="background1" w:themeShade="D9"/>
+        </w:rPr>
+      </w:pPr>
+      <w:r>
+        <w:rPr>
+          <w:color w:val="D9D9D9" w:themeColor="background1" w:themeShade="D9"/>
         </w:rPr>
         <w:t xml:space="preserve">Mark questionable functions and methods for deprecation; </w:t>
       </w:r>
@@ -3099,24 +2983,79 @@
           <w:numId w:val="11"/>
         </w:numPr>
         <w:spacing w:before="60" w:after="100"/>
-        <w:rPr>
-          <w:lang w:val="en-US"/>
-        </w:rPr>
-      </w:pPr>
-      <w:r>
-        <w:rPr>
-          <w:rtl w:val="0"/>
-          <w:lang w:val="en-US"/>
-        </w:rPr>
+      </w:pPr>
+      <w:r>
         <w:t>W</w:t>
       </w:r>
       <w:r>
         <w:rPr>
-          <w:color w:val="ff2600"/>
-          <w:rtl w:val="0"/>
-          <w:lang w:val="en-US"/>
-        </w:rPr>
-        <w:t>hy is ModelSubDomain::EstablishNeighborConnectivity() sensitive to MeshManager::InitialiseConnectivity(), section 3 on neighbors.</w:t>
+          <w:color w:val="FF2600"/>
+        </w:rPr>
+        <w:t xml:space="preserve">hy is </w:t>
+      </w:r>
+      <w:proofErr w:type="spellStart"/>
+      <w:proofErr w:type="gramStart"/>
+      <w:r>
+        <w:rPr>
+          <w:color w:val="FF2600"/>
+        </w:rPr>
+        <w:t>ModelSubDomain</w:t>
+      </w:r>
+      <w:proofErr w:type="spellEnd"/>
+      <w:r>
+        <w:rPr>
+          <w:color w:val="FF2600"/>
+        </w:rPr>
+        <w:t>::</w:t>
+      </w:r>
+      <w:proofErr w:type="spellStart"/>
+      <w:proofErr w:type="gramEnd"/>
+      <w:r>
+        <w:rPr>
+          <w:color w:val="FF2600"/>
+        </w:rPr>
+        <w:t>EstablishNeighborConnectivity</w:t>
+      </w:r>
+      <w:proofErr w:type="spellEnd"/>
+      <w:r>
+        <w:rPr>
+          <w:color w:val="FF2600"/>
+        </w:rPr>
+        <w:t xml:space="preserve">() sensitive to </w:t>
+      </w:r>
+      <w:proofErr w:type="spellStart"/>
+      <w:r>
+        <w:rPr>
+          <w:color w:val="FF2600"/>
+        </w:rPr>
+        <w:t>M</w:t>
+      </w:r>
+      <w:r>
+        <w:rPr>
+          <w:color w:val="FF2600"/>
+        </w:rPr>
+        <w:t>eshManager</w:t>
+      </w:r>
+      <w:proofErr w:type="spellEnd"/>
+      <w:r>
+        <w:rPr>
+          <w:color w:val="FF2600"/>
+        </w:rPr>
+        <w:t>::</w:t>
+      </w:r>
+      <w:proofErr w:type="spellStart"/>
+      <w:r>
+        <w:rPr>
+          <w:color w:val="FF2600"/>
+        </w:rPr>
+        <w:t>InitialiseConnectivity</w:t>
+      </w:r>
+      <w:proofErr w:type="spellEnd"/>
+      <w:r>
+        <w:rPr>
+          <w:color w:val="FF2600"/>
+        </w:rPr>
+        <w:t>(), section 3 on neighbors.</w:t>
       </w:r>
     </w:p>
     <w:p>
@@ -3128,14 +3067,14 @@
         </w:numPr>
         <w:spacing w:before="60" w:after="100"/>
         <w:rPr>
-          <w:lang w:val="en-US"/>
-        </w:rPr>
-      </w:pPr>
-      <w:r>
-        <w:rPr>
-          <w:rtl w:val="0"/>
-          <w:lang w:val="en-US"/>
-        </w:rPr>
+          <w:color w:val="D9D9D9" w:themeColor="background1" w:themeShade="D9"/>
+        </w:rPr>
+      </w:pPr>
+      <w:r>
+        <w:rPr>
+          <w:color w:val="D9D9D9" w:themeColor="background1" w:themeShade="D9"/>
+        </w:rPr>
+        <w:lastRenderedPageBreak/>
         <w:t>Test removal of regions</w:t>
       </w:r>
     </w:p>
@@ -3147,16 +3086,25 @@
           <w:numId w:val="11"/>
         </w:numPr>
         <w:spacing w:before="60" w:after="100"/>
-        <w:rPr>
-          <w:lang w:val="en-US"/>
-        </w:rPr>
-      </w:pPr>
-      <w:r>
-        <w:rPr>
-          <w:rtl w:val="0"/>
-          <w:lang w:val="en-US"/>
-        </w:rPr>
-        <w:t>Remove all stand alone establishNeighborConnectivity functions from high level utilities</w:t>
+      </w:pPr>
+      <w:r>
+        <w:t xml:space="preserve">Remove all </w:t>
+      </w:r>
+      <w:proofErr w:type="spellStart"/>
+      <w:r>
+        <w:t>stand alone</w:t>
+      </w:r>
+      <w:proofErr w:type="spellEnd"/>
+      <w:r>
+        <w:t xml:space="preserve"> </w:t>
+      </w:r>
+      <w:proofErr w:type="spellStart"/>
+      <w:r>
+        <w:t>establishNeighborConnectivity</w:t>
+      </w:r>
+      <w:proofErr w:type="spellEnd"/>
+      <w:r>
+        <w:t xml:space="preserve"> functions from high level utilities</w:t>
       </w:r>
     </w:p>
     <w:p>
@@ -3167,27 +3115,32 @@
           <w:numId w:val="11"/>
         </w:numPr>
         <w:spacing w:before="60" w:after="100"/>
-        <w:rPr>
-          <w:lang w:val="en-US"/>
-        </w:rPr>
-      </w:pPr>
-      <w:r>
-        <w:rPr>
-          <w:rtl w:val="0"/>
-          <w:lang w:val="en-US"/>
-        </w:rPr>
-        <w:t>Check for code duplication and move code common to Region, Boundary and SplitBoundary down into ModelSubDomain</w:t>
-      </w:r>
-    </w:p>
-    <w:p>
-      <w:pPr>
-        <w:pStyle w:val="Heading Red"/>
-        <w:bidi w:val="0"/>
-      </w:pPr>
-      <w:r>
-        <w:rPr>
-          <w:rtl w:val="0"/>
-        </w:rPr>
+      </w:pPr>
+      <w:r>
+        <w:t xml:space="preserve">Check for code duplication and move code common to Region, Boundary and </w:t>
+      </w:r>
+      <w:proofErr w:type="spellStart"/>
+      <w:r>
+        <w:t>SplitBoun</w:t>
+      </w:r>
+      <w:r>
+        <w:t>dary</w:t>
+      </w:r>
+      <w:proofErr w:type="spellEnd"/>
+      <w:r>
+        <w:t xml:space="preserve"> down into </w:t>
+      </w:r>
+      <w:proofErr w:type="spellStart"/>
+      <w:r>
+        <w:t>ModelSubDomain</w:t>
+      </w:r>
+      <w:proofErr w:type="spellEnd"/>
+    </w:p>
+    <w:p>
+      <w:pPr>
+        <w:pStyle w:val="HeadingRed"/>
+      </w:pPr>
+      <w:r>
         <w:t>To do:</w:t>
       </w:r>
     </w:p>
@@ -3200,25 +3153,20 @@
         </w:numPr>
         <w:spacing w:before="60" w:after="100"/>
         <w:rPr>
-          <w:color w:val="ff2600"/>
-          <w:lang w:val="en-US"/>
-        </w:rPr>
-      </w:pPr>
-      <w:r>
-        <w:rPr>
-          <w:i w:val="1"/>
-          <w:iCs w:val="1"/>
-          <w:color w:val="008f51"/>
-          <w:rtl w:val="0"/>
-          <w:lang w:val="en-US"/>
+          <w:color w:val="FF2600"/>
+        </w:rPr>
+      </w:pPr>
+      <w:r>
+        <w:rPr>
+          <w:i/>
+          <w:iCs/>
+          <w:color w:val="008F51"/>
         </w:rPr>
         <w:t>Have a convention for the deletion of lower-dimensional regions that were converted into boundaries</w:t>
       </w:r>
       <w:r>
         <w:rPr>
-          <w:color w:val="ff2600"/>
-          <w:rtl w:val="0"/>
-          <w:lang w:val="en-US"/>
+          <w:color w:val="FF2600"/>
         </w:rPr>
         <w:t>.</w:t>
       </w:r>
@@ -3232,21 +3180,26 @@
         </w:numPr>
         <w:spacing w:before="60" w:after="100"/>
         <w:rPr>
-          <w:i w:val="1"/>
-          <w:iCs w:val="1"/>
-          <w:color w:val="ff2600"/>
-          <w:lang w:val="en-US"/>
-        </w:rPr>
-      </w:pPr>
-      <w:r>
-        <w:rPr>
-          <w:i w:val="1"/>
-          <w:iCs w:val="1"/>
-          <w:color w:val="ff2600"/>
-          <w:rtl w:val="0"/>
-          <w:lang w:val="en-US"/>
-        </w:rPr>
-        <w:t>Removed lower-dim regions must not be part of any computational domain anymore (not-just non-unique regions). This includes the removal of these elements from the parent-element node list of other elements.</w:t>
+          <w:i/>
+          <w:iCs/>
+          <w:color w:val="FF2600"/>
+        </w:rPr>
+      </w:pPr>
+      <w:r>
+        <w:rPr>
+          <w:i/>
+          <w:iCs/>
+          <w:color w:val="FF2600"/>
+        </w:rPr>
+        <w:t xml:space="preserve">Removed lower-dim regions must not be part of any computational domain anymore (not-just non-unique regions). This </w:t>
+      </w:r>
+      <w:r>
+        <w:rPr>
+          <w:i/>
+          <w:iCs/>
+          <w:color w:val="FF2600"/>
+        </w:rPr>
+        <w:t>includes the removal of these elements from the parent-element node list of other elements.</w:t>
       </w:r>
     </w:p>
     <w:p>
@@ -3258,323 +3211,431 @@
         </w:numPr>
         <w:spacing w:before="60" w:after="100"/>
         <w:rPr>
-          <w:i w:val="1"/>
-          <w:iCs w:val="1"/>
-          <w:color w:val="ff2600"/>
-          <w:lang w:val="en-US"/>
-        </w:rPr>
-      </w:pPr>
-      <w:r>
-        <w:rPr>
-          <w:i w:val="1"/>
-          <w:iCs w:val="1"/>
-          <w:color w:val="ff2600"/>
-          <w:rtl w:val="0"/>
-          <w:lang w:val="en-US"/>
-        </w:rPr>
-        <w:t xml:space="preserve">Check whether the </w:t>
-      </w:r>
-      <w:r>
-        <w:rPr>
-          <w:i w:val="1"/>
-          <w:iCs w:val="1"/>
-          <w:color w:val="ff2600"/>
-          <w:rtl w:val="0"/>
-          <w:lang w:val="en-US"/>
-        </w:rPr>
-        <w:t>“</w:t>
-      </w:r>
-      <w:r>
-        <w:rPr>
-          <w:i w:val="1"/>
-          <w:iCs w:val="1"/>
-          <w:color w:val="ff2600"/>
-          <w:rtl w:val="0"/>
-          <w:lang w:val="en-US"/>
-        </w:rPr>
-        <w:t>All Elements</w:t>
-      </w:r>
-      <w:r>
-        <w:rPr>
-          <w:i w:val="1"/>
-          <w:iCs w:val="1"/>
-          <w:color w:val="ff2600"/>
-          <w:rtl w:val="0"/>
-          <w:lang w:val="en-US"/>
-        </w:rPr>
-        <w:t xml:space="preserve">” </w:t>
-      </w:r>
-      <w:r>
-        <w:rPr>
-          <w:i w:val="1"/>
-          <w:iCs w:val="1"/>
-          <w:color w:val="ff2600"/>
-          <w:rtl w:val="0"/>
-          <w:lang w:val="en-US"/>
-        </w:rPr>
-        <w:t>region is still needed</w:t>
-      </w:r>
-    </w:p>
-    <w:p>
-      <w:pPr>
-        <w:pStyle w:val="Body"/>
-        <w:spacing w:before="60" w:after="100"/>
-        <w:rPr>
-          <w:i w:val="1"/>
-          <w:iCs w:val="1"/>
-          <w:color w:val="ff2600"/>
-        </w:rPr>
-      </w:pPr>
-    </w:p>
-    <w:p>
-      <w:pPr>
-        <w:pStyle w:val="Body"/>
-        <w:bidi w:val="0"/>
-      </w:pPr>
-    </w:p>
-    <w:p>
-      <w:pPr>
-        <w:pStyle w:val="Heading Red"/>
-        <w:bidi w:val="0"/>
-      </w:pPr>
-      <w:r>
-        <w:rPr>
-          <w:rtl w:val="0"/>
-        </w:rPr>
+          <w:i/>
+          <w:iCs/>
+          <w:color w:val="FF2600"/>
+        </w:rPr>
+      </w:pPr>
+      <w:r>
+        <w:rPr>
+          <w:i/>
+          <w:iCs/>
+          <w:color w:val="FF2600"/>
+        </w:rPr>
+        <w:t>Check whether the “All Elements” region is still needed</w:t>
+      </w:r>
+    </w:p>
+    <w:p>
+      <w:pPr>
+        <w:pStyle w:val="Body"/>
+        <w:spacing w:before="60" w:after="100"/>
+        <w:rPr>
+          <w:i/>
+          <w:iCs/>
+          <w:color w:val="FF2600"/>
+        </w:rPr>
+      </w:pPr>
+    </w:p>
+    <w:p>
+      <w:pPr>
+        <w:pStyle w:val="Body"/>
+      </w:pPr>
+    </w:p>
+    <w:p>
+      <w:pPr>
+        <w:pStyle w:val="HeadingRed"/>
+      </w:pPr>
+      <w:r>
         <w:t>Development Strategy</w:t>
       </w:r>
     </w:p>
     <w:p>
       <w:pPr>
         <w:pStyle w:val="Body"/>
-        <w:bidi w:val="0"/>
-      </w:pPr>
-    </w:p>
-    <w:p>
-      <w:pPr>
-        <w:pStyle w:val="Body"/>
-        <w:bidi w:val="0"/>
-      </w:pPr>
-      <w:r>
-        <w:rPr>
-          <w:rtl w:val="0"/>
-        </w:rPr>
+      </w:pPr>
+    </w:p>
+    <w:p>
+      <w:pPr>
+        <w:pStyle w:val="Body"/>
+      </w:pPr>
+      <w:proofErr w:type="spellStart"/>
+      <w:proofErr w:type="gramStart"/>
+      <w:r>
         <w:t>CreateInternalBoundaryFrom</w:t>
       </w:r>
-      <w:r>
-        <w:rPr>
-          <w:rtl w:val="0"/>
-        </w:rPr>
-        <w:t>() - done</w:t>
-      </w:r>
-    </w:p>
-    <w:p>
-      <w:pPr>
-        <w:pStyle w:val="Body"/>
-        <w:bidi w:val="0"/>
-      </w:pPr>
-      <w:r>
-        <w:rPr>
-          <w:rtl w:val="0"/>
-        </w:rPr>
-        <w:t>CreateBetween()</w:t>
-      </w:r>
-    </w:p>
-    <w:p>
-      <w:pPr>
-        <w:pStyle w:val="Body"/>
-        <w:bidi w:val="0"/>
-      </w:pPr>
-      <w:r>
-        <w:rPr>
-          <w:rtl w:val="0"/>
-        </w:rPr>
-        <w:t>CreateAround() - seems to be very hard, sequential approach needed</w:t>
-      </w:r>
-    </w:p>
-    <w:p>
-      <w:pPr>
-        <w:pStyle w:val="Body"/>
-        <w:bidi w:val="0"/>
-      </w:pPr>
-    </w:p>
-    <w:p>
-      <w:pPr>
-        <w:pStyle w:val="Body"/>
-        <w:bidi w:val="0"/>
-      </w:pPr>
-      <w:r>
-        <w:rPr>
-          <w:rtl w:val="0"/>
-        </w:rPr>
+      <w:proofErr w:type="spellEnd"/>
+      <w:r>
+        <w:t>(</w:t>
+      </w:r>
+      <w:proofErr w:type="gramEnd"/>
+      <w:r>
+        <w:t>) - done</w:t>
+      </w:r>
+    </w:p>
+    <w:p>
+      <w:pPr>
+        <w:pStyle w:val="Body"/>
+      </w:pPr>
+      <w:proofErr w:type="spellStart"/>
+      <w:proofErr w:type="gramStart"/>
+      <w:r>
+        <w:t>CreateBetween</w:t>
+      </w:r>
+      <w:proofErr w:type="spellEnd"/>
+      <w:r>
+        <w:t>(</w:t>
+      </w:r>
+      <w:proofErr w:type="gramEnd"/>
+      <w:r>
+        <w:t>)</w:t>
+      </w:r>
+    </w:p>
+    <w:p>
+      <w:pPr>
+        <w:pStyle w:val="Body"/>
+      </w:pPr>
+      <w:proofErr w:type="spellStart"/>
+      <w:proofErr w:type="gramStart"/>
+      <w:r>
+        <w:t>CreateAround</w:t>
+      </w:r>
+      <w:proofErr w:type="spellEnd"/>
+      <w:r>
+        <w:t>(</w:t>
+      </w:r>
+      <w:proofErr w:type="gramEnd"/>
+      <w:r>
+        <w:t>) - seems to be ver</w:t>
+      </w:r>
+      <w:r>
+        <w:t>y hard, sequential approach needed</w:t>
+      </w:r>
+    </w:p>
+    <w:p>
+      <w:pPr>
+        <w:pStyle w:val="Body"/>
+      </w:pPr>
+    </w:p>
+    <w:p>
+      <w:pPr>
+        <w:pStyle w:val="Body"/>
+      </w:pPr>
+      <w:r>
         <w:t>1. Write function that identifies boundary patches and unique boundary names</w:t>
       </w:r>
     </w:p>
     <w:p>
       <w:pPr>
         <w:pStyle w:val="Body"/>
-        <w:bidi w:val="0"/>
-      </w:pPr>
-    </w:p>
-    <w:p>
-      <w:pPr>
-        <w:pStyle w:val="Body"/>
-        <w:bidi w:val="0"/>
-      </w:pPr>
-      <w:r>
-        <w:rPr>
-          <w:rtl w:val="0"/>
-        </w:rPr>
-        <w:t>1.a - Use a node-based way of identifying which adjacent higher dimensional elements inside the volumetric mesh share faces with the lower-dimensional regions</w:t>
-      </w:r>
-    </w:p>
-    <w:p>
-      <w:pPr>
-        <w:pStyle w:val="Body"/>
-        <w:bidi w:val="0"/>
-      </w:pPr>
-    </w:p>
-    <w:p>
-      <w:pPr>
-        <w:pStyle w:val="Body"/>
-        <w:bidi w:val="0"/>
-      </w:pPr>
-      <w:r>
-        <w:rPr>
-          <w:rtl w:val="0"/>
-        </w:rPr>
+      </w:pPr>
+    </w:p>
+    <w:p>
+      <w:pPr>
+        <w:pStyle w:val="Body"/>
+      </w:pPr>
+      <w:r>
+        <w:t>1.a - Use a node-based way of identifying which adjacent higher dimensional elements inside the volumetric mesh share faces with the lower-dim</w:t>
+      </w:r>
+      <w:r>
+        <w:t>ensional regions</w:t>
+      </w:r>
+    </w:p>
+    <w:p>
+      <w:pPr>
+        <w:pStyle w:val="Body"/>
+      </w:pPr>
+    </w:p>
+    <w:p>
+      <w:pPr>
+        <w:pStyle w:val="Body"/>
+      </w:pPr>
+      <w:r>
         <w:t xml:space="preserve">1.b identify the inside and outside parent elements by way of normal directions: if the normal of their corresponding face yields a negative projection, the element is on the outside; else inside. </w:t>
       </w:r>
     </w:p>
+    <w:p>
+      <w:pPr>
+        <w:pStyle w:val="Body"/>
+      </w:pPr>
+    </w:p>
+    <w:p>
+      <w:pPr>
+        <w:pStyle w:val="Body"/>
+      </w:pPr>
+    </w:p>
+    <w:p>
+      <w:pPr>
+        <w:pStyle w:val="Heading2"/>
+      </w:pPr>
+      <w:r>
+        <w:t xml:space="preserve">Boundary, </w:t>
+      </w:r>
+      <w:proofErr w:type="spellStart"/>
+      <w:r>
+        <w:t>SplitBoundary</w:t>
+      </w:r>
+      <w:proofErr w:type="spellEnd"/>
+      <w:r>
+        <w:t xml:space="preserve"> and </w:t>
+      </w:r>
+      <w:proofErr w:type="spellStart"/>
+      <w:r>
+        <w:t>PDE_Integrator</w:t>
+      </w:r>
+      <w:proofErr w:type="spellEnd"/>
+    </w:p>
+    <w:p>
+      <w:pPr>
+        <w:pStyle w:val="Body"/>
+      </w:pPr>
+    </w:p>
+    <w:p>
+      <w:pPr>
+        <w:pStyle w:val="Body"/>
+        <w:numPr>
+          <w:ilvl w:val="0"/>
+          <w:numId w:val="14"/>
+        </w:numPr>
+      </w:pPr>
+      <w:r>
+        <w:t xml:space="preserve">Implement standard process to accumulate PDE operators for </w:t>
+      </w:r>
+      <w:proofErr w:type="spellStart"/>
+      <w:r>
+        <w:t>SplitBoundary</w:t>
+      </w:r>
+      <w:proofErr w:type="spellEnd"/>
+      <w:r>
+        <w:t xml:space="preserve"> objects.</w:t>
+      </w:r>
+    </w:p>
+    <w:p>
+      <w:pPr>
+        <w:pStyle w:val="Body"/>
+        <w:numPr>
+          <w:ilvl w:val="0"/>
+          <w:numId w:val="14"/>
+        </w:numPr>
+      </w:pPr>
+      <w:r>
+        <w:t>Does it make sense to have a Neuman (gradient or flux boundary) on the inside of a model?</w:t>
+      </w:r>
+    </w:p>
+    <w:p>
+      <w:pPr>
+        <w:pStyle w:val="Body"/>
+        <w:numPr>
+          <w:ilvl w:val="0"/>
+          <w:numId w:val="14"/>
+        </w:numPr>
+      </w:pPr>
+      <w:r>
+        <w:t xml:space="preserve">What kind of couplings can be implemented for a </w:t>
+      </w:r>
+      <w:proofErr w:type="spellStart"/>
+      <w:r>
+        <w:t>SplitBoundary</w:t>
+      </w:r>
+      <w:proofErr w:type="spellEnd"/>
+      <w:r>
+        <w:t>?</w:t>
+      </w:r>
+    </w:p>
+    <w:p>
+      <w:pPr>
+        <w:pStyle w:val="Body"/>
+        <w:numPr>
+          <w:ilvl w:val="0"/>
+          <w:numId w:val="14"/>
+        </w:numPr>
+      </w:pPr>
+      <w:r>
+        <w:t>How can a coupling be moved to the LHS?</w:t>
+      </w:r>
+    </w:p>
+    <w:p>
+      <w:pPr>
+        <w:pStyle w:val="Body"/>
+      </w:pPr>
+      <w:bookmarkStart w:id="0" w:name="_GoBack"/>
+      <w:bookmarkEnd w:id="0"/>
+    </w:p>
     <w:sectPr>
-      <w:headerReference w:type="default" r:id="rId4"/>
-      <w:footerReference w:type="default" r:id="rId5"/>
-      <w:pgSz w:w="11906" w:h="16838" w:orient="portrait"/>
-      <w:pgMar w:top="1134" w:right="1134" w:bottom="1134" w:left="1134" w:header="709" w:footer="850"/>
-      <w:bidi w:val="0"/>
+      <w:headerReference w:type="even" r:id="rId7"/>
+      <w:headerReference w:type="default" r:id="rId8"/>
+      <w:footerReference w:type="even" r:id="rId9"/>
+      <w:footerReference w:type="default" r:id="rId10"/>
+      <w:headerReference w:type="first" r:id="rId11"/>
+      <w:footerReference w:type="first" r:id="rId12"/>
+      <w:pgSz w:w="11906" w:h="16838"/>
+      <w:pgMar w:top="1134" w:right="1134" w:bottom="1134" w:left="1134" w:header="709" w:footer="850" w:gutter="0"/>
+      <w:cols w:space="720"/>
     </w:sectPr>
   </w:body>
 </w:document>
 </file>
 
+<file path=word/endnotes.xml><?xml version="1.0" encoding="utf-8"?>
+<w:endnotes xmlns:wpc="http://schemas.microsoft.com/office/word/2010/wordprocessingCanvas" xmlns:cx="http://schemas.microsoft.com/office/drawing/2014/chartex" xmlns:cx1="http://schemas.microsoft.com/office/drawing/2015/9/8/chartex" xmlns:cx2="http://schemas.microsoft.com/office/drawing/2015/10/21/chartex" xmlns:cx3="http://schemas.microsoft.com/office/drawing/2016/5/9/chartex" xmlns:cx4="http://schemas.microsoft.com/office/drawing/2016/5/10/chartex" xmlns:cx5="http://schemas.microsoft.com/office/drawing/2016/5/11/chartex" xmlns:cx6="http://schemas.microsoft.com/office/drawing/2016/5/12/chartex" xmlns:cx7="http://schemas.microsoft.com/office/drawing/2016/5/13/chartex" xmlns:cx8="http://schemas.microsoft.com/office/drawing/2016/5/14/chartex" xmlns:mc="http://schemas.openxmlformats.org/markup-compatibility/2006" xmlns:aink="http://schemas.microsoft.com/office/drawing/2016/ink" xmlns:am3d="http://schemas.microsoft.com/office/drawing/2017/model3d" xmlns:o="urn:schemas-microsoft-com:office:office" xmlns:r="http://schemas.openxmlformats.org/officeDocument/2006/relationships" xmlns:m="http://schemas.openxmlformats.org/officeDocument/2006/math" xmlns:v="urn:schemas-microsoft-com:vml" xmlns:wp14="http://schemas.microsoft.com/office/word/2010/wordprocessingDrawing" xmlns:wp="http://schemas.openxmlformats.org/drawingml/2006/wordprocessingDrawing" xmlns:w10="urn:schemas-microsoft-com:office:word" xmlns:w="http://schemas.openxmlformats.org/wordprocessingml/2006/main" xmlns:w14="http://schemas.microsoft.com/office/word/2010/wordml" xmlns:w15="http://schemas.microsoft.com/office/word/2012/wordml" xmlns:w16cid="http://schemas.microsoft.com/office/word/2016/wordml/cid" xmlns:w16se="http://schemas.microsoft.com/office/word/2015/wordml/symex" xmlns:wpg="http://schemas.microsoft.com/office/word/2010/wordprocessingGroup" xmlns:wpi="http://schemas.microsoft.com/office/word/2010/wordprocessingInk" xmlns:wne="http://schemas.microsoft.com/office/word/2006/wordml" xmlns:wps="http://schemas.microsoft.com/office/word/2010/wordprocessingShape" mc:Ignorable="w14 w15 w16se w16cid wp14">
+  <w:endnote w:type="separator" w:id="-1">
+    <w:p>
+      <w:r>
+        <w:separator/>
+      </w:r>
+    </w:p>
+  </w:endnote>
+  <w:endnote w:type="continuationSeparator" w:id="0">
+    <w:p>
+      <w:r>
+        <w:continuationSeparator/>
+      </w:r>
+    </w:p>
+  </w:endnote>
+</w:endnotes>
+</file>
+
 <file path=word/footer1.xml><?xml version="1.0" encoding="utf-8"?>
-<w:ftr xmlns:r="http://schemas.openxmlformats.org/officeDocument/2006/relationships" xmlns:wp="http://schemas.openxmlformats.org/drawingml/2006/wordprocessingDrawing" xmlns:w="http://schemas.openxmlformats.org/wordprocessingml/2006/main" xmlns:w10="urn:schemas-microsoft-com:office:word" xmlns:w14="http://schemas.microsoft.com/office/word/2010/wordml" xmlns:wps="http://schemas.microsoft.com/office/word/2010/wordprocessingShape" xmlns:wpg="http://schemas.microsoft.com/office/word/2010/wordprocessingGroup" xmlns:mc="http://schemas.openxmlformats.org/markup-compatibility/2006" xmlns:v="urn:schemas-microsoft-com:vml" xmlns:o="urn:schemas-microsoft-com:office:office" xmlns:m="http://schemas.openxmlformats.org/officeDocument/2006/math" mc:Ignorable="w14">
+<w:ftr xmlns:wpc="http://schemas.microsoft.com/office/word/2010/wordprocessingCanvas" xmlns:cx="http://schemas.microsoft.com/office/drawing/2014/chartex" xmlns:cx1="http://schemas.microsoft.com/office/drawing/2015/9/8/chartex" xmlns:cx2="http://schemas.microsoft.com/office/drawing/2015/10/21/chartex" xmlns:cx3="http://schemas.microsoft.com/office/drawing/2016/5/9/chartex" xmlns:cx4="http://schemas.microsoft.com/office/drawing/2016/5/10/chartex" xmlns:cx5="http://schemas.microsoft.com/office/drawing/2016/5/11/chartex" xmlns:cx6="http://schemas.microsoft.com/office/drawing/2016/5/12/chartex" xmlns:cx7="http://schemas.microsoft.com/office/drawing/2016/5/13/chartex" xmlns:cx8="http://schemas.microsoft.com/office/drawing/2016/5/14/chartex" xmlns:mc="http://schemas.openxmlformats.org/markup-compatibility/2006" xmlns:aink="http://schemas.microsoft.com/office/drawing/2016/ink" xmlns:am3d="http://schemas.microsoft.com/office/drawing/2017/model3d" xmlns:o="urn:schemas-microsoft-com:office:office" xmlns:r="http://schemas.openxmlformats.org/officeDocument/2006/relationships" xmlns:m="http://schemas.openxmlformats.org/officeDocument/2006/math" xmlns:v="urn:schemas-microsoft-com:vml" xmlns:wp14="http://schemas.microsoft.com/office/word/2010/wordprocessingDrawing" xmlns:wp="http://schemas.openxmlformats.org/drawingml/2006/wordprocessingDrawing" xmlns:w10="urn:schemas-microsoft-com:office:word" xmlns:w="http://schemas.openxmlformats.org/wordprocessingml/2006/main" xmlns:w14="http://schemas.microsoft.com/office/word/2010/wordml" xmlns:w15="http://schemas.microsoft.com/office/word/2012/wordml" xmlns:w16cid="http://schemas.microsoft.com/office/word/2016/wordml/cid" xmlns:w16se="http://schemas.microsoft.com/office/word/2015/wordml/symex" xmlns:wpg="http://schemas.microsoft.com/office/word/2010/wordprocessingGroup" xmlns:wpi="http://schemas.microsoft.com/office/word/2010/wordprocessingInk" xmlns:wne="http://schemas.microsoft.com/office/word/2006/wordml" xmlns:wps="http://schemas.microsoft.com/office/word/2010/wordprocessingShape" mc:Ignorable="w14 w15 w16se w16cid wp14">
   <w:p>
     <w:pPr>
-      <w:pStyle w:val="Header &amp; Footer"/>
+      <w:pStyle w:val="Footer"/>
+    </w:pPr>
+  </w:p>
+</w:ftr>
+</file>
+
+<file path=word/footer2.xml><?xml version="1.0" encoding="utf-8"?>
+<w:ftr xmlns:wpc="http://schemas.microsoft.com/office/word/2010/wordprocessingCanvas" xmlns:cx="http://schemas.microsoft.com/office/drawing/2014/chartex" xmlns:cx1="http://schemas.microsoft.com/office/drawing/2015/9/8/chartex" xmlns:cx2="http://schemas.microsoft.com/office/drawing/2015/10/21/chartex" xmlns:cx3="http://schemas.microsoft.com/office/drawing/2016/5/9/chartex" xmlns:cx4="http://schemas.microsoft.com/office/drawing/2016/5/10/chartex" xmlns:cx5="http://schemas.microsoft.com/office/drawing/2016/5/11/chartex" xmlns:cx6="http://schemas.microsoft.com/office/drawing/2016/5/12/chartex" xmlns:cx7="http://schemas.microsoft.com/office/drawing/2016/5/13/chartex" xmlns:cx8="http://schemas.microsoft.com/office/drawing/2016/5/14/chartex" xmlns:mc="http://schemas.openxmlformats.org/markup-compatibility/2006" xmlns:aink="http://schemas.microsoft.com/office/drawing/2016/ink" xmlns:am3d="http://schemas.microsoft.com/office/drawing/2017/model3d" xmlns:o="urn:schemas-microsoft-com:office:office" xmlns:r="http://schemas.openxmlformats.org/officeDocument/2006/relationships" xmlns:m="http://schemas.openxmlformats.org/officeDocument/2006/math" xmlns:v="urn:schemas-microsoft-com:vml" xmlns:wp14="http://schemas.microsoft.com/office/word/2010/wordprocessingDrawing" xmlns:wp="http://schemas.openxmlformats.org/drawingml/2006/wordprocessingDrawing" xmlns:w10="urn:schemas-microsoft-com:office:word" xmlns:w="http://schemas.openxmlformats.org/wordprocessingml/2006/main" xmlns:w14="http://schemas.microsoft.com/office/word/2010/wordml" xmlns:w15="http://schemas.microsoft.com/office/word/2012/wordml" xmlns:w16cid="http://schemas.microsoft.com/office/word/2016/wordml/cid" xmlns:w16se="http://schemas.microsoft.com/office/word/2015/wordml/symex" xmlns:wpg="http://schemas.microsoft.com/office/word/2010/wordprocessingGroup" xmlns:wpi="http://schemas.microsoft.com/office/word/2010/wordprocessingInk" xmlns:wne="http://schemas.microsoft.com/office/word/2006/wordml" xmlns:wps="http://schemas.microsoft.com/office/word/2010/wordprocessingShape" mc:Ignorable="w14 w15 w16se w16cid wp14">
+  <w:p>
+    <w:pPr>
+      <w:pStyle w:val="HeaderFooter"/>
       <w:tabs>
+        <w:tab w:val="clear" w:pos="9020"/>
         <w:tab w:val="center" w:pos="4819"/>
         <w:tab w:val="right" w:pos="9638"/>
-        <w:tab w:val="clear" w:pos="9020"/>
       </w:tabs>
-      <w:jc w:val="left"/>
     </w:pPr>
     <w:r>
       <w:tab/>
+    </w:r>
+    <w:r>
       <w:tab/>
     </w:r>
     <w:r>
       <w:rPr>
-        <w:rtl w:val="0"/>
         <w:lang w:val="en-US"/>
       </w:rPr>
       <w:t xml:space="preserve">Page </w:t>
     </w:r>
     <w:r>
-      <w:rPr/>
-      <w:fldChar w:fldCharType="begin" w:fldLock="0"/>
+      <w:fldChar w:fldCharType="begin"/>
     </w:r>
     <w:r>
       <w:instrText xml:space="preserve"> PAGE </w:instrText>
     </w:r>
     <w:r>
-      <w:rPr/>
-      <w:fldChar w:fldCharType="separate" w:fldLock="0"/>
+      <w:fldChar w:fldCharType="separate"/>
     </w:r>
     <w:r>
       <w:t>7</w:t>
     </w:r>
     <w:r>
-      <w:rPr/>
-      <w:fldChar w:fldCharType="end" w:fldLock="0"/>
+      <w:fldChar w:fldCharType="end"/>
     </w:r>
     <w:r>
       <w:rPr>
-        <w:rtl w:val="0"/>
         <w:lang w:val="en-US"/>
       </w:rPr>
       <w:t xml:space="preserve"> of </w:t>
     </w:r>
     <w:r>
-      <w:rPr/>
-      <w:fldChar w:fldCharType="begin" w:fldLock="0"/>
+      <w:fldChar w:fldCharType="begin"/>
     </w:r>
     <w:r>
       <w:instrText xml:space="preserve"> NUMPAGES </w:instrText>
     </w:r>
     <w:r>
-      <w:rPr/>
-      <w:fldChar w:fldCharType="separate" w:fldLock="0"/>
+      <w:fldChar w:fldCharType="separate"/>
     </w:r>
     <w:r>
       <w:t>7</w:t>
     </w:r>
     <w:r>
-      <w:rPr/>
-      <w:fldChar w:fldCharType="end" w:fldLock="0"/>
+      <w:fldChar w:fldCharType="end"/>
     </w:r>
   </w:p>
 </w:ftr>
 </file>
 
+<file path=word/footer3.xml><?xml version="1.0" encoding="utf-8"?>
+<w:ftr xmlns:wpc="http://schemas.microsoft.com/office/word/2010/wordprocessingCanvas" xmlns:cx="http://schemas.microsoft.com/office/drawing/2014/chartex" xmlns:cx1="http://schemas.microsoft.com/office/drawing/2015/9/8/chartex" xmlns:cx2="http://schemas.microsoft.com/office/drawing/2015/10/21/chartex" xmlns:cx3="http://schemas.microsoft.com/office/drawing/2016/5/9/chartex" xmlns:cx4="http://schemas.microsoft.com/office/drawing/2016/5/10/chartex" xmlns:cx5="http://schemas.microsoft.com/office/drawing/2016/5/11/chartex" xmlns:cx6="http://schemas.microsoft.com/office/drawing/2016/5/12/chartex" xmlns:cx7="http://schemas.microsoft.com/office/drawing/2016/5/13/chartex" xmlns:cx8="http://schemas.microsoft.com/office/drawing/2016/5/14/chartex" xmlns:mc="http://schemas.openxmlformats.org/markup-compatibility/2006" xmlns:aink="http://schemas.microsoft.com/office/drawing/2016/ink" xmlns:am3d="http://schemas.microsoft.com/office/drawing/2017/model3d" xmlns:o="urn:schemas-microsoft-com:office:office" xmlns:r="http://schemas.openxmlformats.org/officeDocument/2006/relationships" xmlns:m="http://schemas.openxmlformats.org/officeDocument/2006/math" xmlns:v="urn:schemas-microsoft-com:vml" xmlns:wp14="http://schemas.microsoft.com/office/word/2010/wordprocessingDrawing" xmlns:wp="http://schemas.openxmlformats.org/drawingml/2006/wordprocessingDrawing" xmlns:w10="urn:schemas-microsoft-com:office:word" xmlns:w="http://schemas.openxmlformats.org/wordprocessingml/2006/main" xmlns:w14="http://schemas.microsoft.com/office/word/2010/wordml" xmlns:w15="http://schemas.microsoft.com/office/word/2012/wordml" xmlns:w16cid="http://schemas.microsoft.com/office/word/2016/wordml/cid" xmlns:w16se="http://schemas.microsoft.com/office/word/2015/wordml/symex" xmlns:wpg="http://schemas.microsoft.com/office/word/2010/wordprocessingGroup" xmlns:wpi="http://schemas.microsoft.com/office/word/2010/wordprocessingInk" xmlns:wne="http://schemas.microsoft.com/office/word/2006/wordml" xmlns:wps="http://schemas.microsoft.com/office/word/2010/wordprocessingShape" mc:Ignorable="w14 w15 w16se w16cid wp14">
+  <w:p>
+    <w:pPr>
+      <w:pStyle w:val="Footer"/>
+    </w:pPr>
+  </w:p>
+</w:ftr>
+</file>
+
+<file path=word/footnotes.xml><?xml version="1.0" encoding="utf-8"?>
+<w:footnotes xmlns:wpc="http://schemas.microsoft.com/office/word/2010/wordprocessingCanvas" xmlns:cx="http://schemas.microsoft.com/office/drawing/2014/chartex" xmlns:cx1="http://schemas.microsoft.com/office/drawing/2015/9/8/chartex" xmlns:cx2="http://schemas.microsoft.com/office/drawing/2015/10/21/chartex" xmlns:cx3="http://schemas.microsoft.com/office/drawing/2016/5/9/chartex" xmlns:cx4="http://schemas.microsoft.com/office/drawing/2016/5/10/chartex" xmlns:cx5="http://schemas.microsoft.com/office/drawing/2016/5/11/chartex" xmlns:cx6="http://schemas.microsoft.com/office/drawing/2016/5/12/chartex" xmlns:cx7="http://schemas.microsoft.com/office/drawing/2016/5/13/chartex" xmlns:cx8="http://schemas.microsoft.com/office/drawing/2016/5/14/chartex" xmlns:mc="http://schemas.openxmlformats.org/markup-compatibility/2006" xmlns:aink="http://schemas.microsoft.com/office/drawing/2016/ink" xmlns:am3d="http://schemas.microsoft.com/office/drawing/2017/model3d" xmlns:o="urn:schemas-microsoft-com:office:office" xmlns:r="http://schemas.openxmlformats.org/officeDocument/2006/relationships" xmlns:m="http://schemas.openxmlformats.org/officeDocument/2006/math" xmlns:v="urn:schemas-microsoft-com:vml" xmlns:wp14="http://schemas.microsoft.com/office/word/2010/wordprocessingDrawing" xmlns:wp="http://schemas.openxmlformats.org/drawingml/2006/wordprocessingDrawing" xmlns:w10="urn:schemas-microsoft-com:office:word" xmlns:w="http://schemas.openxmlformats.org/wordprocessingml/2006/main" xmlns:w14="http://schemas.microsoft.com/office/word/2010/wordml" xmlns:w15="http://schemas.microsoft.com/office/word/2012/wordml" xmlns:w16cid="http://schemas.microsoft.com/office/word/2016/wordml/cid" xmlns:w16se="http://schemas.microsoft.com/office/word/2015/wordml/symex" xmlns:wpg="http://schemas.microsoft.com/office/word/2010/wordprocessingGroup" xmlns:wpi="http://schemas.microsoft.com/office/word/2010/wordprocessingInk" xmlns:wne="http://schemas.microsoft.com/office/word/2006/wordml" xmlns:wps="http://schemas.microsoft.com/office/word/2010/wordprocessingShape" mc:Ignorable="w14 w15 w16se w16cid wp14">
+  <w:footnote w:type="separator" w:id="-1">
+    <w:p>
+      <w:r>
+        <w:separator/>
+      </w:r>
+    </w:p>
+  </w:footnote>
+  <w:footnote w:type="continuationSeparator" w:id="0">
+    <w:p>
+      <w:r>
+        <w:continuationSeparator/>
+      </w:r>
+    </w:p>
+  </w:footnote>
+</w:footnotes>
+</file>
+
 <file path=word/header1.xml><?xml version="1.0" encoding="utf-8"?>
-<w:hdr xmlns:r="http://schemas.openxmlformats.org/officeDocument/2006/relationships" xmlns:wp="http://schemas.openxmlformats.org/drawingml/2006/wordprocessingDrawing" xmlns:w="http://schemas.openxmlformats.org/wordprocessingml/2006/main" xmlns:w10="urn:schemas-microsoft-com:office:word" xmlns:w14="http://schemas.microsoft.com/office/word/2010/wordml" xmlns:wps="http://schemas.microsoft.com/office/word/2010/wordprocessingShape" xmlns:wpg="http://schemas.microsoft.com/office/word/2010/wordprocessingGroup" xmlns:mc="http://schemas.openxmlformats.org/markup-compatibility/2006" xmlns:v="urn:schemas-microsoft-com:vml" xmlns:o="urn:schemas-microsoft-com:office:office" xmlns:m="http://schemas.openxmlformats.org/officeDocument/2006/math" mc:Ignorable="w14">
+<w:hdr xmlns:wpc="http://schemas.microsoft.com/office/word/2010/wordprocessingCanvas" xmlns:cx="http://schemas.microsoft.com/office/drawing/2014/chartex" xmlns:cx1="http://schemas.microsoft.com/office/drawing/2015/9/8/chartex" xmlns:cx2="http://schemas.microsoft.com/office/drawing/2015/10/21/chartex" xmlns:cx3="http://schemas.microsoft.com/office/drawing/2016/5/9/chartex" xmlns:cx4="http://schemas.microsoft.com/office/drawing/2016/5/10/chartex" xmlns:cx5="http://schemas.microsoft.com/office/drawing/2016/5/11/chartex" xmlns:cx6="http://schemas.microsoft.com/office/drawing/2016/5/12/chartex" xmlns:cx7="http://schemas.microsoft.com/office/drawing/2016/5/13/chartex" xmlns:cx8="http://schemas.microsoft.com/office/drawing/2016/5/14/chartex" xmlns:mc="http://schemas.openxmlformats.org/markup-compatibility/2006" xmlns:aink="http://schemas.microsoft.com/office/drawing/2016/ink" xmlns:am3d="http://schemas.microsoft.com/office/drawing/2017/model3d" xmlns:o="urn:schemas-microsoft-com:office:office" xmlns:r="http://schemas.openxmlformats.org/officeDocument/2006/relationships" xmlns:m="http://schemas.openxmlformats.org/officeDocument/2006/math" xmlns:v="urn:schemas-microsoft-com:vml" xmlns:wp14="http://schemas.microsoft.com/office/word/2010/wordprocessingDrawing" xmlns:wp="http://schemas.openxmlformats.org/drawingml/2006/wordprocessingDrawing" xmlns:w10="urn:schemas-microsoft-com:office:word" xmlns:w="http://schemas.openxmlformats.org/wordprocessingml/2006/main" xmlns:w14="http://schemas.microsoft.com/office/word/2010/wordml" xmlns:w15="http://schemas.microsoft.com/office/word/2012/wordml" xmlns:w16cid="http://schemas.microsoft.com/office/word/2016/wordml/cid" xmlns:w16se="http://schemas.microsoft.com/office/word/2015/wordml/symex" xmlns:wpg="http://schemas.microsoft.com/office/word/2010/wordprocessingGroup" xmlns:wpi="http://schemas.microsoft.com/office/word/2010/wordprocessingInk" xmlns:wne="http://schemas.microsoft.com/office/word/2006/wordml" xmlns:wps="http://schemas.microsoft.com/office/word/2010/wordprocessingShape" mc:Ignorable="w14 w15 w16se w16cid wp14">
   <w:p>
-    <w:r/>
+    <w:pPr>
+      <w:pStyle w:val="Header"/>
+    </w:pPr>
+  </w:p>
+</w:hdr>
+</file>
+
+<file path=word/header2.xml><?xml version="1.0" encoding="utf-8"?>
+<w:hdr xmlns:wpc="http://schemas.microsoft.com/office/word/2010/wordprocessingCanvas" xmlns:cx="http://schemas.microsoft.com/office/drawing/2014/chartex" xmlns:cx1="http://schemas.microsoft.com/office/drawing/2015/9/8/chartex" xmlns:cx2="http://schemas.microsoft.com/office/drawing/2015/10/21/chartex" xmlns:cx3="http://schemas.microsoft.com/office/drawing/2016/5/9/chartex" xmlns:cx4="http://schemas.microsoft.com/office/drawing/2016/5/10/chartex" xmlns:cx5="http://schemas.microsoft.com/office/drawing/2016/5/11/chartex" xmlns:cx6="http://schemas.microsoft.com/office/drawing/2016/5/12/chartex" xmlns:cx7="http://schemas.microsoft.com/office/drawing/2016/5/13/chartex" xmlns:cx8="http://schemas.microsoft.com/office/drawing/2016/5/14/chartex" xmlns:mc="http://schemas.openxmlformats.org/markup-compatibility/2006" xmlns:aink="http://schemas.microsoft.com/office/drawing/2016/ink" xmlns:am3d="http://schemas.microsoft.com/office/drawing/2017/model3d" xmlns:o="urn:schemas-microsoft-com:office:office" xmlns:r="http://schemas.openxmlformats.org/officeDocument/2006/relationships" xmlns:m="http://schemas.openxmlformats.org/officeDocument/2006/math" xmlns:v="urn:schemas-microsoft-com:vml" xmlns:wp14="http://schemas.microsoft.com/office/word/2010/wordprocessingDrawing" xmlns:wp="http://schemas.openxmlformats.org/drawingml/2006/wordprocessingDrawing" xmlns:w10="urn:schemas-microsoft-com:office:word" xmlns:w="http://schemas.openxmlformats.org/wordprocessingml/2006/main" xmlns:w14="http://schemas.microsoft.com/office/word/2010/wordml" xmlns:w15="http://schemas.microsoft.com/office/word/2012/wordml" xmlns:w16cid="http://schemas.microsoft.com/office/word/2016/wordml/cid" xmlns:w16se="http://schemas.microsoft.com/office/word/2015/wordml/symex" xmlns:wpg="http://schemas.microsoft.com/office/word/2010/wordprocessingGroup" xmlns:wpi="http://schemas.microsoft.com/office/word/2010/wordprocessingInk" xmlns:wne="http://schemas.microsoft.com/office/word/2006/wordml" xmlns:wps="http://schemas.microsoft.com/office/word/2010/wordprocessingShape" mc:Ignorable="w14 w15 w16se w16cid wp14">
+  <w:p/>
+</w:hdr>
+</file>
+
+<file path=word/header3.xml><?xml version="1.0" encoding="utf-8"?>
+<w:hdr xmlns:wpc="http://schemas.microsoft.com/office/word/2010/wordprocessingCanvas" xmlns:cx="http://schemas.microsoft.com/office/drawing/2014/chartex" xmlns:cx1="http://schemas.microsoft.com/office/drawing/2015/9/8/chartex" xmlns:cx2="http://schemas.microsoft.com/office/drawing/2015/10/21/chartex" xmlns:cx3="http://schemas.microsoft.com/office/drawing/2016/5/9/chartex" xmlns:cx4="http://schemas.microsoft.com/office/drawing/2016/5/10/chartex" xmlns:cx5="http://schemas.microsoft.com/office/drawing/2016/5/11/chartex" xmlns:cx6="http://schemas.microsoft.com/office/drawing/2016/5/12/chartex" xmlns:cx7="http://schemas.microsoft.com/office/drawing/2016/5/13/chartex" xmlns:cx8="http://schemas.microsoft.com/office/drawing/2016/5/14/chartex" xmlns:mc="http://schemas.openxmlformats.org/markup-compatibility/2006" xmlns:aink="http://schemas.microsoft.com/office/drawing/2016/ink" xmlns:am3d="http://schemas.microsoft.com/office/drawing/2017/model3d" xmlns:o="urn:schemas-microsoft-com:office:office" xmlns:r="http://schemas.openxmlformats.org/officeDocument/2006/relationships" xmlns:m="http://schemas.openxmlformats.org/officeDocument/2006/math" xmlns:v="urn:schemas-microsoft-com:vml" xmlns:wp14="http://schemas.microsoft.com/office/word/2010/wordprocessingDrawing" xmlns:wp="http://schemas.openxmlformats.org/drawingml/2006/wordprocessingDrawing" xmlns:w10="urn:schemas-microsoft-com:office:word" xmlns:w="http://schemas.openxmlformats.org/wordprocessingml/2006/main" xmlns:w14="http://schemas.microsoft.com/office/word/2010/wordml" xmlns:w15="http://schemas.microsoft.com/office/word/2012/wordml" xmlns:w16cid="http://schemas.microsoft.com/office/word/2016/wordml/cid" xmlns:w16se="http://schemas.microsoft.com/office/word/2015/wordml/symex" xmlns:wpg="http://schemas.microsoft.com/office/word/2010/wordprocessingGroup" xmlns:wpi="http://schemas.microsoft.com/office/word/2010/wordprocessingInk" xmlns:wne="http://schemas.microsoft.com/office/word/2006/wordml" xmlns:wps="http://schemas.microsoft.com/office/word/2010/wordprocessingShape" mc:Ignorable="w14 w15 w16se w16cid wp14">
+  <w:p>
+    <w:pPr>
+      <w:pStyle w:val="Header"/>
+    </w:pPr>
   </w:p>
 </w:hdr>
 </file>
 
 <file path=word/numbering.xml><?xml version="1.0" encoding="utf-8"?>
-<w:numbering xmlns:w="http://schemas.openxmlformats.org/wordprocessingml/2006/main" xmlns:wp="http://schemas.openxmlformats.org/drawingml/2006/wordprocessingDrawing" xmlns:w14="http://schemas.microsoft.com/office/word/2010/wordml" xmlns:r="http://schemas.openxmlformats.org/officeDocument/2006/relationships" xmlns:v="urn:schemas-microsoft-com:vml" xmlns:o="urn:schemas-microsoft-com:office:office">
-  <w:abstractNum w:abstractNumId="0">
+<w:numbering xmlns:wpc="http://schemas.microsoft.com/office/word/2010/wordprocessingCanvas" xmlns:cx="http://schemas.microsoft.com/office/drawing/2014/chartex" xmlns:cx1="http://schemas.microsoft.com/office/drawing/2015/9/8/chartex" xmlns:cx2="http://schemas.microsoft.com/office/drawing/2015/10/21/chartex" xmlns:cx3="http://schemas.microsoft.com/office/drawing/2016/5/9/chartex" xmlns:cx4="http://schemas.microsoft.com/office/drawing/2016/5/10/chartex" xmlns:cx5="http://schemas.microsoft.com/office/drawing/2016/5/11/chartex" xmlns:cx6="http://schemas.microsoft.com/office/drawing/2016/5/12/chartex" xmlns:cx7="http://schemas.microsoft.com/office/drawing/2016/5/13/chartex" xmlns:cx8="http://schemas.microsoft.com/office/drawing/2016/5/14/chartex" xmlns:mc="http://schemas.openxmlformats.org/markup-compatibility/2006" xmlns:aink="http://schemas.microsoft.com/office/drawing/2016/ink" xmlns:am3d="http://schemas.microsoft.com/office/drawing/2017/model3d" xmlns:o="urn:schemas-microsoft-com:office:office" xmlns:r="http://schemas.openxmlformats.org/officeDocument/2006/relationships" xmlns:m="http://schemas.openxmlformats.org/officeDocument/2006/math" xmlns:v="urn:schemas-microsoft-com:vml" xmlns:wp14="http://schemas.microsoft.com/office/word/2010/wordprocessingDrawing" xmlns:wp="http://schemas.openxmlformats.org/drawingml/2006/wordprocessingDrawing" xmlns:w10="urn:schemas-microsoft-com:office:word" xmlns:w="http://schemas.openxmlformats.org/wordprocessingml/2006/main" xmlns:w14="http://schemas.microsoft.com/office/word/2010/wordml" xmlns:w15="http://schemas.microsoft.com/office/word/2012/wordml" xmlns:w16cid="http://schemas.microsoft.com/office/word/2016/wordml/cid" xmlns:w16se="http://schemas.microsoft.com/office/word/2015/wordml/symex" xmlns:wpg="http://schemas.microsoft.com/office/word/2010/wordprocessingGroup" xmlns:wpi="http://schemas.microsoft.com/office/word/2010/wordprocessingInk" xmlns:wne="http://schemas.microsoft.com/office/word/2006/wordml" xmlns:wps="http://schemas.microsoft.com/office/word/2010/wordprocessingShape" mc:Ignorable="w14 w15 w16se w16cid wp14">
+  <w:abstractNum w:abstractNumId="0" w15:restartNumberingAfterBreak="0">
+    <w:nsid w:val="3CC91ECA"/>
     <w:multiLevelType w:val="hybridMultilevel"/>
-    <w:lvl w:ilvl="0">
+    <w:tmpl w:val="BC524E12"/>
+    <w:styleLink w:val="Numbered"/>
+    <w:lvl w:ilvl="0" w:tplc="80E8BC86">
       <w:start w:val="1"/>
       <w:numFmt w:val="decimal"/>
-      <w:suff w:val="tab"/>
       <w:lvlText w:val="%1."/>
       <w:lvlJc w:val="left"/>
       <w:pPr>
         <w:ind w:left="360" w:hanging="360"/>
-      </w:pPr>
-      <w:rPr>
-        <w:rFonts w:hAnsi="Arial Unicode MS"/>
-        <w:b w:val="1"/>
-        <w:bCs w:val="1"/>
-        <w:caps w:val="0"/>
-        <w:smallCaps w:val="0"/>
-        <w:strike w:val="0"/>
-        <w:dstrike w:val="0"/>
-        <w:outline w:val="0"/>
-        <w:emboss w:val="0"/>
-        <w:imprint w:val="0"/>
-        <w:spacing w:val="0"/>
-        <w:w w:val="100"/>
-        <w:kern w:val="0"/>
-        <w:position w:val="0"/>
-        <w:highlight w:val="none"/>
-        <w:vertAlign w:val="baseline"/>
-      </w:rPr>
-    </w:lvl>
-    <w:lvl w:ilvl="1">
-      <w:start w:val="1"/>
-      <w:numFmt w:val="decimal"/>
-      <w:suff w:val="tab"/>
-      <w:lvlText w:val="%2."/>
-      <w:lvlJc w:val="left"/>
-      <w:pPr>
-        <w:ind w:left="1080" w:hanging="360"/>
       </w:pPr>
       <w:rPr>
         <w:rFonts w:hAnsi="Arial Unicode MS"/>
@@ -3593,14 +3654,13 @@
         <w:vertAlign w:val="baseline"/>
       </w:rPr>
     </w:lvl>
-    <w:lvl w:ilvl="2">
+    <w:lvl w:ilvl="1" w:tplc="D8920A62">
       <w:start w:val="1"/>
       <w:numFmt w:val="decimal"/>
-      <w:suff w:val="tab"/>
-      <w:lvlText w:val="%3."/>
+      <w:lvlText w:val="%2."/>
       <w:lvlJc w:val="left"/>
       <w:pPr>
-        <w:ind w:left="1800" w:hanging="360"/>
+        <w:ind w:left="720" w:hanging="360"/>
       </w:pPr>
       <w:rPr>
         <w:rFonts w:hAnsi="Arial Unicode MS"/>
@@ -3619,14 +3679,13 @@
         <w:vertAlign w:val="baseline"/>
       </w:rPr>
     </w:lvl>
-    <w:lvl w:ilvl="3">
+    <w:lvl w:ilvl="2" w:tplc="B6685BE8">
       <w:start w:val="1"/>
       <w:numFmt w:val="decimal"/>
-      <w:suff w:val="tab"/>
-      <w:lvlText w:val="%4."/>
+      <w:lvlText w:val="%3."/>
       <w:lvlJc w:val="left"/>
       <w:pPr>
-        <w:ind w:left="2520" w:hanging="360"/>
+        <w:ind w:left="1080" w:hanging="360"/>
       </w:pPr>
       <w:rPr>
         <w:rFonts w:hAnsi="Arial Unicode MS"/>
@@ -3645,14 +3704,13 @@
         <w:vertAlign w:val="baseline"/>
       </w:rPr>
     </w:lvl>
-    <w:lvl w:ilvl="4">
+    <w:lvl w:ilvl="3" w:tplc="59C412CE">
       <w:start w:val="1"/>
       <w:numFmt w:val="decimal"/>
-      <w:suff w:val="tab"/>
-      <w:lvlText w:val="%5."/>
+      <w:lvlText w:val="%4."/>
       <w:lvlJc w:val="left"/>
       <w:pPr>
-        <w:ind w:left="3240" w:hanging="360"/>
+        <w:ind w:left="1440" w:hanging="360"/>
       </w:pPr>
       <w:rPr>
         <w:rFonts w:hAnsi="Arial Unicode MS"/>
@@ -3671,14 +3729,13 @@
         <w:vertAlign w:val="baseline"/>
       </w:rPr>
     </w:lvl>
-    <w:lvl w:ilvl="5">
+    <w:lvl w:ilvl="4" w:tplc="D38E8426">
       <w:start w:val="1"/>
       <w:numFmt w:val="decimal"/>
-      <w:suff w:val="tab"/>
-      <w:lvlText w:val="%6."/>
+      <w:lvlText w:val="%5."/>
       <w:lvlJc w:val="left"/>
       <w:pPr>
-        <w:ind w:left="3960" w:hanging="360"/>
+        <w:ind w:left="1800" w:hanging="360"/>
       </w:pPr>
       <w:rPr>
         <w:rFonts w:hAnsi="Arial Unicode MS"/>
@@ -3697,14 +3754,13 @@
         <w:vertAlign w:val="baseline"/>
       </w:rPr>
     </w:lvl>
-    <w:lvl w:ilvl="6">
+    <w:lvl w:ilvl="5" w:tplc="464E73B4">
       <w:start w:val="1"/>
       <w:numFmt w:val="decimal"/>
-      <w:suff w:val="tab"/>
-      <w:lvlText w:val="%7."/>
+      <w:lvlText w:val="%6."/>
       <w:lvlJc w:val="left"/>
       <w:pPr>
-        <w:ind w:left="4680" w:hanging="360"/>
+        <w:ind w:left="2160" w:hanging="360"/>
       </w:pPr>
       <w:rPr>
         <w:rFonts w:hAnsi="Arial Unicode MS"/>
@@ -3723,14 +3779,13 @@
         <w:vertAlign w:val="baseline"/>
       </w:rPr>
     </w:lvl>
-    <w:lvl w:ilvl="7">
+    <w:lvl w:ilvl="6" w:tplc="361C361A">
       <w:start w:val="1"/>
       <w:numFmt w:val="decimal"/>
-      <w:suff w:val="tab"/>
-      <w:lvlText w:val="%8."/>
+      <w:lvlText w:val="%7."/>
       <w:lvlJc w:val="left"/>
       <w:pPr>
-        <w:ind w:left="5400" w:hanging="360"/>
+        <w:ind w:left="2520" w:hanging="360"/>
       </w:pPr>
       <w:rPr>
         <w:rFonts w:hAnsi="Arial Unicode MS"/>
@@ -3749,14 +3804,38 @@
         <w:vertAlign w:val="baseline"/>
       </w:rPr>
     </w:lvl>
-    <w:lvl w:ilvl="8">
+    <w:lvl w:ilvl="7" w:tplc="F39E94FE">
       <w:start w:val="1"/>
       <w:numFmt w:val="decimal"/>
-      <w:suff w:val="tab"/>
+      <w:lvlText w:val="%8."/>
+      <w:lvlJc w:val="left"/>
+      <w:pPr>
+        <w:ind w:left="2880" w:hanging="360"/>
+      </w:pPr>
+      <w:rPr>
+        <w:rFonts w:hAnsi="Arial Unicode MS"/>
+        <w:caps w:val="0"/>
+        <w:smallCaps w:val="0"/>
+        <w:strike w:val="0"/>
+        <w:dstrike w:val="0"/>
+        <w:outline w:val="0"/>
+        <w:emboss w:val="0"/>
+        <w:imprint w:val="0"/>
+        <w:spacing w:val="0"/>
+        <w:w w:val="100"/>
+        <w:kern w:val="0"/>
+        <w:position w:val="0"/>
+        <w:highlight w:val="none"/>
+        <w:vertAlign w:val="baseline"/>
+      </w:rPr>
+    </w:lvl>
+    <w:lvl w:ilvl="8" w:tplc="3BC8DDC0">
+      <w:start w:val="1"/>
+      <w:numFmt w:val="decimal"/>
       <w:lvlText w:val="%9."/>
       <w:lvlJc w:val="left"/>
       <w:pPr>
-        <w:ind w:left="6120" w:hanging="360"/>
+        <w:ind w:left="3240" w:hanging="360"/>
       </w:pPr>
       <w:rPr>
         <w:rFonts w:hAnsi="Arial Unicode MS"/>
@@ -3776,17 +3855,608 @@
       </w:rPr>
     </w:lvl>
   </w:abstractNum>
-  <w:abstractNum w:abstractNumId="1">
+  <w:abstractNum w:abstractNumId="1" w15:restartNumberingAfterBreak="0">
+    <w:nsid w:val="4F8C75B2"/>
     <w:multiLevelType w:val="hybridMultilevel"/>
-    <w:numStyleLink w:val="Bullet Big"/>
+    <w:tmpl w:val="23C0C8B6"/>
+    <w:styleLink w:val="Lettered"/>
+    <w:lvl w:ilvl="0" w:tplc="77187642">
+      <w:start w:val="1"/>
+      <w:numFmt w:val="decimal"/>
+      <w:lvlText w:val="%1)"/>
+      <w:lvlJc w:val="left"/>
+      <w:pPr>
+        <w:ind w:left="360" w:hanging="360"/>
+      </w:pPr>
+      <w:rPr>
+        <w:rFonts w:hAnsi="Arial Unicode MS"/>
+        <w:caps w:val="0"/>
+        <w:smallCaps w:val="0"/>
+        <w:strike w:val="0"/>
+        <w:dstrike w:val="0"/>
+        <w:outline w:val="0"/>
+        <w:emboss w:val="0"/>
+        <w:imprint w:val="0"/>
+        <w:spacing w:val="0"/>
+        <w:w w:val="100"/>
+        <w:kern w:val="0"/>
+        <w:position w:val="0"/>
+        <w:highlight w:val="none"/>
+        <w:vertAlign w:val="baseline"/>
+      </w:rPr>
+    </w:lvl>
+    <w:lvl w:ilvl="1" w:tplc="668EDD32">
+      <w:start w:val="1"/>
+      <w:numFmt w:val="decimal"/>
+      <w:lvlText w:val="%2)"/>
+      <w:lvlJc w:val="left"/>
+      <w:pPr>
+        <w:ind w:left="720" w:hanging="360"/>
+      </w:pPr>
+      <w:rPr>
+        <w:rFonts w:hAnsi="Arial Unicode MS"/>
+        <w:caps w:val="0"/>
+        <w:smallCaps w:val="0"/>
+        <w:strike w:val="0"/>
+        <w:dstrike w:val="0"/>
+        <w:outline w:val="0"/>
+        <w:emboss w:val="0"/>
+        <w:imprint w:val="0"/>
+        <w:spacing w:val="0"/>
+        <w:w w:val="100"/>
+        <w:kern w:val="0"/>
+        <w:position w:val="0"/>
+        <w:highlight w:val="none"/>
+        <w:vertAlign w:val="baseline"/>
+      </w:rPr>
+    </w:lvl>
+    <w:lvl w:ilvl="2" w:tplc="8B8844CC">
+      <w:start w:val="1"/>
+      <w:numFmt w:val="decimal"/>
+      <w:lvlText w:val="%3)"/>
+      <w:lvlJc w:val="left"/>
+      <w:pPr>
+        <w:ind w:left="1080" w:hanging="360"/>
+      </w:pPr>
+      <w:rPr>
+        <w:rFonts w:hAnsi="Arial Unicode MS"/>
+        <w:caps w:val="0"/>
+        <w:smallCaps w:val="0"/>
+        <w:strike w:val="0"/>
+        <w:dstrike w:val="0"/>
+        <w:outline w:val="0"/>
+        <w:emboss w:val="0"/>
+        <w:imprint w:val="0"/>
+        <w:spacing w:val="0"/>
+        <w:w w:val="100"/>
+        <w:kern w:val="0"/>
+        <w:position w:val="0"/>
+        <w:highlight w:val="none"/>
+        <w:vertAlign w:val="baseline"/>
+      </w:rPr>
+    </w:lvl>
+    <w:lvl w:ilvl="3" w:tplc="94F066FE">
+      <w:start w:val="1"/>
+      <w:numFmt w:val="decimal"/>
+      <w:lvlText w:val="%4)"/>
+      <w:lvlJc w:val="left"/>
+      <w:pPr>
+        <w:ind w:left="1440" w:hanging="360"/>
+      </w:pPr>
+      <w:rPr>
+        <w:rFonts w:hAnsi="Arial Unicode MS"/>
+        <w:caps w:val="0"/>
+        <w:smallCaps w:val="0"/>
+        <w:strike w:val="0"/>
+        <w:dstrike w:val="0"/>
+        <w:outline w:val="0"/>
+        <w:emboss w:val="0"/>
+        <w:imprint w:val="0"/>
+        <w:spacing w:val="0"/>
+        <w:w w:val="100"/>
+        <w:kern w:val="0"/>
+        <w:position w:val="0"/>
+        <w:highlight w:val="none"/>
+        <w:vertAlign w:val="baseline"/>
+      </w:rPr>
+    </w:lvl>
+    <w:lvl w:ilvl="4" w:tplc="92E27372">
+      <w:start w:val="1"/>
+      <w:numFmt w:val="decimal"/>
+      <w:lvlText w:val="%5)"/>
+      <w:lvlJc w:val="left"/>
+      <w:pPr>
+        <w:ind w:left="1800" w:hanging="360"/>
+      </w:pPr>
+      <w:rPr>
+        <w:rFonts w:hAnsi="Arial Unicode MS"/>
+        <w:caps w:val="0"/>
+        <w:smallCaps w:val="0"/>
+        <w:strike w:val="0"/>
+        <w:dstrike w:val="0"/>
+        <w:outline w:val="0"/>
+        <w:emboss w:val="0"/>
+        <w:imprint w:val="0"/>
+        <w:spacing w:val="0"/>
+        <w:w w:val="100"/>
+        <w:kern w:val="0"/>
+        <w:position w:val="0"/>
+        <w:highlight w:val="none"/>
+        <w:vertAlign w:val="baseline"/>
+      </w:rPr>
+    </w:lvl>
+    <w:lvl w:ilvl="5" w:tplc="7C82283C">
+      <w:start w:val="1"/>
+      <w:numFmt w:val="decimal"/>
+      <w:lvlText w:val="%6)"/>
+      <w:lvlJc w:val="left"/>
+      <w:pPr>
+        <w:ind w:left="2160" w:hanging="360"/>
+      </w:pPr>
+      <w:rPr>
+        <w:rFonts w:hAnsi="Arial Unicode MS"/>
+        <w:caps w:val="0"/>
+        <w:smallCaps w:val="0"/>
+        <w:strike w:val="0"/>
+        <w:dstrike w:val="0"/>
+        <w:outline w:val="0"/>
+        <w:emboss w:val="0"/>
+        <w:imprint w:val="0"/>
+        <w:spacing w:val="0"/>
+        <w:w w:val="100"/>
+        <w:kern w:val="0"/>
+        <w:position w:val="0"/>
+        <w:highlight w:val="none"/>
+        <w:vertAlign w:val="baseline"/>
+      </w:rPr>
+    </w:lvl>
+    <w:lvl w:ilvl="6" w:tplc="F5C632E4">
+      <w:start w:val="1"/>
+      <w:numFmt w:val="decimal"/>
+      <w:lvlText w:val="%7)"/>
+      <w:lvlJc w:val="left"/>
+      <w:pPr>
+        <w:ind w:left="2520" w:hanging="360"/>
+      </w:pPr>
+      <w:rPr>
+        <w:rFonts w:hAnsi="Arial Unicode MS"/>
+        <w:caps w:val="0"/>
+        <w:smallCaps w:val="0"/>
+        <w:strike w:val="0"/>
+        <w:dstrike w:val="0"/>
+        <w:outline w:val="0"/>
+        <w:emboss w:val="0"/>
+        <w:imprint w:val="0"/>
+        <w:spacing w:val="0"/>
+        <w:w w:val="100"/>
+        <w:kern w:val="0"/>
+        <w:position w:val="0"/>
+        <w:highlight w:val="none"/>
+        <w:vertAlign w:val="baseline"/>
+      </w:rPr>
+    </w:lvl>
+    <w:lvl w:ilvl="7" w:tplc="B2AAD43A">
+      <w:start w:val="1"/>
+      <w:numFmt w:val="decimal"/>
+      <w:lvlText w:val="%8)"/>
+      <w:lvlJc w:val="left"/>
+      <w:pPr>
+        <w:ind w:left="2880" w:hanging="360"/>
+      </w:pPr>
+      <w:rPr>
+        <w:rFonts w:hAnsi="Arial Unicode MS"/>
+        <w:caps w:val="0"/>
+        <w:smallCaps w:val="0"/>
+        <w:strike w:val="0"/>
+        <w:dstrike w:val="0"/>
+        <w:outline w:val="0"/>
+        <w:emboss w:val="0"/>
+        <w:imprint w:val="0"/>
+        <w:spacing w:val="0"/>
+        <w:w w:val="100"/>
+        <w:kern w:val="0"/>
+        <w:position w:val="0"/>
+        <w:highlight w:val="none"/>
+        <w:vertAlign w:val="baseline"/>
+      </w:rPr>
+    </w:lvl>
+    <w:lvl w:ilvl="8" w:tplc="33E4282A">
+      <w:start w:val="1"/>
+      <w:numFmt w:val="decimal"/>
+      <w:lvlText w:val="%9)"/>
+      <w:lvlJc w:val="left"/>
+      <w:pPr>
+        <w:ind w:left="3240" w:hanging="360"/>
+      </w:pPr>
+      <w:rPr>
+        <w:rFonts w:hAnsi="Arial Unicode MS"/>
+        <w:caps w:val="0"/>
+        <w:smallCaps w:val="0"/>
+        <w:strike w:val="0"/>
+        <w:dstrike w:val="0"/>
+        <w:outline w:val="0"/>
+        <w:emboss w:val="0"/>
+        <w:imprint w:val="0"/>
+        <w:spacing w:val="0"/>
+        <w:w w:val="100"/>
+        <w:kern w:val="0"/>
+        <w:position w:val="0"/>
+        <w:highlight w:val="none"/>
+        <w:vertAlign w:val="baseline"/>
+      </w:rPr>
+    </w:lvl>
   </w:abstractNum>
-  <w:abstractNum w:abstractNumId="2">
+  <w:abstractNum w:abstractNumId="2" w15:restartNumberingAfterBreak="0">
+    <w:nsid w:val="56222E15"/>
     <w:multiLevelType w:val="hybridMultilevel"/>
-    <w:styleLink w:val="Bullet Big"/>
-    <w:lvl w:ilvl="0">
+    <w:tmpl w:val="7A0C7B3A"/>
+    <w:numStyleLink w:val="BulletBig"/>
+  </w:abstractNum>
+  <w:abstractNum w:abstractNumId="3" w15:restartNumberingAfterBreak="0">
+    <w:nsid w:val="5B26179F"/>
+    <w:multiLevelType w:val="hybridMultilevel"/>
+    <w:tmpl w:val="23C0C8B6"/>
+    <w:numStyleLink w:val="Lettered"/>
+  </w:abstractNum>
+  <w:abstractNum w:abstractNumId="4" w15:restartNumberingAfterBreak="0">
+    <w:nsid w:val="5D7938EB"/>
+    <w:multiLevelType w:val="hybridMultilevel"/>
+    <w:tmpl w:val="94AAD610"/>
+    <w:lvl w:ilvl="0" w:tplc="08090001">
       <w:start w:val="1"/>
       <w:numFmt w:val="bullet"/>
-      <w:suff w:val="tab"/>
+      <w:lvlText w:val=""/>
+      <w:lvlJc w:val="left"/>
+      <w:pPr>
+        <w:ind w:left="360" w:hanging="360"/>
+      </w:pPr>
+      <w:rPr>
+        <w:rFonts w:ascii="Symbol" w:hAnsi="Symbol" w:hint="default"/>
+      </w:rPr>
+    </w:lvl>
+    <w:lvl w:ilvl="1" w:tplc="08090003" w:tentative="1">
+      <w:start w:val="1"/>
+      <w:numFmt w:val="bullet"/>
+      <w:lvlText w:val="o"/>
+      <w:lvlJc w:val="left"/>
+      <w:pPr>
+        <w:ind w:left="1080" w:hanging="360"/>
+      </w:pPr>
+      <w:rPr>
+        <w:rFonts w:ascii="Courier New" w:hAnsi="Courier New" w:cs="Courier New" w:hint="default"/>
+      </w:rPr>
+    </w:lvl>
+    <w:lvl w:ilvl="2" w:tplc="08090005" w:tentative="1">
+      <w:start w:val="1"/>
+      <w:numFmt w:val="bullet"/>
+      <w:lvlText w:val=""/>
+      <w:lvlJc w:val="left"/>
+      <w:pPr>
+        <w:ind w:left="1800" w:hanging="360"/>
+      </w:pPr>
+      <w:rPr>
+        <w:rFonts w:ascii="Wingdings" w:hAnsi="Wingdings" w:hint="default"/>
+      </w:rPr>
+    </w:lvl>
+    <w:lvl w:ilvl="3" w:tplc="08090001" w:tentative="1">
+      <w:start w:val="1"/>
+      <w:numFmt w:val="bullet"/>
+      <w:lvlText w:val=""/>
+      <w:lvlJc w:val="left"/>
+      <w:pPr>
+        <w:ind w:left="2520" w:hanging="360"/>
+      </w:pPr>
+      <w:rPr>
+        <w:rFonts w:ascii="Symbol" w:hAnsi="Symbol" w:hint="default"/>
+      </w:rPr>
+    </w:lvl>
+    <w:lvl w:ilvl="4" w:tplc="08090003" w:tentative="1">
+      <w:start w:val="1"/>
+      <w:numFmt w:val="bullet"/>
+      <w:lvlText w:val="o"/>
+      <w:lvlJc w:val="left"/>
+      <w:pPr>
+        <w:ind w:left="3240" w:hanging="360"/>
+      </w:pPr>
+      <w:rPr>
+        <w:rFonts w:ascii="Courier New" w:hAnsi="Courier New" w:cs="Courier New" w:hint="default"/>
+      </w:rPr>
+    </w:lvl>
+    <w:lvl w:ilvl="5" w:tplc="08090005" w:tentative="1">
+      <w:start w:val="1"/>
+      <w:numFmt w:val="bullet"/>
+      <w:lvlText w:val=""/>
+      <w:lvlJc w:val="left"/>
+      <w:pPr>
+        <w:ind w:left="3960" w:hanging="360"/>
+      </w:pPr>
+      <w:rPr>
+        <w:rFonts w:ascii="Wingdings" w:hAnsi="Wingdings" w:hint="default"/>
+      </w:rPr>
+    </w:lvl>
+    <w:lvl w:ilvl="6" w:tplc="08090001" w:tentative="1">
+      <w:start w:val="1"/>
+      <w:numFmt w:val="bullet"/>
+      <w:lvlText w:val=""/>
+      <w:lvlJc w:val="left"/>
+      <w:pPr>
+        <w:ind w:left="4680" w:hanging="360"/>
+      </w:pPr>
+      <w:rPr>
+        <w:rFonts w:ascii="Symbol" w:hAnsi="Symbol" w:hint="default"/>
+      </w:rPr>
+    </w:lvl>
+    <w:lvl w:ilvl="7" w:tplc="08090003" w:tentative="1">
+      <w:start w:val="1"/>
+      <w:numFmt w:val="bullet"/>
+      <w:lvlText w:val="o"/>
+      <w:lvlJc w:val="left"/>
+      <w:pPr>
+        <w:ind w:left="5400" w:hanging="360"/>
+      </w:pPr>
+      <w:rPr>
+        <w:rFonts w:ascii="Courier New" w:hAnsi="Courier New" w:cs="Courier New" w:hint="default"/>
+      </w:rPr>
+    </w:lvl>
+    <w:lvl w:ilvl="8" w:tplc="08090005" w:tentative="1">
+      <w:start w:val="1"/>
+      <w:numFmt w:val="bullet"/>
+      <w:lvlText w:val=""/>
+      <w:lvlJc w:val="left"/>
+      <w:pPr>
+        <w:ind w:left="6120" w:hanging="360"/>
+      </w:pPr>
+      <w:rPr>
+        <w:rFonts w:ascii="Wingdings" w:hAnsi="Wingdings" w:hint="default"/>
+      </w:rPr>
+    </w:lvl>
+  </w:abstractNum>
+  <w:abstractNum w:abstractNumId="5" w15:restartNumberingAfterBreak="0">
+    <w:nsid w:val="5FD1252B"/>
+    <w:multiLevelType w:val="hybridMultilevel"/>
+    <w:tmpl w:val="BC524E12"/>
+    <w:numStyleLink w:val="Numbered"/>
+  </w:abstractNum>
+  <w:abstractNum w:abstractNumId="6" w15:restartNumberingAfterBreak="0">
+    <w:nsid w:val="6A4535AA"/>
+    <w:multiLevelType w:val="hybridMultilevel"/>
+    <w:tmpl w:val="D840948C"/>
+    <w:lvl w:ilvl="0" w:tplc="3F60C0F6">
+      <w:start w:val="1"/>
+      <w:numFmt w:val="decimal"/>
+      <w:lvlText w:val="%1."/>
+      <w:lvlJc w:val="left"/>
+      <w:pPr>
+        <w:ind w:left="360" w:hanging="360"/>
+      </w:pPr>
+      <w:rPr>
+        <w:rFonts w:hAnsi="Arial Unicode MS"/>
+        <w:b/>
+        <w:bCs/>
+        <w:caps w:val="0"/>
+        <w:smallCaps w:val="0"/>
+        <w:strike w:val="0"/>
+        <w:dstrike w:val="0"/>
+        <w:outline w:val="0"/>
+        <w:emboss w:val="0"/>
+        <w:imprint w:val="0"/>
+        <w:spacing w:val="0"/>
+        <w:w w:val="100"/>
+        <w:kern w:val="0"/>
+        <w:position w:val="0"/>
+        <w:highlight w:val="none"/>
+        <w:vertAlign w:val="baseline"/>
+      </w:rPr>
+    </w:lvl>
+    <w:lvl w:ilvl="1" w:tplc="4322DA2C">
+      <w:start w:val="1"/>
+      <w:numFmt w:val="decimal"/>
+      <w:lvlText w:val="%2."/>
+      <w:lvlJc w:val="left"/>
+      <w:pPr>
+        <w:ind w:left="1080" w:hanging="360"/>
+      </w:pPr>
+      <w:rPr>
+        <w:rFonts w:hAnsi="Arial Unicode MS"/>
+        <w:caps w:val="0"/>
+        <w:smallCaps w:val="0"/>
+        <w:strike w:val="0"/>
+        <w:dstrike w:val="0"/>
+        <w:outline w:val="0"/>
+        <w:emboss w:val="0"/>
+        <w:imprint w:val="0"/>
+        <w:spacing w:val="0"/>
+        <w:w w:val="100"/>
+        <w:kern w:val="0"/>
+        <w:position w:val="0"/>
+        <w:highlight w:val="none"/>
+        <w:vertAlign w:val="baseline"/>
+      </w:rPr>
+    </w:lvl>
+    <w:lvl w:ilvl="2" w:tplc="4EC8BA8A">
+      <w:start w:val="1"/>
+      <w:numFmt w:val="decimal"/>
+      <w:lvlText w:val="%3."/>
+      <w:lvlJc w:val="left"/>
+      <w:pPr>
+        <w:ind w:left="1800" w:hanging="360"/>
+      </w:pPr>
+      <w:rPr>
+        <w:rFonts w:hAnsi="Arial Unicode MS"/>
+        <w:caps w:val="0"/>
+        <w:smallCaps w:val="0"/>
+        <w:strike w:val="0"/>
+        <w:dstrike w:val="0"/>
+        <w:outline w:val="0"/>
+        <w:emboss w:val="0"/>
+        <w:imprint w:val="0"/>
+        <w:spacing w:val="0"/>
+        <w:w w:val="100"/>
+        <w:kern w:val="0"/>
+        <w:position w:val="0"/>
+        <w:highlight w:val="none"/>
+        <w:vertAlign w:val="baseline"/>
+      </w:rPr>
+    </w:lvl>
+    <w:lvl w:ilvl="3" w:tplc="E5A6D5B0">
+      <w:start w:val="1"/>
+      <w:numFmt w:val="decimal"/>
+      <w:lvlText w:val="%4."/>
+      <w:lvlJc w:val="left"/>
+      <w:pPr>
+        <w:ind w:left="2520" w:hanging="360"/>
+      </w:pPr>
+      <w:rPr>
+        <w:rFonts w:hAnsi="Arial Unicode MS"/>
+        <w:caps w:val="0"/>
+        <w:smallCaps w:val="0"/>
+        <w:strike w:val="0"/>
+        <w:dstrike w:val="0"/>
+        <w:outline w:val="0"/>
+        <w:emboss w:val="0"/>
+        <w:imprint w:val="0"/>
+        <w:spacing w:val="0"/>
+        <w:w w:val="100"/>
+        <w:kern w:val="0"/>
+        <w:position w:val="0"/>
+        <w:highlight w:val="none"/>
+        <w:vertAlign w:val="baseline"/>
+      </w:rPr>
+    </w:lvl>
+    <w:lvl w:ilvl="4" w:tplc="4CCCB926">
+      <w:start w:val="1"/>
+      <w:numFmt w:val="decimal"/>
+      <w:lvlText w:val="%5."/>
+      <w:lvlJc w:val="left"/>
+      <w:pPr>
+        <w:ind w:left="3240" w:hanging="360"/>
+      </w:pPr>
+      <w:rPr>
+        <w:rFonts w:hAnsi="Arial Unicode MS"/>
+        <w:caps w:val="0"/>
+        <w:smallCaps w:val="0"/>
+        <w:strike w:val="0"/>
+        <w:dstrike w:val="0"/>
+        <w:outline w:val="0"/>
+        <w:emboss w:val="0"/>
+        <w:imprint w:val="0"/>
+        <w:spacing w:val="0"/>
+        <w:w w:val="100"/>
+        <w:kern w:val="0"/>
+        <w:position w:val="0"/>
+        <w:highlight w:val="none"/>
+        <w:vertAlign w:val="baseline"/>
+      </w:rPr>
+    </w:lvl>
+    <w:lvl w:ilvl="5" w:tplc="791A4B72">
+      <w:start w:val="1"/>
+      <w:numFmt w:val="decimal"/>
+      <w:lvlText w:val="%6."/>
+      <w:lvlJc w:val="left"/>
+      <w:pPr>
+        <w:ind w:left="3960" w:hanging="360"/>
+      </w:pPr>
+      <w:rPr>
+        <w:rFonts w:hAnsi="Arial Unicode MS"/>
+        <w:caps w:val="0"/>
+        <w:smallCaps w:val="0"/>
+        <w:strike w:val="0"/>
+        <w:dstrike w:val="0"/>
+        <w:outline w:val="0"/>
+        <w:emboss w:val="0"/>
+        <w:imprint w:val="0"/>
+        <w:spacing w:val="0"/>
+        <w:w w:val="100"/>
+        <w:kern w:val="0"/>
+        <w:position w:val="0"/>
+        <w:highlight w:val="none"/>
+        <w:vertAlign w:val="baseline"/>
+      </w:rPr>
+    </w:lvl>
+    <w:lvl w:ilvl="6" w:tplc="BF9C5136">
+      <w:start w:val="1"/>
+      <w:numFmt w:val="decimal"/>
+      <w:lvlText w:val="%7."/>
+      <w:lvlJc w:val="left"/>
+      <w:pPr>
+        <w:ind w:left="4680" w:hanging="360"/>
+      </w:pPr>
+      <w:rPr>
+        <w:rFonts w:hAnsi="Arial Unicode MS"/>
+        <w:caps w:val="0"/>
+        <w:smallCaps w:val="0"/>
+        <w:strike w:val="0"/>
+        <w:dstrike w:val="0"/>
+        <w:outline w:val="0"/>
+        <w:emboss w:val="0"/>
+        <w:imprint w:val="0"/>
+        <w:spacing w:val="0"/>
+        <w:w w:val="100"/>
+        <w:kern w:val="0"/>
+        <w:position w:val="0"/>
+        <w:highlight w:val="none"/>
+        <w:vertAlign w:val="baseline"/>
+      </w:rPr>
+    </w:lvl>
+    <w:lvl w:ilvl="7" w:tplc="D9EA817C">
+      <w:start w:val="1"/>
+      <w:numFmt w:val="decimal"/>
+      <w:lvlText w:val="%8."/>
+      <w:lvlJc w:val="left"/>
+      <w:pPr>
+        <w:ind w:left="5400" w:hanging="360"/>
+      </w:pPr>
+      <w:rPr>
+        <w:rFonts w:hAnsi="Arial Unicode MS"/>
+        <w:caps w:val="0"/>
+        <w:smallCaps w:val="0"/>
+        <w:strike w:val="0"/>
+        <w:dstrike w:val="0"/>
+        <w:outline w:val="0"/>
+        <w:emboss w:val="0"/>
+        <w:imprint w:val="0"/>
+        <w:spacing w:val="0"/>
+        <w:w w:val="100"/>
+        <w:kern w:val="0"/>
+        <w:position w:val="0"/>
+        <w:highlight w:val="none"/>
+        <w:vertAlign w:val="baseline"/>
+      </w:rPr>
+    </w:lvl>
+    <w:lvl w:ilvl="8" w:tplc="E62238C8">
+      <w:start w:val="1"/>
+      <w:numFmt w:val="decimal"/>
+      <w:lvlText w:val="%9."/>
+      <w:lvlJc w:val="left"/>
+      <w:pPr>
+        <w:ind w:left="6120" w:hanging="360"/>
+      </w:pPr>
+      <w:rPr>
+        <w:rFonts w:hAnsi="Arial Unicode MS"/>
+        <w:caps w:val="0"/>
+        <w:smallCaps w:val="0"/>
+        <w:strike w:val="0"/>
+        <w:dstrike w:val="0"/>
+        <w:outline w:val="0"/>
+        <w:emboss w:val="0"/>
+        <w:imprint w:val="0"/>
+        <w:spacing w:val="0"/>
+        <w:w w:val="100"/>
+        <w:kern w:val="0"/>
+        <w:position w:val="0"/>
+        <w:highlight w:val="none"/>
+        <w:vertAlign w:val="baseline"/>
+      </w:rPr>
+    </w:lvl>
+  </w:abstractNum>
+  <w:abstractNum w:abstractNumId="7" w15:restartNumberingAfterBreak="0">
+    <w:nsid w:val="6C1539F2"/>
+    <w:multiLevelType w:val="hybridMultilevel"/>
+    <w:tmpl w:val="7A0C7B3A"/>
+    <w:styleLink w:val="BulletBig"/>
+    <w:lvl w:ilvl="0" w:tplc="C0AAEDE8">
+      <w:start w:val="1"/>
+      <w:numFmt w:val="bullet"/>
       <w:lvlText w:val="•"/>
       <w:lvlJc w:val="left"/>
       <w:pPr>
@@ -3811,10 +4481,9 @@
         <w:vertAlign w:val="baseline"/>
       </w:rPr>
     </w:lvl>
-    <w:lvl w:ilvl="1">
+    <w:lvl w:ilvl="1" w:tplc="8D44DC38">
       <w:start w:val="1"/>
       <w:numFmt w:val="bullet"/>
-      <w:suff w:val="tab"/>
       <w:lvlText w:val="•"/>
       <w:lvlJc w:val="left"/>
       <w:pPr>
@@ -3839,10 +4508,9 @@
         <w:vertAlign w:val="baseline"/>
       </w:rPr>
     </w:lvl>
-    <w:lvl w:ilvl="2">
+    <w:lvl w:ilvl="2" w:tplc="E66C4656">
       <w:start w:val="1"/>
       <w:numFmt w:val="bullet"/>
-      <w:suff w:val="tab"/>
       <w:lvlText w:val="•"/>
       <w:lvlJc w:val="left"/>
       <w:pPr>
@@ -3867,10 +4535,9 @@
         <w:vertAlign w:val="baseline"/>
       </w:rPr>
     </w:lvl>
-    <w:lvl w:ilvl="3">
+    <w:lvl w:ilvl="3" w:tplc="E8A20DDC">
       <w:start w:val="1"/>
       <w:numFmt w:val="bullet"/>
-      <w:suff w:val="tab"/>
       <w:lvlText w:val="•"/>
       <w:lvlJc w:val="left"/>
       <w:pPr>
@@ -3895,10 +4562,9 @@
         <w:vertAlign w:val="baseline"/>
       </w:rPr>
     </w:lvl>
-    <w:lvl w:ilvl="4">
+    <w:lvl w:ilvl="4" w:tplc="F2C4CAF0">
       <w:start w:val="1"/>
       <w:numFmt w:val="bullet"/>
-      <w:suff w:val="tab"/>
       <w:lvlText w:val="•"/>
       <w:lvlJc w:val="left"/>
       <w:pPr>
@@ -3923,10 +4589,9 @@
         <w:vertAlign w:val="baseline"/>
       </w:rPr>
     </w:lvl>
-    <w:lvl w:ilvl="5">
+    <w:lvl w:ilvl="5" w:tplc="EE72206C">
       <w:start w:val="1"/>
       <w:numFmt w:val="bullet"/>
-      <w:suff w:val="tab"/>
       <w:lvlText w:val="•"/>
       <w:lvlJc w:val="left"/>
       <w:pPr>
@@ -3951,10 +4616,9 @@
         <w:vertAlign w:val="baseline"/>
       </w:rPr>
     </w:lvl>
-    <w:lvl w:ilvl="6">
+    <w:lvl w:ilvl="6" w:tplc="46EC1E5E">
       <w:start w:val="1"/>
       <w:numFmt w:val="bullet"/>
-      <w:suff w:val="tab"/>
       <w:lvlText w:val="•"/>
       <w:lvlJc w:val="left"/>
       <w:pPr>
@@ -3979,10 +4643,9 @@
         <w:vertAlign w:val="baseline"/>
       </w:rPr>
     </w:lvl>
-    <w:lvl w:ilvl="7">
+    <w:lvl w:ilvl="7" w:tplc="6B0AEB10">
       <w:start w:val="1"/>
       <w:numFmt w:val="bullet"/>
-      <w:suff w:val="tab"/>
       <w:lvlText w:val="•"/>
       <w:lvlJc w:val="left"/>
       <w:pPr>
@@ -4007,10 +4670,9 @@
         <w:vertAlign w:val="baseline"/>
       </w:rPr>
     </w:lvl>
-    <w:lvl w:ilvl="8">
+    <w:lvl w:ilvl="8" w:tplc="7A523B42">
       <w:start w:val="1"/>
       <w:numFmt w:val="bullet"/>
-      <w:suff w:val="tab"/>
       <w:lvlText w:val="•"/>
       <w:lvlJc w:val="left"/>
       <w:pPr>
@@ -4036,530 +4698,158 @@
       </w:rPr>
     </w:lvl>
   </w:abstractNum>
-  <w:abstractNum w:abstractNumId="3">
+  <w:abstractNum w:abstractNumId="8" w15:restartNumberingAfterBreak="0">
+    <w:nsid w:val="7C98246F"/>
     <w:multiLevelType w:val="hybridMultilevel"/>
-    <w:numStyleLink w:val="Numbered"/>
-  </w:abstractNum>
-  <w:abstractNum w:abstractNumId="4">
-    <w:multiLevelType w:val="hybridMultilevel"/>
-    <w:styleLink w:val="Numbered"/>
-    <w:lvl w:ilvl="0">
+    <w:tmpl w:val="EC44AD86"/>
+    <w:lvl w:ilvl="0" w:tplc="0809000F">
       <w:start w:val="1"/>
       <w:numFmt w:val="decimal"/>
-      <w:suff w:val="tab"/>
       <w:lvlText w:val="%1."/>
       <w:lvlJc w:val="left"/>
       <w:pPr>
         <w:ind w:left="360" w:hanging="360"/>
       </w:pPr>
       <w:rPr>
-        <w:rFonts w:hAnsi="Arial Unicode MS"/>
-        <w:caps w:val="0"/>
-        <w:smallCaps w:val="0"/>
-        <w:strike w:val="0"/>
-        <w:dstrike w:val="0"/>
-        <w:outline w:val="0"/>
-        <w:emboss w:val="0"/>
-        <w:imprint w:val="0"/>
-        <w:spacing w:val="0"/>
-        <w:w w:val="100"/>
-        <w:kern w:val="0"/>
-        <w:position w:val="0"/>
-        <w:highlight w:val="none"/>
-        <w:vertAlign w:val="baseline"/>
+        <w:rFonts w:hint="default"/>
       </w:rPr>
     </w:lvl>
-    <w:lvl w:ilvl="1">
+    <w:lvl w:ilvl="1" w:tplc="08090003" w:tentative="1">
       <w:start w:val="1"/>
-      <w:numFmt w:val="decimal"/>
-      <w:suff w:val="tab"/>
-      <w:lvlText w:val="%2."/>
+      <w:numFmt w:val="bullet"/>
+      <w:lvlText w:val="o"/>
       <w:lvlJc w:val="left"/>
       <w:pPr>
-        <w:ind w:left="720" w:hanging="360"/>
+        <w:ind w:left="1080" w:hanging="360"/>
       </w:pPr>
       <w:rPr>
-        <w:rFonts w:hAnsi="Arial Unicode MS"/>
-        <w:caps w:val="0"/>
-        <w:smallCaps w:val="0"/>
-        <w:strike w:val="0"/>
-        <w:dstrike w:val="0"/>
-        <w:outline w:val="0"/>
-        <w:emboss w:val="0"/>
-        <w:imprint w:val="0"/>
-        <w:spacing w:val="0"/>
-        <w:w w:val="100"/>
-        <w:kern w:val="0"/>
-        <w:position w:val="0"/>
-        <w:highlight w:val="none"/>
-        <w:vertAlign w:val="baseline"/>
+        <w:rFonts w:ascii="Courier New" w:hAnsi="Courier New" w:cs="Courier New" w:hint="default"/>
       </w:rPr>
     </w:lvl>
-    <w:lvl w:ilvl="2">
+    <w:lvl w:ilvl="2" w:tplc="08090005" w:tentative="1">
       <w:start w:val="1"/>
-      <w:numFmt w:val="decimal"/>
-      <w:suff w:val="tab"/>
-      <w:lvlText w:val="%3."/>
+      <w:numFmt w:val="bullet"/>
+      <w:lvlText w:val=""/>
       <w:lvlJc w:val="left"/>
       <w:pPr>
-        <w:ind w:left="1080" w:hanging="360"/>
+        <w:ind w:left="1800" w:hanging="360"/>
       </w:pPr>
       <w:rPr>
-        <w:rFonts w:hAnsi="Arial Unicode MS"/>
-        <w:caps w:val="0"/>
-        <w:smallCaps w:val="0"/>
-        <w:strike w:val="0"/>
-        <w:dstrike w:val="0"/>
-        <w:outline w:val="0"/>
-        <w:emboss w:val="0"/>
-        <w:imprint w:val="0"/>
-        <w:spacing w:val="0"/>
-        <w:w w:val="100"/>
-        <w:kern w:val="0"/>
-        <w:position w:val="0"/>
-        <w:highlight w:val="none"/>
-        <w:vertAlign w:val="baseline"/>
+        <w:rFonts w:ascii="Wingdings" w:hAnsi="Wingdings" w:hint="default"/>
       </w:rPr>
     </w:lvl>
-    <w:lvl w:ilvl="3">
+    <w:lvl w:ilvl="3" w:tplc="08090001" w:tentative="1">
       <w:start w:val="1"/>
-      <w:numFmt w:val="decimal"/>
-      <w:suff w:val="tab"/>
-      <w:lvlText w:val="%4."/>
+      <w:numFmt w:val="bullet"/>
+      <w:lvlText w:val=""/>
       <w:lvlJc w:val="left"/>
       <w:pPr>
-        <w:ind w:left="1440" w:hanging="360"/>
+        <w:ind w:left="2520" w:hanging="360"/>
       </w:pPr>
       <w:rPr>
-        <w:rFonts w:hAnsi="Arial Unicode MS"/>
-        <w:caps w:val="0"/>
-        <w:smallCaps w:val="0"/>
-        <w:strike w:val="0"/>
-        <w:dstrike w:val="0"/>
-        <w:outline w:val="0"/>
-        <w:emboss w:val="0"/>
-        <w:imprint w:val="0"/>
-        <w:spacing w:val="0"/>
-        <w:w w:val="100"/>
-        <w:kern w:val="0"/>
-        <w:position w:val="0"/>
-        <w:highlight w:val="none"/>
-        <w:vertAlign w:val="baseline"/>
+        <w:rFonts w:ascii="Symbol" w:hAnsi="Symbol" w:hint="default"/>
       </w:rPr>
     </w:lvl>
-    <w:lvl w:ilvl="4">
+    <w:lvl w:ilvl="4" w:tplc="08090003" w:tentative="1">
       <w:start w:val="1"/>
-      <w:numFmt w:val="decimal"/>
-      <w:suff w:val="tab"/>
-      <w:lvlText w:val="%5."/>
+      <w:numFmt w:val="bullet"/>
+      <w:lvlText w:val="o"/>
       <w:lvlJc w:val="left"/>
       <w:pPr>
-        <w:ind w:left="1800" w:hanging="360"/>
+        <w:ind w:left="3240" w:hanging="360"/>
       </w:pPr>
       <w:rPr>
-        <w:rFonts w:hAnsi="Arial Unicode MS"/>
-        <w:caps w:val="0"/>
-        <w:smallCaps w:val="0"/>
-        <w:strike w:val="0"/>
-        <w:dstrike w:val="0"/>
-        <w:outline w:val="0"/>
-        <w:emboss w:val="0"/>
-        <w:imprint w:val="0"/>
-        <w:spacing w:val="0"/>
-        <w:w w:val="100"/>
-        <w:kern w:val="0"/>
-        <w:position w:val="0"/>
-        <w:highlight w:val="none"/>
-        <w:vertAlign w:val="baseline"/>
+        <w:rFonts w:ascii="Courier New" w:hAnsi="Courier New" w:cs="Courier New" w:hint="default"/>
       </w:rPr>
     </w:lvl>
-    <w:lvl w:ilvl="5">
+    <w:lvl w:ilvl="5" w:tplc="08090005" w:tentative="1">
       <w:start w:val="1"/>
-      <w:numFmt w:val="decimal"/>
-      <w:suff w:val="tab"/>
-      <w:lvlText w:val="%6."/>
+      <w:numFmt w:val="bullet"/>
+      <w:lvlText w:val=""/>
       <w:lvlJc w:val="left"/>
       <w:pPr>
-        <w:ind w:left="2160" w:hanging="360"/>
+        <w:ind w:left="3960" w:hanging="360"/>
       </w:pPr>
       <w:rPr>
-        <w:rFonts w:hAnsi="Arial Unicode MS"/>
-        <w:caps w:val="0"/>
-        <w:smallCaps w:val="0"/>
-        <w:strike w:val="0"/>
-        <w:dstrike w:val="0"/>
-        <w:outline w:val="0"/>
-        <w:emboss w:val="0"/>
-        <w:imprint w:val="0"/>
-        <w:spacing w:val="0"/>
-        <w:w w:val="100"/>
-        <w:kern w:val="0"/>
-        <w:position w:val="0"/>
-        <w:highlight w:val="none"/>
-        <w:vertAlign w:val="baseline"/>
+        <w:rFonts w:ascii="Wingdings" w:hAnsi="Wingdings" w:hint="default"/>
       </w:rPr>
     </w:lvl>
-    <w:lvl w:ilvl="6">
+    <w:lvl w:ilvl="6" w:tplc="08090001" w:tentative="1">
       <w:start w:val="1"/>
-      <w:numFmt w:val="decimal"/>
-      <w:suff w:val="tab"/>
-      <w:lvlText w:val="%7."/>
+      <w:numFmt w:val="bullet"/>
+      <w:lvlText w:val=""/>
       <w:lvlJc w:val="left"/>
       <w:pPr>
-        <w:ind w:left="2520" w:hanging="360"/>
+        <w:ind w:left="4680" w:hanging="360"/>
       </w:pPr>
       <w:rPr>
-        <w:rFonts w:hAnsi="Arial Unicode MS"/>
-        <w:caps w:val="0"/>
-        <w:smallCaps w:val="0"/>
-        <w:strike w:val="0"/>
-        <w:dstrike w:val="0"/>
-        <w:outline w:val="0"/>
-        <w:emboss w:val="0"/>
-        <w:imprint w:val="0"/>
-        <w:spacing w:val="0"/>
-        <w:w w:val="100"/>
-        <w:kern w:val="0"/>
-        <w:position w:val="0"/>
-        <w:highlight w:val="none"/>
-        <w:vertAlign w:val="baseline"/>
+        <w:rFonts w:ascii="Symbol" w:hAnsi="Symbol" w:hint="default"/>
       </w:rPr>
     </w:lvl>
-    <w:lvl w:ilvl="7">
+    <w:lvl w:ilvl="7" w:tplc="08090003" w:tentative="1">
       <w:start w:val="1"/>
-      <w:numFmt w:val="decimal"/>
-      <w:suff w:val="tab"/>
-      <w:lvlText w:val="%8."/>
+      <w:numFmt w:val="bullet"/>
+      <w:lvlText w:val="o"/>
       <w:lvlJc w:val="left"/>
       <w:pPr>
-        <w:ind w:left="2880" w:hanging="360"/>
+        <w:ind w:left="5400" w:hanging="360"/>
       </w:pPr>
       <w:rPr>
-        <w:rFonts w:hAnsi="Arial Unicode MS"/>
-        <w:caps w:val="0"/>
-        <w:smallCaps w:val="0"/>
-        <w:strike w:val="0"/>
-        <w:dstrike w:val="0"/>
-        <w:outline w:val="0"/>
-        <w:emboss w:val="0"/>
-        <w:imprint w:val="0"/>
-        <w:spacing w:val="0"/>
-        <w:w w:val="100"/>
-        <w:kern w:val="0"/>
-        <w:position w:val="0"/>
-        <w:highlight w:val="none"/>
-        <w:vertAlign w:val="baseline"/>
+        <w:rFonts w:ascii="Courier New" w:hAnsi="Courier New" w:cs="Courier New" w:hint="default"/>
       </w:rPr>
     </w:lvl>
-    <w:lvl w:ilvl="8">
+    <w:lvl w:ilvl="8" w:tplc="08090005" w:tentative="1">
       <w:start w:val="1"/>
-      <w:numFmt w:val="decimal"/>
-      <w:suff w:val="tab"/>
-      <w:lvlText w:val="%9."/>
+      <w:numFmt w:val="bullet"/>
+      <w:lvlText w:val=""/>
       <w:lvlJc w:val="left"/>
       <w:pPr>
-        <w:ind w:left="3240" w:hanging="360"/>
+        <w:ind w:left="6120" w:hanging="360"/>
       </w:pPr>
       <w:rPr>
-        <w:rFonts w:hAnsi="Arial Unicode MS"/>
-        <w:caps w:val="0"/>
-        <w:smallCaps w:val="0"/>
-        <w:strike w:val="0"/>
-        <w:dstrike w:val="0"/>
-        <w:outline w:val="0"/>
-        <w:emboss w:val="0"/>
-        <w:imprint w:val="0"/>
-        <w:spacing w:val="0"/>
-        <w:w w:val="100"/>
-        <w:kern w:val="0"/>
-        <w:position w:val="0"/>
-        <w:highlight w:val="none"/>
-        <w:vertAlign w:val="baseline"/>
-      </w:rPr>
-    </w:lvl>
-  </w:abstractNum>
-  <w:abstractNum w:abstractNumId="5">
-    <w:multiLevelType w:val="hybridMultilevel"/>
-    <w:numStyleLink w:val="Lettered"/>
-  </w:abstractNum>
-  <w:abstractNum w:abstractNumId="6">
-    <w:multiLevelType w:val="hybridMultilevel"/>
-    <w:styleLink w:val="Lettered"/>
-    <w:lvl w:ilvl="0">
-      <w:start w:val="1"/>
-      <w:numFmt w:val="decimal"/>
-      <w:suff w:val="tab"/>
-      <w:lvlText w:val="%1)"/>
-      <w:lvlJc w:val="left"/>
-      <w:pPr>
-        <w:ind w:left="360" w:hanging="360"/>
-      </w:pPr>
-      <w:rPr>
-        <w:rFonts w:hAnsi="Arial Unicode MS"/>
-        <w:caps w:val="0"/>
-        <w:smallCaps w:val="0"/>
-        <w:strike w:val="0"/>
-        <w:dstrike w:val="0"/>
-        <w:outline w:val="0"/>
-        <w:emboss w:val="0"/>
-        <w:imprint w:val="0"/>
-        <w:spacing w:val="0"/>
-        <w:w w:val="100"/>
-        <w:kern w:val="0"/>
-        <w:position w:val="0"/>
-        <w:highlight w:val="none"/>
-        <w:vertAlign w:val="baseline"/>
-      </w:rPr>
-    </w:lvl>
-    <w:lvl w:ilvl="1">
-      <w:start w:val="1"/>
-      <w:numFmt w:val="decimal"/>
-      <w:suff w:val="tab"/>
-      <w:lvlText w:val="%2)"/>
-      <w:lvlJc w:val="left"/>
-      <w:pPr>
-        <w:ind w:left="720" w:hanging="360"/>
-      </w:pPr>
-      <w:rPr>
-        <w:rFonts w:hAnsi="Arial Unicode MS"/>
-        <w:caps w:val="0"/>
-        <w:smallCaps w:val="0"/>
-        <w:strike w:val="0"/>
-        <w:dstrike w:val="0"/>
-        <w:outline w:val="0"/>
-        <w:emboss w:val="0"/>
-        <w:imprint w:val="0"/>
-        <w:spacing w:val="0"/>
-        <w:w w:val="100"/>
-        <w:kern w:val="0"/>
-        <w:position w:val="0"/>
-        <w:highlight w:val="none"/>
-        <w:vertAlign w:val="baseline"/>
-      </w:rPr>
-    </w:lvl>
-    <w:lvl w:ilvl="2">
-      <w:start w:val="1"/>
-      <w:numFmt w:val="decimal"/>
-      <w:suff w:val="tab"/>
-      <w:lvlText w:val="%3)"/>
-      <w:lvlJc w:val="left"/>
-      <w:pPr>
-        <w:ind w:left="1080" w:hanging="360"/>
-      </w:pPr>
-      <w:rPr>
-        <w:rFonts w:hAnsi="Arial Unicode MS"/>
-        <w:caps w:val="0"/>
-        <w:smallCaps w:val="0"/>
-        <w:strike w:val="0"/>
-        <w:dstrike w:val="0"/>
-        <w:outline w:val="0"/>
-        <w:emboss w:val="0"/>
-        <w:imprint w:val="0"/>
-        <w:spacing w:val="0"/>
-        <w:w w:val="100"/>
-        <w:kern w:val="0"/>
-        <w:position w:val="0"/>
-        <w:highlight w:val="none"/>
-        <w:vertAlign w:val="baseline"/>
-      </w:rPr>
-    </w:lvl>
-    <w:lvl w:ilvl="3">
-      <w:start w:val="1"/>
-      <w:numFmt w:val="decimal"/>
-      <w:suff w:val="tab"/>
-      <w:lvlText w:val="%4)"/>
-      <w:lvlJc w:val="left"/>
-      <w:pPr>
-        <w:ind w:left="1440" w:hanging="360"/>
-      </w:pPr>
-      <w:rPr>
-        <w:rFonts w:hAnsi="Arial Unicode MS"/>
-        <w:caps w:val="0"/>
-        <w:smallCaps w:val="0"/>
-        <w:strike w:val="0"/>
-        <w:dstrike w:val="0"/>
-        <w:outline w:val="0"/>
-        <w:emboss w:val="0"/>
-        <w:imprint w:val="0"/>
-        <w:spacing w:val="0"/>
-        <w:w w:val="100"/>
-        <w:kern w:val="0"/>
-        <w:position w:val="0"/>
-        <w:highlight w:val="none"/>
-        <w:vertAlign w:val="baseline"/>
-      </w:rPr>
-    </w:lvl>
-    <w:lvl w:ilvl="4">
-      <w:start w:val="1"/>
-      <w:numFmt w:val="decimal"/>
-      <w:suff w:val="tab"/>
-      <w:lvlText w:val="%5)"/>
-      <w:lvlJc w:val="left"/>
-      <w:pPr>
-        <w:ind w:left="1800" w:hanging="360"/>
-      </w:pPr>
-      <w:rPr>
-        <w:rFonts w:hAnsi="Arial Unicode MS"/>
-        <w:caps w:val="0"/>
-        <w:smallCaps w:val="0"/>
-        <w:strike w:val="0"/>
-        <w:dstrike w:val="0"/>
-        <w:outline w:val="0"/>
-        <w:emboss w:val="0"/>
-        <w:imprint w:val="0"/>
-        <w:spacing w:val="0"/>
-        <w:w w:val="100"/>
-        <w:kern w:val="0"/>
-        <w:position w:val="0"/>
-        <w:highlight w:val="none"/>
-        <w:vertAlign w:val="baseline"/>
-      </w:rPr>
-    </w:lvl>
-    <w:lvl w:ilvl="5">
-      <w:start w:val="1"/>
-      <w:numFmt w:val="decimal"/>
-      <w:suff w:val="tab"/>
-      <w:lvlText w:val="%6)"/>
-      <w:lvlJc w:val="left"/>
-      <w:pPr>
-        <w:ind w:left="2160" w:hanging="360"/>
-      </w:pPr>
-      <w:rPr>
-        <w:rFonts w:hAnsi="Arial Unicode MS"/>
-        <w:caps w:val="0"/>
-        <w:smallCaps w:val="0"/>
-        <w:strike w:val="0"/>
-        <w:dstrike w:val="0"/>
-        <w:outline w:val="0"/>
-        <w:emboss w:val="0"/>
-        <w:imprint w:val="0"/>
-        <w:spacing w:val="0"/>
-        <w:w w:val="100"/>
-        <w:kern w:val="0"/>
-        <w:position w:val="0"/>
-        <w:highlight w:val="none"/>
-        <w:vertAlign w:val="baseline"/>
-      </w:rPr>
-    </w:lvl>
-    <w:lvl w:ilvl="6">
-      <w:start w:val="1"/>
-      <w:numFmt w:val="decimal"/>
-      <w:suff w:val="tab"/>
-      <w:lvlText w:val="%7)"/>
-      <w:lvlJc w:val="left"/>
-      <w:pPr>
-        <w:ind w:left="2520" w:hanging="360"/>
-      </w:pPr>
-      <w:rPr>
-        <w:rFonts w:hAnsi="Arial Unicode MS"/>
-        <w:caps w:val="0"/>
-        <w:smallCaps w:val="0"/>
-        <w:strike w:val="0"/>
-        <w:dstrike w:val="0"/>
-        <w:outline w:val="0"/>
-        <w:emboss w:val="0"/>
-        <w:imprint w:val="0"/>
-        <w:spacing w:val="0"/>
-        <w:w w:val="100"/>
-        <w:kern w:val="0"/>
-        <w:position w:val="0"/>
-        <w:highlight w:val="none"/>
-        <w:vertAlign w:val="baseline"/>
-      </w:rPr>
-    </w:lvl>
-    <w:lvl w:ilvl="7">
-      <w:start w:val="1"/>
-      <w:numFmt w:val="decimal"/>
-      <w:suff w:val="tab"/>
-      <w:lvlText w:val="%8)"/>
-      <w:lvlJc w:val="left"/>
-      <w:pPr>
-        <w:ind w:left="2880" w:hanging="360"/>
-      </w:pPr>
-      <w:rPr>
-        <w:rFonts w:hAnsi="Arial Unicode MS"/>
-        <w:caps w:val="0"/>
-        <w:smallCaps w:val="0"/>
-        <w:strike w:val="0"/>
-        <w:dstrike w:val="0"/>
-        <w:outline w:val="0"/>
-        <w:emboss w:val="0"/>
-        <w:imprint w:val="0"/>
-        <w:spacing w:val="0"/>
-        <w:w w:val="100"/>
-        <w:kern w:val="0"/>
-        <w:position w:val="0"/>
-        <w:highlight w:val="none"/>
-        <w:vertAlign w:val="baseline"/>
-      </w:rPr>
-    </w:lvl>
-    <w:lvl w:ilvl="8">
-      <w:start w:val="1"/>
-      <w:numFmt w:val="decimal"/>
-      <w:suff w:val="tab"/>
-      <w:lvlText w:val="%9)"/>
-      <w:lvlJc w:val="left"/>
-      <w:pPr>
-        <w:ind w:left="3240" w:hanging="360"/>
-      </w:pPr>
-      <w:rPr>
-        <w:rFonts w:hAnsi="Arial Unicode MS"/>
-        <w:caps w:val="0"/>
-        <w:smallCaps w:val="0"/>
-        <w:strike w:val="0"/>
-        <w:dstrike w:val="0"/>
-        <w:outline w:val="0"/>
-        <w:emboss w:val="0"/>
-        <w:imprint w:val="0"/>
-        <w:spacing w:val="0"/>
-        <w:w w:val="100"/>
-        <w:kern w:val="0"/>
-        <w:position w:val="0"/>
-        <w:highlight w:val="none"/>
-        <w:vertAlign w:val="baseline"/>
+        <w:rFonts w:ascii="Wingdings" w:hAnsi="Wingdings" w:hint="default"/>
       </w:rPr>
     </w:lvl>
   </w:abstractNum>
   <w:num w:numId="1">
+    <w:abstractNumId w:val="6"/>
+  </w:num>
+  <w:num w:numId="2">
+    <w:abstractNumId w:val="7"/>
+  </w:num>
+  <w:num w:numId="3">
+    <w:abstractNumId w:val="2"/>
+  </w:num>
+  <w:num w:numId="4">
     <w:abstractNumId w:val="0"/>
   </w:num>
-  <w:num w:numId="2">
-    <w:abstractNumId w:val="2"/>
-  </w:num>
-  <w:num w:numId="3">
-    <w:abstractNumId w:val="1"/>
-  </w:num>
-  <w:num w:numId="4">
-    <w:abstractNumId w:val="4"/>
-  </w:num>
   <w:num w:numId="5">
-    <w:abstractNumId w:val="3"/>
+    <w:abstractNumId w:val="5"/>
   </w:num>
   <w:num w:numId="6">
-    <w:abstractNumId w:val="3"/>
+    <w:abstractNumId w:val="5"/>
     <w:lvlOverride w:ilvl="0">
       <w:startOverride w:val="1"/>
     </w:lvlOverride>
   </w:num>
   <w:num w:numId="7">
-    <w:abstractNumId w:val="3"/>
+    <w:abstractNumId w:val="5"/>
     <w:lvlOverride w:ilvl="0">
       <w:startOverride w:val="1"/>
     </w:lvlOverride>
   </w:num>
   <w:num w:numId="8">
-    <w:abstractNumId w:val="3"/>
+    <w:abstractNumId w:val="5"/>
     <w:lvlOverride w:ilvl="0">
       <w:startOverride w:val="1"/>
     </w:lvlOverride>
   </w:num>
   <w:num w:numId="9">
-    <w:abstractNumId w:val="0"/>
+    <w:abstractNumId w:val="6"/>
     <w:lvlOverride w:ilvl="0">
-      <w:lvl w:ilvl="0">
+      <w:lvl w:ilvl="0" w:tplc="3F60C0F6">
         <w:start w:val="1"/>
         <w:numFmt w:val="decimal"/>
-        <w:suff w:val="tab"/>
         <w:lvlText w:val="%1."/>
         <w:lvlJc w:val="left"/>
         <w:pPr>
@@ -4584,10 +4874,9 @@
       </w:lvl>
     </w:lvlOverride>
     <w:lvlOverride w:ilvl="1">
-      <w:lvl w:ilvl="1">
+      <w:lvl w:ilvl="1" w:tplc="4322DA2C">
         <w:start w:val="1"/>
         <w:numFmt w:val="decimal"/>
-        <w:suff w:val="tab"/>
         <w:lvlText w:val="%2."/>
         <w:lvlJc w:val="left"/>
         <w:pPr>
@@ -4612,10 +4901,9 @@
       </w:lvl>
     </w:lvlOverride>
     <w:lvlOverride w:ilvl="2">
-      <w:lvl w:ilvl="2">
+      <w:lvl w:ilvl="2" w:tplc="4EC8BA8A">
         <w:start w:val="1"/>
         <w:numFmt w:val="decimal"/>
-        <w:suff w:val="tab"/>
         <w:lvlText w:val="%3."/>
         <w:lvlJc w:val="left"/>
         <w:pPr>
@@ -4640,10 +4928,9 @@
       </w:lvl>
     </w:lvlOverride>
     <w:lvlOverride w:ilvl="3">
-      <w:lvl w:ilvl="3">
+      <w:lvl w:ilvl="3" w:tplc="E5A6D5B0">
         <w:start w:val="1"/>
         <w:numFmt w:val="decimal"/>
-        <w:suff w:val="tab"/>
         <w:lvlText w:val="%4."/>
         <w:lvlJc w:val="left"/>
         <w:pPr>
@@ -4668,10 +4955,9 @@
       </w:lvl>
     </w:lvlOverride>
     <w:lvlOverride w:ilvl="4">
-      <w:lvl w:ilvl="4">
+      <w:lvl w:ilvl="4" w:tplc="4CCCB926">
         <w:start w:val="1"/>
         <w:numFmt w:val="decimal"/>
-        <w:suff w:val="tab"/>
         <w:lvlText w:val="%5."/>
         <w:lvlJc w:val="left"/>
         <w:pPr>
@@ -4696,10 +4982,9 @@
       </w:lvl>
     </w:lvlOverride>
     <w:lvlOverride w:ilvl="5">
-      <w:lvl w:ilvl="5">
+      <w:lvl w:ilvl="5" w:tplc="791A4B72">
         <w:start w:val="1"/>
         <w:numFmt w:val="decimal"/>
-        <w:suff w:val="tab"/>
         <w:lvlText w:val="%6."/>
         <w:lvlJc w:val="left"/>
         <w:pPr>
@@ -4724,10 +5009,9 @@
       </w:lvl>
     </w:lvlOverride>
     <w:lvlOverride w:ilvl="6">
-      <w:lvl w:ilvl="6">
+      <w:lvl w:ilvl="6" w:tplc="BF9C5136">
         <w:start w:val="1"/>
         <w:numFmt w:val="decimal"/>
-        <w:suff w:val="tab"/>
         <w:lvlText w:val="%7."/>
         <w:lvlJc w:val="left"/>
         <w:pPr>
@@ -4752,10 +5036,9 @@
       </w:lvl>
     </w:lvlOverride>
     <w:lvlOverride w:ilvl="7">
-      <w:lvl w:ilvl="7">
+      <w:lvl w:ilvl="7" w:tplc="D9EA817C">
         <w:start w:val="1"/>
         <w:numFmt w:val="decimal"/>
-        <w:suff w:val="tab"/>
         <w:lvlText w:val="%8."/>
         <w:lvlJc w:val="left"/>
         <w:pPr>
@@ -4780,10 +5063,9 @@
       </w:lvl>
     </w:lvlOverride>
     <w:lvlOverride w:ilvl="8">
-      <w:lvl w:ilvl="8">
+      <w:lvl w:ilvl="8" w:tplc="E62238C8">
         <w:start w:val="1"/>
         <w:numFmt w:val="decimal"/>
-        <w:suff w:val="tab"/>
         <w:lvlText w:val="%9."/>
         <w:lvlJc w:val="left"/>
         <w:pPr>
@@ -4809,18 +5091,17 @@
     </w:lvlOverride>
   </w:num>
   <w:num w:numId="10">
-    <w:abstractNumId w:val="6"/>
+    <w:abstractNumId w:val="1"/>
   </w:num>
   <w:num w:numId="11">
-    <w:abstractNumId w:val="5"/>
+    <w:abstractNumId w:val="3"/>
   </w:num>
   <w:num w:numId="12">
-    <w:abstractNumId w:val="1"/>
+    <w:abstractNumId w:val="2"/>
     <w:lvlOverride w:ilvl="0">
-      <w:lvl w:ilvl="0">
+      <w:lvl w:ilvl="0" w:tplc="AAB805FC">
         <w:start w:val="1"/>
         <w:numFmt w:val="bullet"/>
-        <w:suff w:val="tab"/>
         <w:lvlText w:val="•"/>
         <w:lvlJc w:val="left"/>
         <w:pPr>
@@ -4828,8 +5109,8 @@
         </w:pPr>
         <w:rPr>
           <w:rFonts w:hAnsi="Arial Unicode MS"/>
-          <w:i w:val="1"/>
-          <w:iCs w:val="1"/>
+          <w:i/>
+          <w:iCs/>
           <w:caps w:val="0"/>
           <w:smallCaps w:val="0"/>
           <w:strike w:val="0"/>
@@ -4849,10 +5130,9 @@
       </w:lvl>
     </w:lvlOverride>
     <w:lvlOverride w:ilvl="1">
-      <w:lvl w:ilvl="1">
+      <w:lvl w:ilvl="1" w:tplc="FFF86E28">
         <w:start w:val="1"/>
         <w:numFmt w:val="bullet"/>
-        <w:suff w:val="tab"/>
         <w:lvlText w:val="•"/>
         <w:lvlJc w:val="left"/>
         <w:pPr>
@@ -4860,8 +5140,8 @@
         </w:pPr>
         <w:rPr>
           <w:rFonts w:hAnsi="Arial Unicode MS"/>
-          <w:i w:val="1"/>
-          <w:iCs w:val="1"/>
+          <w:i/>
+          <w:iCs/>
           <w:caps w:val="0"/>
           <w:smallCaps w:val="0"/>
           <w:strike w:val="0"/>
@@ -4881,10 +5161,9 @@
       </w:lvl>
     </w:lvlOverride>
     <w:lvlOverride w:ilvl="2">
-      <w:lvl w:ilvl="2">
+      <w:lvl w:ilvl="2" w:tplc="7A50B99C">
         <w:start w:val="1"/>
         <w:numFmt w:val="bullet"/>
-        <w:suff w:val="tab"/>
         <w:lvlText w:val="•"/>
         <w:lvlJc w:val="left"/>
         <w:pPr>
@@ -4892,8 +5171,8 @@
         </w:pPr>
         <w:rPr>
           <w:rFonts w:hAnsi="Arial Unicode MS"/>
-          <w:i w:val="1"/>
-          <w:iCs w:val="1"/>
+          <w:i/>
+          <w:iCs/>
           <w:caps w:val="0"/>
           <w:smallCaps w:val="0"/>
           <w:strike w:val="0"/>
@@ -4913,10 +5192,9 @@
       </w:lvl>
     </w:lvlOverride>
     <w:lvlOverride w:ilvl="3">
-      <w:lvl w:ilvl="3">
+      <w:lvl w:ilvl="3" w:tplc="1902DC64">
         <w:start w:val="1"/>
         <w:numFmt w:val="bullet"/>
-        <w:suff w:val="tab"/>
         <w:lvlText w:val="•"/>
         <w:lvlJc w:val="left"/>
         <w:pPr>
@@ -4924,8 +5202,8 @@
         </w:pPr>
         <w:rPr>
           <w:rFonts w:hAnsi="Arial Unicode MS"/>
-          <w:i w:val="1"/>
-          <w:iCs w:val="1"/>
+          <w:i/>
+          <w:iCs/>
           <w:caps w:val="0"/>
           <w:smallCaps w:val="0"/>
           <w:strike w:val="0"/>
@@ -4945,10 +5223,9 @@
       </w:lvl>
     </w:lvlOverride>
     <w:lvlOverride w:ilvl="4">
-      <w:lvl w:ilvl="4">
+      <w:lvl w:ilvl="4" w:tplc="9B8826DA">
         <w:start w:val="1"/>
         <w:numFmt w:val="bullet"/>
-        <w:suff w:val="tab"/>
         <w:lvlText w:val="•"/>
         <w:lvlJc w:val="left"/>
         <w:pPr>
@@ -4956,8 +5233,8 @@
         </w:pPr>
         <w:rPr>
           <w:rFonts w:hAnsi="Arial Unicode MS"/>
-          <w:i w:val="1"/>
-          <w:iCs w:val="1"/>
+          <w:i/>
+          <w:iCs/>
           <w:caps w:val="0"/>
           <w:smallCaps w:val="0"/>
           <w:strike w:val="0"/>
@@ -4977,10 +5254,9 @@
       </w:lvl>
     </w:lvlOverride>
     <w:lvlOverride w:ilvl="5">
-      <w:lvl w:ilvl="5">
+      <w:lvl w:ilvl="5" w:tplc="C68428E6">
         <w:start w:val="1"/>
         <w:numFmt w:val="bullet"/>
-        <w:suff w:val="tab"/>
         <w:lvlText w:val="•"/>
         <w:lvlJc w:val="left"/>
         <w:pPr>
@@ -4988,8 +5264,8 @@
         </w:pPr>
         <w:rPr>
           <w:rFonts w:hAnsi="Arial Unicode MS"/>
-          <w:i w:val="1"/>
-          <w:iCs w:val="1"/>
+          <w:i/>
+          <w:iCs/>
           <w:caps w:val="0"/>
           <w:smallCaps w:val="0"/>
           <w:strike w:val="0"/>
@@ -5009,10 +5285,9 @@
       </w:lvl>
     </w:lvlOverride>
     <w:lvlOverride w:ilvl="6">
-      <w:lvl w:ilvl="6">
+      <w:lvl w:ilvl="6" w:tplc="45D8EE3A">
         <w:start w:val="1"/>
         <w:numFmt w:val="bullet"/>
-        <w:suff w:val="tab"/>
         <w:lvlText w:val="•"/>
         <w:lvlJc w:val="left"/>
         <w:pPr>
@@ -5020,8 +5295,8 @@
         </w:pPr>
         <w:rPr>
           <w:rFonts w:hAnsi="Arial Unicode MS"/>
-          <w:i w:val="1"/>
-          <w:iCs w:val="1"/>
+          <w:i/>
+          <w:iCs/>
           <w:caps w:val="0"/>
           <w:smallCaps w:val="0"/>
           <w:strike w:val="0"/>
@@ -5041,10 +5316,9 @@
       </w:lvl>
     </w:lvlOverride>
     <w:lvlOverride w:ilvl="7">
-      <w:lvl w:ilvl="7">
+      <w:lvl w:ilvl="7" w:tplc="B0DEDBCA">
         <w:start w:val="1"/>
         <w:numFmt w:val="bullet"/>
-        <w:suff w:val="tab"/>
         <w:lvlText w:val="•"/>
         <w:lvlJc w:val="left"/>
         <w:pPr>
@@ -5052,8 +5326,8 @@
         </w:pPr>
         <w:rPr>
           <w:rFonts w:hAnsi="Arial Unicode MS"/>
-          <w:i w:val="1"/>
-          <w:iCs w:val="1"/>
+          <w:i/>
+          <w:iCs/>
           <w:caps w:val="0"/>
           <w:smallCaps w:val="0"/>
           <w:strike w:val="0"/>
@@ -5073,10 +5347,9 @@
       </w:lvl>
     </w:lvlOverride>
     <w:lvlOverride w:ilvl="8">
-      <w:lvl w:ilvl="8">
+      <w:lvl w:ilvl="8" w:tplc="85D01F02">
         <w:start w:val="1"/>
         <w:numFmt w:val="bullet"/>
-        <w:suff w:val="tab"/>
         <w:lvlText w:val="•"/>
         <w:lvlJc w:val="left"/>
         <w:pPr>
@@ -5084,8 +5357,8 @@
         </w:pPr>
         <w:rPr>
           <w:rFonts w:hAnsi="Arial Unicode MS"/>
-          <w:i w:val="1"/>
-          <w:iCs w:val="1"/>
+          <w:i/>
+          <w:iCs/>
           <w:caps w:val="0"/>
           <w:smallCaps w:val="0"/>
           <w:strike w:val="0"/>
@@ -5105,52 +5378,27 @@
       </w:lvl>
     </w:lvlOverride>
   </w:num>
+  <w:num w:numId="13">
+    <w:abstractNumId w:val="4"/>
+  </w:num>
+  <w:num w:numId="14">
+    <w:abstractNumId w:val="8"/>
+  </w:num>
 </w:numbering>
 </file>
 
 <file path=word/styles.xml><?xml version="1.0" encoding="utf-8"?>
-<w:styles xmlns:w="http://schemas.openxmlformats.org/wordprocessingml/2006/main" xmlns:mc="http://schemas.openxmlformats.org/markup-compatibility/2006" xmlns:w14="http://schemas.microsoft.com/office/word/2010/wordml" mc:Ignorable="w14">
+<w:styles xmlns:mc="http://schemas.openxmlformats.org/markup-compatibility/2006" xmlns:r="http://schemas.openxmlformats.org/officeDocument/2006/relationships" xmlns:w="http://schemas.openxmlformats.org/wordprocessingml/2006/main" xmlns:w14="http://schemas.microsoft.com/office/word/2010/wordml" xmlns:w15="http://schemas.microsoft.com/office/word/2012/wordml" xmlns:w16cid="http://schemas.microsoft.com/office/word/2016/wordml/cid" xmlns:w16se="http://schemas.microsoft.com/office/word/2015/wordml/symex" mc:Ignorable="w14 w15 w16se w16cid">
   <w:docDefaults>
     <w:rPrDefault>
       <w:rPr>
-        <w:rFonts w:ascii="Times New Roman" w:cs="Times New Roman" w:hAnsi="Times New Roman" w:eastAsia="Arial Unicode MS"/>
-        <w:b w:val="0"/>
-        <w:bCs w:val="0"/>
-        <w:i w:val="0"/>
-        <w:iCs w:val="0"/>
-        <w:caps w:val="0"/>
-        <w:smallCaps w:val="0"/>
-        <w:strike w:val="0"/>
-        <w:dstrike w:val="0"/>
-        <w:outline w:val="0"/>
-        <w:emboss w:val="0"/>
-        <w:imprint w:val="0"/>
-        <w:vanish w:val="0"/>
-        <w:color w:val="auto"/>
-        <w:spacing w:val="0"/>
-        <w:w w:val="100"/>
-        <w:kern w:val="0"/>
-        <w:position w:val="0"/>
-        <w:sz w:val="20"/>
-        <w:szCs w:val="20"/>
-        <w:u w:val="none" w:color="auto"/>
+        <w:rFonts w:ascii="Times New Roman" w:eastAsia="Arial Unicode MS" w:hAnsi="Times New Roman" w:cs="Times New Roman"/>
         <w:bdr w:val="nil"/>
-        <w:vertAlign w:val="baseline"/>
-        <w:lang/>
+        <w:lang w:val="en-AU" w:eastAsia="en-GB" w:bidi="ar-SA"/>
       </w:rPr>
     </w:rPrDefault>
     <w:pPrDefault>
       <w:pPr>
-        <w:keepNext w:val="0"/>
-        <w:keepLines w:val="0"/>
-        <w:pageBreakBefore w:val="0"/>
-        <w:framePr w:anchorLock="0" w:w="0" w:h="0" w:vSpace="0" w:hSpace="0" w:xAlign="left" w:y="0" w:hRule="exact" w:vAnchor="margin"/>
-        <w:widowControl w:val="1"/>
-        <w:numPr>
-          <w:ilvl w:val="0"/>
-          <w:numId w:val="0"/>
-        </w:numPr>
-        <w:suppressLineNumbers w:val="0"/>
         <w:pBdr>
           <w:top w:val="nil"/>
           <w:left w:val="nil"/>
@@ -5159,28 +5407,443 @@
           <w:between w:val="nil"/>
           <w:bar w:val="nil"/>
         </w:pBdr>
-        <w:shd w:val="clear" w:color="auto" w:fill="auto"/>
-        <w:suppressAutoHyphens w:val="0"/>
-        <w:spacing w:before="0" w:beforeAutospacing="0" w:after="0" w:afterAutospacing="0" w:line="240" w:lineRule="auto"/>
-        <w:ind w:left="0" w:right="0" w:firstLine="0"/>
-        <w:jc w:val="left"/>
-        <w:outlineLvl w:val="9"/>
       </w:pPr>
     </w:pPrDefault>
   </w:docDefaults>
+  <w:latentStyles w:defLockedState="0" w:defUIPriority="99" w:defSemiHidden="0" w:defUnhideWhenUsed="0" w:defQFormat="0" w:count="377">
+    <w:lsdException w:name="Normal" w:uiPriority="0" w:qFormat="1"/>
+    <w:lsdException w:name="heading 1" w:uiPriority="9" w:qFormat="1"/>
+    <w:lsdException w:name="heading 2" w:semiHidden="1" w:uiPriority="9" w:unhideWhenUsed="1" w:qFormat="1"/>
+    <w:lsdException w:name="heading 3" w:semiHidden="1" w:uiPriority="9" w:unhideWhenUsed="1" w:qFormat="1"/>
+    <w:lsdException w:name="heading 4" w:semiHidden="1" w:uiPriority="9" w:unhideWhenUsed="1" w:qFormat="1"/>
+    <w:lsdException w:name="heading 5" w:semiHidden="1" w:uiPriority="9" w:unhideWhenUsed="1" w:qFormat="1"/>
+    <w:lsdException w:name="heading 6" w:semiHidden="1" w:uiPriority="9" w:unhideWhenUsed="1" w:qFormat="1"/>
+    <w:lsdException w:name="heading 7" w:semiHidden="1" w:uiPriority="9" w:unhideWhenUsed="1" w:qFormat="1"/>
+    <w:lsdException w:name="heading 8" w:semiHidden="1" w:uiPriority="9" w:unhideWhenUsed="1" w:qFormat="1"/>
+    <w:lsdException w:name="heading 9" w:semiHidden="1" w:uiPriority="9" w:unhideWhenUsed="1" w:qFormat="1"/>
+    <w:lsdException w:name="index 1" w:semiHidden="1" w:unhideWhenUsed="1"/>
+    <w:lsdException w:name="index 2" w:semiHidden="1" w:unhideWhenUsed="1"/>
+    <w:lsdException w:name="index 3" w:semiHidden="1" w:unhideWhenUsed="1"/>
+    <w:lsdException w:name="index 4" w:semiHidden="1" w:unhideWhenUsed="1"/>
+    <w:lsdException w:name="index 5" w:semiHidden="1" w:unhideWhenUsed="1"/>
+    <w:lsdException w:name="index 6" w:semiHidden="1" w:unhideWhenUsed="1"/>
+    <w:lsdException w:name="index 7" w:semiHidden="1" w:unhideWhenUsed="1"/>
+    <w:lsdException w:name="index 8" w:semiHidden="1" w:unhideWhenUsed="1"/>
+    <w:lsdException w:name="index 9" w:semiHidden="1" w:unhideWhenUsed="1"/>
+    <w:lsdException w:name="toc 1" w:semiHidden="1" w:uiPriority="39" w:unhideWhenUsed="1"/>
+    <w:lsdException w:name="toc 2" w:semiHidden="1" w:uiPriority="39" w:unhideWhenUsed="1"/>
+    <w:lsdException w:name="toc 3" w:semiHidden="1" w:uiPriority="39" w:unhideWhenUsed="1"/>
+    <w:lsdException w:name="toc 4" w:semiHidden="1" w:uiPriority="39" w:unhideWhenUsed="1"/>
+    <w:lsdException w:name="toc 5" w:semiHidden="1" w:uiPriority="39" w:unhideWhenUsed="1"/>
+    <w:lsdException w:name="toc 6" w:semiHidden="1" w:uiPriority="39" w:unhideWhenUsed="1"/>
+    <w:lsdException w:name="toc 7" w:semiHidden="1" w:uiPriority="39" w:unhideWhenUsed="1"/>
+    <w:lsdException w:name="toc 8" w:semiHidden="1" w:uiPriority="39" w:unhideWhenUsed="1"/>
+    <w:lsdException w:name="toc 9" w:semiHidden="1" w:uiPriority="39" w:unhideWhenUsed="1"/>
+    <w:lsdException w:name="Normal Indent" w:semiHidden="1" w:unhideWhenUsed="1"/>
+    <w:lsdException w:name="footnote text" w:semiHidden="1" w:unhideWhenUsed="1"/>
+    <w:lsdException w:name="annotation text" w:semiHidden="1" w:unhideWhenUsed="1"/>
+    <w:lsdException w:name="header" w:semiHidden="1" w:unhideWhenUsed="1"/>
+    <w:lsdException w:name="footer" w:semiHidden="1" w:unhideWhenUsed="1"/>
+    <w:lsdException w:name="index heading" w:semiHidden="1" w:unhideWhenUsed="1"/>
+    <w:lsdException w:name="caption" w:semiHidden="1" w:uiPriority="35" w:unhideWhenUsed="1" w:qFormat="1"/>
+    <w:lsdException w:name="table of figures" w:semiHidden="1" w:unhideWhenUsed="1"/>
+    <w:lsdException w:name="envelope address" w:semiHidden="1" w:unhideWhenUsed="1"/>
+    <w:lsdException w:name="envelope return" w:semiHidden="1" w:unhideWhenUsed="1"/>
+    <w:lsdException w:name="footnote reference" w:semiHidden="1" w:unhideWhenUsed="1"/>
+    <w:lsdException w:name="annotation reference" w:semiHidden="1" w:unhideWhenUsed="1"/>
+    <w:lsdException w:name="line number" w:semiHidden="1" w:unhideWhenUsed="1"/>
+    <w:lsdException w:name="page number" w:semiHidden="1" w:unhideWhenUsed="1"/>
+    <w:lsdException w:name="endnote reference" w:semiHidden="1" w:unhideWhenUsed="1"/>
+    <w:lsdException w:name="endnote text" w:semiHidden="1" w:unhideWhenUsed="1"/>
+    <w:lsdException w:name="table of authorities" w:semiHidden="1" w:unhideWhenUsed="1"/>
+    <w:lsdException w:name="macro" w:semiHidden="1" w:unhideWhenUsed="1"/>
+    <w:lsdException w:name="toa heading" w:semiHidden="1" w:unhideWhenUsed="1"/>
+    <w:lsdException w:name="List" w:semiHidden="1" w:unhideWhenUsed="1"/>
+    <w:lsdException w:name="List Bullet" w:semiHidden="1" w:unhideWhenUsed="1"/>
+    <w:lsdException w:name="List Number" w:semiHidden="1" w:unhideWhenUsed="1"/>
+    <w:lsdException w:name="List 2" w:semiHidden="1" w:unhideWhenUsed="1"/>
+    <w:lsdException w:name="List 3" w:semiHidden="1" w:unhideWhenUsed="1"/>
+    <w:lsdException w:name="List 4" w:semiHidden="1" w:unhideWhenUsed="1"/>
+    <w:lsdException w:name="List 5" w:semiHidden="1" w:unhideWhenUsed="1"/>
+    <w:lsdException w:name="List Bullet 2" w:semiHidden="1" w:unhideWhenUsed="1"/>
+    <w:lsdException w:name="List Bullet 3" w:semiHidden="1" w:unhideWhenUsed="1"/>
+    <w:lsdException w:name="List Bullet 4" w:semiHidden="1" w:unhideWhenUsed="1"/>
+    <w:lsdException w:name="List Bullet 5" w:semiHidden="1" w:unhideWhenUsed="1"/>
+    <w:lsdException w:name="List Number 2" w:semiHidden="1" w:unhideWhenUsed="1"/>
+    <w:lsdException w:name="List Number 3" w:semiHidden="1" w:unhideWhenUsed="1"/>
+    <w:lsdException w:name="List Number 4" w:semiHidden="1" w:unhideWhenUsed="1"/>
+    <w:lsdException w:name="List Number 5" w:semiHidden="1" w:unhideWhenUsed="1"/>
+    <w:lsdException w:name="Title" w:uiPriority="10" w:qFormat="1"/>
+    <w:lsdException w:name="Closing" w:semiHidden="1" w:unhideWhenUsed="1"/>
+    <w:lsdException w:name="Signature" w:semiHidden="1" w:unhideWhenUsed="1"/>
+    <w:lsdException w:name="Default Paragraph Font" w:semiHidden="1" w:uiPriority="1" w:unhideWhenUsed="1"/>
+    <w:lsdException w:name="Body Text" w:semiHidden="1" w:unhideWhenUsed="1"/>
+    <w:lsdException w:name="Body Text Indent" w:semiHidden="1" w:unhideWhenUsed="1"/>
+    <w:lsdException w:name="List Continue" w:semiHidden="1" w:unhideWhenUsed="1"/>
+    <w:lsdException w:name="List Continue 2" w:semiHidden="1" w:unhideWhenUsed="1"/>
+    <w:lsdException w:name="List Continue 3" w:semiHidden="1" w:unhideWhenUsed="1"/>
+    <w:lsdException w:name="List Continue 4" w:semiHidden="1" w:unhideWhenUsed="1"/>
+    <w:lsdException w:name="List Continue 5" w:semiHidden="1" w:unhideWhenUsed="1"/>
+    <w:lsdException w:name="Message Header" w:semiHidden="1" w:unhideWhenUsed="1"/>
+    <w:lsdException w:name="Subtitle" w:uiPriority="11" w:qFormat="1"/>
+    <w:lsdException w:name="Salutation" w:semiHidden="1" w:unhideWhenUsed="1"/>
+    <w:lsdException w:name="Date" w:semiHidden="1" w:unhideWhenUsed="1"/>
+    <w:lsdException w:name="Body Text First Indent" w:semiHidden="1" w:unhideWhenUsed="1"/>
+    <w:lsdException w:name="Body Text First Indent 2" w:semiHidden="1" w:unhideWhenUsed="1"/>
+    <w:lsdException w:name="Note Heading" w:semiHidden="1" w:unhideWhenUsed="1"/>
+    <w:lsdException w:name="Body Text 2" w:semiHidden="1" w:unhideWhenUsed="1"/>
+    <w:lsdException w:name="Body Text 3" w:semiHidden="1" w:unhideWhenUsed="1"/>
+    <w:lsdException w:name="Body Text Indent 2" w:semiHidden="1" w:unhideWhenUsed="1"/>
+    <w:lsdException w:name="Body Text Indent 3" w:semiHidden="1" w:unhideWhenUsed="1"/>
+    <w:lsdException w:name="Block Text" w:semiHidden="1" w:unhideWhenUsed="1"/>
+    <w:lsdException w:name="Hyperlink" w:semiHidden="1" w:unhideWhenUsed="1"/>
+    <w:lsdException w:name="FollowedHyperlink" w:semiHidden="1" w:unhideWhenUsed="1"/>
+    <w:lsdException w:name="Strong" w:uiPriority="22" w:qFormat="1"/>
+    <w:lsdException w:name="Emphasis" w:uiPriority="20" w:qFormat="1"/>
+    <w:lsdException w:name="Document Map" w:semiHidden="1" w:unhideWhenUsed="1"/>
+    <w:lsdException w:name="Plain Text" w:semiHidden="1" w:unhideWhenUsed="1"/>
+    <w:lsdException w:name="E-mail Signature" w:semiHidden="1" w:unhideWhenUsed="1"/>
+    <w:lsdException w:name="HTML Top of Form" w:semiHidden="1" w:unhideWhenUsed="1"/>
+    <w:lsdException w:name="HTML Bottom of Form" w:semiHidden="1" w:unhideWhenUsed="1"/>
+    <w:lsdException w:name="Normal (Web)" w:semiHidden="1" w:unhideWhenUsed="1"/>
+    <w:lsdException w:name="HTML Acronym" w:semiHidden="1" w:unhideWhenUsed="1"/>
+    <w:lsdException w:name="HTML Address" w:semiHidden="1" w:unhideWhenUsed="1"/>
+    <w:lsdException w:name="HTML Cite" w:semiHidden="1" w:unhideWhenUsed="1"/>
+    <w:lsdException w:name="HTML Code" w:semiHidden="1" w:unhideWhenUsed="1"/>
+    <w:lsdException w:name="HTML Definition" w:semiHidden="1" w:unhideWhenUsed="1"/>
+    <w:lsdException w:name="HTML Keyboard" w:semiHidden="1" w:unhideWhenUsed="1"/>
+    <w:lsdException w:name="HTML Preformatted" w:semiHidden="1" w:unhideWhenUsed="1"/>
+    <w:lsdException w:name="HTML Sample" w:semiHidden="1" w:unhideWhenUsed="1"/>
+    <w:lsdException w:name="HTML Typewriter" w:semiHidden="1" w:unhideWhenUsed="1"/>
+    <w:lsdException w:name="HTML Variable" w:semiHidden="1" w:unhideWhenUsed="1"/>
+    <w:lsdException w:name="Normal Table" w:semiHidden="1" w:unhideWhenUsed="1"/>
+    <w:lsdException w:name="annotation subject" w:semiHidden="1" w:unhideWhenUsed="1"/>
+    <w:lsdException w:name="No List" w:semiHidden="1" w:unhideWhenUsed="1"/>
+    <w:lsdException w:name="Outline List 1" w:semiHidden="1" w:unhideWhenUsed="1"/>
+    <w:lsdException w:name="Outline List 2" w:semiHidden="1" w:unhideWhenUsed="1"/>
+    <w:lsdException w:name="Outline List 3" w:semiHidden="1" w:unhideWhenUsed="1"/>
+    <w:lsdException w:name="Table Simple 1" w:semiHidden="1" w:unhideWhenUsed="1"/>
+    <w:lsdException w:name="Table Simple 2" w:semiHidden="1" w:unhideWhenUsed="1"/>
+    <w:lsdException w:name="Table Simple 3" w:semiHidden="1" w:unhideWhenUsed="1"/>
+    <w:lsdException w:name="Table Classic 1" w:semiHidden="1" w:unhideWhenUsed="1"/>
+    <w:lsdException w:name="Table Classic 2" w:semiHidden="1" w:unhideWhenUsed="1"/>
+    <w:lsdException w:name="Table Classic 3" w:semiHidden="1" w:unhideWhenUsed="1"/>
+    <w:lsdException w:name="Table Classic 4" w:semiHidden="1" w:unhideWhenUsed="1"/>
+    <w:lsdException w:name="Table Colorful 1" w:semiHidden="1" w:unhideWhenUsed="1"/>
+    <w:lsdException w:name="Table Colorful 2" w:semiHidden="1" w:unhideWhenUsed="1"/>
+    <w:lsdException w:name="Table Colorful 3" w:semiHidden="1" w:unhideWhenUsed="1"/>
+    <w:lsdException w:name="Table Columns 1" w:semiHidden="1" w:unhideWhenUsed="1"/>
+    <w:lsdException w:name="Table Columns 2" w:semiHidden="1" w:unhideWhenUsed="1"/>
+    <w:lsdException w:name="Table Columns 3" w:semiHidden="1" w:unhideWhenUsed="1"/>
+    <w:lsdException w:name="Table Columns 4" w:semiHidden="1" w:unhideWhenUsed="1"/>
+    <w:lsdException w:name="Table Columns 5" w:semiHidden="1" w:unhideWhenUsed="1"/>
+    <w:lsdException w:name="Table Grid 1" w:semiHidden="1" w:unhideWhenUsed="1"/>
+    <w:lsdException w:name="Table Grid 2" w:semiHidden="1" w:unhideWhenUsed="1"/>
+    <w:lsdException w:name="Table Grid 3" w:semiHidden="1" w:unhideWhenUsed="1"/>
+    <w:lsdException w:name="Table Grid 4" w:semiHidden="1" w:unhideWhenUsed="1"/>
+    <w:lsdException w:name="Table Grid 5" w:semiHidden="1" w:unhideWhenUsed="1"/>
+    <w:lsdException w:name="Table Grid 6" w:semiHidden="1" w:unhideWhenUsed="1"/>
+    <w:lsdException w:name="Table Grid 7" w:semiHidden="1" w:unhideWhenUsed="1"/>
+    <w:lsdException w:name="Table Grid 8" w:semiHidden="1" w:unhideWhenUsed="1"/>
+    <w:lsdException w:name="Table List 1" w:semiHidden="1" w:unhideWhenUsed="1"/>
+    <w:lsdException w:name="Table List 2" w:semiHidden="1" w:unhideWhenUsed="1"/>
+    <w:lsdException w:name="Table List 3" w:semiHidden="1" w:unhideWhenUsed="1"/>
+    <w:lsdException w:name="Table List 4" w:semiHidden="1" w:unhideWhenUsed="1"/>
+    <w:lsdException w:name="Table List 5" w:semiHidden="1" w:unhideWhenUsed="1"/>
+    <w:lsdException w:name="Table List 6" w:semiHidden="1" w:unhideWhenUsed="1"/>
+    <w:lsdException w:name="Table List 7" w:semiHidden="1" w:unhideWhenUsed="1"/>
+    <w:lsdException w:name="Table List 8" w:semiHidden="1" w:unhideWhenUsed="1"/>
+    <w:lsdException w:name="Table 3D effects 1" w:semiHidden="1" w:unhideWhenUsed="1"/>
+    <w:lsdException w:name="Table 3D effects 2" w:semiHidden="1" w:unhideWhenUsed="1"/>
+    <w:lsdException w:name="Table 3D effects 3" w:semiHidden="1" w:unhideWhenUsed="1"/>
+    <w:lsdException w:name="Table Contemporary" w:semiHidden="1" w:unhideWhenUsed="1"/>
+    <w:lsdException w:name="Table Elegant" w:semiHidden="1" w:unhideWhenUsed="1"/>
+    <w:lsdException w:name="Table Professional" w:semiHidden="1" w:unhideWhenUsed="1"/>
+    <w:lsdException w:name="Table Subtle 1" w:semiHidden="1" w:unhideWhenUsed="1"/>
+    <w:lsdException w:name="Table Subtle 2" w:semiHidden="1" w:unhideWhenUsed="1"/>
+    <w:lsdException w:name="Table Web 1" w:semiHidden="1" w:unhideWhenUsed="1"/>
+    <w:lsdException w:name="Table Web 2" w:semiHidden="1" w:unhideWhenUsed="1"/>
+    <w:lsdException w:name="Table Web 3" w:semiHidden="1" w:unhideWhenUsed="1"/>
+    <w:lsdException w:name="Balloon Text" w:semiHidden="1" w:unhideWhenUsed="1"/>
+    <w:lsdException w:name="Table Grid" w:uiPriority="39"/>
+    <w:lsdException w:name="Table Theme" w:semiHidden="1" w:unhideWhenUsed="1"/>
+    <w:lsdException w:name="Placeholder Text" w:semiHidden="1"/>
+    <w:lsdException w:name="No Spacing" w:uiPriority="1" w:qFormat="1"/>
+    <w:lsdException w:name="Light Shading" w:uiPriority="60"/>
+    <w:lsdException w:name="Light List" w:uiPriority="61"/>
+    <w:lsdException w:name="Light Grid" w:uiPriority="62"/>
+    <w:lsdException w:name="Medium Shading 1" w:uiPriority="63"/>
+    <w:lsdException w:name="Medium Shading 2" w:uiPriority="64"/>
+    <w:lsdException w:name="Medium List 1" w:uiPriority="65"/>
+    <w:lsdException w:name="Medium List 2" w:uiPriority="66"/>
+    <w:lsdException w:name="Medium Grid 1" w:uiPriority="67"/>
+    <w:lsdException w:name="Medium Grid 2" w:uiPriority="68"/>
+    <w:lsdException w:name="Medium Grid 3" w:uiPriority="69"/>
+    <w:lsdException w:name="Dark List" w:uiPriority="70"/>
+    <w:lsdException w:name="Colorful Shading" w:uiPriority="71"/>
+    <w:lsdException w:name="Colorful List" w:uiPriority="72"/>
+    <w:lsdException w:name="Colorful Grid" w:uiPriority="73"/>
+    <w:lsdException w:name="Light Shading Accent 1" w:uiPriority="60"/>
+    <w:lsdException w:name="Light List Accent 1" w:uiPriority="61"/>
+    <w:lsdException w:name="Light Grid Accent 1" w:uiPriority="62"/>
+    <w:lsdException w:name="Medium Shading 1 Accent 1" w:uiPriority="63"/>
+    <w:lsdException w:name="Medium Shading 2 Accent 1" w:uiPriority="64"/>
+    <w:lsdException w:name="Medium List 1 Accent 1" w:uiPriority="65"/>
+    <w:lsdException w:name="Revision" w:semiHidden="1"/>
+    <w:lsdException w:name="List Paragraph" w:uiPriority="34" w:qFormat="1"/>
+    <w:lsdException w:name="Quote" w:uiPriority="29" w:qFormat="1"/>
+    <w:lsdException w:name="Intense Quote" w:uiPriority="30" w:qFormat="1"/>
+    <w:lsdException w:name="Medium List 2 Accent 1" w:uiPriority="66"/>
+    <w:lsdException w:name="Medium Grid 1 Accent 1" w:uiPriority="67"/>
+    <w:lsdException w:name="Medium Grid 2 Accent 1" w:uiPriority="68"/>
+    <w:lsdException w:name="Medium Grid 3 Accent 1" w:uiPriority="69"/>
+    <w:lsdException w:name="Dark List Accent 1" w:uiPriority="70"/>
+    <w:lsdException w:name="Colorful Shading Accent 1" w:uiPriority="71"/>
+    <w:lsdException w:name="Colorful List Accent 1" w:uiPriority="72"/>
+    <w:lsdException w:name="Colorful Grid Accent 1" w:uiPriority="73"/>
+    <w:lsdException w:name="Light Shading Accent 2" w:uiPriority="60"/>
+    <w:lsdException w:name="Light List Accent 2" w:uiPriority="61"/>
+    <w:lsdException w:name="Light Grid Accent 2" w:uiPriority="62"/>
+    <w:lsdException w:name="Medium Shading 1 Accent 2" w:uiPriority="63"/>
+    <w:lsdException w:name="Medium Shading 2 Accent 2" w:uiPriority="64"/>
+    <w:lsdException w:name="Medium List 1 Accent 2" w:uiPriority="65"/>
+    <w:lsdException w:name="Medium List 2 Accent 2" w:uiPriority="66"/>
+    <w:lsdException w:name="Medium Grid 1 Accent 2" w:uiPriority="67"/>
+    <w:lsdException w:name="Medium Grid 2 Accent 2" w:uiPriority="68"/>
+    <w:lsdException w:name="Medium Grid 3 Accent 2" w:uiPriority="69"/>
+    <w:lsdException w:name="Dark List Accent 2" w:uiPriority="70"/>
+    <w:lsdException w:name="Colorful Shading Accent 2" w:uiPriority="71"/>
+    <w:lsdException w:name="Colorful List Accent 2" w:uiPriority="72"/>
+    <w:lsdException w:name="Colorful Grid Accent 2" w:uiPriority="73"/>
+    <w:lsdException w:name="Light Shading Accent 3" w:uiPriority="60"/>
+    <w:lsdException w:name="Light List Accent 3" w:uiPriority="61"/>
+    <w:lsdException w:name="Light Grid Accent 3" w:uiPriority="62"/>
+    <w:lsdException w:name="Medium Shading 1 Accent 3" w:uiPriority="63"/>
+    <w:lsdException w:name="Medium Shading 2 Accent 3" w:uiPriority="64"/>
+    <w:lsdException w:name="Medium List 1 Accent 3" w:uiPriority="65"/>
+    <w:lsdException w:name="Medium List 2 Accent 3" w:uiPriority="66"/>
+    <w:lsdException w:name="Medium Grid 1 Accent 3" w:uiPriority="67"/>
+    <w:lsdException w:name="Medium Grid 2 Accent 3" w:uiPriority="68"/>
+    <w:lsdException w:name="Medium Grid 3 Accent 3" w:uiPriority="69"/>
+    <w:lsdException w:name="Dark List Accent 3" w:uiPriority="70"/>
+    <w:lsdException w:name="Colorful Shading Accent 3" w:uiPriority="71"/>
+    <w:lsdException w:name="Colorful List Accent 3" w:uiPriority="72"/>
+    <w:lsdException w:name="Colorful Grid Accent 3" w:uiPriority="73"/>
+    <w:lsdException w:name="Light Shading Accent 4" w:uiPriority="60"/>
+    <w:lsdException w:name="Light List Accent 4" w:uiPriority="61"/>
+    <w:lsdException w:name="Light Grid Accent 4" w:uiPriority="62"/>
+    <w:lsdException w:name="Medium Shading 1 Accent 4" w:uiPriority="63"/>
+    <w:lsdException w:name="Medium Shading 2 Accent 4" w:uiPriority="64"/>
+    <w:lsdException w:name="Medium List 1 Accent 4" w:uiPriority="65"/>
+    <w:lsdException w:name="Medium List 2 Accent 4" w:uiPriority="66"/>
+    <w:lsdException w:name="Medium Grid 1 Accent 4" w:uiPriority="67"/>
+    <w:lsdException w:name="Medium Grid 2 Accent 4" w:uiPriority="68"/>
+    <w:lsdException w:name="Medium Grid 3 Accent 4" w:uiPriority="69"/>
+    <w:lsdException w:name="Dark List Accent 4" w:uiPriority="70"/>
+    <w:lsdException w:name="Colorful Shading Accent 4" w:uiPriority="71"/>
+    <w:lsdException w:name="Colorful List Accent 4" w:uiPriority="72"/>
+    <w:lsdException w:name="Colorful Grid Accent 4" w:uiPriority="73"/>
+    <w:lsdException w:name="Light Shading Accent 5" w:uiPriority="60"/>
+    <w:lsdException w:name="Light List Accent 5" w:uiPriority="61"/>
+    <w:lsdException w:name="Light Grid Accent 5" w:uiPriority="62"/>
+    <w:lsdException w:name="Medium Shading 1 Accent 5" w:uiPriority="63"/>
+    <w:lsdException w:name="Medium Shading 2 Accent 5" w:uiPriority="64"/>
+    <w:lsdException w:name="Medium List 1 Accent 5" w:uiPriority="65"/>
+    <w:lsdException w:name="Medium List 2 Accent 5" w:uiPriority="66"/>
+    <w:lsdException w:name="Medium Grid 1 Accent 5" w:uiPriority="67"/>
+    <w:lsdException w:name="Medium Grid 2 Accent 5" w:uiPriority="68"/>
+    <w:lsdException w:name="Medium Grid 3 Accent 5" w:uiPriority="69"/>
+    <w:lsdException w:name="Dark List Accent 5" w:uiPriority="70"/>
+    <w:lsdException w:name="Colorful Shading Accent 5" w:uiPriority="71"/>
+    <w:lsdException w:name="Colorful List Accent 5" w:uiPriority="72"/>
+    <w:lsdException w:name="Colorful Grid Accent 5" w:uiPriority="73"/>
+    <w:lsdException w:name="Light Shading Accent 6" w:uiPriority="60"/>
+    <w:lsdException w:name="Light List Accent 6" w:uiPriority="61"/>
+    <w:lsdException w:name="Light Grid Accent 6" w:uiPriority="62"/>
+    <w:lsdException w:name="Medium Shading 1 Accent 6" w:uiPriority="63"/>
+    <w:lsdException w:name="Medium Shading 2 Accent 6" w:uiPriority="64"/>
+    <w:lsdException w:name="Medium List 1 Accent 6" w:uiPriority="65"/>
+    <w:lsdException w:name="Medium List 2 Accent 6" w:uiPriority="66"/>
+    <w:lsdException w:name="Medium Grid 1 Accent 6" w:uiPriority="67"/>
+    <w:lsdException w:name="Medium Grid 2 Accent 6" w:uiPriority="68"/>
+    <w:lsdException w:name="Medium Grid 3 Accent 6" w:uiPriority="69"/>
+    <w:lsdException w:name="Dark List Accent 6" w:uiPriority="70"/>
+    <w:lsdException w:name="Colorful Shading Accent 6" w:uiPriority="71"/>
+    <w:lsdException w:name="Colorful List Accent 6" w:uiPriority="72"/>
+    <w:lsdException w:name="Colorful Grid Accent 6" w:uiPriority="73"/>
+    <w:lsdException w:name="Subtle Emphasis" w:uiPriority="19" w:qFormat="1"/>
+    <w:lsdException w:name="Intense Emphasis" w:uiPriority="21" w:qFormat="1"/>
+    <w:lsdException w:name="Subtle Reference" w:uiPriority="31" w:qFormat="1"/>
+    <w:lsdException w:name="Intense Reference" w:uiPriority="32" w:qFormat="1"/>
+    <w:lsdException w:name="Book Title" w:uiPriority="33" w:qFormat="1"/>
+    <w:lsdException w:name="Bibliography" w:semiHidden="1" w:uiPriority="37" w:unhideWhenUsed="1"/>
+    <w:lsdException w:name="TOC Heading" w:semiHidden="1" w:uiPriority="39" w:unhideWhenUsed="1" w:qFormat="1"/>
+    <w:lsdException w:name="Plain Table 1" w:uiPriority="41"/>
+    <w:lsdException w:name="Plain Table 2" w:uiPriority="42"/>
+    <w:lsdException w:name="Plain Table 3" w:uiPriority="43"/>
+    <w:lsdException w:name="Plain Table 4" w:uiPriority="44"/>
+    <w:lsdException w:name="Plain Table 5" w:uiPriority="45"/>
+    <w:lsdException w:name="Grid Table Light" w:uiPriority="40"/>
+    <w:lsdException w:name="Grid Table 1 Light" w:uiPriority="46"/>
+    <w:lsdException w:name="Grid Table 2" w:uiPriority="47"/>
+    <w:lsdException w:name="Grid Table 3" w:uiPriority="48"/>
+    <w:lsdException w:name="Grid Table 4" w:uiPriority="49"/>
+    <w:lsdException w:name="Grid Table 5 Dark" w:uiPriority="50"/>
+    <w:lsdException w:name="Grid Table 6 Colorful" w:uiPriority="51"/>
+    <w:lsdException w:name="Grid Table 7 Colorful" w:uiPriority="52"/>
+    <w:lsdException w:name="Grid Table 1 Light Accent 1" w:uiPriority="46"/>
+    <w:lsdException w:name="Grid Table 2 Accent 1" w:uiPriority="47"/>
+    <w:lsdException w:name="Grid Table 3 Accent 1" w:uiPriority="48"/>
+    <w:lsdException w:name="Grid Table 4 Accent 1" w:uiPriority="49"/>
+    <w:lsdException w:name="Grid Table 5 Dark Accent 1" w:uiPriority="50"/>
+    <w:lsdException w:name="Grid Table 6 Colorful Accent 1" w:uiPriority="51"/>
+    <w:lsdException w:name="Grid Table 7 Colorful Accent 1" w:uiPriority="52"/>
+    <w:lsdException w:name="Grid Table 1 Light Accent 2" w:uiPriority="46"/>
+    <w:lsdException w:name="Grid Table 2 Accent 2" w:uiPriority="47"/>
+    <w:lsdException w:name="Grid Table 3 Accent 2" w:uiPriority="48"/>
+    <w:lsdException w:name="Grid Table 4 Accent 2" w:uiPriority="49"/>
+    <w:lsdException w:name="Grid Table 5 Dark Accent 2" w:uiPriority="50"/>
+    <w:lsdException w:name="Grid Table 6 Colorful Accent 2" w:uiPriority="51"/>
+    <w:lsdException w:name="Grid Table 7 Colorful Accent 2" w:uiPriority="52"/>
+    <w:lsdException w:name="Grid Table 1 Light Accent 3" w:uiPriority="46"/>
+    <w:lsdException w:name="Grid Table 2 Accent 3" w:uiPriority="47"/>
+    <w:lsdException w:name="Grid Table 3 Accent 3" w:uiPriority="48"/>
+    <w:lsdException w:name="Grid Table 4 Accent 3" w:uiPriority="49"/>
+    <w:lsdException w:name="Grid Table 5 Dark Accent 3" w:uiPriority="50"/>
+    <w:lsdException w:name="Grid Table 6 Colorful Accent 3" w:uiPriority="51"/>
+    <w:lsdException w:name="Grid Table 7 Colorful Accent 3" w:uiPriority="52"/>
+    <w:lsdException w:name="Grid Table 1 Light Accent 4" w:uiPriority="46"/>
+    <w:lsdException w:name="Grid Table 2 Accent 4" w:uiPriority="47"/>
+    <w:lsdException w:name="Grid Table 3 Accent 4" w:uiPriority="48"/>
+    <w:lsdException w:name="Grid Table 4 Accent 4" w:uiPriority="49"/>
+    <w:lsdException w:name="Grid Table 5 Dark Accent 4" w:uiPriority="50"/>
+    <w:lsdException w:name="Grid Table 6 Colorful Accent 4" w:uiPriority="51"/>
+    <w:lsdException w:name="Grid Table 7 Colorful Accent 4" w:uiPriority="52"/>
+    <w:lsdException w:name="Grid Table 1 Light Accent 5" w:uiPriority="46"/>
+    <w:lsdException w:name="Grid Table 2 Accent 5" w:uiPriority="47"/>
+    <w:lsdException w:name="Grid Table 3 Accent 5" w:uiPriority="48"/>
+    <w:lsdException w:name="Grid Table 4 Accent 5" w:uiPriority="49"/>
+    <w:lsdException w:name="Grid Table 5 Dark Accent 5" w:uiPriority="50"/>
+    <w:lsdException w:name="Grid Table 6 Colorful Accent 5" w:uiPriority="51"/>
+    <w:lsdException w:name="Grid Table 7 Colorful Accent 5" w:uiPriority="52"/>
+    <w:lsdException w:name="Grid Table 1 Light Accent 6" w:uiPriority="46"/>
+    <w:lsdException w:name="Grid Table 2 Accent 6" w:uiPriority="47"/>
+    <w:lsdException w:name="Grid Table 3 Accent 6" w:uiPriority="48"/>
+    <w:lsdException w:name="Grid Table 4 Accent 6" w:uiPriority="49"/>
+    <w:lsdException w:name="Grid Table 5 Dark Accent 6" w:uiPriority="50"/>
+    <w:lsdException w:name="Grid Table 6 Colorful Accent 6" w:uiPriority="51"/>
+    <w:lsdException w:name="Grid Table 7 Colorful Accent 6" w:uiPriority="52"/>
+    <w:lsdException w:name="List Table 1 Light" w:uiPriority="46"/>
+    <w:lsdException w:name="List Table 2" w:uiPriority="47"/>
+    <w:lsdException w:name="List Table 3" w:uiPriority="48"/>
+    <w:lsdException w:name="List Table 4" w:uiPriority="49"/>
+    <w:lsdException w:name="List Table 5 Dark" w:uiPriority="50"/>
+    <w:lsdException w:name="List Table 6 Colorful" w:uiPriority="51"/>
+    <w:lsdException w:name="List Table 7 Colorful" w:uiPriority="52"/>
+    <w:lsdException w:name="List Table 1 Light Accent 1" w:uiPriority="46"/>
+    <w:lsdException w:name="List Table 2 Accent 1" w:uiPriority="47"/>
+    <w:lsdException w:name="List Table 3 Accent 1" w:uiPriority="48"/>
+    <w:lsdException w:name="List Table 4 Accent 1" w:uiPriority="49"/>
+    <w:lsdException w:name="List Table 5 Dark Accent 1" w:uiPriority="50"/>
+    <w:lsdException w:name="List Table 6 Colorful Accent 1" w:uiPriority="51"/>
+    <w:lsdException w:name="List Table 7 Colorful Accent 1" w:uiPriority="52"/>
+    <w:lsdException w:name="List Table 1 Light Accent 2" w:uiPriority="46"/>
+    <w:lsdException w:name="List Table 2 Accent 2" w:uiPriority="47"/>
+    <w:lsdException w:name="List Table 3 Accent 2" w:uiPriority="48"/>
+    <w:lsdException w:name="List Table 4 Accent 2" w:uiPriority="49"/>
+    <w:lsdException w:name="List Table 5 Dark Accent 2" w:uiPriority="50"/>
+    <w:lsdException w:name="List Table 6 Colorful Accent 2" w:uiPriority="51"/>
+    <w:lsdException w:name="List Table 7 Colorful Accent 2" w:uiPriority="52"/>
+    <w:lsdException w:name="List Table 1 Light Accent 3" w:uiPriority="46"/>
+    <w:lsdException w:name="List Table 2 Accent 3" w:uiPriority="47"/>
+    <w:lsdException w:name="List Table 3 Accent 3" w:uiPriority="48"/>
+    <w:lsdException w:name="List Table 4 Accent 3" w:uiPriority="49"/>
+    <w:lsdException w:name="List Table 5 Dark Accent 3" w:uiPriority="50"/>
+    <w:lsdException w:name="List Table 6 Colorful Accent 3" w:uiPriority="51"/>
+    <w:lsdException w:name="List Table 7 Colorful Accent 3" w:uiPriority="52"/>
+    <w:lsdException w:name="List Table 1 Light Accent 4" w:uiPriority="46"/>
+    <w:lsdException w:name="List Table 2 Accent 4" w:uiPriority="47"/>
+    <w:lsdException w:name="List Table 3 Accent 4" w:uiPriority="48"/>
+    <w:lsdException w:name="List Table 4 Accent 4" w:uiPriority="49"/>
+    <w:lsdException w:name="List Table 5 Dark Accent 4" w:uiPriority="50"/>
+    <w:lsdException w:name="List Table 6 Colorful Accent 4" w:uiPriority="51"/>
+    <w:lsdException w:name="List Table 7 Colorful Accent 4" w:uiPriority="52"/>
+    <w:lsdException w:name="List Table 1 Light Accent 5" w:uiPriority="46"/>
+    <w:lsdException w:name="List Table 2 Accent 5" w:uiPriority="47"/>
+    <w:lsdException w:name="List Table 3 Accent 5" w:uiPriority="48"/>
+    <w:lsdException w:name="List Table 4 Accent 5" w:uiPriority="49"/>
+    <w:lsdException w:name="List Table 5 Dark Accent 5" w:uiPriority="50"/>
+    <w:lsdException w:name="List Table 6 Colorful Accent 5" w:uiPriority="51"/>
+    <w:lsdException w:name="List Table 7 Colorful Accent 5" w:uiPriority="52"/>
+    <w:lsdException w:name="List Table 1 Light Accent 6" w:uiPriority="46"/>
+    <w:lsdException w:name="List Table 2 Accent 6" w:uiPriority="47"/>
+    <w:lsdException w:name="List Table 3 Accent 6" w:uiPriority="48"/>
+    <w:lsdException w:name="List Table 4 Accent 6" w:uiPriority="49"/>
+    <w:lsdException w:name="List Table 5 Dark Accent 6" w:uiPriority="50"/>
+    <w:lsdException w:name="List Table 6 Colorful Accent 6" w:uiPriority="51"/>
+    <w:lsdException w:name="List Table 7 Colorful Accent 6" w:uiPriority="52"/>
+    <w:lsdException w:name="Mention" w:semiHidden="1" w:unhideWhenUsed="1"/>
+    <w:lsdException w:name="Smart Hyperlink" w:semiHidden="1" w:unhideWhenUsed="1"/>
+    <w:lsdException w:name="Hashtag" w:semiHidden="1" w:unhideWhenUsed="1"/>
+    <w:lsdException w:name="Unresolved Mention" w:semiHidden="1" w:unhideWhenUsed="1"/>
+    <w:lsdException w:name="Smart Link" w:semiHidden="1" w:unhideWhenUsed="1"/>
+    <w:lsdException w:name="Smart Link Error" w:semiHidden="1" w:unhideWhenUsed="1"/>
+  </w:latentStyles>
   <w:style w:type="paragraph" w:default="1" w:styleId="Normal">
     <w:name w:val="Normal"/>
-    <w:next w:val="Normal"/>
-    <w:pPr/>
+    <w:qFormat/>
     <w:rPr>
       <w:sz w:val="24"/>
       <w:szCs w:val="24"/>
-      <w:lang w:val="en-US" w:eastAsia="en-US" w:bidi="ar-SA"/>
+      <w:lang w:val="en-US" w:eastAsia="en-US"/>
     </w:rPr>
   </w:style>
-  <w:style w:type="character" w:default="1" w:styleId="Default Paragraph Font">
+  <w:style w:type="paragraph" w:styleId="Heading2">
+    <w:name w:val="heading 2"/>
+    <w:next w:val="Body"/>
+    <w:uiPriority w:val="9"/>
+    <w:unhideWhenUsed/>
+    <w:qFormat/>
+    <w:pPr>
+      <w:keepNext/>
+      <w:outlineLvl w:val="1"/>
+    </w:pPr>
+    <w:rPr>
+      <w:rFonts w:ascii="Helvetica" w:hAnsi="Helvetica" w:cs="Arial Unicode MS"/>
+      <w:b/>
+      <w:bCs/>
+      <w:color w:val="000000"/>
+      <w:sz w:val="32"/>
+      <w:szCs w:val="32"/>
+      <w:lang w:val="en-US"/>
+    </w:rPr>
+  </w:style>
+  <w:style w:type="character" w:default="1" w:styleId="DefaultParagraphFont">
     <w:name w:val="Default Paragraph Font"/>
-    <w:next w:val="Default Paragraph Font"/>
+    <w:uiPriority w:val="1"/>
+    <w:semiHidden/>
+    <w:unhideWhenUsed/>
+  </w:style>
+  <w:style w:type="table" w:default="1" w:styleId="TableNormal">
+    <w:name w:val="Normal Table"/>
+    <w:uiPriority w:val="99"/>
+    <w:semiHidden/>
+    <w:unhideWhenUsed/>
+    <w:tblPr>
+      <w:tblInd w:w="0" w:type="dxa"/>
+      <w:tblCellMar>
+        <w:top w:w="0" w:type="dxa"/>
+        <w:left w:w="108" w:type="dxa"/>
+        <w:bottom w:w="0" w:type="dxa"/>
+        <w:right w:w="108" w:type="dxa"/>
+      </w:tblCellMar>
+    </w:tblPr>
+  </w:style>
+  <w:style w:type="numbering" w:default="1" w:styleId="NoList">
+    <w:name w:val="No List"/>
+    <w:uiPriority w:val="99"/>
+    <w:semiHidden/>
+    <w:unhideWhenUsed/>
   </w:style>
   <w:style w:type="character" w:styleId="Hyperlink">
     <w:name w:val="Hyperlink"/>
@@ -5188,150 +5851,48 @@
       <w:u w:val="single"/>
     </w:rPr>
   </w:style>
-  <w:style w:type="table" w:default="1" w:styleId="Table Normal">
-    <w:name w:val="Table Normal"/>
-    <w:next w:val="Table Normal"/>
-    <w:pPr/>
-    <w:tblPr>
-      <w:tblInd w:w="0" w:type="dxa"/>
-    </w:tblPr>
-    <w:trPr/>
-    <w:tcPr/>
-    <w:tblStylePr w:type="firstRow"/>
-    <w:tblStylePr w:type="lastRow"/>
-    <w:tblStylePr w:type="firstCol"/>
-    <w:tblStylePr w:type="lastCol"/>
-    <w:tblStylePr w:type="band1Vert"/>
-    <w:tblStylePr w:type="band2Vert"/>
-    <w:tblStylePr w:type="band1Horz"/>
-    <w:tblStylePr w:type="band2Horz"/>
-    <w:tblStylePr w:type="neCell"/>
-    <w:tblStylePr w:type="nwCell"/>
-    <w:tblStylePr w:type="seCell"/>
-    <w:tblStylePr w:type="swCell"/>
-  </w:style>
-  <w:style w:type="numbering" w:default="1" w:styleId="No List">
-    <w:name w:val="No List"/>
-    <w:next w:val="No List"/>
-    <w:pPr/>
-  </w:style>
-  <w:style w:type="paragraph" w:styleId="Header &amp; Footer">
+  <w:style w:type="paragraph" w:customStyle="1" w:styleId="HeaderFooter">
     <w:name w:val="Header &amp; Footer"/>
-    <w:next w:val="Header &amp; Footer"/>
     <w:pPr>
-      <w:keepNext w:val="0"/>
-      <w:keepLines w:val="0"/>
-      <w:pageBreakBefore w:val="0"/>
-      <w:widowControl w:val="1"/>
-      <w:shd w:val="clear" w:color="auto" w:fill="auto"/>
       <w:tabs>
         <w:tab w:val="right" w:pos="9020"/>
       </w:tabs>
-      <w:suppressAutoHyphens w:val="0"/>
-      <w:bidi w:val="0"/>
-      <w:spacing w:before="0" w:after="0" w:line="240" w:lineRule="auto"/>
-      <w:ind w:left="0" w:right="0" w:firstLine="0"/>
-      <w:jc w:val="left"/>
-      <w:outlineLvl w:val="9"/>
     </w:pPr>
     <w:rPr>
-      <w:rFonts w:ascii="Helvetica" w:cs="Arial Unicode MS" w:hAnsi="Helvetica" w:eastAsia="Arial Unicode MS"/>
-      <w:b w:val="0"/>
-      <w:bCs w:val="0"/>
-      <w:i w:val="0"/>
-      <w:iCs w:val="0"/>
-      <w:caps w:val="0"/>
-      <w:smallCaps w:val="0"/>
-      <w:strike w:val="0"/>
-      <w:dstrike w:val="0"/>
-      <w:outline w:val="0"/>
+      <w:rFonts w:ascii="Helvetica" w:hAnsi="Helvetica" w:cs="Arial Unicode MS"/>
       <w:color w:val="000000"/>
-      <w:spacing w:val="0"/>
-      <w:kern w:val="0"/>
-      <w:position w:val="0"/>
       <w:sz w:val="24"/>
       <w:szCs w:val="24"/>
-      <w:u w:val="none"/>
-      <w:vertAlign w:val="baseline"/>
     </w:rPr>
   </w:style>
-  <w:style w:type="paragraph" w:styleId="Heading">
+  <w:style w:type="paragraph" w:customStyle="1" w:styleId="Heading">
     <w:name w:val="Heading"/>
     <w:next w:val="Body"/>
     <w:pPr>
-      <w:keepNext w:val="1"/>
-      <w:keepLines w:val="0"/>
-      <w:pageBreakBefore w:val="0"/>
-      <w:widowControl w:val="1"/>
-      <w:shd w:val="clear" w:color="auto" w:fill="auto"/>
-      <w:suppressAutoHyphens w:val="0"/>
-      <w:bidi w:val="0"/>
-      <w:spacing w:before="0" w:after="0" w:line="240" w:lineRule="auto"/>
-      <w:ind w:left="0" w:right="0" w:firstLine="0"/>
-      <w:jc w:val="left"/>
+      <w:keepNext/>
       <w:outlineLvl w:val="0"/>
     </w:pPr>
     <w:rPr>
-      <w:rFonts w:ascii="Helvetica" w:cs="Arial Unicode MS" w:hAnsi="Helvetica" w:eastAsia="Arial Unicode MS"/>
-      <w:b w:val="1"/>
-      <w:bCs w:val="1"/>
-      <w:i w:val="0"/>
-      <w:iCs w:val="0"/>
-      <w:caps w:val="0"/>
-      <w:smallCaps w:val="0"/>
-      <w:strike w:val="0"/>
-      <w:dstrike w:val="0"/>
-      <w:outline w:val="0"/>
+      <w:rFonts w:ascii="Helvetica" w:hAnsi="Helvetica" w:cs="Arial Unicode MS"/>
+      <w:b/>
+      <w:bCs/>
       <w:color w:val="000000"/>
-      <w:spacing w:val="0"/>
-      <w:kern w:val="0"/>
-      <w:position w:val="0"/>
       <w:sz w:val="36"/>
       <w:szCs w:val="36"/>
-      <w:u w:val="none"/>
-      <w:vertAlign w:val="baseline"/>
       <w:lang w:val="en-US"/>
     </w:rPr>
   </w:style>
-  <w:style w:type="paragraph" w:styleId="Body">
+  <w:style w:type="paragraph" w:customStyle="1" w:styleId="Body">
     <w:name w:val="Body"/>
-    <w:next w:val="Body"/>
-    <w:pPr>
-      <w:keepNext w:val="0"/>
-      <w:keepLines w:val="0"/>
-      <w:pageBreakBefore w:val="0"/>
-      <w:widowControl w:val="1"/>
-      <w:shd w:val="clear" w:color="auto" w:fill="auto"/>
-      <w:suppressAutoHyphens w:val="0"/>
-      <w:bidi w:val="0"/>
-      <w:spacing w:before="0" w:after="0" w:line="240" w:lineRule="auto"/>
-      <w:ind w:left="0" w:right="0" w:firstLine="0"/>
-      <w:jc w:val="left"/>
-      <w:outlineLvl w:val="9"/>
-    </w:pPr>
     <w:rPr>
-      <w:rFonts w:ascii="Helvetica" w:cs="Arial Unicode MS" w:hAnsi="Helvetica" w:eastAsia="Arial Unicode MS"/>
-      <w:b w:val="0"/>
-      <w:bCs w:val="0"/>
-      <w:i w:val="0"/>
-      <w:iCs w:val="0"/>
-      <w:caps w:val="0"/>
-      <w:smallCaps w:val="0"/>
-      <w:strike w:val="0"/>
-      <w:dstrike w:val="0"/>
-      <w:outline w:val="0"/>
+      <w:rFonts w:ascii="Helvetica" w:hAnsi="Helvetica" w:cs="Arial Unicode MS"/>
       <w:color w:val="000000"/>
-      <w:spacing w:val="0"/>
-      <w:kern w:val="0"/>
-      <w:position w:val="0"/>
       <w:sz w:val="22"/>
       <w:szCs w:val="22"/>
-      <w:u w:val="none"/>
-      <w:vertAlign w:val="baseline"/>
       <w:lang w:val="en-US"/>
     </w:rPr>
   </w:style>
-  <w:style w:type="numbering" w:styleId="Bullet Big">
+  <w:style w:type="numbering" w:customStyle="1" w:styleId="BulletBig">
     <w:name w:val="Bullet Big"/>
     <w:pPr>
       <w:numPr>
@@ -5339,45 +5900,24 @@
       </w:numPr>
     </w:pPr>
   </w:style>
-  <w:style w:type="paragraph" w:styleId="Heading Red">
+  <w:style w:type="paragraph" w:customStyle="1" w:styleId="HeadingRed">
     <w:name w:val="Heading Red"/>
     <w:next w:val="Body"/>
     <w:pPr>
-      <w:keepNext w:val="1"/>
-      <w:keepLines w:val="0"/>
-      <w:pageBreakBefore w:val="0"/>
-      <w:widowControl w:val="1"/>
-      <w:shd w:val="clear" w:color="auto" w:fill="auto"/>
-      <w:suppressAutoHyphens w:val="0"/>
-      <w:bidi w:val="0"/>
-      <w:spacing w:before="0" w:after="0" w:line="240" w:lineRule="auto"/>
-      <w:ind w:left="0" w:right="0" w:firstLine="0"/>
-      <w:jc w:val="left"/>
+      <w:keepNext/>
       <w:outlineLvl w:val="1"/>
     </w:pPr>
     <w:rPr>
-      <w:rFonts w:ascii="Helvetica" w:cs="Arial Unicode MS" w:hAnsi="Helvetica" w:eastAsia="Arial Unicode MS"/>
-      <w:b w:val="1"/>
-      <w:bCs w:val="1"/>
-      <w:i w:val="0"/>
-      <w:iCs w:val="0"/>
-      <w:caps w:val="0"/>
-      <w:smallCaps w:val="0"/>
-      <w:strike w:val="0"/>
-      <w:dstrike w:val="0"/>
-      <w:outline w:val="0"/>
-      <w:color w:val="c82505"/>
-      <w:spacing w:val="0"/>
-      <w:kern w:val="0"/>
-      <w:position w:val="0"/>
+      <w:rFonts w:ascii="Helvetica" w:hAnsi="Helvetica" w:cs="Arial Unicode MS"/>
+      <w:b/>
+      <w:bCs/>
+      <w:color w:val="C82505"/>
       <w:sz w:val="32"/>
       <w:szCs w:val="32"/>
-      <w:u w:val="none"/>
-      <w:vertAlign w:val="baseline"/>
       <w:lang w:val="en-US"/>
     </w:rPr>
   </w:style>
-  <w:style w:type="numbering" w:styleId="Numbered">
+  <w:style w:type="numbering" w:customStyle="1" w:styleId="Numbered">
     <w:name w:val="Numbered"/>
     <w:pPr>
       <w:numPr>
@@ -5385,83 +5925,17 @@
       </w:numPr>
     </w:pPr>
   </w:style>
-  <w:style w:type="paragraph" w:styleId="Heading 2">
-    <w:name w:val="Heading 2"/>
-    <w:next w:val="Body"/>
-    <w:pPr>
-      <w:keepNext w:val="1"/>
-      <w:keepLines w:val="0"/>
-      <w:pageBreakBefore w:val="0"/>
-      <w:widowControl w:val="1"/>
-      <w:shd w:val="clear" w:color="auto" w:fill="auto"/>
-      <w:suppressAutoHyphens w:val="0"/>
-      <w:bidi w:val="0"/>
-      <w:spacing w:before="0" w:after="0" w:line="240" w:lineRule="auto"/>
-      <w:ind w:left="0" w:right="0" w:firstLine="0"/>
-      <w:jc w:val="left"/>
-      <w:outlineLvl w:val="1"/>
-    </w:pPr>
+  <w:style w:type="paragraph" w:customStyle="1" w:styleId="Ccode">
+    <w:name w:val="C++ code"/>
     <w:rPr>
-      <w:rFonts w:ascii="Helvetica" w:cs="Arial Unicode MS" w:hAnsi="Helvetica" w:eastAsia="Arial Unicode MS"/>
-      <w:b w:val="1"/>
-      <w:bCs w:val="1"/>
-      <w:i w:val="0"/>
-      <w:iCs w:val="0"/>
-      <w:caps w:val="0"/>
-      <w:smallCaps w:val="0"/>
-      <w:strike w:val="0"/>
-      <w:dstrike w:val="0"/>
-      <w:outline w:val="0"/>
+      <w:rFonts w:ascii="Helvetica" w:hAnsi="Helvetica" w:cs="Arial Unicode MS"/>
       <w:color w:val="000000"/>
-      <w:spacing w:val="0"/>
-      <w:kern w:val="0"/>
-      <w:position w:val="0"/>
-      <w:sz w:val="32"/>
-      <w:szCs w:val="32"/>
-      <w:u w:val="none"/>
-      <w:vertAlign w:val="baseline"/>
+      <w:sz w:val="22"/>
+      <w:szCs w:val="22"/>
       <w:lang w:val="en-US"/>
     </w:rPr>
   </w:style>
-  <w:style w:type="paragraph" w:styleId="C++ code">
-    <w:name w:val="C++ code"/>
-    <w:next w:val="C++ code"/>
-    <w:pPr>
-      <w:keepNext w:val="0"/>
-      <w:keepLines w:val="0"/>
-      <w:pageBreakBefore w:val="0"/>
-      <w:widowControl w:val="1"/>
-      <w:shd w:val="clear" w:color="auto" w:fill="auto"/>
-      <w:suppressAutoHyphens w:val="0"/>
-      <w:bidi w:val="0"/>
-      <w:spacing w:before="0" w:after="0" w:line="240" w:lineRule="auto"/>
-      <w:ind w:left="0" w:right="0" w:firstLine="0"/>
-      <w:jc w:val="left"/>
-      <w:outlineLvl w:val="9"/>
-    </w:pPr>
-    <w:rPr>
-      <w:rFonts w:ascii="Helvetica" w:cs="Arial Unicode MS" w:hAnsi="Helvetica" w:eastAsia="Arial Unicode MS"/>
-      <w:b w:val="0"/>
-      <w:bCs w:val="0"/>
-      <w:i w:val="0"/>
-      <w:iCs w:val="0"/>
-      <w:caps w:val="0"/>
-      <w:smallCaps w:val="0"/>
-      <w:strike w:val="0"/>
-      <w:dstrike w:val="0"/>
-      <w:outline w:val="0"/>
-      <w:color w:val="000000"/>
-      <w:spacing w:val="0"/>
-      <w:kern w:val="0"/>
-      <w:position w:val="0"/>
-      <w:sz w:val="22"/>
-      <w:szCs w:val="22"/>
-      <w:u w:val="none"/>
-      <w:vertAlign w:val="baseline"/>
-      <w:lang w:val="en-US"/>
-    </w:rPr>
-  </w:style>
-  <w:style w:type="numbering" w:styleId="Lettered">
+  <w:style w:type="numbering" w:customStyle="1" w:styleId="Lettered">
     <w:name w:val="Lettered"/>
     <w:pPr>
       <w:numPr>
@@ -5469,11 +5943,63 @@
       </w:numPr>
     </w:pPr>
   </w:style>
+  <w:style w:type="paragraph" w:styleId="Header">
+    <w:name w:val="header"/>
+    <w:basedOn w:val="Normal"/>
+    <w:link w:val="HeaderChar"/>
+    <w:uiPriority w:val="99"/>
+    <w:unhideWhenUsed/>
+    <w:rsid w:val="00212AA6"/>
+    <w:pPr>
+      <w:tabs>
+        <w:tab w:val="center" w:pos="4513"/>
+        <w:tab w:val="right" w:pos="9026"/>
+      </w:tabs>
+    </w:pPr>
+  </w:style>
+  <w:style w:type="character" w:customStyle="1" w:styleId="HeaderChar">
+    <w:name w:val="Header Char"/>
+    <w:basedOn w:val="DefaultParagraphFont"/>
+    <w:link w:val="Header"/>
+    <w:uiPriority w:val="99"/>
+    <w:rsid w:val="00212AA6"/>
+    <w:rPr>
+      <w:sz w:val="24"/>
+      <w:szCs w:val="24"/>
+      <w:lang w:val="en-US" w:eastAsia="en-US"/>
+    </w:rPr>
+  </w:style>
+  <w:style w:type="paragraph" w:styleId="Footer">
+    <w:name w:val="footer"/>
+    <w:basedOn w:val="Normal"/>
+    <w:link w:val="FooterChar"/>
+    <w:uiPriority w:val="99"/>
+    <w:unhideWhenUsed/>
+    <w:rsid w:val="00212AA6"/>
+    <w:pPr>
+      <w:tabs>
+        <w:tab w:val="center" w:pos="4513"/>
+        <w:tab w:val="right" w:pos="9026"/>
+      </w:tabs>
+    </w:pPr>
+  </w:style>
+  <w:style w:type="character" w:customStyle="1" w:styleId="FooterChar">
+    <w:name w:val="Footer Char"/>
+    <w:basedOn w:val="DefaultParagraphFont"/>
+    <w:link w:val="Footer"/>
+    <w:uiPriority w:val="99"/>
+    <w:rsid w:val="00212AA6"/>
+    <w:rPr>
+      <w:sz w:val="24"/>
+      <w:szCs w:val="24"/>
+      <w:lang w:val="en-US" w:eastAsia="en-US"/>
+    </w:rPr>
+  </w:style>
 </w:styles>
 </file>
 
 <file path=word/theme/theme1.xml><?xml version="1.0" encoding="utf-8"?>
-<a:theme xmlns:a="http://schemas.openxmlformats.org/drawingml/2006/main" xmlns:r="http://schemas.openxmlformats.org/officeDocument/2006/relationships" name="Blank">
+<a:theme xmlns:a="http://schemas.openxmlformats.org/drawingml/2006/main" name="Blank">
   <a:themeElements>
     <a:clrScheme name="Blank">
       <a:dk1>
@@ -5599,7 +6125,7 @@
       <a:effectStyleLst>
         <a:effectStyle>
           <a:effectLst>
-            <a:outerShdw sx="100000" sy="100000" kx="0" ky="0" algn="b" rotWithShape="0" blurRad="38100" dist="25400" dir="5400000">
+            <a:outerShdw blurRad="38100" dist="25400" dir="5400000" rotWithShape="0">
               <a:srgbClr val="000000">
                 <a:alpha val="50000"/>
               </a:srgbClr>
@@ -5608,7 +6134,7 @@
         </a:effectStyle>
         <a:effectStyle>
           <a:effectLst>
-            <a:outerShdw sx="100000" sy="100000" kx="0" ky="0" algn="b" rotWithShape="0" blurRad="38100" dist="25400" dir="5400000">
+            <a:outerShdw blurRad="38100" dist="25400" dir="5400000" rotWithShape="0">
               <a:srgbClr val="000000">
                 <a:alpha val="50000"/>
               </a:srgbClr>
@@ -5617,7 +6143,7 @@
         </a:effectStyle>
         <a:effectStyle>
           <a:effectLst>
-            <a:outerShdw sx="100000" sy="100000" kx="0" ky="0" algn="b" rotWithShape="0" blurRad="38100" dist="25400" dir="5400000">
+            <a:outerShdw blurRad="38100" dist="25400" dir="5400000" rotWithShape="0">
               <a:srgbClr val="000000">
                 <a:alpha val="50000"/>
               </a:srgbClr>
@@ -5681,8 +6207,8 @@
     <a:spDef>
       <a:spPr>
         <a:blipFill rotWithShape="1">
-          <a:blip r:embed="rId1"/>
-          <a:srcRect l="0" t="0" r="0" b="0"/>
+          <a:blip xmlns:r="http://schemas.openxmlformats.org/officeDocument/2006/relationships" r:embed="rId1"/>
+          <a:srcRect/>
           <a:tile tx="0" ty="0" sx="100000" sy="100000" flip="none" algn="tl"/>
         </a:blipFill>
         <a:ln w="12700" cap="flat">
@@ -5690,7 +6216,7 @@
           <a:miter lim="400000"/>
         </a:ln>
         <a:effectLst>
-          <a:outerShdw sx="100000" sy="100000" kx="0" ky="0" algn="b" rotWithShape="0" blurRad="38100" dist="25400" dir="5400000">
+          <a:outerShdw blurRad="38100" dist="25400" dir="5400000" rotWithShape="0">
             <a:srgbClr val="000000">
               <a:alpha val="50000"/>
             </a:srgbClr>
@@ -5698,7 +6224,7 @@
         </a:effectLst>
         <a:sp3d/>
       </a:spPr>
-      <a:bodyPr rot="0" spcFirstLastPara="1" vertOverflow="overflow" horzOverflow="overflow" vert="horz" wrap="square" lIns="50800" tIns="50800" rIns="50800" bIns="50800" numCol="1" spcCol="38100" rtlCol="0" anchor="ctr" upright="0">
+      <a:bodyPr rot="0" spcFirstLastPara="1" vertOverflow="overflow" horzOverflow="overflow" vert="horz" wrap="square" lIns="50800" tIns="50800" rIns="50800" bIns="50800" numCol="1" spcCol="38100" rtlCol="0" anchor="ctr">
         <a:spAutoFit/>
       </a:bodyPr>
       <a:lstStyle>
@@ -5717,7 +6243,7 @@
           <a:buFontTx/>
           <a:buNone/>
           <a:tabLst/>
-          <a:defRPr b="0" baseline="0" cap="none" i="0" spc="0" strike="noStrike" sz="1200" u="none" kumimoji="0" normalizeH="0">
+          <a:defRPr kumimoji="0" sz="1200" b="0" i="0" u="none" strike="noStrike" cap="none" spc="0" normalizeH="0" baseline="0">
             <a:ln>
               <a:noFill/>
             </a:ln>
@@ -5725,7 +6251,7 @@
               <a:srgbClr val="FFFFFF"/>
             </a:solidFill>
             <a:effectLst>
-              <a:outerShdw sx="100000" sy="100000" kx="0" ky="0" algn="b" rotWithShape="0" blurRad="25400" dist="23998" dir="2700000">
+              <a:outerShdw blurRad="25400" dist="23998" dir="2700000" rotWithShape="0">
                 <a:srgbClr val="000000">
                   <a:alpha val="31034"/>
                 </a:srgbClr>
@@ -5753,7 +6279,7 @@
           <a:buFontTx/>
           <a:buNone/>
           <a:tabLst/>
-          <a:defRPr b="0" baseline="0" cap="none" i="0" spc="0" strike="noStrike" sz="1800" u="none" kumimoji="0" normalizeH="0">
+          <a:defRPr kumimoji="0" sz="1800" b="0" i="0" u="none" strike="noStrike" cap="none" spc="0" normalizeH="0" baseline="0">
             <a:ln>
               <a:noFill/>
             </a:ln>
@@ -5779,7 +6305,7 @@
           <a:buFontTx/>
           <a:buNone/>
           <a:tabLst/>
-          <a:defRPr b="0" baseline="0" cap="none" i="0" spc="0" strike="noStrike" sz="1800" u="none" kumimoji="0" normalizeH="0">
+          <a:defRPr kumimoji="0" sz="1800" b="0" i="0" u="none" strike="noStrike" cap="none" spc="0" normalizeH="0" baseline="0">
             <a:ln>
               <a:noFill/>
             </a:ln>
@@ -5805,7 +6331,7 @@
           <a:buFontTx/>
           <a:buNone/>
           <a:tabLst/>
-          <a:defRPr b="0" baseline="0" cap="none" i="0" spc="0" strike="noStrike" sz="1800" u="none" kumimoji="0" normalizeH="0">
+          <a:defRPr kumimoji="0" sz="1800" b="0" i="0" u="none" strike="noStrike" cap="none" spc="0" normalizeH="0" baseline="0">
             <a:ln>
               <a:noFill/>
             </a:ln>
@@ -5831,7 +6357,7 @@
           <a:buFontTx/>
           <a:buNone/>
           <a:tabLst/>
-          <a:defRPr b="0" baseline="0" cap="none" i="0" spc="0" strike="noStrike" sz="1800" u="none" kumimoji="0" normalizeH="0">
+          <a:defRPr kumimoji="0" sz="1800" b="0" i="0" u="none" strike="noStrike" cap="none" spc="0" normalizeH="0" baseline="0">
             <a:ln>
               <a:noFill/>
             </a:ln>
@@ -5857,7 +6383,7 @@
           <a:buFontTx/>
           <a:buNone/>
           <a:tabLst/>
-          <a:defRPr b="0" baseline="0" cap="none" i="0" spc="0" strike="noStrike" sz="1800" u="none" kumimoji="0" normalizeH="0">
+          <a:defRPr kumimoji="0" sz="1800" b="0" i="0" u="none" strike="noStrike" cap="none" spc="0" normalizeH="0" baseline="0">
             <a:ln>
               <a:noFill/>
             </a:ln>
@@ -5883,7 +6409,7 @@
           <a:buFontTx/>
           <a:buNone/>
           <a:tabLst/>
-          <a:defRPr b="0" baseline="0" cap="none" i="0" spc="0" strike="noStrike" sz="1800" u="none" kumimoji="0" normalizeH="0">
+          <a:defRPr kumimoji="0" sz="1800" b="0" i="0" u="none" strike="noStrike" cap="none" spc="0" normalizeH="0" baseline="0">
             <a:ln>
               <a:noFill/>
             </a:ln>
@@ -5909,7 +6435,7 @@
           <a:buFontTx/>
           <a:buNone/>
           <a:tabLst/>
-          <a:defRPr b="0" baseline="0" cap="none" i="0" spc="0" strike="noStrike" sz="1800" u="none" kumimoji="0" normalizeH="0">
+          <a:defRPr kumimoji="0" sz="1800" b="0" i="0" u="none" strike="noStrike" cap="none" spc="0" normalizeH="0" baseline="0">
             <a:ln>
               <a:noFill/>
             </a:ln>
@@ -5935,7 +6461,7 @@
           <a:buFontTx/>
           <a:buNone/>
           <a:tabLst/>
-          <a:defRPr b="0" baseline="0" cap="none" i="0" spc="0" strike="noStrike" sz="1800" u="none" kumimoji="0" normalizeH="0">
+          <a:defRPr kumimoji="0" sz="1800" b="0" i="0" u="none" strike="noStrike" cap="none" spc="0" normalizeH="0" baseline="0">
             <a:ln>
               <a:noFill/>
             </a:ln>
@@ -5961,7 +6487,7 @@
           <a:buFontTx/>
           <a:buNone/>
           <a:tabLst/>
-          <a:defRPr b="0" baseline="0" cap="none" i="0" spc="0" strike="noStrike" sz="1800" u="none" kumimoji="0" normalizeH="0">
+          <a:defRPr kumimoji="0" sz="1800" b="0" i="0" u="none" strike="noStrike" cap="none" spc="0" normalizeH="0" baseline="0">
             <a:ln>
               <a:noFill/>
             </a:ln>
@@ -5974,9 +6500,15 @@
         </a:lvl9pPr>
       </a:lstStyle>
       <a:style>
-        <a:lnRef idx="0"/>
-        <a:fillRef idx="0"/>
-        <a:effectRef idx="0"/>
+        <a:lnRef idx="0">
+          <a:scrgbClr r="0" g="0" b="0"/>
+        </a:lnRef>
+        <a:fillRef idx="0">
+          <a:scrgbClr r="0" g="0" b="0"/>
+        </a:fillRef>
+        <a:effectRef idx="0">
+          <a:scrgbClr r="0" g="0" b="0"/>
+        </a:effectRef>
         <a:fontRef idx="none"/>
       </a:style>
     </a:spDef>
@@ -5993,7 +6525,7 @@
         <a:effectLst/>
         <a:sp3d/>
       </a:spPr>
-      <a:bodyPr rot="0" spcFirstLastPara="1" vertOverflow="overflow" horzOverflow="overflow" vert="horz" wrap="square" lIns="91439" tIns="45719" rIns="91439" bIns="45719" numCol="1" spcCol="38100" rtlCol="0" anchor="t" upright="0">
+      <a:bodyPr rot="0" spcFirstLastPara="1" vertOverflow="overflow" horzOverflow="overflow" vert="horz" wrap="square" lIns="91439" tIns="45719" rIns="91439" bIns="45719" numCol="1" spcCol="38100" rtlCol="0" anchor="t">
         <a:noAutofit/>
       </a:bodyPr>
       <a:lstStyle>
@@ -6012,7 +6544,7 @@
           <a:buFontTx/>
           <a:buNone/>
           <a:tabLst/>
-          <a:defRPr b="0" baseline="0" cap="none" i="0" spc="0" strike="noStrike" sz="1800" u="none" kumimoji="0" normalizeH="0">
+          <a:defRPr kumimoji="0" sz="1800" b="0" i="0" u="none" strike="noStrike" cap="none" spc="0" normalizeH="0" baseline="0">
             <a:ln>
               <a:noFill/>
             </a:ln>
@@ -6038,7 +6570,7 @@
           <a:buFontTx/>
           <a:buNone/>
           <a:tabLst/>
-          <a:defRPr b="0" baseline="0" cap="none" i="0" spc="0" strike="noStrike" sz="1800" u="none" kumimoji="0" normalizeH="0">
+          <a:defRPr kumimoji="0" sz="1800" b="0" i="0" u="none" strike="noStrike" cap="none" spc="0" normalizeH="0" baseline="0">
             <a:ln>
               <a:noFill/>
             </a:ln>
@@ -6064,7 +6596,7 @@
           <a:buFontTx/>
           <a:buNone/>
           <a:tabLst/>
-          <a:defRPr b="0" baseline="0" cap="none" i="0" spc="0" strike="noStrike" sz="1800" u="none" kumimoji="0" normalizeH="0">
+          <a:defRPr kumimoji="0" sz="1800" b="0" i="0" u="none" strike="noStrike" cap="none" spc="0" normalizeH="0" baseline="0">
             <a:ln>
               <a:noFill/>
             </a:ln>
@@ -6090,7 +6622,7 @@
           <a:buFontTx/>
           <a:buNone/>
           <a:tabLst/>
-          <a:defRPr b="0" baseline="0" cap="none" i="0" spc="0" strike="noStrike" sz="1800" u="none" kumimoji="0" normalizeH="0">
+          <a:defRPr kumimoji="0" sz="1800" b="0" i="0" u="none" strike="noStrike" cap="none" spc="0" normalizeH="0" baseline="0">
             <a:ln>
               <a:noFill/>
             </a:ln>
@@ -6116,7 +6648,7 @@
           <a:buFontTx/>
           <a:buNone/>
           <a:tabLst/>
-          <a:defRPr b="0" baseline="0" cap="none" i="0" spc="0" strike="noStrike" sz="1800" u="none" kumimoji="0" normalizeH="0">
+          <a:defRPr kumimoji="0" sz="1800" b="0" i="0" u="none" strike="noStrike" cap="none" spc="0" normalizeH="0" baseline="0">
             <a:ln>
               <a:noFill/>
             </a:ln>
@@ -6142,7 +6674,7 @@
           <a:buFontTx/>
           <a:buNone/>
           <a:tabLst/>
-          <a:defRPr b="0" baseline="0" cap="none" i="0" spc="0" strike="noStrike" sz="1800" u="none" kumimoji="0" normalizeH="0">
+          <a:defRPr kumimoji="0" sz="1800" b="0" i="0" u="none" strike="noStrike" cap="none" spc="0" normalizeH="0" baseline="0">
             <a:ln>
               <a:noFill/>
             </a:ln>
@@ -6168,7 +6700,7 @@
           <a:buFontTx/>
           <a:buNone/>
           <a:tabLst/>
-          <a:defRPr b="0" baseline="0" cap="none" i="0" spc="0" strike="noStrike" sz="1800" u="none" kumimoji="0" normalizeH="0">
+          <a:defRPr kumimoji="0" sz="1800" b="0" i="0" u="none" strike="noStrike" cap="none" spc="0" normalizeH="0" baseline="0">
             <a:ln>
               <a:noFill/>
             </a:ln>
@@ -6194,7 +6726,7 @@
           <a:buFontTx/>
           <a:buNone/>
           <a:tabLst/>
-          <a:defRPr b="0" baseline="0" cap="none" i="0" spc="0" strike="noStrike" sz="1800" u="none" kumimoji="0" normalizeH="0">
+          <a:defRPr kumimoji="0" sz="1800" b="0" i="0" u="none" strike="noStrike" cap="none" spc="0" normalizeH="0" baseline="0">
             <a:ln>
               <a:noFill/>
             </a:ln>
@@ -6220,7 +6752,7 @@
           <a:buFontTx/>
           <a:buNone/>
           <a:tabLst/>
-          <a:defRPr b="0" baseline="0" cap="none" i="0" spc="0" strike="noStrike" sz="1800" u="none" kumimoji="0" normalizeH="0">
+          <a:defRPr kumimoji="0" sz="1800" b="0" i="0" u="none" strike="noStrike" cap="none" spc="0" normalizeH="0" baseline="0">
             <a:ln>
               <a:noFill/>
             </a:ln>
@@ -6246,7 +6778,7 @@
           <a:buFontTx/>
           <a:buNone/>
           <a:tabLst/>
-          <a:defRPr b="0" baseline="0" cap="none" i="0" spc="0" strike="noStrike" sz="1800" u="none" kumimoji="0" normalizeH="0">
+          <a:defRPr kumimoji="0" sz="1800" b="0" i="0" u="none" strike="noStrike" cap="none" spc="0" normalizeH="0" baseline="0">
             <a:ln>
               <a:noFill/>
             </a:ln>
@@ -6259,9 +6791,15 @@
         </a:lvl9pPr>
       </a:lstStyle>
       <a:style>
-        <a:lnRef idx="0"/>
-        <a:fillRef idx="0"/>
-        <a:effectRef idx="0"/>
+        <a:lnRef idx="0">
+          <a:scrgbClr r="0" g="0" b="0"/>
+        </a:lnRef>
+        <a:fillRef idx="0">
+          <a:scrgbClr r="0" g="0" b="0"/>
+        </a:fillRef>
+        <a:effectRef idx="0">
+          <a:scrgbClr r="0" g="0" b="0"/>
+        </a:effectRef>
         <a:fontRef idx="none"/>
       </a:style>
     </a:lnDef>
@@ -6275,7 +6813,7 @@
         <a:effectLst/>
         <a:sp3d/>
       </a:spPr>
-      <a:bodyPr rot="0" spcFirstLastPara="1" vertOverflow="overflow" horzOverflow="overflow" vert="horz" wrap="square" lIns="50800" tIns="50800" rIns="50800" bIns="50800" numCol="1" spcCol="38100" rtlCol="0" anchor="t" upright="0">
+      <a:bodyPr rot="0" spcFirstLastPara="1" vertOverflow="overflow" horzOverflow="overflow" vert="horz" wrap="square" lIns="50800" tIns="50800" rIns="50800" bIns="50800" numCol="1" spcCol="38100" rtlCol="0" anchor="t">
         <a:spAutoFit/>
       </a:bodyPr>
       <a:lstStyle>
@@ -6294,7 +6832,7 @@
           <a:buFontTx/>
           <a:buNone/>
           <a:tabLst/>
-          <a:defRPr b="0" baseline="0" cap="none" i="0" spc="0" strike="noStrike" sz="1100" u="none" kumimoji="0" normalizeH="0">
+          <a:defRPr kumimoji="0" sz="1100" b="0" i="0" u="none" strike="noStrike" cap="none" spc="0" normalizeH="0" baseline="0">
             <a:ln>
               <a:noFill/>
             </a:ln>
@@ -6324,7 +6862,7 @@
           <a:buFontTx/>
           <a:buNone/>
           <a:tabLst/>
-          <a:defRPr b="0" baseline="0" cap="none" i="0" spc="0" strike="noStrike" sz="1800" u="none" kumimoji="0" normalizeH="0">
+          <a:defRPr kumimoji="0" sz="1800" b="0" i="0" u="none" strike="noStrike" cap="none" spc="0" normalizeH="0" baseline="0">
             <a:ln>
               <a:noFill/>
             </a:ln>
@@ -6350,7 +6888,7 @@
           <a:buFontTx/>
           <a:buNone/>
           <a:tabLst/>
-          <a:defRPr b="0" baseline="0" cap="none" i="0" spc="0" strike="noStrike" sz="1800" u="none" kumimoji="0" normalizeH="0">
+          <a:defRPr kumimoji="0" sz="1800" b="0" i="0" u="none" strike="noStrike" cap="none" spc="0" normalizeH="0" baseline="0">
             <a:ln>
               <a:noFill/>
             </a:ln>
@@ -6376,7 +6914,7 @@
           <a:buFontTx/>
           <a:buNone/>
           <a:tabLst/>
-          <a:defRPr b="0" baseline="0" cap="none" i="0" spc="0" strike="noStrike" sz="1800" u="none" kumimoji="0" normalizeH="0">
+          <a:defRPr kumimoji="0" sz="1800" b="0" i="0" u="none" strike="noStrike" cap="none" spc="0" normalizeH="0" baseline="0">
             <a:ln>
               <a:noFill/>
             </a:ln>
@@ -6402,7 +6940,7 @@
           <a:buFontTx/>
           <a:buNone/>
           <a:tabLst/>
-          <a:defRPr b="0" baseline="0" cap="none" i="0" spc="0" strike="noStrike" sz="1800" u="none" kumimoji="0" normalizeH="0">
+          <a:defRPr kumimoji="0" sz="1800" b="0" i="0" u="none" strike="noStrike" cap="none" spc="0" normalizeH="0" baseline="0">
             <a:ln>
               <a:noFill/>
             </a:ln>
@@ -6428,7 +6966,7 @@
           <a:buFontTx/>
           <a:buNone/>
           <a:tabLst/>
-          <a:defRPr b="0" baseline="0" cap="none" i="0" spc="0" strike="noStrike" sz="1800" u="none" kumimoji="0" normalizeH="0">
+          <a:defRPr kumimoji="0" sz="1800" b="0" i="0" u="none" strike="noStrike" cap="none" spc="0" normalizeH="0" baseline="0">
             <a:ln>
               <a:noFill/>
             </a:ln>
@@ -6454,7 +6992,7 @@
           <a:buFontTx/>
           <a:buNone/>
           <a:tabLst/>
-          <a:defRPr b="0" baseline="0" cap="none" i="0" spc="0" strike="noStrike" sz="1800" u="none" kumimoji="0" normalizeH="0">
+          <a:defRPr kumimoji="0" sz="1800" b="0" i="0" u="none" strike="noStrike" cap="none" spc="0" normalizeH="0" baseline="0">
             <a:ln>
               <a:noFill/>
             </a:ln>
@@ -6480,7 +7018,7 @@
           <a:buFontTx/>
           <a:buNone/>
           <a:tabLst/>
-          <a:defRPr b="0" baseline="0" cap="none" i="0" spc="0" strike="noStrike" sz="1800" u="none" kumimoji="0" normalizeH="0">
+          <a:defRPr kumimoji="0" sz="1800" b="0" i="0" u="none" strike="noStrike" cap="none" spc="0" normalizeH="0" baseline="0">
             <a:ln>
               <a:noFill/>
             </a:ln>
@@ -6506,7 +7044,7 @@
           <a:buFontTx/>
           <a:buNone/>
           <a:tabLst/>
-          <a:defRPr b="0" baseline="0" cap="none" i="0" spc="0" strike="noStrike" sz="1800" u="none" kumimoji="0" normalizeH="0">
+          <a:defRPr kumimoji="0" sz="1800" b="0" i="0" u="none" strike="noStrike" cap="none" spc="0" normalizeH="0" baseline="0">
             <a:ln>
               <a:noFill/>
             </a:ln>
@@ -6532,7 +7070,7 @@
           <a:buFontTx/>
           <a:buNone/>
           <a:tabLst/>
-          <a:defRPr b="0" baseline="0" cap="none" i="0" spc="0" strike="noStrike" sz="1800" u="none" kumimoji="0" normalizeH="0">
+          <a:defRPr kumimoji="0" sz="1800" b="0" i="0" u="none" strike="noStrike" cap="none" spc="0" normalizeH="0" baseline="0">
             <a:ln>
               <a:noFill/>
             </a:ln>
@@ -6545,12 +7083,19 @@
         </a:lvl9pPr>
       </a:lstStyle>
       <a:style>
-        <a:lnRef idx="0"/>
-        <a:fillRef idx="0"/>
-        <a:effectRef idx="0"/>
+        <a:lnRef idx="0">
+          <a:scrgbClr r="0" g="0" b="0"/>
+        </a:lnRef>
+        <a:fillRef idx="0">
+          <a:scrgbClr r="0" g="0" b="0"/>
+        </a:fillRef>
+        <a:effectRef idx="0">
+          <a:scrgbClr r="0" g="0" b="0"/>
+        </a:effectRef>
         <a:fontRef idx="none"/>
       </a:style>
     </a:txDef>
   </a:objectDefaults>
+  <a:extraClrSchemeLst/>
 </a:theme>
 </file>
--- a/development/CSMP_BoundaryRedesign.docx
+++ b/development/CSMP_BoundaryRedesign.docx
@@ -5992,6 +5992,32 @@
     <w:rPr>
       <w:sz w:val="24"/>
       <w:szCs w:val="24"/>
+      <w:lang w:val="en-US" w:eastAsia="en-US"/>
+    </w:rPr>
+  </w:style>
+  <w:style w:type="paragraph" w:styleId="BalloonText">
+    <w:name w:val="Balloon Text"/>
+    <w:basedOn w:val="Normal"/>
+    <w:link w:val="BalloonTextChar"/>
+    <w:uiPriority w:val="99"/>
+    <w:semiHidden/>
+    <w:unhideWhenUsed/>
+    <w:rsid w:val="006D4304"/>
+    <w:rPr>
+      <w:sz w:val="18"/>
+      <w:szCs w:val="18"/>
+    </w:rPr>
+  </w:style>
+  <w:style w:type="character" w:customStyle="1" w:styleId="BalloonTextChar">
+    <w:name w:val="Balloon Text Char"/>
+    <w:basedOn w:val="DefaultParagraphFont"/>
+    <w:link w:val="BalloonText"/>
+    <w:uiPriority w:val="99"/>
+    <w:semiHidden/>
+    <w:rsid w:val="006D4304"/>
+    <w:rPr>
+      <w:sz w:val="18"/>
+      <w:szCs w:val="18"/>
       <w:lang w:val="en-US" w:eastAsia="en-US"/>
     </w:rPr>
   </w:style>

--- a/development/CSMP_BoundaryRedesign.docx
+++ b/development/CSMP_BoundaryRedesign.docx
@@ -38,30 +38,165 @@
         </w:rPr>
       </w:pPr>
       <w:r>
-        <w:t xml:space="preserve">Outside of CSMP: Boundary construction in ANSYS - split boundaries are created there, get imported into CSMP and matching elements are searched for by post-processing </w:t>
+        <w:rPr>
+          <w:b/>
+          <w:bCs/>
+        </w:rPr>
+        <w:t>Outside of CSMP</w:t>
+      </w:r>
+      <w:r>
+        <w:t xml:space="preserve">: </w:t>
+      </w:r>
+      <w:r>
+        <w:t xml:space="preserve">Lower dimensional </w:t>
+      </w:r>
+      <w:r>
+        <w:t xml:space="preserve">Boundary </w:t>
+      </w:r>
+      <w:r>
+        <w:t xml:space="preserve">objects containing the name string BOUNDARY are defined </w:t>
+      </w:r>
+      <w:r>
+        <w:t xml:space="preserve">in ANSYS </w:t>
+      </w:r>
+      <w:r>
+        <w:t>–</w:t>
+      </w:r>
+      <w:r>
+        <w:t xml:space="preserve"> </w:t>
+      </w:r>
+      <w:r>
+        <w:t xml:space="preserve">bode-matched </w:t>
+      </w:r>
+      <w:r>
+        <w:t>split boundaries</w:t>
+      </w:r>
+      <w:r>
+        <w:t xml:space="preserve"> in a mesh</w:t>
+      </w:r>
+      <w:r>
+        <w:t xml:space="preserve"> </w:t>
+      </w:r>
+      <w:r>
+        <w:t xml:space="preserve">can also be </w:t>
+      </w:r>
+      <w:r>
+        <w:t>created there</w:t>
+      </w:r>
+      <w:r>
+        <w:t xml:space="preserve"> and can then be converted </w:t>
+      </w:r>
+      <w:proofErr w:type="spellStart"/>
+      <w:r>
+        <w:t>into</w:t>
+      </w:r>
+      <w:proofErr w:type="spellEnd"/>
+      <w:r>
+        <w:t xml:space="preserve"> </w:t>
+      </w:r>
+      <w:proofErr w:type="spellStart"/>
+      <w:r>
+        <w:t>SplitBoundary</w:t>
+      </w:r>
+      <w:proofErr w:type="spellEnd"/>
+      <w:r>
+        <w:t xml:space="preserve"> objects inside </w:t>
+      </w:r>
+      <w:r>
+        <w:t xml:space="preserve">CSMP </w:t>
+      </w:r>
+      <w:r>
+        <w:t>following the detection of their</w:t>
+      </w:r>
+      <w:r>
+        <w:t xml:space="preserve"> </w:t>
+      </w:r>
+      <w:r>
+        <w:t>node-</w:t>
+      </w:r>
+      <w:r>
+        <w:t xml:space="preserve">matching elements </w:t>
+      </w:r>
+      <w:r>
+        <w:t xml:space="preserve">by a somewhat costly search algorithm </w:t>
+      </w:r>
+      <w:r>
+        <w:t>post-processing</w:t>
+      </w:r>
+      <w:r>
+        <w:t xml:space="preserve"> the ANSYS mesh</w:t>
+      </w:r>
+      <w:r>
+        <w:t xml:space="preserve"> </w:t>
       </w:r>
       <w:r>
         <w:rPr>
           <w:i/>
           <w:iCs/>
         </w:rPr>
-        <w:t>(use this as a way to unit-test CSMP internal algorithms).</w:t>
-      </w:r>
-    </w:p>
-    <w:p>
-      <w:pPr>
-        <w:pStyle w:val="Body"/>
-      </w:pPr>
-    </w:p>
-    <w:p>
-      <w:pPr>
-        <w:pStyle w:val="Body"/>
-      </w:pPr>
-      <w:r>
-        <w:t>Inside of CSMP: Boundary cons</w:t>
-      </w:r>
-      <w:r>
-        <w:t>truction in 3 different scenarios:</w:t>
+        <w:t xml:space="preserve">(this </w:t>
+      </w:r>
+      <w:r>
+        <w:rPr>
+          <w:i/>
+          <w:iCs/>
+        </w:rPr>
+        <w:t>is one</w:t>
+      </w:r>
+      <w:r>
+        <w:rPr>
+          <w:i/>
+          <w:iCs/>
+        </w:rPr>
+        <w:t xml:space="preserve"> a way </w:t>
+      </w:r>
+      <w:r>
+        <w:rPr>
+          <w:i/>
+          <w:iCs/>
+        </w:rPr>
+        <w:t>how this technology is</w:t>
+      </w:r>
+      <w:r>
+        <w:rPr>
+          <w:i/>
+          <w:iCs/>
+        </w:rPr>
+        <w:t xml:space="preserve"> unit-tes</w:t>
+      </w:r>
+      <w:r>
+        <w:rPr>
+          <w:i/>
+          <w:iCs/>
+        </w:rPr>
+        <w:t>ted inside of CSMP</w:t>
+      </w:r>
+      <w:r>
+        <w:rPr>
+          <w:i/>
+          <w:iCs/>
+        </w:rPr>
+        <w:t>).</w:t>
+      </w:r>
+    </w:p>
+    <w:p>
+      <w:pPr>
+        <w:pStyle w:val="Body"/>
+      </w:pPr>
+    </w:p>
+    <w:p>
+      <w:pPr>
+        <w:pStyle w:val="Body"/>
+      </w:pPr>
+      <w:r>
+        <w:rPr>
+          <w:b/>
+          <w:bCs/>
+        </w:rPr>
+        <w:t>Inside of CSMP</w:t>
+      </w:r>
+      <w:r>
+        <w:t>: Boundary construction in 3 different scenarios:</w:t>
       </w:r>
     </w:p>
     <w:p>
@@ -117,10 +252,7 @@
         <w:spacing w:before="60" w:after="100"/>
       </w:pPr>
       <w:r>
-        <w:t>inside: around a region that is inside or shares only one side with the outside boundary of the mo</w:t>
-      </w:r>
-      <w:r>
-        <w:t>del</w:t>
+        <w:t>inside: around a region that is inside or shares only one side with the outside boundary of the model</w:t>
       </w:r>
     </w:p>
     <w:p>
@@ -240,14 +372,7 @@
           <w:b/>
           <w:bCs/>
         </w:rPr>
-        <w:t>Compute dip and dip dir</w:t>
-      </w:r>
-      <w:r>
-        <w:rPr>
-          <w:b/>
-          <w:bCs/>
-        </w:rPr>
-        <w:t>ection of boundaries</w:t>
+        <w:t>Compute dip and dip direction of boundaries</w:t>
       </w:r>
     </w:p>
     <w:p>
@@ -274,7 +399,33 @@
         <w:t>Conventions</w:t>
       </w:r>
       <w:r>
-        <w:t xml:space="preserve"> that the boundary functionality relies on:</w:t>
+        <w:t xml:space="preserve"> that the </w:t>
+      </w:r>
+      <w:r>
+        <w:t>B</w:t>
+      </w:r>
+      <w:r>
+        <w:t xml:space="preserve">oundary </w:t>
+      </w:r>
+      <w:r>
+        <w:t xml:space="preserve">and </w:t>
+      </w:r>
+      <w:proofErr w:type="spellStart"/>
+      <w:r>
+        <w:t>SplitBoundary</w:t>
+      </w:r>
+      <w:proofErr w:type="spellEnd"/>
+      <w:r>
+        <w:t xml:space="preserve"> </w:t>
+      </w:r>
+      <w:r>
+        <w:t xml:space="preserve">functionality </w:t>
+      </w:r>
+      <w:r>
+        <w:t>is based</w:t>
+      </w:r>
+      <w:r>
+        <w:t xml:space="preserve"> on:</w:t>
       </w:r>
     </w:p>
     <w:p>
@@ -287,15 +438,34 @@
         <w:spacing w:before="60" w:after="100"/>
       </w:pPr>
       <w:r>
-        <w:t xml:space="preserve">Boundaries are dimension </w:t>
-      </w:r>
-      <w:proofErr w:type="gramStart"/>
-      <w:r>
-        <w:t>minus  &gt;</w:t>
-      </w:r>
-      <w:proofErr w:type="gramEnd"/>
-      <w:r>
-        <w:t xml:space="preserve">1 regions (by analogy with the BOX_BOUNDARY naming conventions, edges are also Boundary objects) </w:t>
+        <w:t xml:space="preserve">Like Region, </w:t>
+      </w:r>
+      <w:r>
+        <w:t xml:space="preserve">Boundary and </w:t>
+      </w:r>
+      <w:proofErr w:type="spellStart"/>
+      <w:r>
+        <w:t>SplitBoundary</w:t>
+      </w:r>
+      <w:proofErr w:type="spellEnd"/>
+      <w:r>
+        <w:t xml:space="preserve"> only contain pointers to their Face and </w:t>
+      </w:r>
+      <w:proofErr w:type="spellStart"/>
+      <w:r>
+        <w:t>InterFace</w:t>
+      </w:r>
+      <w:proofErr w:type="spellEnd"/>
+      <w:r>
+        <w:t xml:space="preserve"> objects. The actual objects are stored inside of the </w:t>
+      </w:r>
+      <w:proofErr w:type="spellStart"/>
+      <w:r>
+        <w:t>MeshManager</w:t>
+      </w:r>
+      <w:proofErr w:type="spellEnd"/>
+      <w:r>
+        <w:t>.</w:t>
       </w:r>
     </w:p>
     <w:p>
@@ -308,10 +478,15 @@
         <w:spacing w:before="60" w:after="100"/>
       </w:pPr>
       <w:r>
-        <w:t xml:space="preserve">Nodes know their parent elements, but not their </w:t>
-      </w:r>
-      <w:r>
-        <w:t>parent faces or interfaces</w:t>
+        <w:t xml:space="preserve">Boundaries are dimension </w:t>
+      </w:r>
+      <w:proofErr w:type="gramStart"/>
+      <w:r>
+        <w:t>minus  &gt;</w:t>
+      </w:r>
+      <w:proofErr w:type="gramEnd"/>
+      <w:r>
+        <w:t xml:space="preserve">1 regions (by analogy with the BOX_BOUNDARY naming conventions, edges are also Boundary objects) </w:t>
       </w:r>
     </w:p>
     <w:p>
@@ -323,21 +498,8 @@
         </w:numPr>
         <w:spacing w:before="60" w:after="100"/>
       </w:pPr>
-      <w:proofErr w:type="spellStart"/>
-      <w:r>
-        <w:t>Normals</w:t>
-      </w:r>
-      <w:proofErr w:type="spellEnd"/>
-      <w:r>
-        <w:t xml:space="preserve"> to elements are outward pointing; it follows that the </w:t>
-      </w:r>
-      <w:proofErr w:type="spellStart"/>
-      <w:r>
-        <w:t>normals</w:t>
-      </w:r>
-      <w:proofErr w:type="spellEnd"/>
-      <w:r>
-        <w:t xml:space="preserve"> at the model boundaries are outward pointing as well</w:t>
+      <w:r>
+        <w:t>Nodes know their parent elements, but not their parent faces or interfaces</w:t>
       </w:r>
     </w:p>
     <w:p>
@@ -349,8 +511,13 @@
         </w:numPr>
         <w:spacing w:before="60" w:after="100"/>
       </w:pPr>
-      <w:r>
-        <w:t xml:space="preserve">The </w:t>
+      <w:proofErr w:type="spellStart"/>
+      <w:r>
+        <w:t>Normals</w:t>
+      </w:r>
+      <w:proofErr w:type="spellEnd"/>
+      <w:r>
+        <w:t xml:space="preserve"> to elements are outward pointing; it follows that the </w:t>
       </w:r>
       <w:proofErr w:type="spellStart"/>
       <w:r>
@@ -358,7 +525,50 @@
       </w:r>
       <w:proofErr w:type="spellEnd"/>
       <w:r>
-        <w:t xml:space="preserve"> of Face objects at a boundary point in the same direction</w:t>
+        <w:t xml:space="preserve"> at the model boundaries are outward pointing as well</w:t>
+      </w:r>
+      <w:r>
+        <w:t xml:space="preserve">. Thus, when a boundary is split to create a </w:t>
+      </w:r>
+      <w:proofErr w:type="spellStart"/>
+      <w:r>
+        <w:t>SplitBoundary</w:t>
+      </w:r>
+      <w:proofErr w:type="spellEnd"/>
+      <w:r>
+        <w:t xml:space="preserve">, the higher dimensional elements on either side become located on the outside of the model and the corresponding faces of the </w:t>
+      </w:r>
+      <w:proofErr w:type="spellStart"/>
+      <w:r>
+        <w:t>InterFace</w:t>
+      </w:r>
+      <w:proofErr w:type="spellEnd"/>
+      <w:r>
+        <w:t xml:space="preserve"> object (=building block of the </w:t>
+      </w:r>
+      <w:proofErr w:type="spellStart"/>
+      <w:r>
+        <w:t>SplitBoundary</w:t>
+      </w:r>
+      <w:proofErr w:type="spellEnd"/>
+      <w:r>
+        <w:t xml:space="preserve">) have outward pointing </w:t>
+      </w:r>
+      <w:proofErr w:type="spellStart"/>
+      <w:r>
+        <w:t>normals</w:t>
+      </w:r>
+      <w:proofErr w:type="spellEnd"/>
+      <w:r>
+        <w:t xml:space="preserve"> pointing toward one another. The normal of the </w:t>
+      </w:r>
+      <w:proofErr w:type="spellStart"/>
+      <w:r>
+        <w:t>InterFace</w:t>
+      </w:r>
+      <w:proofErr w:type="spellEnd"/>
+      <w:r>
+        <w:t xml:space="preserve"> however points in the same direction as that of the Face from which it was created from, i.e. from the INSIDE to the OUTSIDE neighbor. </w:t>
       </w:r>
     </w:p>
     <w:p>
@@ -371,10 +581,7 @@
         <w:spacing w:before="60" w:after="100"/>
       </w:pPr>
       <w:r>
-        <w:t xml:space="preserve">On the outside model boundary, Face </w:t>
-      </w:r>
-      <w:r>
-        <w:t xml:space="preserve">objects only have one </w:t>
+        <w:t xml:space="preserve">On the outside model boundary, Face objects only have one </w:t>
       </w:r>
       <w:proofErr w:type="spellStart"/>
       <w:r>
@@ -403,7 +610,49 @@
         <w:spacing w:before="60" w:after="100"/>
       </w:pPr>
       <w:r>
-        <w:t xml:space="preserve">The inside of a Face object lies on the opposite side of where its normal points to </w:t>
+        <w:t xml:space="preserve">The </w:t>
+      </w:r>
+      <w:proofErr w:type="spellStart"/>
+      <w:r>
+        <w:t>normals</w:t>
+      </w:r>
+      <w:proofErr w:type="spellEnd"/>
+      <w:r>
+        <w:t xml:space="preserve"> of Face objects at a </w:t>
+      </w:r>
+      <w:r>
+        <w:t xml:space="preserve">model </w:t>
+      </w:r>
+      <w:r>
+        <w:t>boundary point in the same direction</w:t>
+      </w:r>
+      <w:r>
+        <w:t xml:space="preserve"> as the </w:t>
+      </w:r>
+      <w:proofErr w:type="spellStart"/>
+      <w:r>
+        <w:t>normals</w:t>
+      </w:r>
+      <w:proofErr w:type="spellEnd"/>
+      <w:r>
+        <w:t xml:space="preserve"> of the faces of their INSIDE higher-dimensional neighbors</w:t>
+      </w:r>
+      <w:r>
+        <w:t xml:space="preserve">, </w:t>
+      </w:r>
+      <w:proofErr w:type="gramStart"/>
+      <w:r>
+        <w:t>It</w:t>
+      </w:r>
+      <w:proofErr w:type="gramEnd"/>
+      <w:r>
+        <w:t xml:space="preserve"> follows that t</w:t>
+      </w:r>
+      <w:r>
+        <w:t>he inside of a Face object lies on the opposite side of where its normal points to</w:t>
+      </w:r>
+      <w:r>
+        <w:t>.</w:t>
       </w:r>
     </w:p>
     <w:p>
@@ -416,18 +665,21 @@
         <w:spacing w:before="60" w:after="100"/>
       </w:pPr>
       <w:r>
-        <w:t>If retained, these boundary-parent regions can be con</w:t>
-      </w:r>
-      <w:r>
-        <w:t xml:space="preserve">nected with the newly created Face or </w:t>
-      </w:r>
-      <w:proofErr w:type="spellStart"/>
-      <w:r>
-        <w:t>InterFace</w:t>
-      </w:r>
-      <w:proofErr w:type="spellEnd"/>
-      <w:r>
-        <w:t xml:space="preserve"> objects to achieve additional functionality</w:t>
+        <w:t>Boundaries are decomposed into patches</w:t>
+      </w:r>
+      <w:r>
+        <w:t xml:space="preserve"> dependent on the </w:t>
+      </w:r>
+      <w:proofErr w:type="spellStart"/>
+      <w:r>
+        <w:t>rocktypes</w:t>
+      </w:r>
+      <w:proofErr w:type="spellEnd"/>
+      <w:r>
+        <w:t xml:space="preserve"> that they juxtapose against one another</w:t>
+      </w:r>
+      <w:r>
+        <w:t>; any patch (=sub-boundary) juxtaposes 1 or 2 materials against one another and has a corresponding unique name</w:t>
       </w:r>
     </w:p>
     <w:p>
@@ -440,7 +692,265 @@
         <w:spacing w:before="60" w:after="100"/>
       </w:pPr>
       <w:r>
-        <w:t>Boundaries are decomposed into patches; any patch (=sub-boundary) juxtaposes 1 or 2 materials against one another and has a corresponding unique name</w:t>
+        <w:t xml:space="preserve">The </w:t>
+      </w:r>
+      <w:proofErr w:type="spellStart"/>
+      <w:r>
+        <w:t>f</w:t>
+      </w:r>
+      <w:r>
+        <w:t xml:space="preserve">acing </w:t>
+      </w:r>
+      <w:proofErr w:type="spellEnd"/>
+      <w:r>
+        <w:t xml:space="preserve">relationship </w:t>
+      </w:r>
+      <w:r>
+        <w:t>of boundar</w:t>
+      </w:r>
+      <w:r>
+        <w:t>ies</w:t>
+      </w:r>
+      <w:r>
+        <w:t xml:space="preserve"> in </w:t>
+      </w:r>
+      <w:r>
+        <w:t xml:space="preserve">the parent geologic object </w:t>
+      </w:r>
+      <w:r>
+        <w:t xml:space="preserve">are transferred to the CSMP model and are </w:t>
+      </w:r>
+      <w:r>
+        <w:t>conveyed via the boundary name</w:t>
+      </w:r>
+      <w:r>
+        <w:t xml:space="preserve"> to the </w:t>
+      </w:r>
+      <w:r>
+        <w:t>user</w:t>
+      </w:r>
+      <w:r>
+        <w:t>:</w:t>
+      </w:r>
+    </w:p>
+    <w:p>
+      <w:pPr>
+        <w:pStyle w:val="Body"/>
+        <w:numPr>
+          <w:ilvl w:val="1"/>
+          <w:numId w:val="3"/>
+        </w:numPr>
+        <w:spacing w:before="60" w:after="100"/>
+      </w:pPr>
+      <w:r>
+        <w:t xml:space="preserve">Example: </w:t>
+      </w:r>
+      <w:r>
+        <w:rPr>
+          <w:lang w:val="en-AU"/>
+        </w:rPr>
+        <w:t>NORMAL_FAULT_BOUNDARY2_LAYER_BOTTOM_LAYER_RESERVOIR</w:t>
+      </w:r>
+      <w:r>
+        <w:t xml:space="preserve">: </w:t>
+      </w:r>
+    </w:p>
+    <w:p>
+      <w:pPr>
+        <w:pStyle w:val="Body"/>
+        <w:numPr>
+          <w:ilvl w:val="2"/>
+          <w:numId w:val="3"/>
+        </w:numPr>
+        <w:spacing w:before="60" w:after="100"/>
+      </w:pPr>
+      <w:r>
+        <w:lastRenderedPageBreak/>
+        <w:t xml:space="preserve">Here, </w:t>
+      </w:r>
+      <w:r>
+        <w:rPr>
+          <w:lang w:val="en-AU"/>
+        </w:rPr>
+        <w:t>NORMAL_FAULT</w:t>
+      </w:r>
+      <w:r>
+        <w:t xml:space="preserve"> </w:t>
+      </w:r>
+      <w:r>
+        <w:t xml:space="preserve">is the </w:t>
+      </w:r>
+      <w:r>
+        <w:t xml:space="preserve">lower-dimensional </w:t>
+      </w:r>
+      <w:r>
+        <w:t xml:space="preserve">parent region </w:t>
+      </w:r>
+      <w:r>
+        <w:t>from which the Boundary object was created. In th</w:t>
+      </w:r>
+      <w:r>
+        <w:t>is</w:t>
+      </w:r>
+      <w:r>
+        <w:t xml:space="preserve"> process</w:t>
+      </w:r>
+      <w:r>
+        <w:t xml:space="preserve">, </w:t>
+      </w:r>
+      <w:r>
+        <w:t>the string</w:t>
+      </w:r>
+      <w:r>
+        <w:t xml:space="preserve"> BOUNDARY</w:t>
+      </w:r>
+      <w:r>
+        <w:t xml:space="preserve"> was added to the name</w:t>
+      </w:r>
+      <w:r>
+        <w:t xml:space="preserve"> (</w:t>
+      </w:r>
+      <w:r>
+        <w:t xml:space="preserve">to perform such conversions automatically </w:t>
+      </w:r>
+      <w:r>
+        <w:t>th</w:t>
+      </w:r>
+      <w:r>
+        <w:t>e</w:t>
+      </w:r>
+      <w:r>
+        <w:t xml:space="preserve"> string </w:t>
+      </w:r>
+      <w:r>
+        <w:t xml:space="preserve">“BOUNDARY” </w:t>
+      </w:r>
+      <w:r>
+        <w:t>must be part of the name</w:t>
+      </w:r>
+      <w:r>
+        <w:t xml:space="preserve"> of the input surface</w:t>
+      </w:r>
+      <w:r>
+        <w:t xml:space="preserve">), </w:t>
+      </w:r>
+    </w:p>
+    <w:p>
+      <w:pPr>
+        <w:pStyle w:val="Body"/>
+        <w:numPr>
+          <w:ilvl w:val="2"/>
+          <w:numId w:val="3"/>
+        </w:numPr>
+        <w:spacing w:before="60" w:after="100"/>
+      </w:pPr>
+      <w:r>
+        <w:t xml:space="preserve">the </w:t>
+      </w:r>
+      <w:r>
+        <w:t>number (</w:t>
+      </w:r>
+      <w:r>
+        <w:t>#</w:t>
+      </w:r>
+      <w:r>
+        <w:t>)</w:t>
+      </w:r>
+      <w:r>
+        <w:t xml:space="preserve"> signifies the boundary</w:t>
+      </w:r>
+      <w:r>
+        <w:t xml:space="preserve"> count</w:t>
+      </w:r>
+      <w:r>
+        <w:t xml:space="preserve"> (</w:t>
+      </w:r>
+      <w:r>
+        <w:t>to make sure that the name is</w:t>
+      </w:r>
+      <w:r>
+        <w:t xml:space="preserve"> unique)</w:t>
+      </w:r>
+    </w:p>
+    <w:p>
+      <w:pPr>
+        <w:pStyle w:val="Body"/>
+        <w:numPr>
+          <w:ilvl w:val="2"/>
+          <w:numId w:val="3"/>
+        </w:numPr>
+        <w:spacing w:before="60" w:after="100"/>
+      </w:pPr>
+      <w:r>
+        <w:t xml:space="preserve">the following </w:t>
+      </w:r>
+      <w:r>
+        <w:t>strings</w:t>
+      </w:r>
+      <w:r>
+        <w:t xml:space="preserve"> are </w:t>
+      </w:r>
+      <w:r>
+        <w:t>the names</w:t>
+      </w:r>
+      <w:r>
+        <w:t xml:space="preserve"> of the regions </w:t>
+      </w:r>
+      <w:r>
+        <w:t>juxtaposed by</w:t>
+      </w:r>
+      <w:r>
+        <w:t xml:space="preserve"> the boundary</w:t>
+      </w:r>
+      <w:r>
+        <w:t>; their order</w:t>
+      </w:r>
+      <w:r>
+        <w:t xml:space="preserve"> defin</w:t>
+      </w:r>
+      <w:r>
+        <w:t xml:space="preserve">es the </w:t>
+      </w:r>
+      <w:r>
+        <w:t>facing direction</w:t>
+      </w:r>
+      <w:r>
+        <w:t xml:space="preserve"> of the boundary</w:t>
+      </w:r>
+      <w:r>
+        <w:t>, i.e. t</w:t>
+      </w:r>
+      <w:r>
+        <w:t>he first named region</w:t>
+      </w:r>
+      <w:r>
+        <w:t xml:space="preserve"> “LAYER_BOTTOM”</w:t>
+      </w:r>
+      <w:r>
+        <w:t xml:space="preserve"> is on the inside and the second </w:t>
+      </w:r>
+      <w:r>
+        <w:t>“</w:t>
+      </w:r>
+      <w:r>
+        <w:rPr>
+          <w:lang w:val="en-AU"/>
+        </w:rPr>
+        <w:t>LAYER_RESERVOIR</w:t>
+      </w:r>
+      <w:r>
+        <w:t xml:space="preserve">” is </w:t>
+      </w:r>
+      <w:proofErr w:type="spellStart"/>
+      <w:r>
+        <w:t>n</w:t>
+      </w:r>
+      <w:proofErr w:type="spellEnd"/>
+      <w:r>
+        <w:t xml:space="preserve"> the outside of the boundary</w:t>
+      </w:r>
+      <w:r>
+        <w:t>.</w:t>
       </w:r>
     </w:p>
     <w:p>
@@ -453,87 +963,7 @@
         <w:spacing w:before="60" w:after="100"/>
       </w:pPr>
       <w:r>
-        <w:t>The relationsh</w:t>
-      </w:r>
-      <w:r>
-        <w:t>ip to the parent geologic object is retained and conveyed via the boundary name:</w:t>
-      </w:r>
-    </w:p>
-    <w:p>
-      <w:pPr>
-        <w:pStyle w:val="Body"/>
-        <w:numPr>
-          <w:ilvl w:val="1"/>
-          <w:numId w:val="3"/>
-        </w:numPr>
-        <w:spacing w:before="60" w:after="100"/>
-      </w:pPr>
-      <w:r>
-        <w:t xml:space="preserve">Example: </w:t>
-      </w:r>
-      <w:r>
-        <w:rPr>
-          <w:lang w:val="en-AU"/>
-        </w:rPr>
-        <w:t>NORMAL_FAULT_BOUNDARY2_LAYER_BOTTOM_LAYER_RESERVOIR</w:t>
-      </w:r>
-      <w:r>
-        <w:t xml:space="preserve">: </w:t>
-      </w:r>
-    </w:p>
-    <w:p>
-      <w:pPr>
-        <w:pStyle w:val="Body"/>
-        <w:numPr>
-          <w:ilvl w:val="2"/>
-          <w:numId w:val="3"/>
-        </w:numPr>
-        <w:spacing w:before="60" w:after="100"/>
-      </w:pPr>
-      <w:r>
-        <w:t xml:space="preserve">the normal fault is the parent region of the BOUNDARY (this string must be part of the name), </w:t>
-      </w:r>
-    </w:p>
-    <w:p>
-      <w:pPr>
-        <w:pStyle w:val="Body"/>
-        <w:numPr>
-          <w:ilvl w:val="2"/>
-          <w:numId w:val="3"/>
-        </w:numPr>
-        <w:spacing w:before="60" w:after="100"/>
-      </w:pPr>
-      <w:r>
-        <w:t>the # signifies the number of the boundary (else the name might not be unique)</w:t>
-      </w:r>
-    </w:p>
-    <w:p>
-      <w:pPr>
-        <w:pStyle w:val="Body"/>
-        <w:numPr>
-          <w:ilvl w:val="2"/>
-          <w:numId w:val="3"/>
-        </w:numPr>
-        <w:spacing w:before="60" w:after="100"/>
-      </w:pPr>
-      <w:r>
-        <w:t>the following names are those of the regions adjacent to the boundary, defining it</w:t>
-      </w:r>
-      <w:r>
-        <w:t>s facing direction</w:t>
-      </w:r>
-    </w:p>
-    <w:p>
-      <w:pPr>
-        <w:pStyle w:val="Body"/>
-        <w:numPr>
-          <w:ilvl w:val="2"/>
-          <w:numId w:val="3"/>
-        </w:numPr>
-        <w:spacing w:before="60" w:after="100"/>
-      </w:pPr>
-      <w:r>
-        <w:t>the first named region is on the inside and the second on the outside of the boundary</w:t>
+        <w:t>1D models cannot contain boundaries</w:t>
       </w:r>
     </w:p>
     <w:p>
@@ -546,8 +976,38 @@
         <w:spacing w:before="60" w:after="100"/>
       </w:pPr>
       <w:r>
-        <w:lastRenderedPageBreak/>
-        <w:t>1D models cannot contain boundaries</w:t>
+        <w:t>The existence of Boundary objects is optional, use</w:t>
+      </w:r>
+      <w:r>
+        <w:t xml:space="preserve"> </w:t>
+      </w:r>
+      <w:proofErr w:type="spellStart"/>
+      <w:proofErr w:type="gramStart"/>
+      <w:r>
+        <w:t>model.</w:t>
+      </w:r>
+      <w:r>
+        <w:t>Boundaries</w:t>
+      </w:r>
+      <w:proofErr w:type="spellEnd"/>
+      <w:proofErr w:type="gramEnd"/>
+      <w:r>
+        <w:t xml:space="preserve">() to </w:t>
+      </w:r>
+      <w:r>
+        <w:t>check</w:t>
+      </w:r>
+      <w:r>
+        <w:t xml:space="preserve"> whether </w:t>
+      </w:r>
+      <w:r>
+        <w:t>boundaries</w:t>
+      </w:r>
+      <w:r>
+        <w:t xml:space="preserve"> exist</w:t>
+      </w:r>
+      <w:r>
+        <w:t xml:space="preserve"> in your current model.</w:t>
       </w:r>
     </w:p>
     <w:p>
@@ -560,31 +1020,7 @@
         <w:spacing w:before="60" w:after="100"/>
       </w:pPr>
       <w:r>
-        <w:t xml:space="preserve">The existence of Boundary objects is optional, use </w:t>
-      </w:r>
-      <w:proofErr w:type="gramStart"/>
-      <w:r>
-        <w:t>Boundaries(</w:t>
-      </w:r>
-      <w:proofErr w:type="gramEnd"/>
-      <w:r>
-        <w:t>) to see whether some exist</w:t>
-      </w:r>
-    </w:p>
-    <w:p>
-      <w:pPr>
-        <w:pStyle w:val="Body"/>
-        <w:numPr>
-          <w:ilvl w:val="0"/>
-          <w:numId w:val="3"/>
-        </w:numPr>
-        <w:spacing w:before="60" w:after="100"/>
-      </w:pPr>
-      <w:r>
-        <w:t>Lower-dimensional element</w:t>
-      </w:r>
-      <w:r>
-        <w:t>s within a boundary are part of it. Example: line-elements where surface representations of fractures touch a model boundary.</w:t>
+        <w:t>Lower-dimensional elements within a boundary are part of it. Example: line-elements where surface representations of fractures touch a model boundary.</w:t>
       </w:r>
     </w:p>
     <w:p>
@@ -601,29 +1037,32 @@
         <w:pStyle w:val="Body"/>
         <w:spacing w:before="60" w:after="100"/>
         <w:rPr>
+          <w:b/>
+          <w:bCs/>
           <w:i/>
           <w:iCs/>
           <w:color w:val="FF2600"/>
         </w:rPr>
       </w:pPr>
-    </w:p>
-    <w:p>
-      <w:pPr>
-        <w:pStyle w:val="Body"/>
-        <w:spacing w:before="60" w:after="100"/>
-        <w:rPr>
+      <w:r>
+        <w:rPr>
+          <w:b/>
+          <w:bCs/>
           <w:i/>
           <w:iCs/>
           <w:color w:val="FF2600"/>
         </w:rPr>
-      </w:pPr>
-      <w:r>
-        <w:rPr>
+        <w:t xml:space="preserve">Additional </w:t>
+      </w:r>
+      <w:r>
+        <w:rPr>
+          <w:b/>
+          <w:bCs/>
           <w:i/>
           <w:iCs/>
           <w:color w:val="FF2600"/>
         </w:rPr>
-        <w:t>Notes:</w:t>
+        <w:t>Conventions to be aware of:</w:t>
       </w:r>
     </w:p>
     <w:p>
@@ -636,10 +1075,13 @@
         <w:spacing w:before="60" w:after="100"/>
       </w:pPr>
       <w:r>
-        <w:t xml:space="preserve">The region “Model” which is the default computation domain is non-unique if there are unique regions that </w:t>
-      </w:r>
-      <w:r>
-        <w:t>partition the model</w:t>
+        <w:t>The region “Model” is the default computation domain</w:t>
+      </w:r>
+      <w:r>
+        <w:t xml:space="preserve"> and</w:t>
+      </w:r>
+      <w:r>
+        <w:t xml:space="preserve"> is non-unique if there are unique regions that partition the model</w:t>
       </w:r>
     </w:p>
     <w:p>
@@ -695,10 +1137,13 @@
         <w:t>Assumptions</w:t>
       </w:r>
       <w:r>
-        <w:t xml:space="preserve"> one can rely on when building</w:t>
-      </w:r>
-      <w:r>
-        <w:t xml:space="preserve"> boundaries:</w:t>
+        <w:t xml:space="preserve"> </w:t>
+      </w:r>
+      <w:r>
+        <w:t>we</w:t>
+      </w:r>
+      <w:r>
+        <w:t xml:space="preserve"> rely on when building boundaries:</w:t>
       </w:r>
     </w:p>
     <w:p>
@@ -711,7 +1156,25 @@
         <w:spacing w:before="60" w:after="100"/>
       </w:pPr>
       <w:r>
-        <w:t>Boundary construction from pre-exiting regions can rely on their validity (=correctly identified interior and perimeter, etc.)</w:t>
+        <w:t>Boundary construction from pre-exi</w:t>
+      </w:r>
+      <w:r>
+        <w:t>s</w:t>
+      </w:r>
+      <w:r>
+        <w:t xml:space="preserve">ting regions </w:t>
+      </w:r>
+      <w:r>
+        <w:t>is advantageous because</w:t>
+      </w:r>
+      <w:r>
+        <w:t xml:space="preserve"> their validity </w:t>
+      </w:r>
+      <w:r>
+        <w:t xml:space="preserve">has already been established </w:t>
+      </w:r>
+      <w:r>
+        <w:t>(=correctly identified interior and perimeter, etc.)</w:t>
       </w:r>
     </w:p>
     <w:p>
@@ -729,18 +1192,45 @@
       </w:r>
       <w:proofErr w:type="spellEnd"/>
       <w:r>
-        <w:t xml:space="preserve"> objects are created from Boundary objects to avoid the duplication of functionality. Thus, </w:t>
-      </w:r>
-      <w:proofErr w:type="spellStart"/>
-      <w:r>
-        <w:t>SplitBounda</w:t>
-      </w:r>
-      <w:r>
-        <w:t>ry</w:t>
-      </w:r>
-      <w:proofErr w:type="spellEnd"/>
-      <w:r>
-        <w:t xml:space="preserve"> construction always starts with a valid Boundary object</w:t>
+        <w:t xml:space="preserve"> objects are created from Boundary objects to avoid the duplication of </w:t>
+      </w:r>
+      <w:r>
+        <w:t xml:space="preserve">operations and </w:t>
+      </w:r>
+      <w:r>
+        <w:t>functionality</w:t>
+      </w:r>
+      <w:r>
+        <w:t xml:space="preserve"> of the code</w:t>
+      </w:r>
+      <w:r>
+        <w:t xml:space="preserve">. Thus, </w:t>
+      </w:r>
+      <w:r>
+        <w:t xml:space="preserve">with the exception of split boundaries already present in ANSYS models, within CSMP, </w:t>
+      </w:r>
+      <w:proofErr w:type="spellStart"/>
+      <w:r>
+        <w:t>SplitBoundary</w:t>
+      </w:r>
+      <w:proofErr w:type="spellEnd"/>
+      <w:r>
+        <w:t xml:space="preserve"> construction always starts </w:t>
+      </w:r>
+      <w:r>
+        <w:t>from</w:t>
+      </w:r>
+      <w:r>
+        <w:t xml:space="preserve"> a </w:t>
+      </w:r>
+      <w:r>
+        <w:t>verified</w:t>
+      </w:r>
+      <w:r>
+        <w:t xml:space="preserve"> Boundary object</w:t>
+      </w:r>
+      <w:r>
+        <w:t>.</w:t>
       </w:r>
     </w:p>
     <w:p>
@@ -753,18 +1243,49 @@
         <w:spacing w:before="60" w:after="100"/>
       </w:pPr>
       <w:r>
-        <w:t xml:space="preserve">The </w:t>
-      </w:r>
-      <w:proofErr w:type="spellStart"/>
-      <w:r>
-        <w:t>normals</w:t>
-      </w:r>
-      <w:proofErr w:type="spellEnd"/>
-      <w:r>
-        <w:t xml:space="preserve"> of elements in any lower-dimensional region from which the boundary is constructed all point into the same direction (this can be verified in ANSYS checking the surface orientations of </w:t>
-      </w:r>
-      <w:r>
-        <w:t>the elements); we therefore rely on ANSYS to get this right.</w:t>
+        <w:t>The normal</w:t>
+      </w:r>
+      <w:r>
+        <w:t xml:space="preserve"> orientation</w:t>
+      </w:r>
+      <w:r>
+        <w:t xml:space="preserve"> of elements in any lower-dimensional region from which </w:t>
+      </w:r>
+      <w:r>
+        <w:t>a</w:t>
+      </w:r>
+      <w:r>
+        <w:t xml:space="preserve"> </w:t>
+      </w:r>
+      <w:r>
+        <w:t>B</w:t>
+      </w:r>
+      <w:r>
+        <w:t xml:space="preserve">oundary </w:t>
+      </w:r>
+      <w:r>
+        <w:t xml:space="preserve">was verified when the mesh was </w:t>
+      </w:r>
+      <w:r>
+        <w:t>constructed</w:t>
+      </w:r>
+      <w:r>
+        <w:t>. Therefore, they</w:t>
+      </w:r>
+      <w:r>
+        <w:t xml:space="preserve"> all point into the same </w:t>
+      </w:r>
+      <w:r>
+        <w:t xml:space="preserve">consistent </w:t>
+      </w:r>
+      <w:r>
+        <w:t xml:space="preserve">direction (this can be verified in ANSYS checking the surface orientations of the elements); we </w:t>
+      </w:r>
+      <w:r>
+        <w:t>basically</w:t>
+      </w:r>
+      <w:r>
+        <w:t xml:space="preserve"> rely on ANSYS to get this right.</w:t>
       </w:r>
     </w:p>
     <w:p>
@@ -788,48 +1309,45 @@
     <w:p>
       <w:pPr>
         <w:pStyle w:val="Body"/>
+        <w:rPr>
+          <w:color w:val="929292"/>
+        </w:rPr>
+      </w:pPr>
+    </w:p>
+    <w:p>
+      <w:pPr>
+        <w:pStyle w:val="Body"/>
+      </w:pPr>
+      <w:r>
+        <w:rPr>
+          <w:b/>
+          <w:bCs/>
+        </w:rPr>
+        <w:t>Experience</w:t>
+      </w:r>
+      <w:r>
+        <w:t xml:space="preserve"> shows that:</w:t>
+      </w:r>
+    </w:p>
+    <w:p>
+      <w:pPr>
+        <w:pStyle w:val="Body"/>
         <w:numPr>
           <w:ilvl w:val="0"/>
           <w:numId w:val="3"/>
         </w:numPr>
         <w:spacing w:before="60" w:after="100"/>
-        <w:rPr>
-          <w:color w:val="929292"/>
-        </w:rPr>
-      </w:pPr>
-      <w:r>
-        <w:rPr>
-          <w:color w:val="929292"/>
-        </w:rPr>
-        <w:t>The region “All Elements” contains all elements and nodes except for regions that have already been converted into boundaries and will</w:t>
-      </w:r>
-      <w:r>
-        <w:rPr>
-          <w:color w:val="929292"/>
-        </w:rPr>
-        <w:t xml:space="preserve"> reside in the non-unique regions map. - deprecate - rely on </w:t>
-      </w:r>
-      <w:proofErr w:type="spellStart"/>
-      <w:r>
-        <w:rPr>
-          <w:color w:val="929292"/>
-        </w:rPr>
-        <w:t>MeshManager</w:t>
-      </w:r>
-      <w:proofErr w:type="spellEnd"/>
-      <w:r>
-        <w:rPr>
-          <w:color w:val="929292"/>
-        </w:rPr>
-        <w:t xml:space="preserve"> instead?</w:t>
-      </w:r>
-    </w:p>
-    <w:p>
-      <w:pPr>
-        <w:pStyle w:val="Body"/>
-      </w:pPr>
-      <w:r>
-        <w:t xml:space="preserve">In any case, </w:t>
+      </w:pPr>
+      <w:r>
+        <w:t xml:space="preserve">the segmentation of a boundary by </w:t>
+      </w:r>
+      <w:proofErr w:type="spellStart"/>
+      <w:r>
+        <w:t>neighbouring</w:t>
+      </w:r>
+      <w:proofErr w:type="spellEnd"/>
+      <w:r>
+        <w:t xml:space="preserve"> volumetric regions must be considered.</w:t>
       </w:r>
     </w:p>
     <w:p>
@@ -842,15 +1360,7 @@
         <w:spacing w:before="60" w:after="100"/>
       </w:pPr>
       <w:r>
-        <w:t xml:space="preserve">the segmentation of a boundary by </w:t>
-      </w:r>
-      <w:proofErr w:type="spellStart"/>
-      <w:r>
-        <w:t>neighbouring</w:t>
-      </w:r>
-      <w:proofErr w:type="spellEnd"/>
-      <w:r>
-        <w:t xml:space="preserve"> volumetric regions must be considered.</w:t>
+        <w:t>Boundary names must be unique</w:t>
       </w:r>
     </w:p>
     <w:p>
@@ -863,7 +1373,31 @@
         <w:spacing w:before="60" w:after="100"/>
       </w:pPr>
       <w:r>
-        <w:t>Boundary names must be unique</w:t>
+        <w:t xml:space="preserve">Boundary names must indicate the direction into which the face </w:t>
+      </w:r>
+      <w:proofErr w:type="spellStart"/>
+      <w:r>
+        <w:t>normals</w:t>
+      </w:r>
+      <w:proofErr w:type="spellEnd"/>
+      <w:r>
+        <w:t xml:space="preserve"> point, i.e. where the inside and outside are (inside=first </w:t>
+      </w:r>
+      <w:proofErr w:type="spellStart"/>
+      <w:r>
+        <w:t>neighbour</w:t>
+      </w:r>
+      <w:proofErr w:type="spellEnd"/>
+      <w:r>
+        <w:t xml:space="preserve"> region name - outside second </w:t>
+      </w:r>
+      <w:proofErr w:type="spellStart"/>
+      <w:r>
+        <w:t>neighbour</w:t>
+      </w:r>
+      <w:proofErr w:type="spellEnd"/>
+      <w:r>
+        <w:t xml:space="preserve"> region name)</w:t>
       </w:r>
     </w:p>
     <w:p>
@@ -876,50 +1410,17 @@
         <w:spacing w:before="60" w:after="100"/>
       </w:pPr>
       <w:r>
-        <w:t>Boundary names must indicate the direction i</w:t>
-      </w:r>
-      <w:r>
-        <w:t xml:space="preserve">nto which the face </w:t>
-      </w:r>
-      <w:proofErr w:type="spellStart"/>
-      <w:r>
-        <w:t>normals</w:t>
-      </w:r>
-      <w:proofErr w:type="spellEnd"/>
-      <w:r>
-        <w:t xml:space="preserve"> point, i.e. where the inside and outside are (inside=first </w:t>
-      </w:r>
-      <w:proofErr w:type="spellStart"/>
-      <w:r>
-        <w:t>neighbour</w:t>
-      </w:r>
-      <w:proofErr w:type="spellEnd"/>
-      <w:r>
-        <w:t xml:space="preserve"> region name - outside second </w:t>
-      </w:r>
-      <w:proofErr w:type="spellStart"/>
-      <w:r>
-        <w:t>neighbour</w:t>
-      </w:r>
-      <w:proofErr w:type="spellEnd"/>
-      <w:r>
-        <w:t xml:space="preserve"> region name)</w:t>
-      </w:r>
-    </w:p>
-    <w:p>
-      <w:pPr>
-        <w:pStyle w:val="Body"/>
-        <w:spacing w:before="60" w:after="100"/>
-      </w:pPr>
-      <w:r>
-        <w:t>Fault boundaries (extra functionality):</w:t>
-      </w:r>
-    </w:p>
-    <w:p>
-      <w:pPr>
-        <w:pStyle w:val="Body"/>
-        <w:numPr>
-          <w:ilvl w:val="0"/>
+        <w:t>For f</w:t>
+      </w:r>
+      <w:r>
+        <w:t>ault boundaries (extra functionality):</w:t>
+      </w:r>
+    </w:p>
+    <w:p>
+      <w:pPr>
+        <w:pStyle w:val="Body"/>
+        <w:numPr>
+          <w:ilvl w:val="1"/>
           <w:numId w:val="3"/>
         </w:numPr>
         <w:spacing w:before="60" w:after="100"/>
@@ -940,7 +1441,7 @@
       <w:pPr>
         <w:pStyle w:val="Body"/>
         <w:numPr>
-          <w:ilvl w:val="0"/>
+          <w:ilvl w:val="1"/>
           <w:numId w:val="3"/>
         </w:numPr>
         <w:spacing w:before="60" w:after="100"/>
@@ -963,10 +1464,22 @@
         <w:spacing w:before="60" w:after="100"/>
       </w:pPr>
       <w:r>
-        <w:t>For boundaries with &gt;45o face-</w:t>
-      </w:r>
-      <w:r>
-        <w:t>to-face changes in orientation give the user feedback.</w:t>
+        <w:t>For boundaries with &gt;45</w:t>
+      </w:r>
+      <w:r>
+        <w:rPr>
+          <w:vertAlign w:val="superscript"/>
+        </w:rPr>
+        <w:t>o</w:t>
+      </w:r>
+      <w:r>
+        <w:t xml:space="preserve"> face-to-face changes in orientation the user </w:t>
+      </w:r>
+      <w:r>
+        <w:t>needs to be alerted that something may be going wrong</w:t>
+      </w:r>
+      <w:r>
+        <w:t>.</w:t>
       </w:r>
     </w:p>
     <w:p>
@@ -1011,18 +1524,33 @@
         <w:spacing w:before="60" w:after="100"/>
       </w:pPr>
       <w:r>
-        <w:t>Verify the region object from whic</w:t>
-      </w:r>
-      <w:r>
-        <w:t xml:space="preserve">h the boundary shall be </w:t>
-      </w:r>
-      <w:proofErr w:type="gramStart"/>
-      <w:r>
-        <w:t>created, and</w:t>
-      </w:r>
-      <w:proofErr w:type="gramEnd"/>
-      <w:r>
-        <w:t xml:space="preserve"> diagnose which type of boundary this will become (internal vs. external); determine the number of boundary segments (sub-boundaries) that the new boundary will consist of. The output of this step will be a map of </w:t>
+        <w:t xml:space="preserve">Verify the region object from which the boundary shall be created and </w:t>
+      </w:r>
+    </w:p>
+    <w:p>
+      <w:pPr>
+        <w:pStyle w:val="Body"/>
+        <w:numPr>
+          <w:ilvl w:val="1"/>
+          <w:numId w:val="15"/>
+        </w:numPr>
+        <w:spacing w:before="60" w:after="100"/>
+      </w:pPr>
+      <w:r>
+        <w:t xml:space="preserve">diagnose which type of boundary this will become (internal vs. external); </w:t>
+      </w:r>
+    </w:p>
+    <w:p>
+      <w:pPr>
+        <w:pStyle w:val="Body"/>
+        <w:numPr>
+          <w:ilvl w:val="1"/>
+          <w:numId w:val="15"/>
+        </w:numPr>
+        <w:spacing w:before="60" w:after="100"/>
+      </w:pPr>
+      <w:r>
+        <w:t xml:space="preserve">determine the number of boundary segments (sub-boundaries) that the new boundary will consist of. The output of this step will be a map of </w:t>
       </w:r>
       <w:proofErr w:type="spellStart"/>
       <w:r>
@@ -1030,14 +1558,7 @@
           <w:b/>
           <w:bCs/>
         </w:rPr>
-        <w:t>FaceCo</w:t>
-      </w:r>
-      <w:r>
-        <w:rPr>
-          <w:b/>
-          <w:bCs/>
-        </w:rPr>
-        <w:t>nstructionData</w:t>
+        <w:t>FaceConstructionData</w:t>
       </w:r>
       <w:proofErr w:type="spellEnd"/>
       <w:r>
@@ -1101,10 +1622,7 @@
       </w:r>
       <w:proofErr w:type="spellEnd"/>
       <w:r>
-        <w:t>( std::vector&lt;Face&lt;dim&gt;*&gt;&amp; ); this i</w:t>
-      </w:r>
-      <w:r>
-        <w:t xml:space="preserve">s important because any </w:t>
+        <w:t xml:space="preserve">( std::vector&lt;Face&lt;dim&gt;*&gt;&amp; ); this is important because any </w:t>
       </w:r>
       <w:proofErr w:type="spellStart"/>
       <w:r>
@@ -1125,6 +1643,7 @@
         <w:spacing w:before="60" w:after="100"/>
       </w:pPr>
       <w:r>
+        <w:lastRenderedPageBreak/>
         <w:t>Create the Boundary segments, one-by-one from the map&lt;</w:t>
       </w:r>
       <w:proofErr w:type="spellStart"/>
@@ -1150,10 +1669,7 @@
       </w:r>
       <w:proofErr w:type="spellEnd"/>
       <w:r>
-        <w:t>&gt;; this involves connecting the faces to their hig</w:t>
-      </w:r>
-      <w:r>
-        <w:t xml:space="preserve">her dimensional </w:t>
+        <w:t xml:space="preserve">&gt;; this involves connecting the faces to their higher dimensional </w:t>
       </w:r>
       <w:proofErr w:type="spellStart"/>
       <w:r>
@@ -1174,7 +1690,6 @@
         <w:spacing w:before="60" w:after="100"/>
       </w:pPr>
       <w:r>
-        <w:lastRenderedPageBreak/>
         <w:t xml:space="preserve">If the Face objects were constructed from lower-dimensional Element objects, for the nodes located on the new boundary, </w:t>
       </w:r>
       <w:r>
@@ -1182,14 +1697,7 @@
           <w:i/>
           <w:iCs/>
         </w:rPr>
-        <w:t>recreate the parent element vectors so that they no longer include neither the elements from which the Bound</w:t>
-      </w:r>
-      <w:r>
-        <w:rPr>
-          <w:i/>
-          <w:iCs/>
-        </w:rPr>
-        <w:t>ary was created nor the new faces.</w:t>
+        <w:t>recreate the parent element vectors so that they no longer include neither the elements from which the Boundary was created nor the new faces.</w:t>
       </w:r>
     </w:p>
     <w:p>
@@ -1202,13 +1710,7 @@
         <w:spacing w:before="60" w:after="100"/>
       </w:pPr>
       <w:r>
-        <w:t xml:space="preserve">If it is lower-dimensional, remove the parent region of the boundary from </w:t>
-      </w:r>
-      <w:r>
-        <w:t>“Model”</w:t>
-      </w:r>
-      <w:r>
-        <w:t xml:space="preserve"> and into the non-unique list of regions so that it does not get included into computations.</w:t>
+        <w:t>If it is lower-dimensional, remove the parent region of the boundary from “Model” and into the non-unique list of regions so that it does not get included into computations.</w:t>
       </w:r>
     </w:p>
     <w:p>
@@ -1221,10 +1723,7 @@
         <w:spacing w:before="60" w:after="100"/>
       </w:pPr>
       <w:r>
-        <w:t xml:space="preserve">Assign BOX_BOUNDARY flags to new nodes if </w:t>
-      </w:r>
-      <w:r>
-        <w:t>any.</w:t>
+        <w:t>Assign BOX_BOUNDARY flags to new nodes if any.</w:t>
       </w:r>
     </w:p>
     <w:p>
@@ -1450,8 +1949,21 @@
           <w:sz w:val="16"/>
           <w:szCs w:val="16"/>
         </w:rPr>
-        <w:t xml:space="preserve">    /// moves region to from the unique- to the </w:t>
-      </w:r>
+        <w:t xml:space="preserve">    /// moves region to from the unique- to the non-unique regions map</w:t>
+      </w:r>
+    </w:p>
+    <w:p>
+      <w:pPr>
+        <w:pStyle w:val="Body"/>
+        <w:spacing w:before="60" w:after="100"/>
+        <w:rPr>
+          <w:rFonts w:ascii="Courier" w:eastAsia="Courier" w:hAnsi="Courier" w:cs="Courier"/>
+          <w:b/>
+          <w:bCs/>
+          <w:sz w:val="16"/>
+          <w:szCs w:val="16"/>
+        </w:rPr>
+      </w:pPr>
       <w:r>
         <w:rPr>
           <w:rFonts w:ascii="Courier" w:hAnsi="Courier"/>
@@ -1460,21 +1972,10 @@
           <w:sz w:val="16"/>
           <w:szCs w:val="16"/>
         </w:rPr>
-        <w:t>non-unique regions map</w:t>
-      </w:r>
-    </w:p>
-    <w:p>
-      <w:pPr>
-        <w:pStyle w:val="Body"/>
-        <w:spacing w:before="60" w:after="100"/>
-        <w:rPr>
-          <w:rFonts w:ascii="Courier" w:eastAsia="Courier" w:hAnsi="Courier" w:cs="Courier"/>
-          <w:b/>
-          <w:bCs/>
-          <w:sz w:val="16"/>
-          <w:szCs w:val="16"/>
-        </w:rPr>
-      </w:pPr>
+        <w:t xml:space="preserve">    bool </w:t>
+      </w:r>
+      <w:proofErr w:type="spellStart"/>
+      <w:proofErr w:type="gramStart"/>
       <w:r>
         <w:rPr>
           <w:rFonts w:ascii="Courier" w:hAnsi="Courier"/>
@@ -1483,29 +1984,7 @@
           <w:sz w:val="16"/>
           <w:szCs w:val="16"/>
         </w:rPr>
-        <w:t xml:space="preserve">    bool </w:t>
-      </w:r>
-      <w:proofErr w:type="spellStart"/>
-      <w:proofErr w:type="gramStart"/>
-      <w:r>
-        <w:rPr>
-          <w:rFonts w:ascii="Courier" w:hAnsi="Courier"/>
-          <w:b/>
-          <w:bCs/>
-          <w:sz w:val="16"/>
-          <w:szCs w:val="16"/>
-        </w:rPr>
-        <w:t>MoveTo</w:t>
-      </w:r>
-      <w:r>
-        <w:rPr>
-          <w:rFonts w:ascii="Courier" w:hAnsi="Courier"/>
-          <w:b/>
-          <w:bCs/>
-          <w:sz w:val="16"/>
-          <w:szCs w:val="16"/>
-        </w:rPr>
-        <w:t>Non</w:t>
+        <w:t>MoveToNon</w:t>
       </w:r>
       <w:r>
         <w:rPr>
@@ -1669,13 +2148,7 @@
         <w:rPr>
           <w:color w:val="008F51"/>
         </w:rPr>
-        <w:t>Inter</w:t>
-      </w:r>
-      <w:r>
-        <w:rPr>
-          <w:color w:val="008F51"/>
-        </w:rPr>
-        <w:t>Face</w:t>
+        <w:t>InterFace</w:t>
       </w:r>
       <w:proofErr w:type="spellEnd"/>
       <w:r>
@@ -1746,14 +2219,7 @@
           <w:i/>
           <w:iCs/>
         </w:rPr>
-        <w:t xml:space="preserve">From named pre-existing equidimensional </w:t>
-      </w:r>
-      <w:r>
-        <w:rPr>
-          <w:i/>
-          <w:iCs/>
-        </w:rPr>
-        <w:t>regions</w:t>
+        <w:t>From named pre-existing equidimensional regions</w:t>
       </w:r>
       <w:r>
         <w:t xml:space="preserve">: surfaces and lines, only in 2 or 3D </w:t>
@@ -1837,14 +2303,22 @@
         <w:pStyle w:val="Body"/>
       </w:pPr>
       <w:r>
-        <w:t xml:space="preserve">Former approach encoded into </w:t>
-      </w:r>
-      <w:proofErr w:type="spellStart"/>
-      <w:r>
-        <w:t>RegionInterf</w:t>
-      </w:r>
-      <w:r>
-        <w:t>ace</w:t>
+        <w:t>Former approach encoded in</w:t>
+      </w:r>
+      <w:r>
+        <w:t xml:space="preserve"> the</w:t>
+      </w:r>
+    </w:p>
+    <w:p>
+      <w:pPr>
+        <w:pStyle w:val="Body"/>
+      </w:pPr>
+      <w:r>
+        <w:t xml:space="preserve"> </w:t>
+      </w:r>
+      <w:proofErr w:type="spellStart"/>
+      <w:r>
+        <w:t>RegionInterface</w:t>
       </w:r>
       <w:proofErr w:type="spellEnd"/>
       <w:r>
@@ -1966,59 +2440,73 @@
     </w:p>
     <w:p>
       <w:pPr>
-        <w:pStyle w:val="Heading2"/>
-      </w:pPr>
-      <w:proofErr w:type="spellStart"/>
-      <w:r>
-        <w:t>CreateIn</w:t>
-      </w:r>
-      <w:r>
-        <w:t>ternalBoundaryFrom</w:t>
-      </w:r>
-      <w:proofErr w:type="spellEnd"/>
-      <w:r>
-        <w:t xml:space="preserve"> (lower dimensional region)</w:t>
-      </w:r>
-    </w:p>
-    <w:p>
-      <w:pPr>
-        <w:pStyle w:val="Body"/>
-      </w:pPr>
-      <w:proofErr w:type="spellStart"/>
-      <w:proofErr w:type="gramStart"/>
-      <w:r>
-        <w:t>CreateInternalBoundaryFrom</w:t>
-      </w:r>
-      <w:proofErr w:type="spellEnd"/>
-      <w:r>
-        <w:t>(</w:t>
-      </w:r>
-      <w:proofErr w:type="gramEnd"/>
-      <w:r>
-        <w:t xml:space="preserve">) </w:t>
-      </w:r>
-      <w:r>
-        <w:rPr>
-          <w:color w:val="008E00"/>
-        </w:rPr>
-        <w:t>implemented by SKM 6/2016,</w:t>
-      </w:r>
-      <w:r>
-        <w:t xml:space="preserve"> </w:t>
-      </w:r>
-    </w:p>
-    <w:p>
-      <w:pPr>
-        <w:pStyle w:val="Body"/>
-      </w:pPr>
-      <w:r>
-        <w:t xml:space="preserve">test case in </w:t>
-      </w:r>
-      <w:proofErr w:type="spellStart"/>
-      <w:r>
-        <w:rPr>
+        <w:rPr>
+          <w:rFonts w:ascii="Helvetica" w:hAnsi="Helvetica" w:cs="Arial Unicode MS"/>
           <w:b/>
           <w:bCs/>
+          <w:color w:val="000000"/>
+          <w:sz w:val="32"/>
+          <w:szCs w:val="32"/>
+          <w:lang w:eastAsia="en-GB"/>
+        </w:rPr>
+      </w:pPr>
+      <w:r>
+        <w:br w:type="page"/>
+      </w:r>
+    </w:p>
+    <w:p>
+      <w:pPr>
+        <w:pStyle w:val="Heading2"/>
+      </w:pPr>
+      <w:proofErr w:type="spellStart"/>
+      <w:r>
+        <w:lastRenderedPageBreak/>
+        <w:t>CreateInternalBoundaryFrom</w:t>
+      </w:r>
+      <w:proofErr w:type="spellEnd"/>
+      <w:r>
+        <w:t xml:space="preserve"> (lower dimensional region)</w:t>
+      </w:r>
+    </w:p>
+    <w:p>
+      <w:pPr>
+        <w:pStyle w:val="Body"/>
+      </w:pPr>
+      <w:proofErr w:type="spellStart"/>
+      <w:proofErr w:type="gramStart"/>
+      <w:r>
+        <w:t>CreateInternalBoundaryFrom</w:t>
+      </w:r>
+      <w:proofErr w:type="spellEnd"/>
+      <w:r>
+        <w:t>(</w:t>
+      </w:r>
+      <w:proofErr w:type="gramEnd"/>
+      <w:r>
+        <w:t xml:space="preserve">) </w:t>
+      </w:r>
+      <w:r>
+        <w:rPr>
+          <w:color w:val="008E00"/>
+        </w:rPr>
+        <w:t>implemented by SKM 6/2016,</w:t>
+      </w:r>
+      <w:r>
+        <w:t xml:space="preserve"> </w:t>
+      </w:r>
+    </w:p>
+    <w:p>
+      <w:pPr>
+        <w:pStyle w:val="Body"/>
+      </w:pPr>
+      <w:r>
+        <w:t xml:space="preserve">test case in </w:t>
+      </w:r>
+      <w:proofErr w:type="spellStart"/>
+      <w:r>
+        <w:rPr>
+          <w:b/>
+          <w:bCs/>
         </w:rPr>
         <w:t>BoundaryInterface_Test</w:t>
       </w:r>
@@ -2034,7 +2522,6 @@
         <w:pStyle w:val="Ccode"/>
       </w:pPr>
       <w:r>
-        <w:lastRenderedPageBreak/>
         <w:t xml:space="preserve">Use node-to-parent relationship to find the higher dimensional elements that will share a face with the Face:  use    </w:t>
       </w:r>
       <w:proofErr w:type="spellStart"/>
@@ -2087,10 +2574,7 @@
         <w:spacing w:before="60" w:after="100"/>
       </w:pPr>
       <w:r>
-        <w:t>Verify input lower-dimensional region object from which the boundary shall be created: must be lower dimensi</w:t>
-      </w:r>
-      <w:r>
-        <w:t xml:space="preserve">onal and must lie inside of model </w:t>
+        <w:t xml:space="preserve">Verify input lower-dimensional region object from which the boundary shall be created: must be lower dimensional and must lie inside of model </w:t>
       </w:r>
     </w:p>
     <w:p>
@@ -2179,10 +2663,7 @@
       </w:r>
       <w:proofErr w:type="spellEnd"/>
       <w:r>
-        <w:t xml:space="preserve"> creation relies on this connectivity </w:t>
-      </w:r>
-      <w:r>
-        <w:t>during identification of interior and perimeter.</w:t>
+        <w:t xml:space="preserve"> creation relies on this connectivity during identification of interior and perimeter.</w:t>
       </w:r>
     </w:p>
     <w:p>
@@ -2241,10 +2722,7 @@
         <w:spacing w:before="60" w:after="100"/>
       </w:pPr>
       <w:r>
-        <w:t>If the Face objects were constructed from lower-</w:t>
-      </w:r>
-      <w:r>
-        <w:t>dimensional Elements - for nodes located on the new boundary - update / recreate the parent element vectors so that these no longer include neither the elements from which the Boundary was created nor the new faces.</w:t>
+        <w:t>If the Face objects were constructed from lower-dimensional Elements - for nodes located on the new boundary - update / recreate the parent element vectors so that these no longer include neither the elements from which the Boundary was created nor the new faces.</w:t>
       </w:r>
     </w:p>
     <w:p>
@@ -2257,16 +2735,7 @@
         <w:spacing w:before="60" w:after="100"/>
       </w:pPr>
       <w:r>
-        <w:t>Remove the parent region of the boundary</w:t>
-      </w:r>
-      <w:r>
-        <w:t xml:space="preserve"> from </w:t>
-      </w:r>
-      <w:r>
-        <w:t>“Model”</w:t>
-      </w:r>
-      <w:r>
-        <w:t xml:space="preserve"> and into the non-unique list of regions so that it does not get included into computations.</w:t>
+        <w:t>Remove the parent region of the boundary from “Model” and into the non-unique list of regions so that it does not get included into computations.</w:t>
       </w:r>
     </w:p>
     <w:p>
@@ -2316,869 +2785,50 @@
     <w:p>
       <w:pPr>
         <w:pStyle w:val="Heading2"/>
+        <w:rPr>
+          <w:color w:val="808080" w:themeColor="background1" w:themeShade="80"/>
+        </w:rPr>
       </w:pPr>
       <w:proofErr w:type="spellStart"/>
       <w:proofErr w:type="gramStart"/>
       <w:r>
+        <w:rPr>
+          <w:color w:val="808080" w:themeColor="background1" w:themeShade="80"/>
+        </w:rPr>
         <w:t>CreateBetween</w:t>
       </w:r>
       <w:proofErr w:type="spellEnd"/>
       <w:r>
+        <w:rPr>
+          <w:color w:val="808080" w:themeColor="background1" w:themeShade="80"/>
+        </w:rPr>
         <w:t>( const</w:t>
       </w:r>
       <w:proofErr w:type="gramEnd"/>
       <w:r>
+        <w:rPr>
+          <w:color w:val="808080" w:themeColor="background1" w:themeShade="80"/>
+        </w:rPr>
         <w:t xml:space="preserve"> char* </w:t>
       </w:r>
       <w:proofErr w:type="spellStart"/>
       <w:r>
+        <w:rPr>
+          <w:color w:val="808080" w:themeColor="background1" w:themeShade="80"/>
+        </w:rPr>
         <w:t>inside_vol</w:t>
       </w:r>
       <w:proofErr w:type="spellEnd"/>
       <w:r>
+        <w:rPr>
+          <w:color w:val="808080" w:themeColor="background1" w:themeShade="80"/>
+        </w:rPr>
         <w:t>, const char* outside )</w:t>
       </w:r>
     </w:p>
     <w:p>
       <w:pPr>
         <w:pStyle w:val="Body"/>
-        <w:rPr>
-          <w:color w:val="FF2600"/>
-        </w:rPr>
-      </w:pPr>
-      <w:r>
-        <w:rPr>
-          <w:color w:val="FF2600"/>
-        </w:rPr>
-        <w:t>To be refactored.</w:t>
-      </w:r>
-    </w:p>
-    <w:p>
-      <w:pPr>
-        <w:pStyle w:val="Body"/>
-      </w:pPr>
-    </w:p>
-    <w:p>
-      <w:pPr>
-        <w:pStyle w:val="Body"/>
-      </w:pPr>
-      <w:r>
-        <w:t>Conditions to check:</w:t>
-      </w:r>
-    </w:p>
-    <w:p>
-      <w:pPr>
-        <w:pStyle w:val="Body"/>
-        <w:numPr>
-          <w:ilvl w:val="0"/>
-          <w:numId w:val="3"/>
-        </w:numPr>
-        <w:spacing w:before="60" w:after="100"/>
-      </w:pPr>
-      <w:r>
-        <w:t>form Boundary from unique regions only (space exclusive regions only)</w:t>
-      </w:r>
-    </w:p>
-    <w:p>
-      <w:pPr>
-        <w:pStyle w:val="Body"/>
-        <w:numPr>
-          <w:ilvl w:val="0"/>
-          <w:numId w:val="3"/>
-        </w:numPr>
-        <w:spacing w:before="60" w:after="100"/>
-      </w:pPr>
-      <w:r>
-        <w:t xml:space="preserve">the resulting boundary will be inside the model; therefore, each Face must have 2 higher dimensional </w:t>
-      </w:r>
-      <w:proofErr w:type="spellStart"/>
-      <w:r>
-        <w:t>neig</w:t>
-      </w:r>
-      <w:r>
-        <w:t>hbours</w:t>
-      </w:r>
-      <w:proofErr w:type="spellEnd"/>
-      <w:r>
-        <w:t xml:space="preserve"> </w:t>
-      </w:r>
-    </w:p>
-    <w:p>
-      <w:pPr>
-        <w:pStyle w:val="Body"/>
-      </w:pPr>
-    </w:p>
-    <w:p>
-      <w:pPr>
-        <w:pStyle w:val="Body"/>
-      </w:pPr>
-      <w:r>
-        <w:t>Construction:</w:t>
-      </w:r>
-    </w:p>
-    <w:p>
-      <w:pPr>
-        <w:pStyle w:val="Body"/>
-        <w:numPr>
-          <w:ilvl w:val="0"/>
-          <w:numId w:val="8"/>
-        </w:numPr>
-        <w:spacing w:before="60" w:after="100"/>
-      </w:pPr>
-      <w:r>
-        <w:t xml:space="preserve">Find elements that are shared between the 2 unique target regions, if any: issue WARNING and return if the regions do not touch or interpenetrate each other (use method of </w:t>
-      </w:r>
-      <w:proofErr w:type="spellStart"/>
-      <w:r>
-        <w:t>RegionInterface</w:t>
-      </w:r>
-      <w:proofErr w:type="spellEnd"/>
-      <w:r>
-        <w:t xml:space="preserve"> to determine this), Consider only the </w:t>
-      </w:r>
-      <w:r>
-        <w:t>perimeter faces of elements in the adjacent regions.</w:t>
-      </w:r>
-    </w:p>
-    <w:p>
-      <w:pPr>
-        <w:pStyle w:val="Body"/>
-        <w:numPr>
-          <w:ilvl w:val="1"/>
-          <w:numId w:val="5"/>
-        </w:numPr>
-        <w:spacing w:before="60" w:after="100"/>
-      </w:pPr>
-      <w:proofErr w:type="spellStart"/>
-      <w:r>
-        <w:t>size_t</w:t>
-      </w:r>
-      <w:proofErr w:type="spellEnd"/>
-      <w:r>
-        <w:t xml:space="preserve"> </w:t>
-      </w:r>
-      <w:proofErr w:type="spellStart"/>
-      <w:r>
-        <w:t>sharedPerimeter</w:t>
-      </w:r>
-      <w:r>
-        <w:t>Nodes</w:t>
-      </w:r>
-      <w:proofErr w:type="spellEnd"/>
-      <w:r>
-        <w:t>(</w:t>
-      </w:r>
-      <w:proofErr w:type="spellStart"/>
-      <w:proofErr w:type="gramStart"/>
-      <w:r>
-        <w:t>subdomain,subdomain</w:t>
-      </w:r>
-      <w:proofErr w:type="spellEnd"/>
-      <w:proofErr w:type="gramEnd"/>
-      <w:r>
-        <w:t>) may be a quick way to check whether regions touch each other</w:t>
-      </w:r>
-    </w:p>
-    <w:p>
-      <w:pPr>
-        <w:pStyle w:val="Body"/>
-        <w:numPr>
-          <w:ilvl w:val="0"/>
-          <w:numId w:val="5"/>
-        </w:numPr>
-        <w:spacing w:before="60" w:after="100"/>
-      </w:pPr>
-      <w:r>
-        <w:t xml:space="preserve">Find the touching faces of the contacting elements and create </w:t>
-      </w:r>
-      <w:proofErr w:type="spellStart"/>
-      <w:r>
-        <w:rPr>
-          <w:b/>
-          <w:bCs/>
-        </w:rPr>
-        <w:t>FaceConstructionData</w:t>
-      </w:r>
-      <w:proofErr w:type="spellEnd"/>
-      <w:r>
-        <w:t xml:space="preserve"> object fro</w:t>
-      </w:r>
-      <w:r>
-        <w:t>m them</w:t>
-      </w:r>
-    </w:p>
-    <w:p>
-      <w:pPr>
-        <w:pStyle w:val="Body"/>
-        <w:numPr>
-          <w:ilvl w:val="1"/>
-          <w:numId w:val="3"/>
-        </w:numPr>
-        <w:spacing w:before="60" w:after="100"/>
-      </w:pPr>
-      <w:r>
-        <w:t>decide which way the normal should point; start with region that shall become the inside. It will be the one passed as first argument to the method</w:t>
-      </w:r>
-    </w:p>
-    <w:p>
-      <w:pPr>
-        <w:pStyle w:val="Body"/>
-        <w:numPr>
-          <w:ilvl w:val="1"/>
-          <w:numId w:val="3"/>
-        </w:numPr>
-        <w:spacing w:before="60" w:after="100"/>
-      </w:pPr>
-      <w:r>
-        <w:lastRenderedPageBreak/>
-        <w:t xml:space="preserve">the node numbering of the Face objects will be in the same sense of orientation as that of the nodes </w:t>
-      </w:r>
-      <w:r>
-        <w:t>of the faces of the volumetric elements on the inside</w:t>
-      </w:r>
-    </w:p>
-    <w:p>
-      <w:pPr>
-        <w:pStyle w:val="Body"/>
-        <w:numPr>
-          <w:ilvl w:val="1"/>
-          <w:numId w:val="3"/>
-        </w:numPr>
-        <w:spacing w:before="60" w:after="100"/>
-      </w:pPr>
-      <w:r>
-        <w:t>Thus, the normal will point from the first to the second of the volumetric parent regions</w:t>
-      </w:r>
-    </w:p>
-    <w:p>
-      <w:pPr>
-        <w:pStyle w:val="Body"/>
-        <w:numPr>
-          <w:ilvl w:val="0"/>
-          <w:numId w:val="5"/>
-        </w:numPr>
-        <w:spacing w:before="60" w:after="100"/>
-      </w:pPr>
-      <w:r>
-        <w:t xml:space="preserve">Build Face objects in </w:t>
-      </w:r>
-      <w:proofErr w:type="spellStart"/>
-      <w:r>
-        <w:t>MeshManager</w:t>
-      </w:r>
-      <w:proofErr w:type="spellEnd"/>
-      <w:r>
-        <w:t xml:space="preserve"> and interconnect them</w:t>
-      </w:r>
-    </w:p>
-    <w:p>
-      <w:pPr>
-        <w:pStyle w:val="Body"/>
-        <w:numPr>
-          <w:ilvl w:val="0"/>
-          <w:numId w:val="5"/>
-        </w:numPr>
-        <w:spacing w:before="60" w:after="100"/>
-      </w:pPr>
-      <w:r>
-        <w:rPr>
-          <w:color w:val="919191"/>
-        </w:rPr>
-        <w:t>An update of the node connectivity is not necessary beca</w:t>
-      </w:r>
-      <w:r>
-        <w:rPr>
-          <w:color w:val="919191"/>
-        </w:rPr>
-        <w:t>use faces do not belong to node parents</w:t>
-      </w:r>
-      <w:r>
-        <w:t xml:space="preserve"> </w:t>
-      </w:r>
-    </w:p>
-    <w:p>
-      <w:pPr>
-        <w:pStyle w:val="Body"/>
-      </w:pPr>
-    </w:p>
-    <w:p>
-      <w:pPr>
-        <w:pStyle w:val="Body"/>
-      </w:pPr>
-    </w:p>
-    <w:p>
-      <w:pPr>
-        <w:pStyle w:val="Heading2"/>
-      </w:pPr>
-      <w:proofErr w:type="spellStart"/>
-      <w:proofErr w:type="gramStart"/>
-      <w:r>
-        <w:t>CreateAround</w:t>
-      </w:r>
-      <w:proofErr w:type="spellEnd"/>
-      <w:r>
-        <w:t>(</w:t>
-      </w:r>
-      <w:proofErr w:type="gramEnd"/>
-      <w:r>
-        <w:t>volumetric region)</w:t>
-      </w:r>
-    </w:p>
-    <w:p>
-      <w:pPr>
-        <w:pStyle w:val="Body"/>
-      </w:pPr>
-      <w:r>
-        <w:t>Not implemented yet, but needed for model and any volumetric region inside</w:t>
-      </w:r>
-    </w:p>
-    <w:p>
-      <w:pPr>
-        <w:pStyle w:val="Body"/>
-      </w:pPr>
-      <w:r>
-        <w:t>2 options:</w:t>
-      </w:r>
-    </w:p>
-    <w:p>
-      <w:pPr>
-        <w:pStyle w:val="Body"/>
-      </w:pPr>
-    </w:p>
-    <w:p>
-      <w:pPr>
-        <w:pStyle w:val="Body"/>
-        <w:numPr>
-          <w:ilvl w:val="0"/>
-          <w:numId w:val="9"/>
-        </w:numPr>
-        <w:spacing w:before="60" w:after="100"/>
-      </w:pPr>
-      <w:r>
-        <w:t>outside: around model; this must work even if the volumetric region is non-unique</w:t>
-      </w:r>
-    </w:p>
-    <w:p>
-      <w:pPr>
-        <w:pStyle w:val="Body"/>
-        <w:numPr>
-          <w:ilvl w:val="0"/>
-          <w:numId w:val="9"/>
-        </w:numPr>
-        <w:spacing w:before="60" w:after="100"/>
-      </w:pPr>
-      <w:r>
-        <w:t xml:space="preserve">inside: </w:t>
-      </w:r>
-      <w:r>
-        <w:t>around a region that is inside or shares only one side with the outside boundary of the model</w:t>
-      </w:r>
-    </w:p>
-    <w:p>
-      <w:pPr>
-        <w:pStyle w:val="Body"/>
-        <w:spacing w:before="60" w:after="100"/>
-        <w:rPr>
-          <w:b/>
-          <w:bCs/>
-        </w:rPr>
-      </w:pPr>
-    </w:p>
-    <w:p>
-      <w:pPr>
-        <w:pStyle w:val="Body"/>
-      </w:pPr>
-    </w:p>
-    <w:p>
-      <w:pPr>
-        <w:pStyle w:val="Body"/>
-      </w:pPr>
-    </w:p>
-    <w:p>
-      <w:pPr>
-        <w:pStyle w:val="Body"/>
-      </w:pPr>
-    </w:p>
-    <w:p>
-      <w:pPr>
-        <w:pStyle w:val="Heading2"/>
-      </w:pPr>
-      <w:r>
-        <w:t>Edge Objects</w:t>
-      </w:r>
-    </w:p>
-    <w:p>
-      <w:pPr>
-        <w:pStyle w:val="Body"/>
-        <w:rPr>
-          <w:color w:val="FF2600"/>
-        </w:rPr>
-      </w:pPr>
-      <w:r>
-        <w:rPr>
-          <w:color w:val="FF2600"/>
-        </w:rPr>
-        <w:t>Are such entities (dim-2) elements needed? - if so, only a 3D implementation is needed.</w:t>
-      </w:r>
-    </w:p>
-    <w:p>
-      <w:pPr>
-        <w:pStyle w:val="Body"/>
-      </w:pPr>
-    </w:p>
-    <w:p>
-      <w:pPr>
-        <w:pStyle w:val="Body"/>
-      </w:pPr>
-      <w:r>
-        <w:t xml:space="preserve">Dimension-2 elements that sit between </w:t>
-      </w:r>
-      <w:r>
-        <w:t>boundaries.</w:t>
-      </w:r>
-    </w:p>
-    <w:p>
-      <w:pPr>
-        <w:pStyle w:val="Body"/>
-      </w:pPr>
-      <w:r>
-        <w:t xml:space="preserve">2 options:  </w:t>
-      </w:r>
-      <w:proofErr w:type="spellStart"/>
-      <w:proofErr w:type="gramStart"/>
-      <w:r>
-        <w:t>FormFrom</w:t>
-      </w:r>
-      <w:proofErr w:type="spellEnd"/>
-      <w:r>
-        <w:t>(</w:t>
-      </w:r>
-      <w:proofErr w:type="gramEnd"/>
-      <w:r>
-        <w:t xml:space="preserve">line elements),  </w:t>
-      </w:r>
-      <w:proofErr w:type="spellStart"/>
-      <w:r>
-        <w:t>InsertBetween</w:t>
-      </w:r>
-      <w:proofErr w:type="spellEnd"/>
-      <w:r>
-        <w:t>()  boundaries that share an edge (detect)</w:t>
-      </w:r>
-    </w:p>
-    <w:p>
-      <w:pPr>
-        <w:pStyle w:val="Body"/>
-      </w:pPr>
-      <w:r>
-        <w:t>For the efficient assignment of boundary conditions.</w:t>
-      </w:r>
-    </w:p>
-    <w:p>
-      <w:pPr>
-        <w:pStyle w:val="Body"/>
-      </w:pPr>
-    </w:p>
-    <w:p>
-      <w:pPr>
-        <w:pStyle w:val="Body"/>
-      </w:pPr>
-    </w:p>
-    <w:p>
-      <w:pPr>
-        <w:pStyle w:val="Heading2"/>
-      </w:pPr>
-      <w:r>
-        <w:t>All Calculations</w:t>
-      </w:r>
-    </w:p>
-    <w:p>
-      <w:pPr>
-        <w:pStyle w:val="Body"/>
-      </w:pPr>
-    </w:p>
-    <w:p>
-      <w:pPr>
-        <w:pStyle w:val="Body"/>
-      </w:pPr>
-      <w:r>
-        <w:t xml:space="preserve">Add </w:t>
-      </w:r>
-      <w:r>
-        <w:rPr>
-          <w:b/>
-          <w:bCs/>
-        </w:rPr>
-        <w:t>conversion constructor</w:t>
-      </w:r>
-      <w:r>
-        <w:t xml:space="preserve"> to </w:t>
-      </w:r>
-      <w:proofErr w:type="gramStart"/>
-      <w:r>
-        <w:t>Face  so</w:t>
-      </w:r>
-      <w:proofErr w:type="gramEnd"/>
-      <w:r>
-        <w:t xml:space="preserve"> it can be constructed from surface/lin</w:t>
-      </w:r>
-      <w:r>
-        <w:t>e element</w:t>
-      </w:r>
-    </w:p>
-    <w:p>
-      <w:pPr>
-        <w:pStyle w:val="Body"/>
-      </w:pPr>
-    </w:p>
-    <w:p>
-      <w:pPr>
-        <w:pStyle w:val="Body"/>
-      </w:pPr>
-      <w:r>
-        <w:t>Accumulate ALL the lower-dimensional elements that shall be removed first and then use Scott Meyers erase(</w:t>
-      </w:r>
-      <w:proofErr w:type="gramStart"/>
-      <w:r>
-        <w:t>remove(</w:t>
-      </w:r>
-      <w:proofErr w:type="gramEnd"/>
-      <w:r>
-        <w:t>)) paradigm,</w:t>
-      </w:r>
-    </w:p>
-    <w:p>
-      <w:pPr>
-        <w:pStyle w:val="Body"/>
-      </w:pPr>
-    </w:p>
-    <w:p>
-      <w:pPr>
-        <w:pStyle w:val="Body"/>
-      </w:pPr>
-    </w:p>
-    <w:p>
-      <w:pPr>
-        <w:pStyle w:val="HeadingRed"/>
-      </w:pPr>
-      <w:r>
-        <w:t>Issues &amp; Bug Fixes</w:t>
-      </w:r>
-    </w:p>
-    <w:p>
-      <w:pPr>
-        <w:pStyle w:val="Body"/>
-      </w:pPr>
-    </w:p>
-    <w:p>
-      <w:pPr>
-        <w:pStyle w:val="Body"/>
-      </w:pPr>
-      <w:r>
-        <w:t>The “All Elements” region may not be needed anymore; check and eliminate if possible</w:t>
-      </w:r>
-    </w:p>
-    <w:p>
-      <w:pPr>
-        <w:pStyle w:val="Body"/>
-      </w:pPr>
-    </w:p>
-    <w:p>
-      <w:pPr>
-        <w:pStyle w:val="Body"/>
-      </w:pPr>
-      <w:r>
-        <w:t>When lower-</w:t>
-      </w:r>
-      <w:r>
-        <w:t>dimensional regions are decomposed in boundary patches each of these has a perimeter around them. The only way to get the perimeter of the original surface is by retaining it in the computations.</w:t>
-      </w:r>
-    </w:p>
-    <w:p>
-      <w:pPr>
-        <w:pStyle w:val="Body"/>
-        <w:spacing w:before="60" w:after="100"/>
-      </w:pPr>
-      <w:r>
-        <w:t xml:space="preserve">Code cleanup: </w:t>
-      </w:r>
-    </w:p>
-    <w:p>
-      <w:pPr>
-        <w:pStyle w:val="Body"/>
-        <w:numPr>
-          <w:ilvl w:val="0"/>
-          <w:numId w:val="11"/>
-        </w:numPr>
-        <w:spacing w:before="60" w:after="100"/>
-        <w:rPr>
-          <w:color w:val="D9D9D9" w:themeColor="background1" w:themeShade="D9"/>
-        </w:rPr>
-      </w:pPr>
-      <w:r>
-        <w:rPr>
-          <w:color w:val="D9D9D9" w:themeColor="background1" w:themeShade="D9"/>
-        </w:rPr>
-        <w:t xml:space="preserve">remove </w:t>
-      </w:r>
-      <w:proofErr w:type="spellStart"/>
-      <w:r>
-        <w:rPr>
-          <w:color w:val="D9D9D9" w:themeColor="background1" w:themeShade="D9"/>
-        </w:rPr>
-        <w:t>ElementRemeshingTraits</w:t>
-      </w:r>
-      <w:proofErr w:type="spellEnd"/>
-      <w:r>
-        <w:rPr>
-          <w:color w:val="D9D9D9" w:themeColor="background1" w:themeShade="D9"/>
-        </w:rPr>
-        <w:t xml:space="preserve"> from Element. I</w:t>
-      </w:r>
-      <w:r>
-        <w:rPr>
-          <w:color w:val="D9D9D9" w:themeColor="background1" w:themeShade="D9"/>
-        </w:rPr>
-        <w:t xml:space="preserve">t does not add needed capabilities and rests on the misunderstanding that </w:t>
-      </w:r>
-      <w:proofErr w:type="spellStart"/>
-      <w:r>
-        <w:rPr>
-          <w:color w:val="D9D9D9" w:themeColor="background1" w:themeShade="D9"/>
-        </w:rPr>
-        <w:t>ModelSubDomain</w:t>
-      </w:r>
-      <w:proofErr w:type="spellEnd"/>
-      <w:r>
-        <w:rPr>
-          <w:color w:val="D9D9D9" w:themeColor="background1" w:themeShade="D9"/>
-        </w:rPr>
-        <w:t xml:space="preserve"> manage their Element and Node objects. </w:t>
-      </w:r>
-    </w:p>
-    <w:p>
-      <w:pPr>
-        <w:pStyle w:val="Body"/>
-        <w:numPr>
-          <w:ilvl w:val="0"/>
-          <w:numId w:val="11"/>
-        </w:numPr>
-        <w:spacing w:before="60" w:after="100"/>
-        <w:rPr>
-          <w:color w:val="D9D9D9" w:themeColor="background1" w:themeShade="D9"/>
-        </w:rPr>
-      </w:pPr>
-      <w:r>
-        <w:rPr>
-          <w:color w:val="D9D9D9" w:themeColor="background1" w:themeShade="D9"/>
-        </w:rPr>
-        <w:t xml:space="preserve">Mark questionable functions and methods for deprecation; </w:t>
-      </w:r>
-    </w:p>
-    <w:p>
-      <w:pPr>
-        <w:pStyle w:val="Body"/>
-        <w:numPr>
-          <w:ilvl w:val="0"/>
-          <w:numId w:val="11"/>
-        </w:numPr>
-        <w:spacing w:before="60" w:after="100"/>
-      </w:pPr>
-      <w:r>
-        <w:t>W</w:t>
-      </w:r>
-      <w:r>
-        <w:rPr>
-          <w:color w:val="FF2600"/>
-        </w:rPr>
-        <w:t xml:space="preserve">hy is </w:t>
-      </w:r>
-      <w:proofErr w:type="spellStart"/>
-      <w:proofErr w:type="gramStart"/>
-      <w:r>
-        <w:rPr>
-          <w:color w:val="FF2600"/>
-        </w:rPr>
-        <w:t>ModelSubDomain</w:t>
-      </w:r>
-      <w:proofErr w:type="spellEnd"/>
-      <w:r>
-        <w:rPr>
-          <w:color w:val="FF2600"/>
-        </w:rPr>
-        <w:t>::</w:t>
-      </w:r>
-      <w:proofErr w:type="spellStart"/>
-      <w:proofErr w:type="gramEnd"/>
-      <w:r>
-        <w:rPr>
-          <w:color w:val="FF2600"/>
-        </w:rPr>
-        <w:t>EstablishNeighborConnectivity</w:t>
-      </w:r>
-      <w:proofErr w:type="spellEnd"/>
-      <w:r>
-        <w:rPr>
-          <w:color w:val="FF2600"/>
-        </w:rPr>
-        <w:t xml:space="preserve">() sensitive to </w:t>
-      </w:r>
-      <w:proofErr w:type="spellStart"/>
-      <w:r>
-        <w:rPr>
-          <w:color w:val="FF2600"/>
-        </w:rPr>
-        <w:t>M</w:t>
-      </w:r>
-      <w:r>
-        <w:rPr>
-          <w:color w:val="FF2600"/>
-        </w:rPr>
-        <w:t>eshManager</w:t>
-      </w:r>
-      <w:proofErr w:type="spellEnd"/>
-      <w:r>
-        <w:rPr>
-          <w:color w:val="FF2600"/>
-        </w:rPr>
-        <w:t>::</w:t>
-      </w:r>
-      <w:proofErr w:type="spellStart"/>
-      <w:r>
-        <w:rPr>
-          <w:color w:val="FF2600"/>
-        </w:rPr>
-        <w:t>InitialiseConnectivity</w:t>
-      </w:r>
-      <w:proofErr w:type="spellEnd"/>
-      <w:r>
-        <w:rPr>
-          <w:color w:val="FF2600"/>
-        </w:rPr>
-        <w:t>(), section 3 on neighbors.</w:t>
-      </w:r>
-    </w:p>
-    <w:p>
-      <w:pPr>
-        <w:pStyle w:val="Body"/>
-        <w:numPr>
-          <w:ilvl w:val="0"/>
-          <w:numId w:val="11"/>
-        </w:numPr>
-        <w:spacing w:before="60" w:after="100"/>
-        <w:rPr>
-          <w:color w:val="D9D9D9" w:themeColor="background1" w:themeShade="D9"/>
-        </w:rPr>
-      </w:pPr>
-      <w:r>
-        <w:rPr>
-          <w:color w:val="D9D9D9" w:themeColor="background1" w:themeShade="D9"/>
-        </w:rPr>
-        <w:lastRenderedPageBreak/>
-        <w:t>Test removal of regions</w:t>
-      </w:r>
-    </w:p>
-    <w:p>
-      <w:pPr>
-        <w:pStyle w:val="Body"/>
-        <w:numPr>
-          <w:ilvl w:val="0"/>
-          <w:numId w:val="11"/>
-        </w:numPr>
-        <w:spacing w:before="60" w:after="100"/>
-      </w:pPr>
-      <w:r>
-        <w:t xml:space="preserve">Remove all </w:t>
-      </w:r>
-      <w:proofErr w:type="spellStart"/>
-      <w:r>
-        <w:t>stand alone</w:t>
-      </w:r>
-      <w:proofErr w:type="spellEnd"/>
-      <w:r>
-        <w:t xml:space="preserve"> </w:t>
-      </w:r>
-      <w:proofErr w:type="spellStart"/>
-      <w:r>
-        <w:t>establishNeighborConnectivity</w:t>
-      </w:r>
-      <w:proofErr w:type="spellEnd"/>
-      <w:r>
-        <w:t xml:space="preserve"> functions from high level utilities</w:t>
-      </w:r>
-    </w:p>
-    <w:p>
-      <w:pPr>
-        <w:pStyle w:val="Body"/>
-        <w:numPr>
-          <w:ilvl w:val="0"/>
-          <w:numId w:val="11"/>
-        </w:numPr>
-        <w:spacing w:before="60" w:after="100"/>
-      </w:pPr>
-      <w:r>
-        <w:t xml:space="preserve">Check for code duplication and move code common to Region, Boundary and </w:t>
-      </w:r>
-      <w:proofErr w:type="spellStart"/>
-      <w:r>
-        <w:t>SplitBoun</w:t>
-      </w:r>
-      <w:r>
-        <w:t>dary</w:t>
-      </w:r>
-      <w:proofErr w:type="spellEnd"/>
-      <w:r>
-        <w:t xml:space="preserve"> down into </w:t>
-      </w:r>
-      <w:proofErr w:type="spellStart"/>
-      <w:r>
-        <w:t>ModelSubDomain</w:t>
-      </w:r>
-      <w:proofErr w:type="spellEnd"/>
-    </w:p>
-    <w:p>
-      <w:pPr>
-        <w:pStyle w:val="HeadingRed"/>
-      </w:pPr>
-      <w:r>
-        <w:t>To do:</w:t>
-      </w:r>
-    </w:p>
-    <w:p>
-      <w:pPr>
-        <w:pStyle w:val="Body"/>
-        <w:numPr>
-          <w:ilvl w:val="0"/>
-          <w:numId w:val="3"/>
-        </w:numPr>
-        <w:spacing w:before="60" w:after="100"/>
-        <w:rPr>
-          <w:color w:val="FF2600"/>
-        </w:rPr>
-      </w:pPr>
-      <w:r>
-        <w:rPr>
-          <w:i/>
-          <w:iCs/>
-          <w:color w:val="008F51"/>
-        </w:rPr>
-        <w:t>Have a convention for the deletion of lower-dimensional regions that were converted into boundaries</w:t>
-      </w:r>
-      <w:r>
-        <w:rPr>
-          <w:color w:val="FF2600"/>
-        </w:rPr>
-        <w:t>.</w:t>
-      </w:r>
-    </w:p>
-    <w:p>
-      <w:pPr>
-        <w:pStyle w:val="Body"/>
-        <w:numPr>
-          <w:ilvl w:val="0"/>
-          <w:numId w:val="12"/>
-        </w:numPr>
-        <w:spacing w:before="60" w:after="100"/>
         <w:rPr>
           <w:i/>
           <w:iCs/>
@@ -3191,7 +2841,7 @@
           <w:iCs/>
           <w:color w:val="FF2600"/>
         </w:rPr>
-        <w:t xml:space="preserve">Removed lower-dim regions must not be part of any computational domain anymore (not-just non-unique regions). This </w:t>
+        <w:t xml:space="preserve">To be </w:t>
       </w:r>
       <w:r>
         <w:rPr>
@@ -3199,42 +2849,359 @@
           <w:iCs/>
           <w:color w:val="FF2600"/>
         </w:rPr>
-        <w:t>includes the removal of these elements from the parent-element node list of other elements.</w:t>
-      </w:r>
-    </w:p>
-    <w:p>
-      <w:pPr>
-        <w:pStyle w:val="Body"/>
-        <w:numPr>
-          <w:ilvl w:val="0"/>
-          <w:numId w:val="12"/>
-        </w:numPr>
-        <w:spacing w:before="60" w:after="100"/>
+        <w:t>deprecated</w:t>
+      </w:r>
+      <w:r>
         <w:rPr>
           <w:i/>
           <w:iCs/>
           <w:color w:val="FF2600"/>
         </w:rPr>
-      </w:pPr>
+        <w:t xml:space="preserve"> unless there is a good reason like a speed advantage to keep this</w:t>
+      </w:r>
       <w:r>
         <w:rPr>
           <w:i/>
           <w:iCs/>
           <w:color w:val="FF2600"/>
         </w:rPr>
-        <w:t>Check whether the “All Elements” region is still needed</w:t>
-      </w:r>
-    </w:p>
-    <w:p>
-      <w:pPr>
-        <w:pStyle w:val="Body"/>
-        <w:spacing w:before="60" w:after="100"/>
+        <w:t>.</w:t>
+      </w:r>
+    </w:p>
+    <w:p>
+      <w:pPr>
+        <w:pStyle w:val="Body"/>
+      </w:pPr>
+    </w:p>
+    <w:p>
+      <w:pPr>
+        <w:pStyle w:val="Body"/>
+      </w:pPr>
+      <w:r>
+        <w:t>Conditions to check:</w:t>
+      </w:r>
+    </w:p>
+    <w:p>
+      <w:pPr>
+        <w:pStyle w:val="Body"/>
+        <w:numPr>
+          <w:ilvl w:val="0"/>
+          <w:numId w:val="3"/>
+        </w:numPr>
+        <w:spacing w:before="60" w:after="100"/>
+      </w:pPr>
+      <w:r>
+        <w:t>form Boundary from unique regions only (space exclusive regions only)</w:t>
+      </w:r>
+    </w:p>
+    <w:p>
+      <w:pPr>
+        <w:pStyle w:val="Body"/>
+        <w:numPr>
+          <w:ilvl w:val="0"/>
+          <w:numId w:val="3"/>
+        </w:numPr>
+        <w:spacing w:before="60" w:after="100"/>
+      </w:pPr>
+      <w:r>
+        <w:t xml:space="preserve">the resulting boundary will be inside the model; therefore, each Face must have 2 higher dimensional </w:t>
+      </w:r>
+      <w:proofErr w:type="spellStart"/>
+      <w:r>
+        <w:t>neighbours</w:t>
+      </w:r>
+      <w:proofErr w:type="spellEnd"/>
+      <w:r>
+        <w:t xml:space="preserve"> </w:t>
+      </w:r>
+    </w:p>
+    <w:p>
+      <w:pPr>
+        <w:pStyle w:val="Body"/>
+      </w:pPr>
+    </w:p>
+    <w:p>
+      <w:pPr>
+        <w:pStyle w:val="Body"/>
+      </w:pPr>
+      <w:r>
+        <w:t>Construction:</w:t>
+      </w:r>
+    </w:p>
+    <w:p>
+      <w:pPr>
+        <w:pStyle w:val="Body"/>
+        <w:numPr>
+          <w:ilvl w:val="0"/>
+          <w:numId w:val="8"/>
+        </w:numPr>
+        <w:spacing w:before="60" w:after="100"/>
+      </w:pPr>
+      <w:r>
+        <w:t xml:space="preserve">Find elements that are shared between the 2 unique target regions, if any: issue WARNING and return if the regions do not touch or interpenetrate each other (use method of </w:t>
+      </w:r>
+      <w:proofErr w:type="spellStart"/>
+      <w:r>
+        <w:t>RegionInterface</w:t>
+      </w:r>
+      <w:proofErr w:type="spellEnd"/>
+      <w:r>
+        <w:t xml:space="preserve"> to determine this), Consider only the perimeter faces of elements in the adjacent regions.</w:t>
+      </w:r>
+    </w:p>
+    <w:p>
+      <w:pPr>
+        <w:pStyle w:val="Body"/>
+        <w:numPr>
+          <w:ilvl w:val="1"/>
+          <w:numId w:val="5"/>
+        </w:numPr>
+        <w:spacing w:before="60" w:after="100"/>
+      </w:pPr>
+      <w:proofErr w:type="spellStart"/>
+      <w:r>
+        <w:t>size_t</w:t>
+      </w:r>
+      <w:proofErr w:type="spellEnd"/>
+      <w:r>
+        <w:t xml:space="preserve"> </w:t>
+      </w:r>
+      <w:proofErr w:type="spellStart"/>
+      <w:r>
+        <w:t>sharedPerimeterNodes</w:t>
+      </w:r>
+      <w:proofErr w:type="spellEnd"/>
+      <w:r>
+        <w:t>(</w:t>
+      </w:r>
+      <w:proofErr w:type="spellStart"/>
+      <w:proofErr w:type="gramStart"/>
+      <w:r>
+        <w:t>subdomain,subdomain</w:t>
+      </w:r>
+      <w:proofErr w:type="spellEnd"/>
+      <w:proofErr w:type="gramEnd"/>
+      <w:r>
+        <w:t>) may be a quick way to check whether regions touch each other</w:t>
+      </w:r>
+    </w:p>
+    <w:p>
+      <w:pPr>
+        <w:pStyle w:val="Body"/>
+        <w:numPr>
+          <w:ilvl w:val="0"/>
+          <w:numId w:val="5"/>
+        </w:numPr>
+        <w:spacing w:before="60" w:after="100"/>
+      </w:pPr>
+      <w:r>
+        <w:t xml:space="preserve">Find the touching faces of the contacting elements and create </w:t>
+      </w:r>
+      <w:proofErr w:type="spellStart"/>
+      <w:r>
+        <w:rPr>
+          <w:b/>
+          <w:bCs/>
+        </w:rPr>
+        <w:t>FaceConstructionData</w:t>
+      </w:r>
+      <w:proofErr w:type="spellEnd"/>
+      <w:r>
+        <w:t xml:space="preserve"> object from them</w:t>
+      </w:r>
+    </w:p>
+    <w:p>
+      <w:pPr>
+        <w:pStyle w:val="Body"/>
+        <w:numPr>
+          <w:ilvl w:val="1"/>
+          <w:numId w:val="3"/>
+        </w:numPr>
+        <w:spacing w:before="60" w:after="100"/>
+      </w:pPr>
+      <w:r>
+        <w:lastRenderedPageBreak/>
+        <w:t>decide which way the normal should point; start with region that shall become the inside. It will be the one passed as first argument to the method</w:t>
+      </w:r>
+    </w:p>
+    <w:p>
+      <w:pPr>
+        <w:pStyle w:val="Body"/>
+        <w:numPr>
+          <w:ilvl w:val="1"/>
+          <w:numId w:val="3"/>
+        </w:numPr>
+        <w:spacing w:before="60" w:after="100"/>
+      </w:pPr>
+      <w:r>
+        <w:t>the node numbering of the Face objects will be in the same sense of orientation as that of the nodes of the faces of the volumetric elements on the inside</w:t>
+      </w:r>
+    </w:p>
+    <w:p>
+      <w:pPr>
+        <w:pStyle w:val="Body"/>
+        <w:numPr>
+          <w:ilvl w:val="1"/>
+          <w:numId w:val="3"/>
+        </w:numPr>
+        <w:spacing w:before="60" w:after="100"/>
+      </w:pPr>
+      <w:r>
+        <w:t>Thus, the normal will point from the first to the second of the volumetric parent regions</w:t>
+      </w:r>
+    </w:p>
+    <w:p>
+      <w:pPr>
+        <w:pStyle w:val="Body"/>
+        <w:numPr>
+          <w:ilvl w:val="0"/>
+          <w:numId w:val="5"/>
+        </w:numPr>
+        <w:spacing w:before="60" w:after="100"/>
+      </w:pPr>
+      <w:r>
+        <w:t xml:space="preserve">Build Face objects in </w:t>
+      </w:r>
+      <w:proofErr w:type="spellStart"/>
+      <w:r>
+        <w:t>MeshManager</w:t>
+      </w:r>
+      <w:proofErr w:type="spellEnd"/>
+      <w:r>
+        <w:t xml:space="preserve"> and interconnect them</w:t>
+      </w:r>
+    </w:p>
+    <w:p>
+      <w:pPr>
+        <w:pStyle w:val="Body"/>
+        <w:numPr>
+          <w:ilvl w:val="0"/>
+          <w:numId w:val="5"/>
+        </w:numPr>
+        <w:spacing w:before="60" w:after="100"/>
+      </w:pPr>
+      <w:r>
+        <w:rPr>
+          <w:color w:val="919191"/>
+        </w:rPr>
+        <w:t>An update of the node connectivity is not necessary because faces do not belong to node parents</w:t>
+      </w:r>
+      <w:r>
+        <w:t xml:space="preserve"> </w:t>
+      </w:r>
+    </w:p>
+    <w:p>
+      <w:pPr>
+        <w:pStyle w:val="Body"/>
+      </w:pPr>
+    </w:p>
+    <w:p>
+      <w:pPr>
+        <w:pStyle w:val="Body"/>
+      </w:pPr>
+    </w:p>
+    <w:p>
+      <w:pPr>
+        <w:pStyle w:val="Heading2"/>
+        <w:rPr>
+          <w:color w:val="808080" w:themeColor="background1" w:themeShade="80"/>
+        </w:rPr>
+      </w:pPr>
+      <w:r>
+        <w:rPr>
+          <w:color w:val="808080" w:themeColor="background1" w:themeShade="80"/>
+        </w:rPr>
+        <w:t>Edge Objects</w:t>
+      </w:r>
+    </w:p>
+    <w:p>
+      <w:pPr>
+        <w:pStyle w:val="Body"/>
         <w:rPr>
           <w:i/>
           <w:iCs/>
           <w:color w:val="FF2600"/>
         </w:rPr>
       </w:pPr>
+      <w:r>
+        <w:rPr>
+          <w:i/>
+          <w:iCs/>
+          <w:color w:val="FF2600"/>
+        </w:rPr>
+        <w:t xml:space="preserve">Are such entities (dim-2) elements needed? - if so, only a 3D implementation </w:t>
+      </w:r>
+      <w:r>
+        <w:rPr>
+          <w:i/>
+          <w:iCs/>
+          <w:color w:val="FF2600"/>
+        </w:rPr>
+        <w:t>would be needed to represent the boundaries of boundaries? – At present, I cannot see a need for them</w:t>
+      </w:r>
+      <w:r>
+        <w:rPr>
+          <w:i/>
+          <w:iCs/>
+          <w:color w:val="FF2600"/>
+        </w:rPr>
+        <w:t>.</w:t>
+      </w:r>
+    </w:p>
+    <w:p>
+      <w:pPr>
+        <w:pStyle w:val="Body"/>
+      </w:pPr>
+    </w:p>
+    <w:p>
+      <w:pPr>
+        <w:pStyle w:val="Body"/>
+      </w:pPr>
+      <w:r>
+        <w:t>Dimension-2 elements that sit between boundaries.</w:t>
+      </w:r>
+    </w:p>
+    <w:p>
+      <w:pPr>
+        <w:pStyle w:val="Body"/>
+      </w:pPr>
+      <w:r>
+        <w:t xml:space="preserve">2 options:  </w:t>
+      </w:r>
+      <w:proofErr w:type="spellStart"/>
+      <w:proofErr w:type="gramStart"/>
+      <w:r>
+        <w:t>FormFrom</w:t>
+      </w:r>
+      <w:proofErr w:type="spellEnd"/>
+      <w:r>
+        <w:t>(</w:t>
+      </w:r>
+      <w:proofErr w:type="gramEnd"/>
+      <w:r>
+        <w:t xml:space="preserve">line elements),  </w:t>
+      </w:r>
+      <w:proofErr w:type="spellStart"/>
+      <w:r>
+        <w:t>InsertBetween</w:t>
+      </w:r>
+      <w:proofErr w:type="spellEnd"/>
+      <w:r>
+        <w:t>()  boundaries that share an edge (detect)</w:t>
+      </w:r>
+    </w:p>
+    <w:p>
+      <w:pPr>
+        <w:pStyle w:val="Body"/>
+      </w:pPr>
+      <w:r>
+        <w:t>For the efficient assignment of boundary conditions.</w:t>
+      </w:r>
+    </w:p>
+    <w:p>
+      <w:pPr>
+        <w:pStyle w:val="Body"/>
+      </w:pPr>
     </w:p>
     <w:p>
       <w:pPr>
@@ -3246,17 +3213,63 @@
         <w:pStyle w:val="HeadingRed"/>
       </w:pPr>
       <w:r>
-        <w:t>Development Strategy</w:t>
-      </w:r>
-    </w:p>
-    <w:p>
-      <w:pPr>
-        <w:pStyle w:val="Body"/>
-      </w:pPr>
-    </w:p>
-    <w:p>
-      <w:pPr>
-        <w:pStyle w:val="Body"/>
+        <w:t>Issues &amp; Bug Fixes</w:t>
+      </w:r>
+    </w:p>
+    <w:p>
+      <w:pPr>
+        <w:pStyle w:val="Body"/>
+      </w:pPr>
+    </w:p>
+    <w:p>
+      <w:pPr>
+        <w:pStyle w:val="Body"/>
+      </w:pPr>
+      <w:r>
+        <w:t>When lower-dimensional regions are decomposed in boundary patches</w:t>
+      </w:r>
+      <w:r>
+        <w:t>,</w:t>
+      </w:r>
+      <w:r>
+        <w:t xml:space="preserve"> each </w:t>
+      </w:r>
+      <w:r>
+        <w:t>patch will have</w:t>
+      </w:r>
+      <w:r>
+        <w:t xml:space="preserve"> a perimeter. The only way to </w:t>
+      </w:r>
+      <w:r>
+        <w:t>find</w:t>
+      </w:r>
+      <w:r>
+        <w:t xml:space="preserve"> th</w:t>
+      </w:r>
+      <w:r>
+        <w:t>is</w:t>
+      </w:r>
+      <w:r>
+        <w:t xml:space="preserve"> perimeter of the original surface is by retaining it in the computations.</w:t>
+      </w:r>
+    </w:p>
+    <w:p>
+      <w:pPr>
+        <w:pStyle w:val="Body"/>
+        <w:spacing w:before="60" w:after="100"/>
+      </w:pPr>
+      <w:r>
+        <w:t xml:space="preserve">Code cleanup: </w:t>
+      </w:r>
+    </w:p>
+    <w:p>
+      <w:pPr>
+        <w:pStyle w:val="Body"/>
+        <w:numPr>
+          <w:ilvl w:val="0"/>
+          <w:numId w:val="11"/>
+        </w:numPr>
+        <w:spacing w:before="60" w:after="100"/>
       </w:pPr>
       <w:proofErr w:type="spellStart"/>
       <w:proofErr w:type="gramStart"/>
@@ -3269,88 +3282,162 @@
       </w:r>
       <w:proofErr w:type="gramEnd"/>
       <w:r>
-        <w:t>) - done</w:t>
-      </w:r>
-    </w:p>
-    <w:p>
-      <w:pPr>
-        <w:pStyle w:val="Body"/>
-      </w:pPr>
+        <w:t xml:space="preserve">) – needs a 2D </w:t>
+      </w:r>
+      <w:proofErr w:type="spellStart"/>
+      <w:r>
+        <w:t>specialisation</w:t>
+      </w:r>
+      <w:proofErr w:type="spellEnd"/>
+    </w:p>
+    <w:p>
+      <w:pPr>
+        <w:pStyle w:val="Body"/>
+        <w:numPr>
+          <w:ilvl w:val="0"/>
+          <w:numId w:val="11"/>
+        </w:numPr>
+        <w:spacing w:before="60" w:after="100"/>
+      </w:pPr>
+      <w:r>
+        <w:t>W</w:t>
+      </w:r>
+      <w:r>
+        <w:rPr>
+          <w:color w:val="FF2600"/>
+        </w:rPr>
+        <w:t xml:space="preserve">hy is </w:t>
+      </w:r>
       <w:proofErr w:type="spellStart"/>
       <w:proofErr w:type="gramStart"/>
       <w:r>
-        <w:t>CreateBetween</w:t>
-      </w:r>
-      <w:proofErr w:type="spellEnd"/>
-      <w:r>
-        <w:t>(</w:t>
-      </w:r>
+        <w:rPr>
+          <w:color w:val="FF2600"/>
+        </w:rPr>
+        <w:t>ModelSubDomain</w:t>
+      </w:r>
+      <w:proofErr w:type="spellEnd"/>
+      <w:r>
+        <w:rPr>
+          <w:color w:val="FF2600"/>
+        </w:rPr>
+        <w:t>::</w:t>
+      </w:r>
+      <w:proofErr w:type="spellStart"/>
       <w:proofErr w:type="gramEnd"/>
       <w:r>
-        <w:t>)</w:t>
-      </w:r>
-    </w:p>
-    <w:p>
-      <w:pPr>
-        <w:pStyle w:val="Body"/>
-      </w:pPr>
-      <w:proofErr w:type="spellStart"/>
-      <w:proofErr w:type="gramStart"/>
-      <w:r>
-        <w:t>CreateAround</w:t>
-      </w:r>
-      <w:proofErr w:type="spellEnd"/>
-      <w:r>
-        <w:t>(</w:t>
-      </w:r>
-      <w:proofErr w:type="gramEnd"/>
-      <w:r>
-        <w:t>) - seems to be ver</w:t>
-      </w:r>
-      <w:r>
-        <w:t>y hard, sequential approach needed</w:t>
-      </w:r>
-    </w:p>
-    <w:p>
-      <w:pPr>
-        <w:pStyle w:val="Body"/>
-      </w:pPr>
-    </w:p>
-    <w:p>
-      <w:pPr>
-        <w:pStyle w:val="Body"/>
-      </w:pPr>
-      <w:r>
-        <w:t>1. Write function that identifies boundary patches and unique boundary names</w:t>
-      </w:r>
-    </w:p>
-    <w:p>
-      <w:pPr>
-        <w:pStyle w:val="Body"/>
-      </w:pPr>
-    </w:p>
-    <w:p>
-      <w:pPr>
-        <w:pStyle w:val="Body"/>
-      </w:pPr>
-      <w:r>
-        <w:t>1.a - Use a node-based way of identifying which adjacent higher dimensional elements inside the volumetric mesh share faces with the lower-dim</w:t>
-      </w:r>
-      <w:r>
-        <w:t>ensional regions</w:t>
-      </w:r>
-    </w:p>
-    <w:p>
-      <w:pPr>
-        <w:pStyle w:val="Body"/>
-      </w:pPr>
-    </w:p>
-    <w:p>
-      <w:pPr>
-        <w:pStyle w:val="Body"/>
-      </w:pPr>
-      <w:r>
-        <w:t xml:space="preserve">1.b identify the inside and outside parent elements by way of normal directions: if the normal of their corresponding face yields a negative projection, the element is on the outside; else inside. </w:t>
+        <w:rPr>
+          <w:color w:val="FF2600"/>
+        </w:rPr>
+        <w:t>EstablishNeighborConnectivity</w:t>
+      </w:r>
+      <w:proofErr w:type="spellEnd"/>
+      <w:r>
+        <w:rPr>
+          <w:color w:val="FF2600"/>
+        </w:rPr>
+        <w:t xml:space="preserve">() sensitive to </w:t>
+      </w:r>
+      <w:proofErr w:type="spellStart"/>
+      <w:r>
+        <w:rPr>
+          <w:color w:val="FF2600"/>
+        </w:rPr>
+        <w:t>MeshManager</w:t>
+      </w:r>
+      <w:proofErr w:type="spellEnd"/>
+      <w:r>
+        <w:rPr>
+          <w:color w:val="FF2600"/>
+        </w:rPr>
+        <w:t>::</w:t>
+      </w:r>
+      <w:proofErr w:type="spellStart"/>
+      <w:r>
+        <w:rPr>
+          <w:color w:val="FF2600"/>
+        </w:rPr>
+        <w:t>InitialiseConnectivity</w:t>
+      </w:r>
+      <w:proofErr w:type="spellEnd"/>
+      <w:r>
+        <w:rPr>
+          <w:color w:val="FF2600"/>
+        </w:rPr>
+        <w:t>(), section 3 on neighbors.</w:t>
+      </w:r>
+    </w:p>
+    <w:p>
+      <w:pPr>
+        <w:pStyle w:val="Body"/>
+        <w:numPr>
+          <w:ilvl w:val="0"/>
+          <w:numId w:val="11"/>
+        </w:numPr>
+        <w:spacing w:before="60" w:after="100"/>
+      </w:pPr>
+      <w:r>
+        <w:t xml:space="preserve">Remove all </w:t>
+      </w:r>
+      <w:proofErr w:type="spellStart"/>
+      <w:r>
+        <w:t>stand alone</w:t>
+      </w:r>
+      <w:proofErr w:type="spellEnd"/>
+      <w:r>
+        <w:t xml:space="preserve"> </w:t>
+      </w:r>
+      <w:proofErr w:type="spellStart"/>
+      <w:r>
+        <w:t>establishNeighborConnectivity</w:t>
+      </w:r>
+      <w:proofErr w:type="spellEnd"/>
+      <w:r>
+        <w:t xml:space="preserve"> functions from high level utilities</w:t>
+      </w:r>
+    </w:p>
+    <w:p>
+      <w:pPr>
+        <w:pStyle w:val="Body"/>
+        <w:numPr>
+          <w:ilvl w:val="0"/>
+          <w:numId w:val="11"/>
+        </w:numPr>
+        <w:spacing w:before="60" w:after="100"/>
+      </w:pPr>
+      <w:r>
+        <w:rPr>
+          <w:i/>
+          <w:iCs/>
+          <w:color w:val="FF2600"/>
+        </w:rPr>
+        <w:t>Removed lower-dim regions must not be part of any computational domain anymore (not-just non-unique regions). This includes the removal of these elements from the parent-element node list of other elements.</w:t>
+      </w:r>
+    </w:p>
+    <w:p>
+      <w:pPr>
+        <w:pStyle w:val="Body"/>
+        <w:numPr>
+          <w:ilvl w:val="0"/>
+          <w:numId w:val="11"/>
+        </w:numPr>
+        <w:spacing w:before="60" w:after="100"/>
+      </w:pPr>
+      <w:r>
+        <w:t>Use a node-based way of identifying which adjacent higher dimensional elements inside the volumetric mesh share faces with lower-dimensional regions</w:t>
+      </w:r>
+    </w:p>
+    <w:p>
+      <w:pPr>
+        <w:pStyle w:val="Body"/>
+        <w:numPr>
+          <w:ilvl w:val="0"/>
+          <w:numId w:val="11"/>
+        </w:numPr>
+        <w:spacing w:before="60" w:after="100"/>
+      </w:pPr>
+      <w:r>
+        <w:t xml:space="preserve">identify the inside and outside parent elements by way of normal directions: if the normal of their corresponding face yields a negative projection, the element is on the outside; else inside. </w:t>
       </w:r>
     </w:p>
     <w:p>
@@ -3440,6 +3527,14 @@
       <w:r>
         <w:t>?</w:t>
       </w:r>
+      <w:r>
+        <w:t xml:space="preserve"> – preferred approach: use PDE operators that are specific to split boundaries in order to compute / accumulate</w:t>
+      </w:r>
+      <w:bookmarkStart w:id="0" w:name="_GoBack"/>
+      <w:bookmarkEnd w:id="0"/>
+      <w:r>
+        <w:t xml:space="preserve"> the coupling terms</w:t>
+      </w:r>
     </w:p>
     <w:p>
       <w:pPr>
@@ -3457,8 +3552,6 @@
       <w:pPr>
         <w:pStyle w:val="Body"/>
       </w:pPr>
-      <w:bookmarkStart w:id="0" w:name="_GoBack"/>
-      <w:bookmarkEnd w:id="0"/>
     </w:p>
     <w:sectPr>
       <w:headerReference w:type="even" r:id="rId7"/>
@@ -3548,21 +3641,11 @@
       </w:rPr>
       <w:t xml:space="preserve"> of </w:t>
     </w:r>
-    <w:r>
-      <w:fldChar w:fldCharType="begin"/>
-    </w:r>
-    <w:r>
-      <w:instrText xml:space="preserve"> NUMPAGES </w:instrText>
-    </w:r>
-    <w:r>
-      <w:fldChar w:fldCharType="separate"/>
-    </w:r>
-    <w:r>
-      <w:t>7</w:t>
-    </w:r>
-    <w:r>
-      <w:fldChar w:fldCharType="end"/>
-    </w:r>
+    <w:fldSimple w:instr=" NUMPAGES ">
+      <w:r>
+        <w:t>7</w:t>
+      </w:r>
+    </w:fldSimple>
   </w:p>
 </w:ftr>
 </file>
@@ -3856,6 +3939,322 @@
     </w:lvl>
   </w:abstractNum>
   <w:abstractNum w:abstractNumId="1" w15:restartNumberingAfterBreak="0">
+    <w:nsid w:val="499650EB"/>
+    <w:multiLevelType w:val="hybridMultilevel"/>
+    <w:tmpl w:val="29FCF080"/>
+    <w:lvl w:ilvl="0" w:tplc="0409000F">
+      <w:start w:val="1"/>
+      <w:numFmt w:val="decimal"/>
+      <w:lvlText w:val="%1."/>
+      <w:lvlJc w:val="left"/>
+      <w:pPr>
+        <w:ind w:left="360" w:hanging="360"/>
+      </w:pPr>
+    </w:lvl>
+    <w:lvl w:ilvl="1" w:tplc="04090019" w:tentative="1">
+      <w:start w:val="1"/>
+      <w:numFmt w:val="lowerLetter"/>
+      <w:lvlText w:val="%2."/>
+      <w:lvlJc w:val="left"/>
+      <w:pPr>
+        <w:ind w:left="1080" w:hanging="360"/>
+      </w:pPr>
+    </w:lvl>
+    <w:lvl w:ilvl="2" w:tplc="0409001B" w:tentative="1">
+      <w:start w:val="1"/>
+      <w:numFmt w:val="lowerRoman"/>
+      <w:lvlText w:val="%3."/>
+      <w:lvlJc w:val="right"/>
+      <w:pPr>
+        <w:ind w:left="1800" w:hanging="180"/>
+      </w:pPr>
+    </w:lvl>
+    <w:lvl w:ilvl="3" w:tplc="0409000F" w:tentative="1">
+      <w:start w:val="1"/>
+      <w:numFmt w:val="decimal"/>
+      <w:lvlText w:val="%4."/>
+      <w:lvlJc w:val="left"/>
+      <w:pPr>
+        <w:ind w:left="2520" w:hanging="360"/>
+      </w:pPr>
+    </w:lvl>
+    <w:lvl w:ilvl="4" w:tplc="04090019" w:tentative="1">
+      <w:start w:val="1"/>
+      <w:numFmt w:val="lowerLetter"/>
+      <w:lvlText w:val="%5."/>
+      <w:lvlJc w:val="left"/>
+      <w:pPr>
+        <w:ind w:left="3240" w:hanging="360"/>
+      </w:pPr>
+    </w:lvl>
+    <w:lvl w:ilvl="5" w:tplc="0409001B" w:tentative="1">
+      <w:start w:val="1"/>
+      <w:numFmt w:val="lowerRoman"/>
+      <w:lvlText w:val="%6."/>
+      <w:lvlJc w:val="right"/>
+      <w:pPr>
+        <w:ind w:left="3960" w:hanging="180"/>
+      </w:pPr>
+    </w:lvl>
+    <w:lvl w:ilvl="6" w:tplc="0409000F" w:tentative="1">
+      <w:start w:val="1"/>
+      <w:numFmt w:val="decimal"/>
+      <w:lvlText w:val="%7."/>
+      <w:lvlJc w:val="left"/>
+      <w:pPr>
+        <w:ind w:left="4680" w:hanging="360"/>
+      </w:pPr>
+    </w:lvl>
+    <w:lvl w:ilvl="7" w:tplc="04090019" w:tentative="1">
+      <w:start w:val="1"/>
+      <w:numFmt w:val="lowerLetter"/>
+      <w:lvlText w:val="%8."/>
+      <w:lvlJc w:val="left"/>
+      <w:pPr>
+        <w:ind w:left="5400" w:hanging="360"/>
+      </w:pPr>
+    </w:lvl>
+    <w:lvl w:ilvl="8" w:tplc="0409001B" w:tentative="1">
+      <w:start w:val="1"/>
+      <w:numFmt w:val="lowerRoman"/>
+      <w:lvlText w:val="%9."/>
+      <w:lvlJc w:val="right"/>
+      <w:pPr>
+        <w:ind w:left="6120" w:hanging="180"/>
+      </w:pPr>
+    </w:lvl>
+  </w:abstractNum>
+  <w:abstractNum w:abstractNumId="2" w15:restartNumberingAfterBreak="0">
+    <w:nsid w:val="49D00453"/>
+    <w:multiLevelType w:val="hybridMultilevel"/>
+    <w:tmpl w:val="131A3DCA"/>
+    <w:lvl w:ilvl="0" w:tplc="BDF6296E">
+      <w:start w:val="1"/>
+      <w:numFmt w:val="decimal"/>
+      <w:lvlText w:val="%1."/>
+      <w:lvlJc w:val="left"/>
+      <w:pPr>
+        <w:ind w:left="360" w:hanging="360"/>
+      </w:pPr>
+      <w:rPr>
+        <w:rFonts w:hAnsi="Arial Unicode MS"/>
+        <w:caps w:val="0"/>
+        <w:smallCaps w:val="0"/>
+        <w:strike w:val="0"/>
+        <w:dstrike w:val="0"/>
+        <w:outline w:val="0"/>
+        <w:emboss w:val="0"/>
+        <w:imprint w:val="0"/>
+        <w:spacing w:val="0"/>
+        <w:w w:val="100"/>
+        <w:kern w:val="0"/>
+        <w:position w:val="0"/>
+        <w:highlight w:val="none"/>
+        <w:vertAlign w:val="baseline"/>
+      </w:rPr>
+    </w:lvl>
+    <w:lvl w:ilvl="1" w:tplc="04090001">
+      <w:start w:val="1"/>
+      <w:numFmt w:val="bullet"/>
+      <w:lvlText w:val=""/>
+      <w:lvlJc w:val="left"/>
+      <w:pPr>
+        <w:ind w:left="720" w:hanging="360"/>
+      </w:pPr>
+      <w:rPr>
+        <w:rFonts w:ascii="Symbol" w:hAnsi="Symbol" w:hint="default"/>
+        <w:caps w:val="0"/>
+        <w:smallCaps w:val="0"/>
+        <w:strike w:val="0"/>
+        <w:dstrike w:val="0"/>
+        <w:outline w:val="0"/>
+        <w:emboss w:val="0"/>
+        <w:imprint w:val="0"/>
+        <w:spacing w:val="0"/>
+        <w:w w:val="100"/>
+        <w:kern w:val="0"/>
+        <w:position w:val="0"/>
+        <w:highlight w:val="none"/>
+        <w:vertAlign w:val="baseline"/>
+      </w:rPr>
+    </w:lvl>
+    <w:lvl w:ilvl="2" w:tplc="D0E0AEE4">
+      <w:start w:val="1"/>
+      <w:numFmt w:val="decimal"/>
+      <w:lvlText w:val="%3."/>
+      <w:lvlJc w:val="left"/>
+      <w:pPr>
+        <w:ind w:left="1080" w:hanging="360"/>
+      </w:pPr>
+      <w:rPr>
+        <w:rFonts w:hAnsi="Arial Unicode MS"/>
+        <w:caps w:val="0"/>
+        <w:smallCaps w:val="0"/>
+        <w:strike w:val="0"/>
+        <w:dstrike w:val="0"/>
+        <w:outline w:val="0"/>
+        <w:emboss w:val="0"/>
+        <w:imprint w:val="0"/>
+        <w:spacing w:val="0"/>
+        <w:w w:val="100"/>
+        <w:kern w:val="0"/>
+        <w:position w:val="0"/>
+        <w:highlight w:val="none"/>
+        <w:vertAlign w:val="baseline"/>
+      </w:rPr>
+    </w:lvl>
+    <w:lvl w:ilvl="3" w:tplc="0F489924">
+      <w:start w:val="1"/>
+      <w:numFmt w:val="decimal"/>
+      <w:lvlText w:val="%4."/>
+      <w:lvlJc w:val="left"/>
+      <w:pPr>
+        <w:ind w:left="1440" w:hanging="360"/>
+      </w:pPr>
+      <w:rPr>
+        <w:rFonts w:hAnsi="Arial Unicode MS"/>
+        <w:caps w:val="0"/>
+        <w:smallCaps w:val="0"/>
+        <w:strike w:val="0"/>
+        <w:dstrike w:val="0"/>
+        <w:outline w:val="0"/>
+        <w:emboss w:val="0"/>
+        <w:imprint w:val="0"/>
+        <w:spacing w:val="0"/>
+        <w:w w:val="100"/>
+        <w:kern w:val="0"/>
+        <w:position w:val="0"/>
+        <w:highlight w:val="none"/>
+        <w:vertAlign w:val="baseline"/>
+      </w:rPr>
+    </w:lvl>
+    <w:lvl w:ilvl="4" w:tplc="8A88F16E">
+      <w:start w:val="1"/>
+      <w:numFmt w:val="decimal"/>
+      <w:lvlText w:val="%5."/>
+      <w:lvlJc w:val="left"/>
+      <w:pPr>
+        <w:ind w:left="1800" w:hanging="360"/>
+      </w:pPr>
+      <w:rPr>
+        <w:rFonts w:hAnsi="Arial Unicode MS"/>
+        <w:caps w:val="0"/>
+        <w:smallCaps w:val="0"/>
+        <w:strike w:val="0"/>
+        <w:dstrike w:val="0"/>
+        <w:outline w:val="0"/>
+        <w:emboss w:val="0"/>
+        <w:imprint w:val="0"/>
+        <w:spacing w:val="0"/>
+        <w:w w:val="100"/>
+        <w:kern w:val="0"/>
+        <w:position w:val="0"/>
+        <w:highlight w:val="none"/>
+        <w:vertAlign w:val="baseline"/>
+      </w:rPr>
+    </w:lvl>
+    <w:lvl w:ilvl="5" w:tplc="A62A1206">
+      <w:start w:val="1"/>
+      <w:numFmt w:val="decimal"/>
+      <w:lvlText w:val="%6."/>
+      <w:lvlJc w:val="left"/>
+      <w:pPr>
+        <w:ind w:left="2160" w:hanging="360"/>
+      </w:pPr>
+      <w:rPr>
+        <w:rFonts w:hAnsi="Arial Unicode MS"/>
+        <w:caps w:val="0"/>
+        <w:smallCaps w:val="0"/>
+        <w:strike w:val="0"/>
+        <w:dstrike w:val="0"/>
+        <w:outline w:val="0"/>
+        <w:emboss w:val="0"/>
+        <w:imprint w:val="0"/>
+        <w:spacing w:val="0"/>
+        <w:w w:val="100"/>
+        <w:kern w:val="0"/>
+        <w:position w:val="0"/>
+        <w:highlight w:val="none"/>
+        <w:vertAlign w:val="baseline"/>
+      </w:rPr>
+    </w:lvl>
+    <w:lvl w:ilvl="6" w:tplc="F522E2D0">
+      <w:start w:val="1"/>
+      <w:numFmt w:val="decimal"/>
+      <w:lvlText w:val="%7."/>
+      <w:lvlJc w:val="left"/>
+      <w:pPr>
+        <w:ind w:left="2520" w:hanging="360"/>
+      </w:pPr>
+      <w:rPr>
+        <w:rFonts w:hAnsi="Arial Unicode MS"/>
+        <w:caps w:val="0"/>
+        <w:smallCaps w:val="0"/>
+        <w:strike w:val="0"/>
+        <w:dstrike w:val="0"/>
+        <w:outline w:val="0"/>
+        <w:emboss w:val="0"/>
+        <w:imprint w:val="0"/>
+        <w:spacing w:val="0"/>
+        <w:w w:val="100"/>
+        <w:kern w:val="0"/>
+        <w:position w:val="0"/>
+        <w:highlight w:val="none"/>
+        <w:vertAlign w:val="baseline"/>
+      </w:rPr>
+    </w:lvl>
+    <w:lvl w:ilvl="7" w:tplc="EB1051DE">
+      <w:start w:val="1"/>
+      <w:numFmt w:val="decimal"/>
+      <w:lvlText w:val="%8."/>
+      <w:lvlJc w:val="left"/>
+      <w:pPr>
+        <w:ind w:left="2880" w:hanging="360"/>
+      </w:pPr>
+      <w:rPr>
+        <w:rFonts w:hAnsi="Arial Unicode MS"/>
+        <w:caps w:val="0"/>
+        <w:smallCaps w:val="0"/>
+        <w:strike w:val="0"/>
+        <w:dstrike w:val="0"/>
+        <w:outline w:val="0"/>
+        <w:emboss w:val="0"/>
+        <w:imprint w:val="0"/>
+        <w:spacing w:val="0"/>
+        <w:w w:val="100"/>
+        <w:kern w:val="0"/>
+        <w:position w:val="0"/>
+        <w:highlight w:val="none"/>
+        <w:vertAlign w:val="baseline"/>
+      </w:rPr>
+    </w:lvl>
+    <w:lvl w:ilvl="8" w:tplc="2FDA1400">
+      <w:start w:val="1"/>
+      <w:numFmt w:val="decimal"/>
+      <w:lvlText w:val="%9."/>
+      <w:lvlJc w:val="left"/>
+      <w:pPr>
+        <w:ind w:left="3240" w:hanging="360"/>
+      </w:pPr>
+      <w:rPr>
+        <w:rFonts w:hAnsi="Arial Unicode MS"/>
+        <w:caps w:val="0"/>
+        <w:smallCaps w:val="0"/>
+        <w:strike w:val="0"/>
+        <w:dstrike w:val="0"/>
+        <w:outline w:val="0"/>
+        <w:emboss w:val="0"/>
+        <w:imprint w:val="0"/>
+        <w:spacing w:val="0"/>
+        <w:w w:val="100"/>
+        <w:kern w:val="0"/>
+        <w:position w:val="0"/>
+        <w:highlight w:val="none"/>
+        <w:vertAlign w:val="baseline"/>
+      </w:rPr>
+    </w:lvl>
+  </w:abstractNum>
+  <w:abstractNum w:abstractNumId="3" w15:restartNumberingAfterBreak="0">
     <w:nsid w:val="4F8C75B2"/>
     <w:multiLevelType w:val="hybridMultilevel"/>
     <w:tmpl w:val="23C0C8B6"/>
@@ -4086,19 +4485,19 @@
       </w:rPr>
     </w:lvl>
   </w:abstractNum>
-  <w:abstractNum w:abstractNumId="2" w15:restartNumberingAfterBreak="0">
+  <w:abstractNum w:abstractNumId="4" w15:restartNumberingAfterBreak="0">
     <w:nsid w:val="56222E15"/>
     <w:multiLevelType w:val="hybridMultilevel"/>
     <w:tmpl w:val="7A0C7B3A"/>
     <w:numStyleLink w:val="BulletBig"/>
   </w:abstractNum>
-  <w:abstractNum w:abstractNumId="3" w15:restartNumberingAfterBreak="0">
+  <w:abstractNum w:abstractNumId="5" w15:restartNumberingAfterBreak="0">
     <w:nsid w:val="5B26179F"/>
     <w:multiLevelType w:val="hybridMultilevel"/>
     <w:tmpl w:val="23C0C8B6"/>
     <w:numStyleLink w:val="Lettered"/>
   </w:abstractNum>
-  <w:abstractNum w:abstractNumId="4" w15:restartNumberingAfterBreak="0">
+  <w:abstractNum w:abstractNumId="6" w15:restartNumberingAfterBreak="0">
     <w:nsid w:val="5D7938EB"/>
     <w:multiLevelType w:val="hybridMultilevel"/>
     <w:tmpl w:val="94AAD610"/>
@@ -4211,13 +4610,13 @@
       </w:rPr>
     </w:lvl>
   </w:abstractNum>
-  <w:abstractNum w:abstractNumId="5" w15:restartNumberingAfterBreak="0">
+  <w:abstractNum w:abstractNumId="7" w15:restartNumberingAfterBreak="0">
     <w:nsid w:val="5FD1252B"/>
     <w:multiLevelType w:val="hybridMultilevel"/>
     <w:tmpl w:val="BC524E12"/>
     <w:numStyleLink w:val="Numbered"/>
   </w:abstractNum>
-  <w:abstractNum w:abstractNumId="6" w15:restartNumberingAfterBreak="0">
+  <w:abstractNum w:abstractNumId="8" w15:restartNumberingAfterBreak="0">
     <w:nsid w:val="6A4535AA"/>
     <w:multiLevelType w:val="hybridMultilevel"/>
     <w:tmpl w:val="D840948C"/>
@@ -4449,7 +4848,7 @@
       </w:rPr>
     </w:lvl>
   </w:abstractNum>
-  <w:abstractNum w:abstractNumId="7" w15:restartNumberingAfterBreak="0">
+  <w:abstractNum w:abstractNumId="9" w15:restartNumberingAfterBreak="0">
     <w:nsid w:val="6C1539F2"/>
     <w:multiLevelType w:val="hybridMultilevel"/>
     <w:tmpl w:val="7A0C7B3A"/>
@@ -4698,7 +5097,7 @@
       </w:rPr>
     </w:lvl>
   </w:abstractNum>
-  <w:abstractNum w:abstractNumId="8" w15:restartNumberingAfterBreak="0">
+  <w:abstractNum w:abstractNumId="10" w15:restartNumberingAfterBreak="0">
     <w:nsid w:val="7C98246F"/>
     <w:multiLevelType w:val="hybridMultilevel"/>
     <w:tmpl w:val="EC44AD86"/>
@@ -4812,40 +5211,40 @@
     </w:lvl>
   </w:abstractNum>
   <w:num w:numId="1">
-    <w:abstractNumId w:val="6"/>
+    <w:abstractNumId w:val="8"/>
   </w:num>
   <w:num w:numId="2">
-    <w:abstractNumId w:val="7"/>
+    <w:abstractNumId w:val="9"/>
   </w:num>
   <w:num w:numId="3">
-    <w:abstractNumId w:val="2"/>
+    <w:abstractNumId w:val="4"/>
   </w:num>
   <w:num w:numId="4">
     <w:abstractNumId w:val="0"/>
   </w:num>
   <w:num w:numId="5">
-    <w:abstractNumId w:val="5"/>
+    <w:abstractNumId w:val="7"/>
   </w:num>
   <w:num w:numId="6">
-    <w:abstractNumId w:val="5"/>
+    <w:abstractNumId w:val="7"/>
     <w:lvlOverride w:ilvl="0">
       <w:startOverride w:val="1"/>
     </w:lvlOverride>
   </w:num>
   <w:num w:numId="7">
-    <w:abstractNumId w:val="5"/>
+    <w:abstractNumId w:val="7"/>
     <w:lvlOverride w:ilvl="0">
       <w:startOverride w:val="1"/>
     </w:lvlOverride>
   </w:num>
   <w:num w:numId="8">
-    <w:abstractNumId w:val="5"/>
+    <w:abstractNumId w:val="7"/>
     <w:lvlOverride w:ilvl="0">
       <w:startOverride w:val="1"/>
     </w:lvlOverride>
   </w:num>
   <w:num w:numId="9">
-    <w:abstractNumId w:val="6"/>
+    <w:abstractNumId w:val="8"/>
     <w:lvlOverride w:ilvl="0">
       <w:lvl w:ilvl="0" w:tplc="3F60C0F6">
         <w:start w:val="1"/>
@@ -5091,15 +5490,15 @@
     </w:lvlOverride>
   </w:num>
   <w:num w:numId="10">
-    <w:abstractNumId w:val="1"/>
+    <w:abstractNumId w:val="3"/>
   </w:num>
   <w:num w:numId="11">
-    <w:abstractNumId w:val="3"/>
+    <w:abstractNumId w:val="5"/>
   </w:num>
   <w:num w:numId="12">
-    <w:abstractNumId w:val="2"/>
+    <w:abstractNumId w:val="4"/>
     <w:lvlOverride w:ilvl="0">
-      <w:lvl w:ilvl="0" w:tplc="AAB805FC">
+      <w:lvl w:ilvl="0" w:tplc="92E85468">
         <w:start w:val="1"/>
         <w:numFmt w:val="bullet"/>
         <w:lvlText w:val="•"/>
@@ -5130,7 +5529,7 @@
       </w:lvl>
     </w:lvlOverride>
     <w:lvlOverride w:ilvl="1">
-      <w:lvl w:ilvl="1" w:tplc="FFF86E28">
+      <w:lvl w:ilvl="1" w:tplc="97007BF6">
         <w:start w:val="1"/>
         <w:numFmt w:val="bullet"/>
         <w:lvlText w:val="•"/>
@@ -5161,7 +5560,7 @@
       </w:lvl>
     </w:lvlOverride>
     <w:lvlOverride w:ilvl="2">
-      <w:lvl w:ilvl="2" w:tplc="7A50B99C">
+      <w:lvl w:ilvl="2" w:tplc="0392534C">
         <w:start w:val="1"/>
         <w:numFmt w:val="bullet"/>
         <w:lvlText w:val="•"/>
@@ -5192,7 +5591,7 @@
       </w:lvl>
     </w:lvlOverride>
     <w:lvlOverride w:ilvl="3">
-      <w:lvl w:ilvl="3" w:tplc="1902DC64">
+      <w:lvl w:ilvl="3" w:tplc="1B76FFBA">
         <w:start w:val="1"/>
         <w:numFmt w:val="bullet"/>
         <w:lvlText w:val="•"/>
@@ -5223,7 +5622,7 @@
       </w:lvl>
     </w:lvlOverride>
     <w:lvlOverride w:ilvl="4">
-      <w:lvl w:ilvl="4" w:tplc="9B8826DA">
+      <w:lvl w:ilvl="4" w:tplc="3C0019A6">
         <w:start w:val="1"/>
         <w:numFmt w:val="bullet"/>
         <w:lvlText w:val="•"/>
@@ -5254,7 +5653,7 @@
       </w:lvl>
     </w:lvlOverride>
     <w:lvlOverride w:ilvl="5">
-      <w:lvl w:ilvl="5" w:tplc="C68428E6">
+      <w:lvl w:ilvl="5" w:tplc="6CC67D58">
         <w:start w:val="1"/>
         <w:numFmt w:val="bullet"/>
         <w:lvlText w:val="•"/>
@@ -5285,7 +5684,7 @@
       </w:lvl>
     </w:lvlOverride>
     <w:lvlOverride w:ilvl="6">
-      <w:lvl w:ilvl="6" w:tplc="45D8EE3A">
+      <w:lvl w:ilvl="6" w:tplc="17406944">
         <w:start w:val="1"/>
         <w:numFmt w:val="bullet"/>
         <w:lvlText w:val="•"/>
@@ -5316,7 +5715,7 @@
       </w:lvl>
     </w:lvlOverride>
     <w:lvlOverride w:ilvl="7">
-      <w:lvl w:ilvl="7" w:tplc="B0DEDBCA">
+      <w:lvl w:ilvl="7" w:tplc="F00CBD84">
         <w:start w:val="1"/>
         <w:numFmt w:val="bullet"/>
         <w:lvlText w:val="•"/>
@@ -5347,7 +5746,7 @@
       </w:lvl>
     </w:lvlOverride>
     <w:lvlOverride w:ilvl="8">
-      <w:lvl w:ilvl="8" w:tplc="85D01F02">
+      <w:lvl w:ilvl="8" w:tplc="22DCA1E8">
         <w:start w:val="1"/>
         <w:numFmt w:val="bullet"/>
         <w:lvlText w:val="•"/>
@@ -5379,10 +5778,16 @@
     </w:lvlOverride>
   </w:num>
   <w:num w:numId="13">
-    <w:abstractNumId w:val="4"/>
+    <w:abstractNumId w:val="6"/>
   </w:num>
   <w:num w:numId="14">
-    <w:abstractNumId w:val="8"/>
+    <w:abstractNumId w:val="10"/>
+  </w:num>
+  <w:num w:numId="15">
+    <w:abstractNumId w:val="2"/>
+  </w:num>
+  <w:num w:numId="16">
+    <w:abstractNumId w:val="1"/>
   </w:num>
 </w:numbering>
 </file>
@@ -5410,7 +5815,7 @@
       </w:pPr>
     </w:pPrDefault>
   </w:docDefaults>
-  <w:latentStyles w:defLockedState="0" w:defUIPriority="99" w:defSemiHidden="0" w:defUnhideWhenUsed="0" w:defQFormat="0" w:count="377">
+  <w:latentStyles w:defLockedState="0" w:defUIPriority="99" w:defSemiHidden="0" w:defUnhideWhenUsed="0" w:defQFormat="0" w:count="376">
     <w:lsdException w:name="Normal" w:uiPriority="0" w:qFormat="1"/>
     <w:lsdException w:name="heading 1" w:uiPriority="9" w:qFormat="1"/>
     <w:lsdException w:name="heading 2" w:semiHidden="1" w:uiPriority="9" w:unhideWhenUsed="1" w:qFormat="1"/>
@@ -5787,7 +6192,6 @@
     <w:lsdException w:name="Hashtag" w:semiHidden="1" w:unhideWhenUsed="1"/>
     <w:lsdException w:name="Unresolved Mention" w:semiHidden="1" w:unhideWhenUsed="1"/>
     <w:lsdException w:name="Smart Link" w:semiHidden="1" w:unhideWhenUsed="1"/>
-    <w:lsdException w:name="Smart Link Error" w:semiHidden="1" w:unhideWhenUsed="1"/>
   </w:latentStyles>
   <w:style w:type="paragraph" w:default="1" w:styleId="Normal">
     <w:name w:val="Normal"/>
